--- a/src/Layers/W1/BaseApp/Sales/Document/StandardDraftSalesInvoiceBlue.docx
+++ b/src/Layers/W1/BaseApp/Sales/Document/StandardDraftSalesInvoiceBlue.docx
@@ -7997,7 +7997,7 @@
  
          < C o m p a n y P h o n e N o _ L b l > C o m p a n y P h o n e N o _ L b l < / C o m p a n y P h o n e N o _ L b l >   
-         < C o m p a n y P i c t u r e > C o m p a n y P i c t u r e < / C o m p a n y P i c t u r e > +         < C o m p a n y P i c t u r e   / >   
          < C o m p a n y R e g i s t r a t i o n N u m b e r > C o m p a n y R e g i s t r a t i o n N u m b e r < / C o m p a n y R e g i s t r a t i o n N u m b e r >   
@@ -8341,7 +8341,7 @@
  
          < P a y m e n t R e p o r t i n g A r g u m e n t >   
-             < P a y m e n t S e r v i c e L o g o > P a y m e n t S e r v i c e L o g o < / P a y m e n t S e r v i c e L o g o > +             < P a y m e n t S e r v i c e L o g o   / >   
              < P a y m e n t S e r v i c e L o g o _ U r l > P a y m e n t S e r v i c e L o g o _ U r l < / P a y m e n t S e r v i c e L o g o _ U r l >   

--- a/src/Layers/W1/BaseApp/Sales/Document/StandardDraftSalesInvoiceBlue.docx
+++ b/src/Layers/W1/BaseApp/Sales/Document/StandardDraftSalesInvoiceBlue.docx
@@ -1,31 +1,19 @@
 
 <file path=word/document.xml><?xml version="1.0" encoding="utf-8"?>
-<w:document xmlns:wpc="http://schemas.microsoft.com/office/word/2010/wordprocessingCanvas" xmlns:cx="http://schemas.microsoft.com/office/drawing/2014/chartex" xmlns:cx1="http://schemas.microsoft.com/office/drawing/2015/9/8/chartex" xmlns:cx2="http://schemas.microsoft.com/office/drawing/2015/10/21/chartex" xmlns:cx3="http://schemas.microsoft.com/office/drawing/2016/5/9/chartex" xmlns:cx4="http://schemas.microsoft.com/office/drawing/2016/5/10/chartex" xmlns:cx5="http://schemas.microsoft.com/office/drawing/2016/5/11/chartex" xmlns:cx6="http://schemas.microsoft.com/office/drawing/2016/5/12/chartex" xmlns:cx7="http://schemas.microsoft.com/office/drawing/2016/5/13/chartex" xmlns:cx8="http://schemas.microsoft.com/office/drawing/2016/5/14/chartex" xmlns:mc="http://schemas.openxmlformats.org/markup-compatibility/2006" xmlns:aink="http://schemas.microsoft.com/office/drawing/2016/ink" xmlns:am3d="http://schemas.microsoft.com/office/drawing/2017/model3d" xmlns:o="urn:schemas-microsoft-com:office:office" xmlns:oel="http://schemas.microsoft.com/office/2019/extlst" xmlns:r="http://schemas.openxmlformats.org/officeDocument/2006/relationships" xmlns:m="http://schemas.openxmlformats.org/officeDocument/2006/math" xmlns:v="urn:schemas-microsoft-com:vml" xmlns:wp14="http://schemas.microsoft.com/office/word/2010/wordprocessingDrawing" xmlns:wp="http://schemas.openxmlformats.org/drawingml/2006/wordprocessingDrawing" xmlns:w10="urn:schemas-microsoft-com:office:word" xmlns:w="http://schemas.openxmlformats.org/wordprocessingml/2006/main" xmlns:w14="http://schemas.microsoft.com/office/word/2010/wordml" xmlns:w15="http://schemas.microsoft.com/office/word/2012/wordml" xmlns:w16cex="http://schemas.microsoft.com/office/word/2018/wordml/cex" xmlns:w16cid="http://schemas.microsoft.com/office/word/2016/wordml/cid" xmlns:w16="http://schemas.microsoft.com/office/word/2018/wordml" xmlns:w16du="http://schemas.microsoft.com/office/word/2023/wordml/word16du" xmlns:w16sdtdh="http://schemas.microsoft.com/office/word/2020/wordml/sdtdatahash" xmlns:w16sdtfl="http://schemas.microsoft.com/office/word/2024/wordml/sdtformatlock" xmlns:w16se="http://schemas.microsoft.com/office/word/2015/wordml/symex" xmlns:wpg="http://schemas.microsoft.com/office/word/2010/wordprocessingGroup" xmlns:wpi="http://schemas.microsoft.com/office/word/2010/wordprocessingInk" xmlns:wne="http://schemas.microsoft.com/office/word/2006/wordml" xmlns:wps="http://schemas.microsoft.com/office/word/2010/wordprocessingShape" mc:Ignorable="w14 w15 w16se w16cid w16 w16cex w16sdtdh w16sdtfl w16du wp14">
+<w:document xmlns:wpc="http://schemas.microsoft.com/office/word/2010/wordprocessingCanvas" xmlns:cx="http://schemas.microsoft.com/office/drawing/2014/chartex" xmlns:cx1="http://schemas.microsoft.com/office/drawing/2015/9/8/chartex" xmlns:cx2="http://schemas.microsoft.com/office/drawing/2015/10/21/chartex" xmlns:cx3="http://schemas.microsoft.com/office/drawing/2016/5/9/chartex" xmlns:cx4="http://schemas.microsoft.com/office/drawing/2016/5/10/chartex" xmlns:cx5="http://schemas.microsoft.com/office/drawing/2016/5/11/chartex" xmlns:cx6="http://schemas.microsoft.com/office/drawing/2016/5/12/chartex" xmlns:cx7="http://schemas.microsoft.com/office/drawing/2016/5/13/chartex" xmlns:cx8="http://schemas.microsoft.com/office/drawing/2016/5/14/chartex" xmlns:mc="http://schemas.openxmlformats.org/markup-compatibility/2006" xmlns:aink="http://schemas.microsoft.com/office/drawing/2016/ink" xmlns:am3d="http://schemas.microsoft.com/office/drawing/2017/model3d" xmlns:o="urn:schemas-microsoft-com:office:office" xmlns:oel="http://schemas.microsoft.com/office/2019/extlst" xmlns:r="http://schemas.openxmlformats.org/officeDocument/2006/relationships" xmlns:m="http://schemas.openxmlformats.org/officeDocument/2006/math" xmlns:v="urn:schemas-microsoft-com:vml" xmlns:wp14="http://schemas.microsoft.com/office/word/2010/wordprocessingDrawing" xmlns:wp="http://schemas.openxmlformats.org/drawingml/2006/wordprocessingDrawing" xmlns:w10="urn:schemas-microsoft-com:office:word" xmlns:w="http://schemas.openxmlformats.org/wordprocessingml/2006/main" xmlns:w14="http://schemas.microsoft.com/office/word/2010/wordml" xmlns:w15="http://schemas.microsoft.com/office/word/2012/wordml" xmlns:w16cei="http://schemas.microsoft.com/office/word/2026/wordml/cei" xmlns:w16cex="http://schemas.microsoft.com/office/word/2018/wordml/cex" xmlns:w16cid="http://schemas.microsoft.com/office/word/2016/wordml/cid" xmlns:w16="http://schemas.microsoft.com/office/word/2018/wordml" xmlns:w16du="http://schemas.microsoft.com/office/word/2023/wordml/word16du" xmlns:w16sdtdh="http://schemas.microsoft.com/office/word/2020/wordml/sdtdatahash" xmlns:w16sdtfl="http://schemas.microsoft.com/office/word/2024/wordml/sdtformatlock" xmlns:w16se="http://schemas.microsoft.com/office/word/2015/wordml/symex" xmlns:wpg="http://schemas.microsoft.com/office/word/2010/wordprocessingGroup" xmlns:wpi="http://schemas.microsoft.com/office/word/2010/wordprocessingInk" xmlns:wne="http://schemas.microsoft.com/office/word/2006/wordml" xmlns:wps="http://schemas.microsoft.com/office/word/2010/wordprocessingShape" mc:Ignorable="w14 w15 w16se w16cid w16 w16cex w16sdtdh w16sdtfl w16du wp14">
   <w:body>
     <w:tbl>
       <w:tblPr>
         <w:tblStyle w:val="BCBlockTable"/>
         <w:tblW w:w="5000" w:type="pct"/>
-        <w:tblBorders>
-          <w:top w:val="none" w:sz="0" w:space="0" w:color="auto"/>
-          <w:left w:val="none" w:sz="0" w:space="0" w:color="auto"/>
-          <w:bottom w:val="none" w:sz="0" w:space="0" w:color="auto"/>
-          <w:right w:val="none" w:sz="0" w:space="0" w:color="auto"/>
-          <w:insideH w:val="none" w:sz="0" w:space="0" w:color="auto"/>
-          <w:insideV w:val="none" w:sz="0" w:space="0" w:color="auto"/>
-        </w:tblBorders>
-        <w:tblCellMar>
-          <w:left w:w="0" w:type="dxa"/>
-          <w:right w:w="0" w:type="dxa"/>
-        </w:tblCellMar>
         <w:tblLook w:val="0620" w:firstRow="1" w:lastRow="0" w:firstColumn="0" w:lastColumn="0" w:noHBand="1" w:noVBand="1"/>
         <w:tblCaption w:val="Address Block"/>
         <w:tblDescription w:val="Layout table. Used for positioning, not for tabular data."/>
       </w:tblPr>
       <w:tblGrid>
-        <w:gridCol w:w="2621"/>
-        <w:gridCol w:w="4584"/>
-        <w:gridCol w:w="3279"/>
+        <w:gridCol w:w="2623"/>
+        <w:gridCol w:w="4588"/>
+        <w:gridCol w:w="3283"/>
       </w:tblGrid>
       <w:tr>
         <w:trPr>
@@ -56,7 +44,7 @@
               <w:p>
                 <w:pPr>
                   <w:pStyle w:val="BCLabel"/>
-                  <w:spacing w:before="0" w:after="0" w:line="276" w:lineRule="auto"/>
+                  <w:spacing w:line="276" w:lineRule="auto"/>
                   <w:rPr>
                     <w:rStyle w:val="Strong"/>
                   </w:rPr>
@@ -78,7 +66,7 @@
           <w:p>
             <w:pPr>
               <w:pStyle w:val="BCLabel"/>
-              <w:spacing w:before="0" w:after="0" w:line="276" w:lineRule="auto"/>
+              <w:spacing w:line="276" w:lineRule="auto"/>
               <w:rPr>
                 <w:rStyle w:val="Strong"/>
               </w:rPr>
@@ -108,7 +96,7 @@
               <w:p>
                 <w:pPr>
                   <w:pStyle w:val="BCLabelNumber"/>
-                  <w:spacing w:before="0" w:after="0" w:line="276" w:lineRule="auto"/>
+                  <w:spacing w:line="276" w:lineRule="auto"/>
                   <w:jc w:val="right"/>
                   <w:rPr>
                     <w:rStyle w:val="Strong"/>
@@ -133,7 +121,6 @@
         </w:trPr>
         <w:sdt>
           <w:sdtPr>
-            <w:rPr/>
             <w:alias w:val="CustomerAddress2"/>
             <w:tag w:val="#BC:InsertDataItem,DataItems/Header/CustomerAddress2"/>
             <w:id w:val="863552788"/>
@@ -172,7 +159,6 @@
         </w:tc>
         <w:sdt>
           <w:sdtPr>
-            <w:rPr/>
             <w:alias w:val="CompanyAddress2"/>
             <w:tag w:val="#BC:InsertDataItem,DataItems/Header/CompanyAddress2"/>
             <w:id w:val="-407616906"/>
@@ -208,7 +194,6 @@
         </w:trPr>
         <w:sdt>
           <w:sdtPr>
-            <w:rPr/>
             <w:alias w:val="CustomerAddress3"/>
             <w:tag w:val="#BC:InsertDataItem,DataItems/Header/CustomerAddress3"/>
             <w:id w:val="335427627"/>
@@ -247,7 +232,6 @@
         </w:tc>
         <w:sdt>
           <w:sdtPr>
-            <w:rPr/>
             <w:alias w:val="CompanyAddress3"/>
             <w:tag w:val="#BC:InsertDataItem,DataItems/Header/CompanyAddress3"/>
             <w:id w:val="-1208102821"/>
@@ -283,7 +267,6 @@
         </w:trPr>
         <w:sdt>
           <w:sdtPr>
-            <w:rPr/>
             <w:alias w:val="CustomerAddress4"/>
             <w:tag w:val="#BC:InsertDataItem,DataItems/Header/CustomerAddress4"/>
             <w:id w:val="172315661"/>
@@ -322,7 +305,6 @@
         </w:tc>
         <w:sdt>
           <w:sdtPr>
-            <w:rPr/>
             <w:alias w:val="CompanyAddress4"/>
             <w:tag w:val="#BC:InsertDataItem,DataItems/Header/CompanyAddress4"/>
             <w:id w:val="-1044596330"/>
@@ -358,7 +340,6 @@
         </w:trPr>
         <w:sdt>
           <w:sdtPr>
-            <w:rPr/>
             <w:alias w:val="CustomerAddress5"/>
             <w:tag w:val="#BC:InsertDataItem,DataItems/Header/CustomerAddress5"/>
             <w:id w:val="-2080044023"/>
@@ -397,7 +378,6 @@
         </w:tc>
         <w:sdt>
           <w:sdtPr>
-            <w:rPr/>
             <w:alias w:val="CompanyAddress5"/>
             <w:tag w:val="#BC:InsertDataItem,DataItems/Header/CompanyAddress5"/>
             <w:id w:val="-1334838620"/>
@@ -433,7 +413,6 @@
         </w:trPr>
         <w:sdt>
           <w:sdtPr>
-            <w:rPr/>
             <w:alias w:val="CustomerAddress6"/>
             <w:tag w:val="#BC:InsertDataItem,DataItems/Header/CustomerAddress6"/>
             <w:id w:val="-2086289259"/>
@@ -472,7 +451,6 @@
         </w:tc>
         <w:sdt>
           <w:sdtPr>
-            <w:rPr/>
             <w:alias w:val="CompanyAddress6"/>
             <w:tag w:val="#BC:InsertDataItem,DataItems/Header/CompanyAddress6"/>
             <w:id w:val="29467029"/>
@@ -508,7 +486,6 @@
         </w:trPr>
         <w:sdt>
           <w:sdtPr>
-            <w:rPr/>
             <w:alias w:val="CustomerAddress7"/>
             <w:tag w:val="#BC:InsertDataItem,DataItems/Header/CustomerAddress7"/>
             <w:id w:val="2127339997"/>
@@ -564,7 +541,6 @@
         </w:trPr>
         <w:sdt>
           <w:sdtPr>
-            <w:rPr/>
             <w:alias w:val="CustomerAddress8"/>
             <w:tag w:val="#BC:InsertDataItem,DataItems/Header/CustomerAddress8"/>
             <w:id w:val="-1986933782"/>
@@ -614,34 +590,20 @@
         </w:tc>
       </w:tr>
     </w:tbl>
-    <w:p>
-      <w:pPr/>
-    </w:p>
+    <w:p/>
     <w:tbl>
       <w:tblPr>
         <w:tblStyle w:val="BCBlockTable"/>
         <w:tblW w:w="5000" w:type="pct"/>
-        <w:tblBorders>
-          <w:top w:val="none" w:sz="0" w:space="0" w:color="auto"/>
-          <w:left w:val="none" w:sz="0" w:space="0" w:color="auto"/>
-          <w:bottom w:val="none" w:sz="0" w:space="0" w:color="auto"/>
-          <w:right w:val="none" w:sz="0" w:space="0" w:color="auto"/>
-          <w:insideH w:val="none" w:sz="0" w:space="0" w:color="auto"/>
-          <w:insideV w:val="none" w:sz="0" w:space="0" w:color="auto"/>
-        </w:tblBorders>
-        <w:tblCellMar>
-          <w:left w:w="0" w:type="dxa"/>
-          <w:right w:w="0" w:type="dxa"/>
-        </w:tblCellMar>
         <w:tblLook w:val="0620" w:firstRow="1" w:lastRow="0" w:firstColumn="0" w:lastColumn="0" w:noHBand="1" w:noVBand="1"/>
         <w:tblCaption w:val="Document Information Block"/>
         <w:tblDescription w:val="Layout table. Used for positioning, not for tabular data."/>
       </w:tblPr>
       <w:tblGrid>
-        <w:gridCol w:w="2624"/>
-        <w:gridCol w:w="2624"/>
-        <w:gridCol w:w="2624"/>
-        <w:gridCol w:w="2624"/>
+        <w:gridCol w:w="2507"/>
+        <w:gridCol w:w="2507"/>
+        <w:gridCol w:w="2508"/>
+        <w:gridCol w:w="2972"/>
       </w:tblGrid>
       <w:tr>
         <w:trPr>
@@ -651,7 +613,6 @@
         </w:trPr>
         <w:sdt>
           <w:sdtPr>
-            <w:rPr/>
             <w:alias w:val="DocumentNo_Lbl"/>
             <w:tag w:val="#BC:InsertDataItem,DataItems/Header/DocumentNo_Lbl"/>
             <w:id w:val="-792827152"/>
@@ -669,25 +630,17 @@
               <w:p>
                 <w:pPr>
                   <w:pStyle w:val="BCLabel"/>
-                  <w:spacing w:before="0" w:after="0" w:line="276" w:lineRule="auto"/>
+                  <w:spacing w:line="276" w:lineRule="auto"/>
                 </w:pPr>
-                <w:proofErr w:type="spellStart"/>
-                <w:proofErr w:type="gramStart"/>
                 <w:r>
-                  <w:t>DocumentNo</w:t>
+                  <w:t>DocumentNo_Lbl</w:t>
                 </w:r>
-                <w:proofErr w:type="gramEnd"/>
-                <w:r>
-                  <w:t>_Lbl</w:t>
-                </w:r>
-                <w:proofErr w:type="spellEnd"/>
               </w:p>
             </w:tc>
           </w:sdtContent>
         </w:sdt>
         <w:sdt>
           <w:sdtPr>
-            <w:rPr/>
             <w:alias w:val="DocumentDate_Lbl"/>
             <w:tag w:val="#BC:InsertDataItem,DataItems/Header/DocumentDate_Lbl"/>
             <w:id w:val="-990552869"/>
@@ -706,20 +659,17 @@
               <w:p>
                 <w:pPr>
                   <w:pStyle w:val="BCLabel"/>
-                  <w:spacing w:before="0" w:after="0" w:line="276" w:lineRule="auto"/>
+                  <w:spacing w:line="276" w:lineRule="auto"/>
                 </w:pPr>
-                <w:proofErr w:type="spellStart"/>
                 <w:r>
                   <w:t>DocumentDate_Lbl</w:t>
                 </w:r>
-                <w:proofErr w:type="spellEnd"/>
               </w:p>
             </w:tc>
           </w:sdtContent>
         </w:sdt>
         <w:sdt>
           <w:sdtPr>
-            <w:rPr/>
             <w:alias w:val="DueDate_Lbl"/>
             <w:tag w:val="#BC:InsertDataItem,DataItems/Header/DueDate_Lbl"/>
             <w:id w:val="2002158017"/>
@@ -738,20 +688,17 @@
               <w:p>
                 <w:pPr>
                   <w:pStyle w:val="BCLabel"/>
-                  <w:spacing w:before="0" w:after="0" w:line="276" w:lineRule="auto"/>
+                  <w:spacing w:line="276" w:lineRule="auto"/>
                 </w:pPr>
-                <w:proofErr w:type="spellStart"/>
                 <w:r>
                   <w:t>DueDate_Lbl</w:t>
                 </w:r>
-                <w:proofErr w:type="spellEnd"/>
               </w:p>
             </w:tc>
           </w:sdtContent>
         </w:sdt>
         <w:sdt>
           <w:sdtPr>
-            <w:rPr/>
             <w:alias w:val="PaymentTermsDescription_Lbl"/>
             <w:tag w:val="#BC:InsertDataItem,DataItems/Header/PaymentTermsDescription_Lbl"/>
             <w:id w:val="822389090"/>
@@ -770,13 +717,11 @@
               <w:p>
                 <w:pPr>
                   <w:pStyle w:val="BCLabel"/>
-                  <w:spacing w:before="0" w:after="0" w:line="276" w:lineRule="auto"/>
+                  <w:spacing w:line="276" w:lineRule="auto"/>
                 </w:pPr>
-                <w:proofErr w:type="spellStart"/>
                 <w:r>
                   <w:t>PaymentTermsDescription_Lbl</w:t>
                 </w:r>
-                <w:proofErr w:type="spellEnd"/>
               </w:p>
             </w:tc>
           </w:sdtContent>
@@ -807,11 +752,6 @@
                 </w:placeholder>
                 <w15:dataBinding w:prefixMappings="urn:microsoft-dynamics-nav/reports/Mini_Sales_Invoice/1306/" w:xpath="/ns0:NavWordReportXmlPart[1]/ns0:Header[1]/ns0:DocumentNo[1]" w:storeItemID="{87E5A65C-DE4E-46DF-BBC2-6CEFFEA62251}"/>
               </w:sdtPr>
-              <w:sdtEndPr>
-                <w:rPr>
-                  <w:rStyle w:val="Strong"/>
-                </w:rPr>
-              </w:sdtEndPr>
               <w:sdtContent>
                 <w:r>
                   <w:t>Document</w:t>
@@ -825,7 +765,6 @@
         </w:tc>
         <w:sdt>
           <w:sdtPr>
-            <w:rPr/>
             <w:alias w:val="DocumentDate"/>
             <w:tag w:val="#BC:InsertDataItem,DataItems/Header/DocumentDate"/>
             <w:id w:val="741597794"/>
@@ -845,18 +784,15 @@
                 <w:pPr>
                   <w:pStyle w:val="NoSpacing"/>
                 </w:pPr>
-                <w:proofErr w:type="spellStart"/>
                 <w:r>
                   <w:t>DocumentDate</w:t>
                 </w:r>
-                <w:proofErr w:type="spellEnd"/>
               </w:p>
             </w:tc>
           </w:sdtContent>
         </w:sdt>
         <w:sdt>
           <w:sdtPr>
-            <w:rPr/>
             <w:alias w:val="DueDate"/>
             <w:tag w:val="#BC:InsertDataItem,DataItems/Header/DueDate"/>
             <w:id w:val="1851682101"/>
@@ -876,18 +812,15 @@
                 <w:pPr>
                   <w:pStyle w:val="NoSpacing"/>
                 </w:pPr>
-                <w:proofErr w:type="spellStart"/>
                 <w:r>
                   <w:t>DueDate</w:t>
                 </w:r>
-                <w:proofErr w:type="spellEnd"/>
               </w:p>
             </w:tc>
           </w:sdtContent>
         </w:sdt>
         <w:sdt>
           <w:sdtPr>
-            <w:rPr/>
             <w:alias w:val="PaymentTermsDescription"/>
             <w:tag w:val="#BC:InsertDataItem,DataItems/Header/PaymentTermsDescription"/>
             <w:id w:val="-49539690"/>
@@ -907,37 +840,33 @@
                 <w:pPr>
                   <w:pStyle w:val="NoSpacing"/>
                 </w:pPr>
-                <w:proofErr w:type="spellStart"/>
                 <w:r>
                   <w:t>PaymentTermsDescription</w:t>
                 </w:r>
-                <w:proofErr w:type="spellEnd"/>
               </w:p>
             </w:tc>
           </w:sdtContent>
         </w:sdt>
       </w:tr>
     </w:tbl>
-    <w:p>
-      <w:pPr/>
-    </w:p>
+    <w:p/>
     <w:tbl>
       <w:tblPr>
         <w:tblStyle w:val="BCDataTable"/>
         <w:tblW w:w="5000" w:type="pct"/>
-        <w:tblLook w:val="0460" w:firstRow="1" w:lastRow="1" w:firstColumn="0" w:lastColumn="0" w:noHBand="0" w:noVBand="1"/>
+        <w:tblLook w:val="0420" w:firstRow="1" w:lastRow="0" w:firstColumn="0" w:lastColumn="0" w:noHBand="0" w:noVBand="1"/>
         <w:tblCaption w:val="Data Table Block"/>
         <w:tblDescription w:val="Document lines. Column headers in the first row."/>
       </w:tblPr>
       <w:tblGrid>
-        <w:gridCol w:w="810"/>
-        <w:gridCol w:w="2340"/>
-        <w:gridCol w:w="1169"/>
-        <w:gridCol w:w="810"/>
-        <w:gridCol w:w="1440"/>
-        <w:gridCol w:w="1350"/>
-        <w:gridCol w:w="991"/>
-        <w:gridCol w:w="1585"/>
+        <w:gridCol w:w="1172"/>
+        <w:gridCol w:w="1398"/>
+        <w:gridCol w:w="1230"/>
+        <w:gridCol w:w="1129"/>
+        <w:gridCol w:w="973"/>
+        <w:gridCol w:w="2010"/>
+        <w:gridCol w:w="1151"/>
+        <w:gridCol w:w="1431"/>
       </w:tblGrid>
       <w:tr>
         <w:trPr>
@@ -948,7 +877,6 @@
         </w:trPr>
         <w:tc>
           <w:tcPr>
-            <w:cnfStyle w:val="001000000000" w:firstRow="0" w:lastRow="0" w:firstColumn="1" w:lastColumn="0" w:oddVBand="0" w:evenVBand="0" w:oddHBand="0" w:evenHBand="0" w:firstRowFirstColumn="0" w:firstRowLastColumn="0" w:lastRowFirstColumn="0" w:lastRowLastColumn="0"/>
             <w:tcW w:w="386" w:type="pct"/>
             <w:tcBorders>
               <w:bottom w:val="single" w:sz="4" w:space="0" w:color="auto"/>
@@ -956,7 +884,6 @@
           </w:tcPr>
           <w:sdt>
             <w:sdtPr>
-              <w:rPr/>
               <w:alias w:val="ItemNo_Line_Lbl"/>
               <w:tag w:val="#BC:InsertDataItem,DataItems/Header/Line/ItemNo_Line_Lbl"/>
               <w:id w:val="2050642905"/>
@@ -972,18 +899,15 @@
                 <w:pPr>
                   <w:pStyle w:val="BCLabel"/>
                 </w:pPr>
-                <w:proofErr w:type="spellStart"/>
                 <w:r>
                   <w:t>ItemNo_Line_Lbl</w:t>
                 </w:r>
-                <w:proofErr w:type="spellEnd"/>
               </w:p>
             </w:sdtContent>
           </w:sdt>
         </w:tc>
         <w:sdt>
           <w:sdtPr>
-            <w:rPr/>
             <w:alias w:val="Description_Line_Lbl"/>
             <w:tag w:val="#BC:InsertDataItem,DataItems/Header/Line/Description_Line_Lbl"/>
             <w:id w:val="55748171"/>
@@ -1005,20 +929,16 @@
               <w:p>
                 <w:pPr>
                   <w:pStyle w:val="BCLabel"/>
-                  <w:cnfStyle w:val="100000000000" w:firstRow="1" w:lastRow="0" w:firstColumn="0" w:lastColumn="0" w:oddVBand="0" w:evenVBand="0" w:oddHBand="0" w:evenHBand="0" w:firstRowFirstColumn="0" w:firstRowLastColumn="0" w:lastRowFirstColumn="0" w:lastRowLastColumn="0"/>
                 </w:pPr>
-                <w:proofErr w:type="spellStart"/>
                 <w:r>
                   <w:t>Description_Line_Lbl</w:t>
                 </w:r>
-                <w:proofErr w:type="spellEnd"/>
               </w:p>
             </w:tc>
           </w:sdtContent>
         </w:sdt>
         <w:sdt>
           <w:sdtPr>
-            <w:rPr/>
             <w:alias w:val="Quantity_Line_Lbl"/>
             <w:tag w:val="#BC:InsertDataItem,DataItems/Header/Line/Quantity_Line_Lbl"/>
             <w:id w:val="-278416351"/>
@@ -1041,20 +961,16 @@
                 <w:pPr>
                   <w:pStyle w:val="BCLabelNumber"/>
                   <w:jc w:val="right"/>
-                  <w:cnfStyle w:val="100000000000" w:firstRow="1" w:lastRow="0" w:firstColumn="0" w:lastColumn="0" w:oddVBand="0" w:evenVBand="0" w:oddHBand="0" w:evenHBand="0" w:firstRowFirstColumn="0" w:firstRowLastColumn="0" w:lastRowFirstColumn="0" w:lastRowLastColumn="0"/>
                 </w:pPr>
-                <w:proofErr w:type="spellStart"/>
                 <w:r>
                   <w:t>Quantity_Line_Lbl</w:t>
                 </w:r>
-                <w:proofErr w:type="spellEnd"/>
               </w:p>
             </w:tc>
           </w:sdtContent>
         </w:sdt>
         <w:sdt>
           <w:sdtPr>
-            <w:rPr/>
             <w:alias w:val="Unit_Lbl"/>
             <w:tag w:val="#BC:InsertDataItem,DataItems/Header/Line/Unit_Lbl"/>
             <w:id w:val="1441568432"/>
@@ -1076,20 +992,16 @@
               <w:p>
                 <w:pPr>
                   <w:pStyle w:val="BCLabel"/>
-                  <w:cnfStyle w:val="100000000000" w:firstRow="1" w:lastRow="0" w:firstColumn="0" w:lastColumn="0" w:oddVBand="0" w:evenVBand="0" w:oddHBand="0" w:evenHBand="0" w:firstRowFirstColumn="0" w:firstRowLastColumn="0" w:lastRowFirstColumn="0" w:lastRowLastColumn="0"/>
                 </w:pPr>
-                <w:proofErr w:type="spellStart"/>
                 <w:r>
                   <w:t>Unit_Lbl</w:t>
                 </w:r>
-                <w:proofErr w:type="spellEnd"/>
               </w:p>
             </w:tc>
           </w:sdtContent>
         </w:sdt>
         <w:sdt>
           <w:sdtPr>
-            <w:rPr/>
             <w:alias w:val="UnitPrice_Lbl"/>
             <w:tag w:val="#BC:InsertDataItem,DataItems/Header/Line/UnitPrice_Lbl"/>
             <w:id w:val="-1044597726"/>
@@ -1112,20 +1024,16 @@
                 <w:pPr>
                   <w:pStyle w:val="BCLabelNumber"/>
                   <w:jc w:val="right"/>
-                  <w:cnfStyle w:val="100000000000" w:firstRow="1" w:lastRow="0" w:firstColumn="0" w:lastColumn="0" w:oddVBand="0" w:evenVBand="0" w:oddHBand="0" w:evenHBand="0" w:firstRowFirstColumn="0" w:firstRowLastColumn="0" w:lastRowFirstColumn="0" w:lastRowLastColumn="0"/>
                 </w:pPr>
-                <w:proofErr w:type="spellStart"/>
                 <w:r>
                   <w:t>UnitPrice_Lbl</w:t>
                 </w:r>
-                <w:proofErr w:type="spellEnd"/>
               </w:p>
             </w:tc>
           </w:sdtContent>
         </w:sdt>
         <w:sdt>
           <w:sdtPr>
-            <w:rPr/>
             <w:alias w:val="SalesInvoiceLineDiscount_Lbl"/>
             <w:tag w:val="#BC:InsertDataItem,DataItems/Header/SalesInvoiceLineDiscount_Lbl"/>
             <w:id w:val="-264690703"/>
@@ -1147,20 +1055,16 @@
               <w:p>
                 <w:pPr>
                   <w:pStyle w:val="BCLabel"/>
-                  <w:cnfStyle w:val="100000000000" w:firstRow="1" w:lastRow="0" w:firstColumn="0" w:lastColumn="0" w:oddVBand="0" w:evenVBand="0" w:oddHBand="0" w:evenHBand="0" w:firstRowFirstColumn="0" w:firstRowLastColumn="0" w:lastRowFirstColumn="0" w:lastRowLastColumn="0"/>
                 </w:pPr>
-                <w:proofErr w:type="spellStart"/>
                 <w:r>
                   <w:t>SalesInvoiceLineDiscount_Lbl</w:t>
                 </w:r>
-                <w:proofErr w:type="spellEnd"/>
               </w:p>
             </w:tc>
           </w:sdtContent>
         </w:sdt>
         <w:sdt>
           <w:sdtPr>
-            <w:rPr/>
             <w:alias w:val="VATPct_Line_Lbl"/>
             <w:tag w:val="#BC:InsertDataItem,DataItems/Header/Line/VATPct_Line_Lbl"/>
             <w:id w:val="682009838"/>
@@ -1183,20 +1087,16 @@
                 <w:pPr>
                   <w:pStyle w:val="BCLabelNumber"/>
                   <w:jc w:val="right"/>
-                  <w:cnfStyle w:val="100000000000" w:firstRow="1" w:lastRow="0" w:firstColumn="0" w:lastColumn="0" w:oddVBand="0" w:evenVBand="0" w:oddHBand="0" w:evenHBand="0" w:firstRowFirstColumn="0" w:firstRowLastColumn="0" w:lastRowFirstColumn="0" w:lastRowLastColumn="0"/>
                 </w:pPr>
-                <w:proofErr w:type="spellStart"/>
                 <w:r>
                   <w:t>VATPct_Line_Lbl</w:t>
                 </w:r>
-                <w:proofErr w:type="spellEnd"/>
               </w:p>
             </w:tc>
           </w:sdtContent>
         </w:sdt>
         <w:sdt>
           <w:sdtPr>
-            <w:rPr/>
             <w:alias w:val="LineAmount_Line_Lbl"/>
             <w:tag w:val="#BC:InsertDataItem,DataItems/Header/Line/LineAmount_Line_Lbl"/>
             <w:id w:val="-812258216"/>
@@ -1219,13 +1119,10 @@
                 <w:pPr>
                   <w:pStyle w:val="BCLabelNumber"/>
                   <w:jc w:val="right"/>
-                  <w:cnfStyle w:val="100000000000" w:firstRow="1" w:lastRow="0" w:firstColumn="0" w:lastColumn="0" w:oddVBand="0" w:evenVBand="0" w:oddHBand="0" w:evenHBand="0" w:firstRowFirstColumn="0" w:firstRowLastColumn="0" w:lastRowFirstColumn="0" w:lastRowLastColumn="0"/>
                 </w:pPr>
-                <w:proofErr w:type="spellStart"/>
                 <w:r>
                   <w:t>LineAmount_Line_Lbl</w:t>
                 </w:r>
-                <w:proofErr w:type="spellEnd"/>
               </w:p>
             </w:tc>
           </w:sdtContent>
@@ -1235,11 +1132,10 @@
         <w:trPr>
           <w:cnfStyle w:val="000000100000" w:firstRow="0" w:lastRow="0" w:firstColumn="0" w:lastColumn="0" w:oddVBand="0" w:evenVBand="0" w:oddHBand="1" w:evenHBand="0" w:firstRowFirstColumn="0" w:firstRowLastColumn="0" w:lastRowFirstColumn="0" w:lastRowLastColumn="0"/>
           <w:cantSplit/>
-          <w:trHeight w:hRule="atLeast" w:val="245"/>
+          <w:trHeight w:val="245"/>
         </w:trPr>
         <w:tc>
           <w:tcPr>
-            <w:cnfStyle w:val="001000000000" w:firstRow="0" w:lastRow="0" w:firstColumn="1" w:lastColumn="0" w:oddVBand="0" w:evenVBand="0" w:oddHBand="0" w:evenHBand="0" w:firstRowFirstColumn="0" w:firstRowLastColumn="0" w:lastRowFirstColumn="0" w:lastRowLastColumn="0"/>
             <w:tcW w:w="386" w:type="pct"/>
             <w:tcBorders>
               <w:top w:val="single" w:sz="4" w:space="0" w:color="auto"/>
@@ -1264,7 +1160,6 @@
           <w:p>
             <w:pPr>
               <w:pStyle w:val="NoSpacing"/>
-              <w:cnfStyle w:val="000000100000" w:firstRow="0" w:lastRow="0" w:firstColumn="0" w:lastColumn="0" w:oddVBand="0" w:evenVBand="0" w:oddHBand="1" w:evenHBand="0" w:firstRowFirstColumn="0" w:firstRowLastColumn="0" w:lastRowFirstColumn="0" w:lastRowLastColumn="0"/>
               <w:rPr>
                 <w:lang w:val="en-US" w:eastAsia="en-US"/>
               </w:rPr>
@@ -1281,7 +1176,6 @@
           <w:p>
             <w:pPr>
               <w:pStyle w:val="NoSpacing"/>
-              <w:cnfStyle w:val="000000100000" w:firstRow="0" w:lastRow="0" w:firstColumn="0" w:lastColumn="0" w:oddVBand="0" w:evenVBand="0" w:oddHBand="1" w:evenHBand="0" w:firstRowFirstColumn="0" w:firstRowLastColumn="0" w:lastRowFirstColumn="0" w:lastRowLastColumn="0"/>
               <w:rPr>
                 <w:lang w:val="en-US" w:eastAsia="en-US"/>
               </w:rPr>
@@ -1298,7 +1192,6 @@
           <w:p>
             <w:pPr>
               <w:pStyle w:val="NoSpacing"/>
-              <w:cnfStyle w:val="000000100000" w:firstRow="0" w:lastRow="0" w:firstColumn="0" w:lastColumn="0" w:oddVBand="0" w:evenVBand="0" w:oddHBand="1" w:evenHBand="0" w:firstRowFirstColumn="0" w:firstRowLastColumn="0" w:lastRowFirstColumn="0" w:lastRowLastColumn="0"/>
               <w:rPr>
                 <w:lang w:val="en-US" w:eastAsia="en-US"/>
               </w:rPr>
@@ -1315,7 +1208,6 @@
           <w:p>
             <w:pPr>
               <w:pStyle w:val="NoSpacing"/>
-              <w:cnfStyle w:val="000000100000" w:firstRow="0" w:lastRow="0" w:firstColumn="0" w:lastColumn="0" w:oddVBand="0" w:evenVBand="0" w:oddHBand="1" w:evenHBand="0" w:firstRowFirstColumn="0" w:firstRowLastColumn="0" w:lastRowFirstColumn="0" w:lastRowLastColumn="0"/>
               <w:rPr>
                 <w:lang w:val="en-US" w:eastAsia="en-US"/>
               </w:rPr>
@@ -1333,7 +1225,6 @@
             <w:pPr>
               <w:pStyle w:val="BCNumber"/>
               <w:jc w:val="right"/>
-              <w:cnfStyle w:val="000000100000" w:firstRow="0" w:lastRow="0" w:firstColumn="0" w:lastColumn="0" w:oddVBand="0" w:evenVBand="0" w:oddHBand="1" w:evenHBand="0" w:firstRowFirstColumn="0" w:firstRowLastColumn="0" w:lastRowFirstColumn="0" w:lastRowLastColumn="0"/>
               <w:rPr>
                 <w:lang w:val="en-US" w:eastAsia="en-US"/>
               </w:rPr>
@@ -1351,7 +1242,6 @@
             <w:pPr>
               <w:pStyle w:val="BCNumber"/>
               <w:jc w:val="right"/>
-              <w:cnfStyle w:val="000000100000" w:firstRow="0" w:lastRow="0" w:firstColumn="0" w:lastColumn="0" w:oddVBand="0" w:evenVBand="0" w:oddHBand="1" w:evenHBand="0" w:firstRowFirstColumn="0" w:firstRowLastColumn="0" w:lastRowFirstColumn="0" w:lastRowLastColumn="0"/>
               <w:rPr>
                 <w:lang w:val="en-US" w:eastAsia="en-US"/>
               </w:rPr>
@@ -1369,7 +1259,6 @@
             <w:pPr>
               <w:pStyle w:val="BCNumber"/>
               <w:jc w:val="right"/>
-              <w:cnfStyle w:val="000000100000" w:firstRow="0" w:lastRow="0" w:firstColumn="0" w:lastColumn="0" w:oddVBand="0" w:evenVBand="0" w:oddHBand="1" w:evenHBand="0" w:firstRowFirstColumn="0" w:firstRowLastColumn="0" w:lastRowFirstColumn="0" w:lastRowLastColumn="0"/>
               <w:rPr>
                 <w:lang w:val="en-US" w:eastAsia="en-US"/>
               </w:rPr>
@@ -1381,6 +1270,7 @@
         <w:sdtPr>
           <w:rPr>
             <w:lang w:val="en-US" w:eastAsia="en-US"/>
+            <w14:numSpacing w14:val="tabular"/>
           </w:rPr>
           <w:alias w:val="Repeater: Line"/>
           <w:tag w:val="#BC:InsertRepeater,DataItems/Header/Line"/>
@@ -1394,7 +1284,7 @@
         </w:sdtPr>
         <w:sdtEndPr>
           <w:rPr>
-            <w:lang w:val="en-DK" w:eastAsia="en-DK"/>
+            <w:lang/>
           </w:rPr>
         </w:sdtEndPr>
         <w:sdtContent>
@@ -1402,6 +1292,7 @@
             <w:sdtPr>
               <w:rPr>
                 <w:lang w:val="en-US" w:eastAsia="en-US"/>
+                <w14:numSpacing w14:val="tabular"/>
               </w:rPr>
               <w:id w:val="-797913737"/>
               <w15:color w:val="808080"/>
@@ -1409,7 +1300,7 @@
             </w:sdtPr>
             <w:sdtEndPr>
               <w:rPr>
-                <w:lang w:val="en-DK" w:eastAsia="en-DK"/>
+                <w:lang/>
               </w:rPr>
             </w:sdtEndPr>
             <w:sdtContent>
@@ -1423,6 +1314,7 @@
                   <w:sdtPr>
                     <w:rPr>
                       <w:lang w:val="en-US" w:eastAsia="en-US"/>
+                      <w14:numSpacing w14:val="tabular"/>
                     </w:rPr>
                     <w:alias w:val="ItemNo_Line"/>
                     <w:tag w:val="#BC:InsertDataItem,DataItems/Header/Line/ItemNo_Line"/>
@@ -1434,13 +1326,15 @@
                     <w15:color w:val="808080"/>
                     <w:text/>
                   </w:sdtPr>
-                  <w:sdtEndPr/>
+                  <w:sdtEndPr>
+                    <w:rPr>
+                      <w14:numSpacing w14:val="default"/>
+                    </w:rPr>
+                  </w:sdtEndPr>
                   <w:sdtContent>
                     <w:tc>
                       <w:tcPr>
-                        <w:cnfStyle w:val="001000000000" w:firstRow="0" w:lastRow="0" w:firstColumn="1" w:lastColumn="0" w:oddVBand="0" w:evenVBand="0" w:oddHBand="0" w:evenHBand="0" w:firstRowFirstColumn="0" w:firstRowLastColumn="0" w:lastRowFirstColumn="0" w:lastRowLastColumn="0"/>
                         <w:tcW w:w="386" w:type="pct"/>
-                        <w:vAlign w:val="center"/>
                       </w:tcPr>
                       <w:p>
                         <w:pPr>
@@ -1480,24 +1374,20 @@
                     <w:tc>
                       <w:tcPr>
                         <w:tcW w:w="1115" w:type="pct"/>
-                        <w:vAlign w:val="center"/>
                       </w:tcPr>
                       <w:p>
                         <w:pPr>
                           <w:pStyle w:val="NoSpacing"/>
-                          <w:cnfStyle w:val="000000010000" w:firstRow="0" w:lastRow="0" w:firstColumn="0" w:lastColumn="0" w:oddVBand="0" w:evenVBand="0" w:oddHBand="0" w:evenHBand="1" w:firstRowFirstColumn="0" w:firstRowLastColumn="0" w:lastRowFirstColumn="0" w:lastRowLastColumn="0"/>
                           <w:rPr>
                             <w:lang w:eastAsia="en-US"/>
                           </w:rPr>
                         </w:pPr>
-                        <w:proofErr w:type="spellStart"/>
                         <w:r>
                           <w:rPr>
                             <w:lang w:eastAsia="en-US"/>
                           </w:rPr>
                           <w:t>Description_Line</w:t>
                         </w:r>
-                        <w:proofErr w:type="spellEnd"/>
                       </w:p>
                     </w:tc>
                   </w:sdtContent>
@@ -1521,13 +1411,11 @@
                     <w:tc>
                       <w:tcPr>
                         <w:tcW w:w="557" w:type="pct"/>
-                        <w:vAlign w:val="center"/>
                       </w:tcPr>
                       <w:p>
                         <w:pPr>
                           <w:pStyle w:val="BCNumber"/>
                           <w:jc w:val="right"/>
-                          <w:cnfStyle w:val="000000010000" w:firstRow="0" w:lastRow="0" w:firstColumn="0" w:lastColumn="0" w:oddVBand="0" w:evenVBand="0" w:oddHBand="0" w:evenHBand="1" w:firstRowFirstColumn="0" w:firstRowLastColumn="0" w:lastRowFirstColumn="0" w:lastRowLastColumn="0"/>
                           <w:rPr>
                             <w:lang w:val="en-US" w:eastAsia="en-US"/>
                           </w:rPr>
@@ -1546,7 +1434,6 @@
                 </w:sdt>
                 <w:sdt>
                   <w:sdtPr>
-                    <w:rPr/>
                     <w:alias w:val="UnitOfMeasure"/>
                     <w:tag w:val="#BC:InsertDataItem,DataItems/Header/Line/UnitOfMeasure"/>
                     <w:id w:val="-2053294236"/>
@@ -1561,18 +1448,14 @@
                     <w:tc>
                       <w:tcPr>
                         <w:tcW w:w="386" w:type="pct"/>
-                        <w:vAlign w:val="center"/>
                       </w:tcPr>
                       <w:p>
                         <w:pPr>
                           <w:pStyle w:val="NoSpacing"/>
-                          <w:cnfStyle w:val="000000010000" w:firstRow="0" w:lastRow="0" w:firstColumn="0" w:lastColumn="0" w:oddVBand="0" w:evenVBand="0" w:oddHBand="0" w:evenHBand="1" w:firstRowFirstColumn="0" w:firstRowLastColumn="0" w:lastRowFirstColumn="0" w:lastRowLastColumn="0"/>
                         </w:pPr>
-                        <w:proofErr w:type="spellStart"/>
                         <w:r>
                           <w:t>UnitOfMeasure</w:t>
                         </w:r>
-                        <w:proofErr w:type="spellEnd"/>
                       </w:p>
                     </w:tc>
                   </w:sdtContent>
@@ -1580,20 +1463,17 @@
                 <w:tc>
                   <w:tcPr>
                     <w:tcW w:w="686" w:type="pct"/>
-                    <w:vAlign w:val="center"/>
                   </w:tcPr>
                   <w:p>
                     <w:pPr>
                       <w:pStyle w:val="BCNumber"/>
                       <w:jc w:val="right"/>
-                      <w:cnfStyle w:val="000000010000" w:firstRow="0" w:lastRow="0" w:firstColumn="0" w:lastColumn="0" w:oddVBand="0" w:evenVBand="0" w:oddHBand="0" w:evenHBand="1" w:firstRowFirstColumn="0" w:firstRowLastColumn="0" w:lastRowFirstColumn="0" w:lastRowLastColumn="0"/>
                       <w:rPr>
                         <w:lang w:val="en-US" w:eastAsia="en-US"/>
                       </w:rPr>
                     </w:pPr>
                     <w:sdt>
                       <w:sdtPr>
-                        <w:rPr/>
                         <w:alias w:val="UnitPrice"/>
                         <w:tag w:val="#BC:InsertDataItem,DataItems/Header/Line/UnitPrice"/>
                         <w:id w:val="-1253814634"/>
@@ -1605,18 +1485,15 @@
                         <w:text/>
                       </w:sdtPr>
                       <w:sdtContent>
-                        <w:proofErr w:type="spellStart"/>
                         <w:r>
                           <w:t>UnitPrice</w:t>
                         </w:r>
-                        <w:proofErr w:type="spellEnd"/>
                       </w:sdtContent>
                     </w:sdt>
                   </w:p>
                 </w:tc>
                 <w:sdt>
                   <w:sdtPr>
-                    <w:rPr/>
                     <w:alias w:val="LineDiscountPercentText_Line"/>
                     <w:tag w:val="#BC:InsertDataItem,DataItems/Header/Line/LineDiscountPercentText_Line"/>
                     <w:id w:val="415913873"/>
@@ -1631,25 +1508,20 @@
                     <w:tc>
                       <w:tcPr>
                         <w:tcW w:w="643" w:type="pct"/>
-                        <w:vAlign w:val="center"/>
                       </w:tcPr>
                       <w:p>
                         <w:pPr>
                           <w:pStyle w:val="NoSpacing"/>
-                          <w:cnfStyle w:val="000000010000" w:firstRow="0" w:lastRow="0" w:firstColumn="0" w:lastColumn="0" w:oddVBand="0" w:evenVBand="0" w:oddHBand="0" w:evenHBand="1" w:firstRowFirstColumn="0" w:firstRowLastColumn="0" w:lastRowFirstColumn="0" w:lastRowLastColumn="0"/>
                         </w:pPr>
-                        <w:proofErr w:type="spellStart"/>
                         <w:r>
                           <w:t>LineDiscountPercentText_Line</w:t>
                         </w:r>
-                        <w:proofErr w:type="spellEnd"/>
                       </w:p>
                     </w:tc>
                   </w:sdtContent>
                 </w:sdt>
                 <w:sdt>
                   <w:sdtPr>
-                    <w:rPr/>
                     <w:alias w:val="VATPct_Line"/>
                     <w:tag w:val="#BC:InsertDataItem,DataItems/Header/Line/VATPct_Line"/>
                     <w:id w:val="1436251310"/>
@@ -1664,19 +1536,15 @@
                     <w:tc>
                       <w:tcPr>
                         <w:tcW w:w="472" w:type="pct"/>
-                        <w:vAlign w:val="center"/>
                       </w:tcPr>
                       <w:p>
                         <w:pPr>
                           <w:pStyle w:val="BCNumber"/>
                           <w:jc w:val="right"/>
-                          <w:cnfStyle w:val="000000010000" w:firstRow="0" w:lastRow="0" w:firstColumn="0" w:lastColumn="0" w:oddVBand="0" w:evenVBand="0" w:oddHBand="0" w:evenHBand="1" w:firstRowFirstColumn="0" w:firstRowLastColumn="0" w:lastRowFirstColumn="0" w:lastRowLastColumn="0"/>
                         </w:pPr>
-                        <w:proofErr w:type="spellStart"/>
                         <w:r>
                           <w:t>VATPct_Line</w:t>
                         </w:r>
-                        <w:proofErr w:type="spellEnd"/>
                       </w:p>
                     </w:tc>
                   </w:sdtContent>
@@ -1684,20 +1552,17 @@
                 <w:tc>
                   <w:tcPr>
                     <w:tcW w:w="755" w:type="pct"/>
-                    <w:vAlign w:val="center"/>
                   </w:tcPr>
                   <w:p>
                     <w:pPr>
                       <w:pStyle w:val="BCNumber"/>
                       <w:jc w:val="right"/>
-                      <w:cnfStyle w:val="000000010000" w:firstRow="0" w:lastRow="0" w:firstColumn="0" w:lastColumn="0" w:oddVBand="0" w:evenVBand="0" w:oddHBand="0" w:evenHBand="1" w:firstRowFirstColumn="0" w:firstRowLastColumn="0" w:lastRowFirstColumn="0" w:lastRowLastColumn="0"/>
                       <w:rPr>
                         <w:lang w:val="en-US" w:eastAsia="en-US"/>
                       </w:rPr>
                     </w:pPr>
                     <w:sdt>
                       <w:sdtPr>
-                        <w:rPr/>
                         <w:alias w:val="LineAmount_Line"/>
                         <w:tag w:val="#BC:InsertDataItem,DataItems/Header/Line/LineAmount_Line"/>
                         <w:id w:val="787541011"/>
@@ -1709,11 +1574,9 @@
                         <w:text/>
                       </w:sdtPr>
                       <w:sdtContent>
-                        <w:proofErr w:type="spellStart"/>
                         <w:r>
                           <w:t>LineAmount_Line</w:t>
                         </w:r>
-                        <w:proofErr w:type="spellEnd"/>
                       </w:sdtContent>
                     </w:sdt>
                     <w:r>
@@ -1737,20 +1600,18 @@
         <w:tblDescription w:val="Document totals."/>
       </w:tblPr>
       <w:tblGrid>
-        <w:gridCol w:w="4995"/>
-        <w:gridCol w:w="959"/>
-        <w:gridCol w:w="424"/>
-        <w:gridCol w:w="428"/>
-        <w:gridCol w:w="3688"/>
+        <w:gridCol w:w="4921"/>
+        <w:gridCol w:w="884"/>
+        <w:gridCol w:w="348"/>
+        <w:gridCol w:w="353"/>
+        <w:gridCol w:w="3988"/>
       </w:tblGrid>
       <w:tr>
         <w:trPr>
-          <w:cantSplit/>
           <w:trHeight w:val="490"/>
         </w:trPr>
         <w:sdt>
           <w:sdtPr>
-            <w:rPr/>
             <w:alias w:val="Description_ReportTotalsLine"/>
             <w:tag w:val="#BC:InsertDataItem,DataItems/Header/ReportTotalsLine/Description_ReportTotalsLine"/>
             <w:id w:val="700291320"/>
@@ -1764,34 +1625,28 @@
           <w:sdtContent>
             <w:tc>
               <w:tcPr>
-                <w:cnfStyle w:val="001000000000" w:firstRow="0" w:lastRow="0" w:firstColumn="1" w:lastColumn="0" w:oddVBand="0" w:evenVBand="0" w:oddHBand="0" w:evenHBand="0" w:firstRowFirstColumn="0" w:firstRowLastColumn="0" w:lastRowFirstColumn="0" w:lastRowLastColumn="0"/>
-                <w:tcW w:w="2380" w:type="pct"/>
-                <w:vAlign w:val="center"/>
+                <w:tcW w:w="2344" w:type="pct"/>
               </w:tcPr>
               <w:p>
                 <w:pPr>
                   <w:pStyle w:val="NoSpacing"/>
-                  <w:spacing w:before="120" w:after="120" w:line="240" w:lineRule="auto"/>
+                  <w:spacing w:before="120" w:after="120"/>
                 </w:pPr>
-                <w:proofErr w:type="spellStart"/>
                 <w:r>
                   <w:t>Description_ReportTotalsLine</w:t>
                 </w:r>
-                <w:proofErr w:type="spellEnd"/>
               </w:p>
             </w:tc>
           </w:sdtContent>
         </w:sdt>
         <w:tc>
           <w:tcPr>
-            <w:tcW w:w="457" w:type="pct"/>
-            <w:vAlign w:val="center"/>
+            <w:tcW w:w="421" w:type="pct"/>
           </w:tcPr>
           <w:p>
             <w:pPr>
               <w:pStyle w:val="NoSpacing"/>
-              <w:spacing w:before="120" w:after="120" w:line="240" w:lineRule="auto"/>
-              <w:cnfStyle w:val="000000000000" w:firstRow="0" w:lastRow="0" w:firstColumn="0" w:lastColumn="0" w:oddVBand="0" w:evenVBand="0" w:oddHBand="0" w:evenHBand="0" w:firstRowFirstColumn="0" w:firstRowLastColumn="0" w:lastRowFirstColumn="0" w:lastRowLastColumn="0"/>
+              <w:spacing w:before="120" w:after="120"/>
               <w:rPr>
                 <w:lang w:eastAsia="en-US"/>
               </w:rPr>
@@ -1800,14 +1655,12 @@
         </w:tc>
         <w:tc>
           <w:tcPr>
-            <w:tcW w:w="202" w:type="pct"/>
-            <w:vAlign w:val="center"/>
+            <w:tcW w:w="166" w:type="pct"/>
           </w:tcPr>
           <w:p>
             <w:pPr>
               <w:pStyle w:val="NoSpacing"/>
-              <w:spacing w:before="120" w:after="120" w:line="240" w:lineRule="auto"/>
-              <w:cnfStyle w:val="000000000000" w:firstRow="0" w:lastRow="0" w:firstColumn="0" w:lastColumn="0" w:oddVBand="0" w:evenVBand="0" w:oddHBand="0" w:evenHBand="0" w:firstRowFirstColumn="0" w:firstRowLastColumn="0" w:lastRowFirstColumn="0" w:lastRowLastColumn="0"/>
+              <w:spacing w:before="120" w:after="120"/>
               <w:rPr>
                 <w:lang w:val="en-US" w:eastAsia="en-US"/>
               </w:rPr>
@@ -1816,14 +1669,12 @@
         </w:tc>
         <w:tc>
           <w:tcPr>
-            <w:tcW w:w="204" w:type="pct"/>
-            <w:vAlign w:val="center"/>
+            <w:tcW w:w="168" w:type="pct"/>
           </w:tcPr>
           <w:p>
             <w:pPr>
               <w:pStyle w:val="NoSpacing"/>
-              <w:spacing w:before="120" w:after="120" w:line="240" w:lineRule="auto"/>
-              <w:cnfStyle w:val="000000000000" w:firstRow="0" w:lastRow="0" w:firstColumn="0" w:lastColumn="0" w:oddVBand="0" w:evenVBand="0" w:oddHBand="0" w:evenHBand="0" w:firstRowFirstColumn="0" w:firstRowLastColumn="0" w:lastRowFirstColumn="0" w:lastRowLastColumn="0"/>
+              <w:spacing w:before="120" w:after="120"/>
               <w:rPr>
                 <w:lang w:eastAsia="en-US"/>
               </w:rPr>
@@ -1848,27 +1699,23 @@
           <w:sdtContent>
             <w:tc>
               <w:tcPr>
-                <w:tcW w:w="1757" w:type="pct"/>
-                <w:vAlign w:val="center"/>
+                <w:tcW w:w="1900" w:type="pct"/>
               </w:tcPr>
               <w:p>
                 <w:pPr>
                   <w:pStyle w:val="BCNumber"/>
-                  <w:spacing w:before="120" w:after="120" w:line="240" w:lineRule="auto"/>
+                  <w:spacing w:before="120" w:after="120"/>
                   <w:jc w:val="right"/>
-                  <w:cnfStyle w:val="000000000000" w:firstRow="0" w:lastRow="0" w:firstColumn="0" w:lastColumn="0" w:oddVBand="0" w:evenVBand="0" w:oddHBand="0" w:evenHBand="0" w:firstRowFirstColumn="0" w:firstRowLastColumn="0" w:lastRowFirstColumn="0" w:lastRowLastColumn="0"/>
                   <w:rPr>
                     <w:lang w:eastAsia="en-US"/>
                   </w:rPr>
                 </w:pPr>
-                <w:proofErr w:type="spellStart"/>
                 <w:r>
                   <w:rPr>
                     <w:lang w:eastAsia="en-US"/>
                   </w:rPr>
                   <w:t>AmountFormatted_ReportTotalsLine</w:t>
                 </w:r>
-                <w:proofErr w:type="spellEnd"/>
               </w:p>
             </w:tc>
           </w:sdtContent>
@@ -1876,12 +1723,10 @@
       </w:tr>
       <w:tr>
         <w:trPr>
-          <w:cantSplit/>
           <w:trHeight w:val="490"/>
         </w:trPr>
         <w:sdt>
           <w:sdtPr>
-            <w:rPr/>
             <w:alias w:val="VATAmount_Lbl"/>
             <w:tag w:val="#BC:InsertDataItem,DataItems/Header/VATAmount_Lbl"/>
             <w:id w:val="-255750165"/>
@@ -1895,40 +1740,28 @@
           <w:sdtContent>
             <w:tc>
               <w:tcPr>
-                <w:cnfStyle w:val="001000000000" w:firstRow="0" w:lastRow="0" w:firstColumn="1" w:lastColumn="0" w:oddVBand="0" w:evenVBand="0" w:oddHBand="0" w:evenHBand="0" w:firstRowFirstColumn="0" w:firstRowLastColumn="0" w:lastRowFirstColumn="0" w:lastRowLastColumn="0"/>
-                <w:tcW w:w="2380" w:type="pct"/>
-                <w:tcBorders>
-                  <w:bottom w:val="single" w:sz="4" w:space="0" w:color="auto"/>
-                </w:tcBorders>
-                <w:vAlign w:val="center"/>
+                <w:tcW w:w="2344" w:type="pct"/>
               </w:tcPr>
               <w:p>
                 <w:pPr>
                   <w:pStyle w:val="NoSpacing"/>
                   <w:spacing w:before="120" w:after="120"/>
                 </w:pPr>
-                <w:proofErr w:type="spellStart"/>
                 <w:r>
                   <w:t>VATAmount_Lbl</w:t>
                 </w:r>
-                <w:proofErr w:type="spellEnd"/>
               </w:p>
             </w:tc>
           </w:sdtContent>
         </w:sdt>
         <w:tc>
           <w:tcPr>
-            <w:tcW w:w="457" w:type="pct"/>
-            <w:tcBorders>
-              <w:bottom w:val="single" w:sz="4" w:space="0" w:color="auto"/>
-            </w:tcBorders>
-            <w:vAlign w:val="center"/>
+            <w:tcW w:w="421" w:type="pct"/>
           </w:tcPr>
           <w:p>
             <w:pPr>
               <w:pStyle w:val="NoSpacing"/>
               <w:spacing w:before="120" w:after="120"/>
-              <w:cnfStyle w:val="000000000000" w:firstRow="0" w:lastRow="0" w:firstColumn="0" w:lastColumn="0" w:oddVBand="0" w:evenVBand="0" w:oddHBand="0" w:evenHBand="0" w:firstRowFirstColumn="0" w:firstRowLastColumn="0" w:lastRowFirstColumn="0" w:lastRowLastColumn="0"/>
               <w:rPr>
                 <w:lang w:eastAsia="en-US"/>
               </w:rPr>
@@ -1937,17 +1770,12 @@
         </w:tc>
         <w:tc>
           <w:tcPr>
-            <w:tcW w:w="202" w:type="pct"/>
-            <w:tcBorders>
-              <w:bottom w:val="single" w:sz="4" w:space="0" w:color="auto"/>
-            </w:tcBorders>
-            <w:vAlign w:val="center"/>
+            <w:tcW w:w="166" w:type="pct"/>
           </w:tcPr>
           <w:p>
             <w:pPr>
               <w:pStyle w:val="NoSpacing"/>
               <w:spacing w:before="120" w:after="120"/>
-              <w:cnfStyle w:val="000000000000" w:firstRow="0" w:lastRow="0" w:firstColumn="0" w:lastColumn="0" w:oddVBand="0" w:evenVBand="0" w:oddHBand="0" w:evenHBand="0" w:firstRowFirstColumn="0" w:firstRowLastColumn="0" w:lastRowFirstColumn="0" w:lastRowLastColumn="0"/>
               <w:rPr>
                 <w:lang w:eastAsia="en-US"/>
               </w:rPr>
@@ -1956,17 +1784,12 @@
         </w:tc>
         <w:tc>
           <w:tcPr>
-            <w:tcW w:w="204" w:type="pct"/>
-            <w:tcBorders>
-              <w:bottom w:val="single" w:sz="4" w:space="0" w:color="auto"/>
-            </w:tcBorders>
-            <w:vAlign w:val="center"/>
+            <w:tcW w:w="168" w:type="pct"/>
           </w:tcPr>
           <w:p>
             <w:pPr>
               <w:pStyle w:val="NoSpacing"/>
               <w:spacing w:before="120" w:after="120"/>
-              <w:cnfStyle w:val="000000000000" w:firstRow="0" w:lastRow="0" w:firstColumn="0" w:lastColumn="0" w:oddVBand="0" w:evenVBand="0" w:oddHBand="0" w:evenHBand="0" w:firstRowFirstColumn="0" w:firstRowLastColumn="0" w:lastRowFirstColumn="0" w:lastRowLastColumn="0"/>
               <w:rPr>
                 <w:lang w:eastAsia="en-US"/>
               </w:rPr>
@@ -1991,27 +1814,20 @@
           <w:sdtContent>
             <w:tc>
               <w:tcPr>
-                <w:tcW w:w="1757" w:type="pct"/>
-                <w:tcBorders>
-                  <w:bottom w:val="single" w:sz="4" w:space="0" w:color="auto"/>
-                </w:tcBorders>
-                <w:vAlign w:val="center"/>
+                <w:tcW w:w="1900" w:type="pct"/>
               </w:tcPr>
               <w:p>
                 <w:pPr>
                   <w:pStyle w:val="BCNumber"/>
                   <w:spacing w:before="120" w:after="120"/>
                   <w:jc w:val="right"/>
-                  <w:cnfStyle w:val="000000000000" w:firstRow="0" w:lastRow="0" w:firstColumn="0" w:lastColumn="0" w:oddVBand="0" w:evenVBand="0" w:oddHBand="0" w:evenHBand="0" w:firstRowFirstColumn="0" w:firstRowLastColumn="0" w:lastRowFirstColumn="0" w:lastRowLastColumn="0"/>
                 </w:pPr>
-                <w:proofErr w:type="spellStart"/>
                 <w:r>
                   <w:rPr>
                     <w:lang w:eastAsia="en-US"/>
                   </w:rPr>
                   <w:t>TotalVATAmount</w:t>
                 </w:r>
-                <w:proofErr w:type="spellEnd"/>
               </w:p>
             </w:tc>
           </w:sdtContent>
@@ -2019,22 +1835,15 @@
       </w:tr>
       <w:tr>
         <w:trPr>
-          <w:cantSplit/>
+          <w:cnfStyle w:val="010000000000" w:firstRow="0" w:lastRow="1" w:firstColumn="0" w:lastColumn="0" w:oddVBand="0" w:evenVBand="0" w:oddHBand="0" w:evenHBand="0" w:firstRowFirstColumn="0" w:firstRowLastColumn="0" w:lastRowFirstColumn="0" w:lastRowLastColumn="0"/>
           <w:trHeight w:val="490"/>
         </w:trPr>
         <w:tc>
           <w:tcPr>
-            <w:cnfStyle w:val="001000000000" w:firstRow="0" w:lastRow="0" w:firstColumn="1" w:lastColumn="0" w:oddVBand="0" w:evenVBand="0" w:oddHBand="0" w:evenHBand="0" w:firstRowFirstColumn="0" w:firstRowLastColumn="0" w:lastRowFirstColumn="0" w:lastRowLastColumn="0"/>
-            <w:tcW w:w="2380" w:type="pct"/>
-            <w:tcBorders>
-              <w:top w:val="single" w:sz="4" w:space="0" w:color="auto"/>
-              <w:bottom w:val="single" w:sz="8" w:space="0" w:color="auto"/>
-            </w:tcBorders>
-            <w:vAlign w:val="center"/>
+            <w:tcW w:w="2344" w:type="pct"/>
           </w:tcPr>
           <w:sdt>
             <w:sdtPr>
-              <w:rPr/>
               <w:alias w:val="TotalIncludingVATText"/>
               <w:tag w:val="#BC:InsertDataItem,DataItems/Header/Totals/TotalIncludingVATText"/>
               <w:id w:val="-1340845080"/>
@@ -2051,29 +1860,21 @@
                   <w:pStyle w:val="BCLabel"/>
                   <w:spacing w:before="120" w:after="120"/>
                 </w:pPr>
-                <w:proofErr w:type="spellStart"/>
                 <w:r>
                   <w:t>TotalIncludingVATText</w:t>
                 </w:r>
-                <w:proofErr w:type="spellEnd"/>
               </w:p>
             </w:sdtContent>
           </w:sdt>
         </w:tc>
         <w:tc>
           <w:tcPr>
-            <w:tcW w:w="457" w:type="pct"/>
-            <w:tcBorders>
-              <w:top w:val="single" w:sz="4" w:space="0" w:color="auto"/>
-              <w:bottom w:val="single" w:sz="8" w:space="0" w:color="auto"/>
-            </w:tcBorders>
-            <w:vAlign w:val="center"/>
+            <w:tcW w:w="421" w:type="pct"/>
           </w:tcPr>
           <w:p>
             <w:pPr>
               <w:pStyle w:val="BCLabel"/>
               <w:spacing w:before="120" w:after="120"/>
-              <w:cnfStyle w:val="000000000000" w:firstRow="0" w:lastRow="0" w:firstColumn="0" w:lastColumn="0" w:oddVBand="0" w:evenVBand="0" w:oddHBand="0" w:evenHBand="0" w:firstRowFirstColumn="0" w:firstRowLastColumn="0" w:lastRowFirstColumn="0" w:lastRowLastColumn="0"/>
               <w:rPr>
                 <w:lang w:eastAsia="en-US"/>
               </w:rPr>
@@ -2082,18 +1883,12 @@
         </w:tc>
         <w:tc>
           <w:tcPr>
-            <w:tcW w:w="202" w:type="pct"/>
-            <w:tcBorders>
-              <w:top w:val="single" w:sz="4" w:space="0" w:color="auto"/>
-              <w:bottom w:val="single" w:sz="8" w:space="0" w:color="auto"/>
-            </w:tcBorders>
-            <w:vAlign w:val="center"/>
+            <w:tcW w:w="166" w:type="pct"/>
           </w:tcPr>
           <w:p>
             <w:pPr>
               <w:pStyle w:val="BCLabel"/>
               <w:spacing w:before="120" w:after="120"/>
-              <w:cnfStyle w:val="000000000000" w:firstRow="0" w:lastRow="0" w:firstColumn="0" w:lastColumn="0" w:oddVBand="0" w:evenVBand="0" w:oddHBand="0" w:evenHBand="0" w:firstRowFirstColumn="0" w:firstRowLastColumn="0" w:lastRowFirstColumn="0" w:lastRowLastColumn="0"/>
               <w:rPr>
                 <w:lang w:eastAsia="en-US"/>
               </w:rPr>
@@ -2102,18 +1897,12 @@
         </w:tc>
         <w:tc>
           <w:tcPr>
-            <w:tcW w:w="204" w:type="pct"/>
-            <w:tcBorders>
-              <w:top w:val="single" w:sz="4" w:space="0" w:color="auto"/>
-              <w:bottom w:val="single" w:sz="8" w:space="0" w:color="auto"/>
-            </w:tcBorders>
-            <w:vAlign w:val="center"/>
+            <w:tcW w:w="168" w:type="pct"/>
           </w:tcPr>
           <w:p>
             <w:pPr>
               <w:pStyle w:val="BCLabel"/>
               <w:spacing w:before="120" w:after="120"/>
-              <w:cnfStyle w:val="000000000000" w:firstRow="0" w:lastRow="0" w:firstColumn="0" w:lastColumn="0" w:oddVBand="0" w:evenVBand="0" w:oddHBand="0" w:evenHBand="0" w:firstRowFirstColumn="0" w:firstRowLastColumn="0" w:lastRowFirstColumn="0" w:lastRowLastColumn="0"/>
               <w:rPr>
                 <w:lang w:eastAsia="en-US"/>
               </w:rPr>
@@ -2122,19 +1911,13 @@
         </w:tc>
         <w:tc>
           <w:tcPr>
-            <w:tcW w:w="1757" w:type="pct"/>
-            <w:tcBorders>
-              <w:top w:val="single" w:sz="4" w:space="0" w:color="auto"/>
-              <w:bottom w:val="single" w:sz="8" w:space="0" w:color="auto"/>
-            </w:tcBorders>
-            <w:vAlign w:val="center"/>
+            <w:tcW w:w="1900" w:type="pct"/>
           </w:tcPr>
           <w:p>
             <w:pPr>
               <w:pStyle w:val="BCLabelNumber"/>
               <w:spacing w:before="120" w:after="120"/>
               <w:jc w:val="right"/>
-              <w:cnfStyle w:val="000000000000" w:firstRow="0" w:lastRow="0" w:firstColumn="0" w:lastColumn="0" w:oddVBand="0" w:evenVBand="0" w:oddHBand="0" w:evenHBand="0" w:firstRowFirstColumn="0" w:firstRowLastColumn="0" w:lastRowFirstColumn="0" w:lastRowLastColumn="0"/>
               <w:rPr>
                 <w:lang w:eastAsia="en-US"/>
               </w:rPr>
@@ -2142,10 +1925,8 @@
             <w:r>
               <w:t> </w:t>
             </w:r>
-            <w:proofErr w:type="spellStart"/>
             <w:sdt>
               <w:sdtPr>
-                <w:rPr/>
                 <w:alias w:val="TotalAmountIncludingVAT"/>
                 <w:tag w:val="#BC:InsertDataItem,DataItems/Header/Totals/TotalAmountIncludingVAT"/>
                 <w:id w:val="-556017080"/>
@@ -2160,20 +1941,34 @@
                 <w:r>
                   <w:t>TotalAmountIncludingVAT</w:t>
                 </w:r>
-                <w:proofErr w:type="spellEnd"/>
               </w:sdtContent>
             </w:sdt>
           </w:p>
         </w:tc>
       </w:tr>
+    </w:tbl>
+    <w:p/>
+    <w:tbl>
+      <w:tblPr>
+        <w:tblStyle w:val="BCTotalsTable"/>
+        <w:tblW w:w="5000" w:type="pct"/>
+        <w:tblLook w:val="0640" w:firstRow="0" w:lastRow="1" w:firstColumn="0" w:lastColumn="0" w:noHBand="1" w:noVBand="1"/>
+        <w:tblCaption w:val="Table 4"/>
+        <w:tblDescription w:val="Document totals."/>
+      </w:tblPr>
+      <w:tblGrid>
+        <w:gridCol w:w="4921"/>
+        <w:gridCol w:w="884"/>
+        <w:gridCol w:w="348"/>
+        <w:gridCol w:w="353"/>
+        <w:gridCol w:w="3988"/>
+      </w:tblGrid>
       <w:tr>
         <w:trPr>
-          <w:cantSplit/>
           <w:trHeight w:val="490"/>
         </w:trPr>
         <w:sdt>
           <w:sdtPr>
-            <w:rPr/>
             <w:alias w:val="VATClausesHeader"/>
             <w:tag w:val="#BC:InsertDataItem,DataItems/Header/VATClauseLine/VATClausesHeader"/>
             <w:id w:val="-305391123"/>
@@ -2187,41 +1982,29 @@
           <w:sdtContent>
             <w:tc>
               <w:tcPr>
-                <w:cnfStyle w:val="001000000000" w:firstRow="0" w:lastRow="0" w:firstColumn="1" w:lastColumn="0" w:oddVBand="0" w:evenVBand="0" w:oddHBand="0" w:evenHBand="0" w:firstRowFirstColumn="0" w:firstRowLastColumn="0" w:lastRowFirstColumn="0" w:lastRowLastColumn="0"/>
-                <w:tcW w:w="2380" w:type="pct"/>
-                <w:tcBorders>
-                  <w:top w:val="single" w:sz="8" w:space="0" w:color="auto"/>
-                </w:tcBorders>
-                <w:vAlign w:val="center"/>
+                <w:tcW w:w="2344" w:type="pct"/>
               </w:tcPr>
               <w:p>
                 <w:pPr>
                   <w:pStyle w:val="NoSpacing"/>
-                  <w:spacing w:before="120" w:after="120" w:line="240" w:lineRule="auto"/>
+                  <w:spacing w:before="120" w:after="120"/>
                   <w:textAlignment w:val="baseline"/>
                 </w:pPr>
-                <w:proofErr w:type="spellStart"/>
                 <w:r>
                   <w:t>VATClausesHeader</w:t>
                 </w:r>
-                <w:proofErr w:type="spellEnd"/>
               </w:p>
             </w:tc>
           </w:sdtContent>
         </w:sdt>
         <w:tc>
           <w:tcPr>
-            <w:tcW w:w="457" w:type="pct"/>
-            <w:tcBorders>
-              <w:top w:val="single" w:sz="8" w:space="0" w:color="auto"/>
-            </w:tcBorders>
-            <w:vAlign w:val="center"/>
+            <w:tcW w:w="421" w:type="pct"/>
           </w:tcPr>
           <w:p>
             <w:pPr>
               <w:pStyle w:val="NoSpacing"/>
-              <w:spacing w:before="120" w:after="120" w:line="240" w:lineRule="auto"/>
-              <w:cnfStyle w:val="000000000000" w:firstRow="0" w:lastRow="0" w:firstColumn="0" w:lastColumn="0" w:oddVBand="0" w:evenVBand="0" w:oddHBand="0" w:evenHBand="0" w:firstRowFirstColumn="0" w:firstRowLastColumn="0" w:lastRowFirstColumn="0" w:lastRowLastColumn="0"/>
+              <w:spacing w:before="120" w:after="120"/>
               <w:rPr>
                 <w:lang w:eastAsia="en-US"/>
               </w:rPr>
@@ -2230,17 +2013,12 @@
         </w:tc>
         <w:tc>
           <w:tcPr>
-            <w:tcW w:w="202" w:type="pct"/>
-            <w:tcBorders>
-              <w:top w:val="single" w:sz="8" w:space="0" w:color="auto"/>
-            </w:tcBorders>
-            <w:vAlign w:val="center"/>
+            <w:tcW w:w="166" w:type="pct"/>
           </w:tcPr>
           <w:p>
             <w:pPr>
               <w:pStyle w:val="NoSpacing"/>
-              <w:spacing w:before="120" w:after="120" w:line="240" w:lineRule="auto"/>
-              <w:cnfStyle w:val="000000000000" w:firstRow="0" w:lastRow="0" w:firstColumn="0" w:lastColumn="0" w:oddVBand="0" w:evenVBand="0" w:oddHBand="0" w:evenHBand="0" w:firstRowFirstColumn="0" w:firstRowLastColumn="0" w:lastRowFirstColumn="0" w:lastRowLastColumn="0"/>
+              <w:spacing w:before="120" w:after="120"/>
               <w:rPr>
                 <w:lang w:eastAsia="en-US"/>
               </w:rPr>
@@ -2249,17 +2027,12 @@
         </w:tc>
         <w:tc>
           <w:tcPr>
-            <w:tcW w:w="204" w:type="pct"/>
-            <w:tcBorders>
-              <w:top w:val="single" w:sz="8" w:space="0" w:color="auto"/>
-            </w:tcBorders>
-            <w:vAlign w:val="center"/>
+            <w:tcW w:w="168" w:type="pct"/>
           </w:tcPr>
           <w:p>
             <w:pPr>
               <w:pStyle w:val="NoSpacing"/>
-              <w:spacing w:before="120" w:after="120" w:line="240" w:lineRule="auto"/>
-              <w:cnfStyle w:val="000000000000" w:firstRow="0" w:lastRow="0" w:firstColumn="0" w:lastColumn="0" w:oddVBand="0" w:evenVBand="0" w:oddHBand="0" w:evenHBand="0" w:firstRowFirstColumn="0" w:firstRowLastColumn="0" w:lastRowFirstColumn="0" w:lastRowLastColumn="0"/>
+              <w:spacing w:before="120" w:after="120"/>
               <w:rPr>
                 <w:lang w:eastAsia="en-US"/>
               </w:rPr>
@@ -2268,18 +2041,13 @@
         </w:tc>
         <w:tc>
           <w:tcPr>
-            <w:tcW w:w="1757" w:type="pct"/>
-            <w:tcBorders>
-              <w:top w:val="single" w:sz="8" w:space="0" w:color="auto"/>
-            </w:tcBorders>
-            <w:vAlign w:val="center"/>
+            <w:tcW w:w="1900" w:type="pct"/>
           </w:tcPr>
           <w:p>
             <w:pPr>
               <w:pStyle w:val="BCNumber"/>
-              <w:spacing w:before="120" w:after="120" w:line="240" w:lineRule="auto"/>
+              <w:spacing w:before="120" w:after="120"/>
               <w:jc w:val="right"/>
-              <w:cnfStyle w:val="000000000000" w:firstRow="0" w:lastRow="0" w:firstColumn="0" w:lastColumn="0" w:oddVBand="0" w:evenVBand="0" w:oddHBand="0" w:evenHBand="0" w:firstRowFirstColumn="0" w:firstRowLastColumn="0" w:lastRowFirstColumn="0" w:lastRowLastColumn="0"/>
             </w:pPr>
           </w:p>
         </w:tc>
@@ -2287,12 +2055,10 @@
       <w:tr>
         <w:trPr>
           <w:cnfStyle w:val="010000000000" w:firstRow="0" w:lastRow="1" w:firstColumn="0" w:lastColumn="0" w:oddVBand="0" w:evenVBand="0" w:oddHBand="0" w:evenHBand="0" w:firstRowFirstColumn="0" w:firstRowLastColumn="0" w:lastRowFirstColumn="0" w:lastRowLastColumn="0"/>
-          <w:cantSplit/>
           <w:trHeight w:val="490"/>
         </w:trPr>
         <w:sdt>
           <w:sdtPr>
-            <w:rPr/>
             <w:alias w:val="Description_VATClauseLine"/>
             <w:tag w:val="#BC:InsertDataItem,DataItems/Header/VATClauseLine/Description_VATClauseLine"/>
             <w:id w:val="1620184004"/>
@@ -2306,41 +2072,29 @@
           <w:sdtContent>
             <w:tc>
               <w:tcPr>
-                <w:cnfStyle w:val="001000000000" w:firstRow="0" w:lastRow="0" w:firstColumn="1" w:lastColumn="0" w:oddVBand="0" w:evenVBand="0" w:oddHBand="0" w:evenHBand="0" w:firstRowFirstColumn="0" w:firstRowLastColumn="0" w:lastRowFirstColumn="0" w:lastRowLastColumn="0"/>
-                <w:tcW w:w="2380" w:type="pct"/>
-                <w:tcBorders>
-                  <w:top w:val="none" w:sz="0" w:space="0" w:color="auto"/>
-                </w:tcBorders>
-                <w:vAlign w:val="center"/>
+                <w:tcW w:w="2344" w:type="pct"/>
               </w:tcPr>
               <w:p>
                 <w:pPr>
                   <w:pStyle w:val="BCLabel"/>
-                  <w:spacing w:before="120" w:after="120" w:line="240" w:lineRule="auto"/>
+                  <w:spacing w:before="120" w:after="120"/>
                   <w:textAlignment w:val="baseline"/>
                 </w:pPr>
-                <w:proofErr w:type="spellStart"/>
                 <w:r>
                   <w:t>Description_VATClauseLine</w:t>
                 </w:r>
-                <w:proofErr w:type="spellEnd"/>
               </w:p>
             </w:tc>
           </w:sdtContent>
         </w:sdt>
         <w:tc>
           <w:tcPr>
-            <w:tcW w:w="457" w:type="pct"/>
-            <w:tcBorders>
-              <w:top w:val="none" w:sz="0" w:space="0" w:color="auto"/>
-            </w:tcBorders>
-            <w:vAlign w:val="center"/>
+            <w:tcW w:w="421" w:type="pct"/>
           </w:tcPr>
           <w:p>
             <w:pPr>
               <w:pStyle w:val="BCLabel"/>
-              <w:spacing w:before="120" w:after="120" w:line="240" w:lineRule="auto"/>
-              <w:cnfStyle w:val="010000000000" w:firstRow="0" w:lastRow="1" w:firstColumn="0" w:lastColumn="0" w:oddVBand="0" w:evenVBand="0" w:oddHBand="0" w:evenHBand="0" w:firstRowFirstColumn="0" w:firstRowLastColumn="0" w:lastRowFirstColumn="0" w:lastRowLastColumn="0"/>
+              <w:spacing w:before="120" w:after="120"/>
               <w:rPr>
                 <w:lang w:eastAsia="en-US"/>
               </w:rPr>
@@ -2349,17 +2103,12 @@
         </w:tc>
         <w:tc>
           <w:tcPr>
-            <w:tcW w:w="202" w:type="pct"/>
-            <w:tcBorders>
-              <w:top w:val="none" w:sz="0" w:space="0" w:color="auto"/>
-            </w:tcBorders>
-            <w:vAlign w:val="center"/>
+            <w:tcW w:w="166" w:type="pct"/>
           </w:tcPr>
           <w:p>
             <w:pPr>
               <w:pStyle w:val="BCLabel"/>
-              <w:spacing w:before="120" w:after="120" w:line="240" w:lineRule="auto"/>
-              <w:cnfStyle w:val="010000000000" w:firstRow="0" w:lastRow="1" w:firstColumn="0" w:lastColumn="0" w:oddVBand="0" w:evenVBand="0" w:oddHBand="0" w:evenHBand="0" w:firstRowFirstColumn="0" w:firstRowLastColumn="0" w:lastRowFirstColumn="0" w:lastRowLastColumn="0"/>
+              <w:spacing w:before="120" w:after="120"/>
               <w:rPr>
                 <w:lang w:eastAsia="en-US"/>
               </w:rPr>
@@ -2368,17 +2117,12 @@
         </w:tc>
         <w:tc>
           <w:tcPr>
-            <w:tcW w:w="204" w:type="pct"/>
-            <w:tcBorders>
-              <w:top w:val="none" w:sz="0" w:space="0" w:color="auto"/>
-            </w:tcBorders>
-            <w:vAlign w:val="center"/>
+            <w:tcW w:w="168" w:type="pct"/>
           </w:tcPr>
           <w:p>
             <w:pPr>
               <w:pStyle w:val="BCLabel"/>
-              <w:spacing w:before="120" w:after="120" w:line="240" w:lineRule="auto"/>
-              <w:cnfStyle w:val="010000000000" w:firstRow="0" w:lastRow="1" w:firstColumn="0" w:lastColumn="0" w:oddVBand="0" w:evenVBand="0" w:oddHBand="0" w:evenHBand="0" w:firstRowFirstColumn="0" w:firstRowLastColumn="0" w:lastRowFirstColumn="0" w:lastRowLastColumn="0"/>
+              <w:spacing w:before="120" w:after="120"/>
               <w:rPr>
                 <w:lang w:eastAsia="en-US"/>
               </w:rPr>
@@ -2387,7 +2131,6 @@
         </w:tc>
         <w:sdt>
           <w:sdtPr>
-            <w:rPr/>
             <w:alias w:val="VATAmount_VATClauseLine"/>
             <w:tag w:val="#BC:InsertDataItem,DataItems/Header/VATClauseLine/VATAmount_VATClauseLine"/>
             <w:id w:val="825557612"/>
@@ -2401,36 +2144,26 @@
           <w:sdtContent>
             <w:tc>
               <w:tcPr>
-                <w:tcW w:w="1757" w:type="pct"/>
-                <w:tcBorders>
-                  <w:top w:val="none" w:sz="0" w:space="0" w:color="auto"/>
-                </w:tcBorders>
-                <w:vAlign w:val="center"/>
+                <w:tcW w:w="1900" w:type="pct"/>
               </w:tcPr>
               <w:p>
                 <w:pPr>
                   <w:pStyle w:val="BCLabelNumber"/>
-                  <w:spacing w:before="120" w:after="120" w:line="240" w:lineRule="auto"/>
+                  <w:spacing w:before="120" w:after="120"/>
                   <w:jc w:val="right"/>
-                  <w:cnfStyle w:val="010000000000" w:firstRow="0" w:lastRow="1" w:firstColumn="0" w:lastColumn="0" w:oddVBand="0" w:evenVBand="0" w:oddHBand="0" w:evenHBand="0" w:firstRowFirstColumn="0" w:firstRowLastColumn="0" w:lastRowFirstColumn="0" w:lastRowLastColumn="0"/>
                 </w:pPr>
-                <w:proofErr w:type="spellStart"/>
                 <w:r>
                   <w:t>VATAmount_VATClauseLine</w:t>
                 </w:r>
-                <w:proofErr w:type="spellEnd"/>
               </w:p>
             </w:tc>
           </w:sdtContent>
         </w:sdt>
       </w:tr>
     </w:tbl>
-    <w:p>
-      <w:pPr/>
-    </w:p>
+    <w:p/>
     <w:sdt>
       <w:sdtPr>
-        <w:rPr/>
         <w:alias w:val="WorkDescriptionLine"/>
         <w:tag w:val="#BC:InsertDataItem,DataItems/Header/WorkDescriptionLines/WorkDescriptionLine"/>
         <w:id w:val="1093668451"/>
@@ -2446,11 +2179,9 @@
           <w:pPr>
             <w:ind w:right="26"/>
           </w:pPr>
-          <w:proofErr w:type="spellStart"/>
           <w:r>
             <w:t>WorkDescriptionLine</w:t>
           </w:r>
-          <w:proofErr w:type="spellEnd"/>
         </w:p>
       </w:sdtContent>
     </w:sdt>
@@ -2474,7 +2205,7 @@
         <w:kern w:val="2"/>
         <w:sz w:val="24"/>
         <w:szCs w:val="24"/>
-        <w:lang w:val="en-DK" w:eastAsia="en-DK" w:bidi="ar-SA"/>
+        <w:lang w:bidi="ar-SA"/>
         <w14:ligatures w14:val="standardContextual"/>
       </w:rPr>
     </w:rPrDefault>
@@ -2980,6 +2711,7 @@
       <w:kern w:val="0"/>
       <w:sz w:val="20"/>
       <w:szCs w:val="20"/>
+      <w:lang w:val="en-US" w:eastAsia="en-US"/>
       <w14:ligatures w14:val="none"/>
     </w:rPr>
     <w:tblPr/>
@@ -3181,8 +2913,8 @@
       <w:spacing w:after="0" w:line="240" w:lineRule="auto"/>
     </w:pPr>
     <w:rPr>
-      <w:rFonts w:asciiTheme="minorHAnsi" w:hAnsiTheme="minorHAnsi" w:eastAsiaTheme="minorHAnsi" w:cstheme="minorBidi"/>
-      <w:color w:val="242424" w:themeColor="text1"/>
+      <w:rFonts w:eastAsiaTheme="minorHAnsi"/>
+      <w:color w:val="000000" w:themeColor="text1"/>
     </w:rPr>
   </w:style>
   <w:style w:type="paragraph" w:customStyle="1" w:styleId="BCNumber">
@@ -3191,13 +2923,7 @@
     <w:next w:val="Normal"/>
     <w:uiPriority w:val="2"/>
     <w:qFormat/>
-    <w:pPr>
-      <w:spacing w:before="0" w:after="0" w:line="240" w:lineRule="auto"/>
-    </w:pPr>
     <w:rPr>
-      <w:rFonts w:asciiTheme="minorHAnsi" w:hAnsiTheme="minorHAnsi" w:eastAsiaTheme="minorHAnsi" w:cstheme="minorBidi"/>
-      <w:color w:val="242424" w:themeColor="text1"/>
-      <w14:numForm w14:val="tabular"/>
       <w14:numSpacing w14:val="tabular"/>
     </w:rPr>
   </w:style>
@@ -3209,11 +2935,9 @@
     <w:qFormat/>
     <w:pPr>
       <w:keepNext/>
-      <w:spacing w:before="0" w:after="0" w:line="240" w:lineRule="auto"/>
     </w:pPr>
     <w:rPr>
-      <w:rFonts w:asciiTheme="majorHAnsi" w:hAnsiTheme="majorHAnsi" w:eastAsiaTheme="majorEastAsia" w:cstheme="majorBidi"/>
-      <w:color w:val="242424" w:themeColor="text1"/>
+      <w:rFonts w:asciiTheme="majorHAnsi" w:eastAsiaTheme="majorEastAsia" w:hAnsiTheme="majorHAnsi" w:cstheme="majorBidi"/>
     </w:rPr>
   </w:style>
   <w:style w:type="paragraph" w:customStyle="1" w:styleId="BCLabelNumber">
@@ -3222,13 +2946,7 @@
     <w:next w:val="Normal"/>
     <w:uiPriority w:val="2"/>
     <w:qFormat/>
-    <w:pPr>
-      <w:spacing w:before="0" w:after="0" w:line="240" w:lineRule="auto"/>
-    </w:pPr>
     <w:rPr>
-      <w:rFonts w:asciiTheme="majorHAnsi" w:hAnsiTheme="majorHAnsi" w:eastAsiaTheme="majorEastAsia" w:cstheme="majorBidi"/>
-      <w:color w:val="242424" w:themeColor="text1"/>
-      <w14:numForm w14:val="tabular"/>
       <w14:numSpacing w14:val="tabular"/>
     </w:rPr>
   </w:style>
@@ -3238,25 +2956,21 @@
     <w:uiPriority w:val="99"/>
     <w:qFormat/>
     <w:pPr>
-      <w:spacing w:before="0" w:after="0" w:line="240" w:lineRule="auto"/>
+      <w:spacing w:after="0" w:line="240" w:lineRule="auto"/>
     </w:pPr>
     <w:tblPr>
       <w:tblStyleRowBandSize w:val="1"/>
       <w:tblStyleColBandSize w:val="1"/>
       <w:tblCellMar>
-        <w:top w:w="0" w:type="dxa"/>
         <w:left w:w="0" w:type="dxa"/>
-        <w:bottom w:w="0" w:type="dxa"/>
         <w:right w:w="0" w:type="dxa"/>
       </w:tblCellMar>
     </w:tblPr>
-    <w:tcPr>
-      <w:vAlign w:val="top"/>
-    </w:tcPr>
     <w:tblStylePr w:type="firstRow">
       <w:rPr>
         <w:rFonts w:asciiTheme="majorHAnsi" w:hAnsiTheme="majorHAnsi" w:cstheme="majorBidi"/>
       </w:rPr>
+      <w:tblPr/>
       <w:tcPr>
         <w:vAlign w:val="top"/>
       </w:tcPr>
@@ -3268,15 +2982,13 @@
     <w:uiPriority w:val="99"/>
     <w:qFormat/>
     <w:pPr>
-      <w:spacing w:before="0" w:after="0" w:line="240" w:lineRule="auto"/>
+      <w:spacing w:after="0" w:line="240" w:lineRule="auto"/>
     </w:pPr>
     <w:tblPr>
       <w:tblStyleRowBandSize w:val="1"/>
       <w:tblStyleColBandSize w:val="1"/>
       <w:tblCellMar>
-        <w:top w:w="0" w:type="dxa"/>
         <w:left w:w="115" w:type="dxa"/>
-        <w:bottom w:w="0" w:type="dxa"/>
         <w:right w:w="115" w:type="dxa"/>
       </w:tblCellMar>
     </w:tblPr>
@@ -3290,28 +3002,32 @@
       <w:rPr>
         <w:rFonts w:asciiTheme="majorHAnsi" w:hAnsiTheme="majorHAnsi" w:cstheme="majorBidi"/>
       </w:rPr>
+      <w:tblPr/>
       <w:tcPr>
         <w:tcBorders>
-          <w:bottom w:val="single" w:sz="4" w:space="0" w:color="242424" w:themeColor="text1"/>
+          <w:bottom w:val="single" w:sz="4" w:space="0" w:color="000000" w:themeColor="text1"/>
         </w:tcBorders>
         <w:vAlign w:val="top"/>
       </w:tcPr>
     </w:tblStylePr>
     <w:tblStylePr w:type="lastRow">
+      <w:tblPr/>
       <w:tcPr>
         <w:tcBorders>
-          <w:bottom w:val="single" w:sz="4" w:space="0" w:color="F5F7F8" w:themeColor="background2"/>
+          <w:bottom w:val="single" w:sz="4" w:space="0" w:color="E8E8E8" w:themeColor="background2"/>
         </w:tcBorders>
       </w:tcPr>
     </w:tblStylePr>
     <w:tblStylePr w:type="band1Horz">
+      <w:tblPr/>
       <w:tcPr>
         <w:shd w:val="clear" w:color="auto" w:fill="auto"/>
       </w:tcPr>
     </w:tblStylePr>
     <w:tblStylePr w:type="band2Horz">
+      <w:tblPr/>
       <w:tcPr>
-        <w:shd w:val="clear" w:color="auto" w:fill="CCE6E9" w:themeFill="accent2" w:themeFillTint="33"/>
+        <w:shd w:val="clear" w:color="auto" w:fill="FAE2D5" w:themeFill="accent2" w:themeFillTint="33"/>
       </w:tcPr>
     </w:tblStylePr>
   </w:style>
@@ -3321,15 +3037,13 @@
     <w:uiPriority w:val="99"/>
     <w:qFormat/>
     <w:pPr>
-      <w:spacing w:before="0" w:after="0" w:line="240" w:lineRule="auto"/>
+      <w:spacing w:after="0" w:line="240" w:lineRule="auto"/>
     </w:pPr>
     <w:tblPr>
       <w:tblStyleRowBandSize w:val="1"/>
       <w:tblStyleColBandSize w:val="1"/>
       <w:tblCellMar>
-        <w:top w:w="0" w:type="dxa"/>
         <w:left w:w="115" w:type="dxa"/>
-        <w:bottom w:w="0" w:type="dxa"/>
         <w:right w:w="115" w:type="dxa"/>
       </w:tblCellMar>
     </w:tblPr>
@@ -3340,10 +3054,11 @@
       <w:rPr>
         <w:rFonts w:asciiTheme="majorHAnsi" w:hAnsiTheme="majorHAnsi" w:cstheme="majorBidi"/>
       </w:rPr>
+      <w:tblPr/>
       <w:tcPr>
         <w:tcBorders>
-          <w:top w:val="single" w:sz="4" w:space="0" w:color="242424" w:themeColor="text1"/>
-          <w:bottom w:val="single" w:sz="8" w:space="0" w:color="242424" w:themeColor="text1"/>
+          <w:top w:val="single" w:sz="4" w:space="0" w:color="000000" w:themeColor="text1"/>
+          <w:bottom w:val="single" w:sz="8" w:space="0" w:color="000000" w:themeColor="text1"/>
         </w:tcBorders>
       </w:tcPr>
     </w:tblStylePr>
@@ -3354,7 +3069,7 @@
     <w:uiPriority w:val="99"/>
     <w:qFormat/>
     <w:pPr>
-      <w:spacing w:before="0" w:after="0" w:line="240" w:lineRule="auto"/>
+      <w:spacing w:after="0" w:line="240" w:lineRule="auto"/>
     </w:pPr>
     <w:tblPr>
       <w:tblStyleRowBandSize w:val="1"/>
@@ -3373,6 +3088,7 @@
       <w:rPr>
         <w:rFonts w:asciiTheme="majorHAnsi" w:hAnsiTheme="majorHAnsi" w:cstheme="majorBidi"/>
       </w:rPr>
+      <w:tblPr/>
       <w:tcPr>
         <w:vAlign w:val="bottom"/>
       </w:tcPr>
@@ -3381,9 +3097,10 @@
       <w:rPr>
         <w:rFonts w:asciiTheme="majorHAnsi" w:hAnsiTheme="majorHAnsi" w:cstheme="majorBidi"/>
       </w:rPr>
+      <w:tblPr/>
       <w:tcPr>
         <w:tcBorders>
-          <w:top w:val="single" w:sz="4" w:space="0" w:color="242424" w:themeColor="text1"/>
+          <w:top w:val="single" w:sz="4" w:space="0" w:color="000000" w:themeColor="text1"/>
         </w:tcBorders>
       </w:tcPr>
     </w:tblStylePr>
@@ -3394,25 +3111,21 @@
     <w:uiPriority w:val="99"/>
     <w:qFormat/>
     <w:pPr>
-      <w:spacing w:before="0" w:after="0" w:line="240" w:lineRule="auto"/>
+      <w:spacing w:after="0" w:line="240" w:lineRule="auto"/>
     </w:pPr>
     <w:tblPr>
       <w:tblStyleRowBandSize w:val="1"/>
       <w:tblStyleColBandSize w:val="1"/>
       <w:tblCellMar>
-        <w:top w:w="0" w:type="dxa"/>
         <w:left w:w="0" w:type="dxa"/>
-        <w:bottom w:w="0" w:type="dxa"/>
         <w:right w:w="0" w:type="dxa"/>
       </w:tblCellMar>
     </w:tblPr>
-    <w:tcPr>
-      <w:vAlign w:val="top"/>
-    </w:tcPr>
     <w:tblStylePr w:type="lastRow">
+      <w:tblPr/>
       <w:tcPr>
         <w:tcBorders>
-          <w:bottom w:val="single" w:sz="4" w:space="0" w:color="242424" w:themeColor="text1"/>
+          <w:bottom w:val="single" w:sz="4" w:space="0" w:color="000000" w:themeColor="text1"/>
         </w:tcBorders>
       </w:tcPr>
     </w:tblStylePr>
@@ -3421,7 +3134,7 @@
 </file>
 
 <file path=word/glossary/document.xml><?xml version="1.0" encoding="utf-8"?>
-<w:glossaryDocument xmlns:wpc="http://schemas.microsoft.com/office/word/2010/wordprocessingCanvas" xmlns:cx="http://schemas.microsoft.com/office/drawing/2014/chartex" xmlns:cx1="http://schemas.microsoft.com/office/drawing/2015/9/8/chartex" xmlns:cx2="http://schemas.microsoft.com/office/drawing/2015/10/21/chartex" xmlns:cx3="http://schemas.microsoft.com/office/drawing/2016/5/9/chartex" xmlns:cx4="http://schemas.microsoft.com/office/drawing/2016/5/10/chartex" xmlns:cx5="http://schemas.microsoft.com/office/drawing/2016/5/11/chartex" xmlns:cx6="http://schemas.microsoft.com/office/drawing/2016/5/12/chartex" xmlns:cx7="http://schemas.microsoft.com/office/drawing/2016/5/13/chartex" xmlns:cx8="http://schemas.microsoft.com/office/drawing/2016/5/14/chartex" xmlns:mc="http://schemas.openxmlformats.org/markup-compatibility/2006" xmlns:aink="http://schemas.microsoft.com/office/drawing/2016/ink" xmlns:am3d="http://schemas.microsoft.com/office/drawing/2017/model3d" xmlns:o="urn:schemas-microsoft-com:office:office" xmlns:oel="http://schemas.microsoft.com/office/2019/extlst" xmlns:r="http://schemas.openxmlformats.org/officeDocument/2006/relationships" xmlns:m="http://schemas.openxmlformats.org/officeDocument/2006/math" xmlns:v="urn:schemas-microsoft-com:vml" xmlns:wp14="http://schemas.microsoft.com/office/word/2010/wordprocessingDrawing" xmlns:wp="http://schemas.openxmlformats.org/drawingml/2006/wordprocessingDrawing" xmlns:w10="urn:schemas-microsoft-com:office:word" xmlns:w="http://schemas.openxmlformats.org/wordprocessingml/2006/main" xmlns:w14="http://schemas.microsoft.com/office/word/2010/wordml" xmlns:w15="http://schemas.microsoft.com/office/word/2012/wordml" xmlns:w16cex="http://schemas.microsoft.com/office/word/2018/wordml/cex" xmlns:w16cid="http://schemas.microsoft.com/office/word/2016/wordml/cid" xmlns:w16="http://schemas.microsoft.com/office/word/2018/wordml" xmlns:w16du="http://schemas.microsoft.com/office/word/2023/wordml/word16du" xmlns:w16sdtdh="http://schemas.microsoft.com/office/word/2020/wordml/sdtdatahash" xmlns:w16sdtfl="http://schemas.microsoft.com/office/word/2024/wordml/sdtformatlock" xmlns:w16se="http://schemas.microsoft.com/office/word/2015/wordml/symex" xmlns:wpg="http://schemas.microsoft.com/office/word/2010/wordprocessingGroup" xmlns:wpi="http://schemas.microsoft.com/office/word/2010/wordprocessingInk" xmlns:wne="http://schemas.microsoft.com/office/word/2006/wordml" xmlns:wps="http://schemas.microsoft.com/office/word/2010/wordprocessingShape" mc:Ignorable="w14 w15 w16se w16cid w16 w16cex w16sdtdh w16sdtfl w16du wp14">
+<w:glossaryDocument xmlns:wpc="http://schemas.microsoft.com/office/word/2010/wordprocessingCanvas" xmlns:cx="http://schemas.microsoft.com/office/drawing/2014/chartex" xmlns:cx1="http://schemas.microsoft.com/office/drawing/2015/9/8/chartex" xmlns:cx2="http://schemas.microsoft.com/office/drawing/2015/10/21/chartex" xmlns:cx3="http://schemas.microsoft.com/office/drawing/2016/5/9/chartex" xmlns:cx4="http://schemas.microsoft.com/office/drawing/2016/5/10/chartex" xmlns:cx5="http://schemas.microsoft.com/office/drawing/2016/5/11/chartex" xmlns:cx6="http://schemas.microsoft.com/office/drawing/2016/5/12/chartex" xmlns:cx7="http://schemas.microsoft.com/office/drawing/2016/5/13/chartex" xmlns:cx8="http://schemas.microsoft.com/office/drawing/2016/5/14/chartex" xmlns:mc="http://schemas.openxmlformats.org/markup-compatibility/2006" xmlns:aink="http://schemas.microsoft.com/office/drawing/2016/ink" xmlns:am3d="http://schemas.microsoft.com/office/drawing/2017/model3d" xmlns:o="urn:schemas-microsoft-com:office:office" xmlns:oel="http://schemas.microsoft.com/office/2019/extlst" xmlns:r="http://schemas.openxmlformats.org/officeDocument/2006/relationships" xmlns:m="http://schemas.openxmlformats.org/officeDocument/2006/math" xmlns:v="urn:schemas-microsoft-com:vml" xmlns:wp14="http://schemas.microsoft.com/office/word/2010/wordprocessingDrawing" xmlns:wp="http://schemas.openxmlformats.org/drawingml/2006/wordprocessingDrawing" xmlns:w10="urn:schemas-microsoft-com:office:word" xmlns:w="http://schemas.openxmlformats.org/wordprocessingml/2006/main" xmlns:w14="http://schemas.microsoft.com/office/word/2010/wordml" xmlns:w15="http://schemas.microsoft.com/office/word/2012/wordml" xmlns:w16cei="http://schemas.microsoft.com/office/word/2026/wordml/cei" xmlns:w16cex="http://schemas.microsoft.com/office/word/2018/wordml/cex" xmlns:w16cid="http://schemas.microsoft.com/office/word/2016/wordml/cid" xmlns:w16="http://schemas.microsoft.com/office/word/2018/wordml" xmlns:w16du="http://schemas.microsoft.com/office/word/2023/wordml/word16du" xmlns:w16sdtdh="http://schemas.microsoft.com/office/word/2020/wordml/sdtdatahash" xmlns:w16sdtfl="http://schemas.microsoft.com/office/word/2024/wordml/sdtformatlock" xmlns:w16se="http://schemas.microsoft.com/office/word/2015/wordml/symex" xmlns:wpg="http://schemas.microsoft.com/office/word/2010/wordprocessingGroup" xmlns:wpi="http://schemas.microsoft.com/office/word/2010/wordprocessingInk" xmlns:wne="http://schemas.microsoft.com/office/word/2006/wordml" xmlns:wps="http://schemas.microsoft.com/office/word/2010/wordprocessingShape" mc:Ignorable="w14 w15 w16se w16cid w16 w16cex w16sdtdh w16sdtfl w16du wp14">
   <w:docParts>
     <w:docPart>
       <w:docPartPr>
@@ -4655,13 +4368,6 @@
     <w:pitch w:val="variable"/>
     <w:sig w:usb0="E4002EFF" w:usb1="C000E47F" w:usb2="00000009" w:usb3="00000000" w:csb0="000001FF" w:csb1="00000000"/>
   </w:font>
-  <w:font w:name="Arial">
-    <w:panose1 w:val="020B0604020202020204"/>
-    <w:charset w:val="00"/>
-    <w:family w:val="swiss"/>
-    <w:pitch w:val="variable"/>
-    <w:sig w:usb0="E0002EFF" w:usb1="C000785B" w:usb2="00000009" w:usb3="00000000" w:csb0="000001FF" w:csb1="00000000"/>
-  </w:font>
 </w:fonts>
 </file>
 
@@ -4687,9 +4393,12 @@
     <w:rsid w:val="0035765C"/>
     <w:rsid w:val="00401263"/>
     <w:rsid w:val="00593F97"/>
+    <w:rsid w:val="005E257D"/>
     <w:rsid w:val="006203BB"/>
+    <w:rsid w:val="00952D33"/>
     <w:rsid w:val="00DD3BC5"/>
     <w:rsid w:val="00DD4377"/>
+    <w:rsid w:val="00E5711F"/>
     <w:rsid w:val="00EF7BF0"/>
     <w:rsid w:val="00FC3EA0"/>
   </w:rsids>
@@ -4706,9 +4415,9 @@
     <m:intLim m:val="subSup"/>
     <m:naryLim m:val="undOvr"/>
   </m:mathPr>
-  <w:themeFontLang w:val="en-DK"/>
+  <w:themeFontLang/>
   <w:clrSchemeMapping w:bg1="light1" w:t1="dark1" w:bg2="light2" w:t2="dark2" w:accent1="accent1" w:accent2="accent2" w:accent3="accent3" w:accent4="accent4" w:accent5="accent5" w:accent6="accent6" w:hyperlink="hyperlink" w:followedHyperlink="followedHyperlink"/>
-  <w:decimalSymbol w:val=","/>
+  <w:decimalSymbol w:val="."/>
   <w:listSeparator w:val=","/>
   <w15:chartTrackingRefBased/>
 </w:settings>
@@ -4723,7 +4432,7 @@
         <w:kern w:val="2"/>
         <w:sz w:val="24"/>
         <w:szCs w:val="24"/>
-        <w:lang w:val="en-DK" w:eastAsia="en-DK" w:bidi="ar-SA"/>
+        <w:lang w:bidi="ar-SA"/>
         <w14:ligatures w14:val="standardContextual"/>
       </w:rPr>
     </w:rPrDefault>
@@ -5905,7 +5614,7 @@
 </we:webextension>
 </file>
 
-<file path=customXml/item1.xml>��< ? x m l   v e r s i o n = " 1 . 0 "   e n c o d i n g = " u t f - 1 6 " ? > < N a v W o r d R e p o r t X m l P a r t   x m l n s = " u r n : m i c r o s o f t - d y n a m i c s - n a v / r e p o r t s / S t a n d a r d _ S a l e s _ D r a f t _ I n v o i c e / 1 3 0 3 / " > +<file path=customXml/item1.xml>��< ? x m l   v e r s i o n = " 1 . 0 "   e n c o d i n g = " u t f - 1 6 " ? > < N a v W o r d R e p o r t X m l P a r t   x m l n s = " u r n : m i c r o s o f t - d y n a m i c s - b u s i n e s s c e n t r a l / i n t e r n a l / e x t e n d e d / r e p o r t s / S t a n d a r d _ S a l e s _ D r a f t _ I n v o i c e / 1 3 0 3 / " >   
      < B C R e p o r t I n f o r m a t i o n >   
@@ -5971,475 +5680,477 @@
  
      < / B C R e p o r t I n f o r m a t i o n >   
-     < H e a d e r > - 
-         < B i l l e d T o _ L b l > B i l l e d T o _ L b l < / B i l l e d T o _ L b l > - 
-         < B i l l T o C o n t a c t E m a i l > B i l l T o C o n t a c t E m a i l < / B i l l T o C o n t a c t E m a i l > - 
-         < B i l l T o C o n t a c t E m a i l L b l > B i l l T o C o n t a c t E m a i l L b l < / B i l l T o C o n t a c t E m a i l L b l > - 
-         < B i l l T o C o n t a c t M o b i l e P h o n e N o > B i l l T o C o n t a c t M o b i l e P h o n e N o < / B i l l T o C o n t a c t M o b i l e P h o n e N o > - 
-         < B i l l T o C o n t a c t M o b i l e P h o n e N o L b l > B i l l T o C o n t a c t M o b i l e P h o n e N o L b l < / B i l l T o C o n t a c t M o b i l e P h o n e N o L b l > - 
-         < B i l l T o C o n t a c t P h o n e N o > B i l l T o C o n t a c t P h o n e N o < / B i l l T o C o n t a c t P h o n e N o > - 
-         < B i l l T o C o n t a c t P h o n e N o L b l > B i l l T o C o n t a c t P h o n e N o L b l < / B i l l T o C o n t a c t P h o n e N o L b l > - 
-         < B i l l t o C u s t o m e r N o _ L b l > B i l l t o C u s t o m e r N o _ L b l < / B i l l t o C u s t o m e r N o _ L b l > - 
-         < B i l l t o C u s t u m e r N o > B i l l t o C u s t u m e r N o < / B i l l t o C u s t u m e r N o > - 
-         < C h e c k s P a y a b l e _ L b l > C h e c k s P a y a b l e _ L b l < / C h e c k s P a y a b l e _ L b l > - 
-         < C o m p a n y A d d r e s s 1 > C o m p a n y A d d r e s s 1 < / C o m p a n y A d d r e s s 1 > - 
-         < C o m p a n y A d d r e s s 2 > C o m p a n y A d d r e s s 2 < / C o m p a n y A d d r e s s 2 > - 
-         < C o m p a n y A d d r e s s 3 > C o m p a n y A d d r e s s 3 < / C o m p a n y A d d r e s s 3 > - 
-         < C o m p a n y A d d r e s s 4 > C o m p a n y A d d r e s s 4 < / C o m p a n y A d d r e s s 4 > - 
-         < C o m p a n y A d d r e s s 5 > C o m p a n y A d d r e s s 5 < / C o m p a n y A d d r e s s 5 > - 
-         < C o m p a n y A d d r e s s 6 > C o m p a n y A d d r e s s 6 < / C o m p a n y A d d r e s s 6 > - 
-         < C o m p a n y A d d r e s s 7 > C o m p a n y A d d r e s s 7 < / C o m p a n y A d d r e s s 7 > - 
-         < C o m p a n y A d d r e s s 8 > C o m p a n y A d d r e s s 8 < / C o m p a n y A d d r e s s 8 > - 
-         < C o m p a n y B a n k A c c o u n t N o > C o m p a n y B a n k A c c o u n t N o < / C o m p a n y B a n k A c c o u n t N o > - 
-         < C o m p a n y B a n k A c c o u n t N o _ L b l > C o m p a n y B a n k A c c o u n t N o _ L b l < / C o m p a n y B a n k A c c o u n t N o _ L b l > - 
-         < C o m p a n y B a n k B r a n c h N o > C o m p a n y B a n k B r a n c h N o < / C o m p a n y B a n k B r a n c h N o > - 
-         < C o m p a n y B a n k B r a n c h N o _ L b l > C o m p a n y B a n k B r a n c h N o _ L b l < / C o m p a n y B a n k B r a n c h N o _ L b l > - 
-         < C o m p a n y B a n k N a m e > C o m p a n y B a n k N a m e < / C o m p a n y B a n k N a m e > - 
-         < C o m p a n y B a n k N a m e _ L b l > C o m p a n y B a n k N a m e _ L b l < / C o m p a n y B a n k N a m e _ L b l > - 
-         < C o m p a n y C u s t o m G i r o > C o m p a n y C u s t o m G i r o < / C o m p a n y C u s t o m G i r o > - 
-         < C o m p a n y C u s t o m G i r o _ L b l > C o m p a n y C u s t o m G i r o _ L b l < / C o m p a n y C u s t o m G i r o _ L b l > - 
-         < C o m p a n y E M a i l > C o m p a n y E M a i l < / C o m p a n y E M a i l > - 
-         < C o m p a n y G i r o N o > C o m p a n y G i r o N o < / C o m p a n y G i r o N o > - 
-         < C o m p a n y G i r o N o _ L b l > C o m p a n y G i r o N o _ L b l < / C o m p a n y G i r o N o _ L b l > - 
-         < C o m p a n y H o m e P a g e > C o m p a n y H o m e P a g e < / C o m p a n y H o m e P a g e > - 
-         < C o m p a n y I B A N > C o m p a n y I B A N < / C o m p a n y I B A N > - 
-         < C o m p a n y I B A N _ L b l > C o m p a n y I B A N _ L b l < / C o m p a n y I B A N _ L b l > - 
-         < C o m p a n y L e g a l O f f i c e > C o m p a n y L e g a l O f f i c e < / C o m p a n y L e g a l O f f i c e > - 
-         < C o m p a n y L e g a l O f f i c e _ L b l > C o m p a n y L e g a l O f f i c e _ L b l < / C o m p a n y L e g a l O f f i c e _ L b l > - 
-         < C o m p a n y L e g a l S t a t e m e n t > C o m p a n y L e g a l S t a t e m e n t < / C o m p a n y L e g a l S t a t e m e n t > - 
-         < C o m p a n y L o g o P o s i t i o n > C o m p a n y L o g o P o s i t i o n < / C o m p a n y L o g o P o s i t i o n > - 
-         < C o m p a n y P h o n e N o > C o m p a n y P h o n e N o < / C o m p a n y P h o n e N o > - 
-         < C o m p a n y P h o n e N o _ L b l > C o m p a n y P h o n e N o _ L b l < / C o m p a n y P h o n e N o _ L b l > - 
-         < C o m p a n y P i c t u r e / > - 
-         < C o m p a n y R e g i s t r a t i o n N u m b e r > C o m p a n y R e g i s t r a t i o n N u m b e r < / C o m p a n y R e g i s t r a t i o n N u m b e r > - 
-         < C o m p a n y R e g i s t r a t i o n N u m b e r _ L b l > C o m p a n y R e g i s t r a t i o n N u m b e r _ L b l < / C o m p a n y R e g i s t r a t i o n N u m b e r _ L b l > - 
-         < C o m p a n y S W I F T > C o m p a n y S W I F T < / C o m p a n y S W I F T > - 
-         < C o m p a n y S W I F T _ L b l > C o m p a n y S W I F T _ L b l < / C o m p a n y S W I F T _ L b l > - 
-         < C o m p a n y V A T R e g i s t r a t i o n N o > C o m p a n y V A T R e g i s t r a t i o n N o < / C o m p a n y V A T R e g i s t r a t i o n N o > - 
-         < C o m p a n y V A T R e g i s t r a t i o n N o _ L b l > C o m p a n y V A T R e g i s t r a t i o n N o _ L b l < / C o m p a n y V A T R e g i s t r a t i o n N o _ L b l > - 
-         < C o m p a n y V A T R e g N o > C o m p a n y V A T R e g N o < / C o m p a n y V A T R e g N o > - 
-         < C o m p a n y V A T R e g N o _ L b l > C o m p a n y V A T R e g N o _ L b l < / C o m p a n y V A T R e g N o _ L b l > - 
-         < C o n t a c t _ L b l > C o n t a c t _ L b l < / C o n t a c t _ L b l > - 
-         < C o p y _ L b l > C o p y _ L b l < / C o p y _ L b l > - 
-         < C u s t o m e r A d d r e s s 1 > C u s t o m e r A d d r e s s 1 < / C u s t o m e r A d d r e s s 1 > - 
-         < C u s t o m e r A d d r e s s 2 > C u s t o m e r A d d r e s s 2 < / C u s t o m e r A d d r e s s 2 > - 
-         < C u s t o m e r A d d r e s s 3 > C u s t o m e r A d d r e s s 3 < / C u s t o m e r A d d r e s s 3 > - 
-         < C u s t o m e r A d d r e s s 4 > C u s t o m e r A d d r e s s 4 < / C u s t o m e r A d d r e s s 4 > - 
-         < C u s t o m e r A d d r e s s 5 > C u s t o m e r A d d r e s s 5 < / C u s t o m e r A d d r e s s 5 > - 
-         < C u s t o m e r A d d r e s s 6 > C u s t o m e r A d d r e s s 6 < / C u s t o m e r A d d r e s s 6 > - 
-         < C u s t o m e r A d d r e s s 7 > C u s t o m e r A d d r e s s 7 < / C u s t o m e r A d d r e s s 7 > - 
-         < C u s t o m e r A d d r e s s 8 > C u s t o m e r A d d r e s s 8 < / C u s t o m e r A d d r e s s 8 > - 
-         < C u s t o m e r P o s t a l B a r C o d e > C u s t o m e r P o s t a l B a r C o d e < / C u s t o m e r P o s t a l B a r C o d e > - 
-         < D o c u m e n t D a t e > D o c u m e n t D a t e < / D o c u m e n t D a t e > - 
-         < D o c u m e n t D a t e _ L b l > D o c u m e n t D a t e _ L b l < / D o c u m e n t D a t e _ L b l > - 
-         < D o c u m e n t N o > D o c u m e n t N o < / D o c u m e n t N o > - 
-         < D o c u m e n t N o _ L b l > D o c u m e n t N o _ L b l < / D o c u m e n t N o _ L b l > - 
-         < D o c u m e n t T i t l e _ L b l > D o c u m e n t T i t l e _ L b l < / D o c u m e n t T i t l e _ L b l > - 
-         < D u e D a t e > D u e D a t e < / D u e D a t e > - 
-         < D u e D a t e _ L b l > D u e D a t e _ L b l < / D u e D a t e _ L b l > - 
-         < E M a i l _ L b l > E M a i l _ L b l < / E M a i l _ L b l > - 
-         < E x c h a n g e R a t e A s T e x t > E x c h a n g e R a t e A s T e x t < / E x c h a n g e R a t e A s T e x t > - 
-         < E x t e r n a l D o c u m e n t N o > E x t e r n a l D o c u m e n t N o < / E x t e r n a l D o c u m e n t N o > - 
-         < E x t e r n a l D o c u m e n t N o _ _ L b l > E x t e r n a l D o c u m e n t N o _ _ L b l < / E x t e r n a l D o c u m e n t N o _ _ L b l > - 
-         < F r o m _ L b l > F r o m _ L b l < / F r o m _ L b l > - 
-         < H o m e P a g e _ L b l > H o m e P a g e _ L b l < / H o m e P a g e _ L b l > - 
-         < I n v o i c e D i s c o u n t A m o u n t _ L b l > I n v o i c e D i s c o u n t A m o u n t _ L b l < / I n v o i c e D i s c o u n t A m o u n t _ L b l > - 
-         < I n v o i c e D i s c o u n t B a s e A m o u n t _ L b l > I n v o i c e D i s c o u n t B a s e A m o u n t _ L b l < / I n v o i c e D i s c o u n t B a s e A m o u n t _ L b l > - 
-         < I n v o i c e N o P o s i t i o n _ L b l > I n v o i c e N o P o s i t i o n _ L b l < / I n v o i c e N o P o s i t i o n _ L b l > - 
-         < L e g a l E n t i t y T y p e > L e g a l E n t i t y T y p e < / L e g a l E n t i t y T y p e > - 
-         < L e g a l E n t i t y T y p e _ L b l > L e g a l E n t i t y T y p e _ L b l < / L e g a l E n t i t y T y p e _ L b l > - 
-         < L i n e A m o u n t A f t e r I n v o i c e D i s c o u n t _ L b l > L i n e A m o u n t A f t e r I n v o i c e D i s c o u n t _ L b l < / L i n e A m o u n t A f t e r I n v o i c e D i s c o u n t _ L b l > - 
-         < L o c a l C u r r e n c y _ L b l > L o c a l C u r r e n c y _ L b l < / L o c a l C u r r e n c y _ L b l > - 
-         < P a g e _ L b l > P a g e _ L b l < / P a g e _ L b l > - 
-         < P a y m e n t I n s t r u c t i o n s _ T x t > P a y m e n t I n s t r u c t i o n s _ T x t < / P a y m e n t I n s t r u c t i o n s _ T x t > - 
-         < P a y m e n t M e t h o d D e s c r i p t i o n > P a y m e n t M e t h o d D e s c r i p t i o n < / P a y m e n t M e t h o d D e s c r i p t i o n > - 
-         < P a y m e n t M e t h o d D e s c r i p t i o n _ L b l > P a y m e n t M e t h o d D e s c r i p t i o n _ L b l < / P a y m e n t M e t h o d D e s c r i p t i o n _ L b l > - 
-         < P a y m e n t T e r m s D e s c r i p t i o n > P a y m e n t T e r m s D e s c r i p t i o n < / P a y m e n t T e r m s D e s c r i p t i o n > - 
-         < P a y m e n t T e r m s D e s c r i p t i o n _ L b l > P a y m e n t T e r m s D e s c r i p t i o n _ L b l < / P a y m e n t T e r m s D e s c r i p t i o n _ L b l > - 
-         < P r i c e s I n c l u d i n g V A T > P r i c e s I n c l u d i n g V A T < / P r i c e s I n c l u d i n g V A T > - 
-         < P r i c e s I n c l u d i n g V A T _ L b l > P r i c e s I n c l u d i n g V A T _ L b l < / P r i c e s I n c l u d i n g V A T _ L b l > - 
-         < P r i c e s I n c l u d i n g V A T Y e s N o > P r i c e s I n c l u d i n g V A T Y e s N o < / P r i c e s I n c l u d i n g V A T Y e s N o > - 
-         < Q u e s t i o n s _ L b l > Q u e s t i o n s _ L b l < / Q u e s t i o n s _ L b l > - 
-         < S a l e s I n v o i c e L i n e D i s c o u n t _ L b l > S a l e s I n v o i c e L i n e D i s c o u n t _ L b l < / S a l e s I n v o i c e L i n e D i s c o u n t _ L b l > - 
-         < S a l e s P e r s o n _ L b l > S a l e s P e r s o n _ L b l < / S a l e s P e r s o n _ L b l > - 
-         < S a l e s P e r s o n B l a n k _ L b l > S a l e s P e r s o n B l a n k _ L b l < / S a l e s P e r s o n B l a n k _ L b l > - 
-         < S a l e s P e r s o n N a m e > S a l e s P e r s o n N a m e < / S a l e s P e r s o n N a m e > - 
-         < S e l l T o C o n t a c t E m a i l > S e l l T o C o n t a c t E m a i l < / S e l l T o C o n t a c t E m a i l > - 
-         < S e l l T o C o n t a c t E m a i l L b l > S e l l T o C o n t a c t E m a i l L b l < / S e l l T o C o n t a c t E m a i l L b l > - 
-         < S e l l T o C o n t a c t M o b i l e P h o n e N o > S e l l T o C o n t a c t M o b i l e P h o n e N o < / S e l l T o C o n t a c t M o b i l e P h o n e N o > - 
-         < S e l l T o C o n t a c t M o b i l e P h o n e N o L b l > S e l l T o C o n t a c t M o b i l e P h o n e N o L b l < / S e l l T o C o n t a c t M o b i l e P h o n e N o L b l > - 
-         < S e l l T o C o n t a c t P h o n e N o > S e l l T o C o n t a c t P h o n e N o < / S e l l T o C o n t a c t P h o n e N o > - 
-         < S e l l T o C o n t a c t P h o n e N o L b l > S e l l T o C o n t a c t P h o n e N o L b l < / S e l l T o C o n t a c t P h o n e N o L b l > - 
-         < S e l l t o C u s t o m e r N o > S e l l t o C u s t o m e r N o < / S e l l t o C u s t o m e r N o > - 
-         < S e l l t o C u s t o m e r N o _ L b l > S e l l t o C u s t o m e r N o _ L b l < / S e l l t o C u s t o m e r N o _ L b l > - 
-         < S h i p m e n t _ L b l > S h i p m e n t _ L b l < / S h i p m e n t _ L b l > - 
-         < S h i p m e n t M e t h o d D e s c r i p t i o n > S h i p m e n t M e t h o d D e s c r i p t i o n < / S h i p m e n t M e t h o d D e s c r i p t i o n > - 
-         < S h i p m e n t M e t h o d D e s c r i p t i o n _ L b l > S h i p m e n t M e t h o d D e s c r i p t i o n _ L b l < / S h i p m e n t M e t h o d D e s c r i p t i o n _ L b l > - 
-         < S h i p T o A d d r e s s _ L b l > S h i p T o A d d r e s s _ L b l < / S h i p T o A d d r e s s _ L b l > - 
-         < S h i p T o A d d r e s s 1 > S h i p T o A d d r e s s 1 < / S h i p T o A d d r e s s 1 > - 
-         < S h i p T o A d d r e s s 2 > S h i p T o A d d r e s s 2 < / S h i p T o A d d r e s s 2 > - 
-         < S h i p T o A d d r e s s 3 > S h i p T o A d d r e s s 3 < / S h i p T o A d d r e s s 3 > - 
-         < S h i p T o A d d r e s s 4 > S h i p T o A d d r e s s 4 < / S h i p T o A d d r e s s 4 > - 
-         < S h i p T o A d d r e s s 5 > S h i p T o A d d r e s s 5 < / S h i p T o A d d r e s s 5 > - 
-         < S h i p T o A d d r e s s 6 > S h i p T o A d d r e s s 6 < / S h i p T o A d d r e s s 6 > - 
-         < S h i p T o A d d r e s s 7 > S h i p T o A d d r e s s 7 < / S h i p T o A d d r e s s 7 > - 
-         < S h i p T o A d d r e s s 8 > S h i p T o A d d r e s s 8 < / S h i p T o A d d r e s s 8 > - 
-         < S h i p T o P h o n e N o > S h i p T o P h o n e N o < / S h i p T o P h o n e N o > - 
-         < S h o w S h i p p i n g A d d r e s s > S h o w S h i p p i n g A d d r e s s < / S h o w S h i p p i n g A d d r e s s > - 
-         < S h o w W o r k D e s c r i p t i o n > S h o w W o r k D e s c r i p t i o n < / S h o w W o r k D e s c r i p t i o n > - 
-         < S u b t o t a l _ L b l > S u b t o t a l _ L b l < / S u b t o t a l _ L b l > - 
-         < T h a n k s _ L b l > T h a n k s _ L b l < / T h a n k s _ L b l > - 
-         < T o t a l _ L b l > T o t a l _ L b l < / T o t a l _ L b l > - 
-         < V A T A m o u n t _ L b l > V A T A m o u n t _ L b l < / V A T A m o u n t _ L b l > - 
-         < V A T A m o u n t S p e c i f i c a t i o n _ L b l > V A T A m o u n t S p e c i f i c a t i o n _ L b l < / V A T A m o u n t S p e c i f i c a t i o n _ L b l > - 
-         < V A T B a s e _ L b l > V A T B a s e _ L b l < / V A T B a s e _ L b l > - 
-         < V A T C l a u s e _ L b l > V A T C l a u s e _ L b l < / V A T C l a u s e _ L b l > - 
-         < V A T C l a u s e s _ L b l > V A T C l a u s e s _ L b l < / V A T C l a u s e s _ L b l > - 
-         < V A T I d e n t i f i e r _ L b l > V A T I d e n t i f i e r _ L b l < / V A T I d e n t i f i e r _ L b l > - 
-         < V A T P e r c e n t a g e _ L b l > V A T P e r c e n t a g e _ L b l < / V A T P e r c e n t a g e _ L b l > - 
-         < V A T R e g i s t r a t i o n N o > V A T R e g i s t r a t i o n N o < / V A T R e g i s t r a t i o n N o > - 
-         < V A T R e g i s t r a t i o n N o _ L b l > V A T R e g i s t r a t i o n N o _ L b l < / V A T R e g i s t r a t i o n N o _ L b l > - 
-         < Y o u r D o c u m e n t T i t l e _ L b l > Y o u r D o c u m e n t T i t l e _ L b l < / Y o u r D o c u m e n t T i t l e _ L b l > - 
-         < Y o u r R e f e r e n c e > Y o u r R e f e r e n c e < / Y o u r R e f e r e n c e > - 
-         < Y o u r R e f e r e n c e _ _ L b l > Y o u r R e f e r e n c e _ _ L b l < / Y o u r R e f e r e n c e _ _ L b l > - 
-         < L i n e > - 
-             < A m o u n t E x c l u d i n g V A T _ L i n e > A m o u n t E x c l u d i n g V A T _ L i n e < / A m o u n t E x c l u d i n g V A T _ L i n e > - 
-             < A m o u n t E x c l u d i n g V A T _ L i n e _ L b l > A m o u n t E x c l u d i n g V A T _ L i n e _ L b l < / A m o u n t E x c l u d i n g V A T _ L i n e _ L b l > - 
-             < A m o u n t I n c l u d i n g V A T _ L i n e > A m o u n t I n c l u d i n g V A T _ L i n e < / A m o u n t I n c l u d i n g V A T _ L i n e > - 
-             < A m o u n t I n c l u d i n g V A T _ L i n e _ L b l > A m o u n t I n c l u d i n g V A T _ L i n e _ L b l < / A m o u n t I n c l u d i n g V A T _ L i n e _ L b l > - 
-             < D e s c r i p t i o n _ L i n e > D e s c r i p t i o n _ L i n e < / D e s c r i p t i o n _ L i n e > - 
-             < D e s c r i p t i o n _ L i n e _ L b l > D e s c r i p t i o n _ L i n e _ L b l < / D e s c r i p t i o n _ L i n e _ L b l > - 
-             < I t e m N o _ L i n e > I t e m N o _ L i n e < / I t e m N o _ L i n e > - 
-             < I t e m N o _ L i n e _ L b l > I t e m N o _ L i n e _ L b l < / I t e m N o _ L i n e _ L b l > - 
-             < I t e m R e f e r e n c e N o _ L i n e > I t e m R e f e r e n c e N o _ L i n e < / I t e m R e f e r e n c e N o _ L i n e > - 
-             < I t e m R e f e r e n c e N o _ L i n e _ L b l > I t e m R e f e r e n c e N o _ L i n e _ L b l < / I t e m R e f e r e n c e N o _ L i n e _ L b l > - 
-             < L i n e A m o u n t _ L i n e > L i n e A m o u n t _ L i n e < / L i n e A m o u n t _ L i n e > - 
-             < L i n e A m o u n t _ L i n e _ L b l > L i n e A m o u n t _ L i n e _ L b l < / L i n e A m o u n t _ L i n e _ L b l > - 
-             < L i n e D i s c o u n t P e r c e n t _ L i n e > L i n e D i s c o u n t P e r c e n t _ L i n e < / L i n e D i s c o u n t P e r c e n t _ L i n e > - 
-             < L i n e D i s c o u n t P e r c e n t T e x t _ L i n e > L i n e D i s c o u n t P e r c e n t T e x t _ L i n e < / L i n e D i s c o u n t P e r c e n t T e x t _ L i n e > - 
-             < L i n e N o _ L i n e > L i n e N o _ L i n e < / L i n e N o _ L i n e > - 
-             < P r i c e _ L b l > P r i c e _ L b l < / P r i c e _ L b l > - 
-             < P r i c e P e r _ L b l > P r i c e P e r _ L b l < / P r i c e P e r _ L b l > - 
-             < Q t y _ L b l > Q t y _ L b l < / Q t y _ L b l > - 
-             < Q u a n t i t y _ L i n e > Q u a n t i t y _ L i n e < / Q u a n t i t y _ L i n e > - 
-             < Q u a n t i t y _ L i n e _ L b l > Q u a n t i t y _ L i n e _ L b l < / Q u a n t i t y _ L i n e _ L b l > - 
-             < S h i p m e n t D a t e _ L b l > S h i p m e n t D a t e _ L b l < / S h i p m e n t D a t e _ L b l > - 
-             < S h i p m e n t D a t e _ L i n e > S h i p m e n t D a t e _ L i n e < / S h i p m e n t D a t e _ L i n e > - 
-             < T r a n s H e a d e r A m o u n t > T r a n s H e a d e r A m o u n t < / T r a n s H e a d e r A m o u n t > - 
-             < T y p e _ L i n e > T y p e _ L i n e < / T y p e _ L i n e > - 
-             < U n i t _ L b l > U n i t _ L b l < / U n i t _ L b l > - 
-             < U n i t O f M e a s u r e > U n i t O f M e a s u r e < / U n i t O f M e a s u r e > - 
-             < U n i t O f M e a s u r e _ L b l > U n i t O f M e a s u r e _ L b l < / U n i t O f M e a s u r e _ L b l > - 
-             < U n i t P r i c e > U n i t P r i c e < / U n i t P r i c e > - 
-             < U n i t P r i c e _ L b l > U n i t P r i c e _ L b l < / U n i t P r i c e _ L b l > - 
-             < V A T I d e n t i f i e r _ L i n e > V A T I d e n t i f i e r _ L i n e < / V A T I d e n t i f i e r _ L i n e > - 
-             < V A T I d e n t i f i e r _ L i n e _ L b l > V A T I d e n t i f i e r _ L i n e _ L b l < / V A T I d e n t i f i e r _ L i n e _ L b l > - 
-             < V A T P c t _ L i n e > V A T P c t _ L i n e < / V A T P c t _ L i n e > - 
-             < V A T P c t _ L i n e _ L b l > V A T P c t _ L i n e _ L b l < / V A T P c t _ L i n e _ L b l > +     < T o o l t i p s / > + 
+     < H e a d e r   E l e m e n t T y p e = " D a t a I t e m "   E l e m e n t I d = " 1 2 4 0 3 7 3 8 8 6 " > + 
+         < B i l l e d T o _ L b l   E l e m e n t T y p e = " C o l u m n "   E l e m e n t I d = " 1 7 4 5 4 4 9 0 7 9 "   D a t a T y p e = " T e x t C o n s t " > B i l l e d T o _ L b l < / B i l l e d T o _ L b l > + 
+         < B i l l T o C o n t a c t E m a i l   E l e m e n t T y p e = " C o l u m n "   E l e m e n t I d = " 3 3 5 8 2 7 8 9 5 "   D a t a T y p e = " T e x t " > B i l l T o C o n t a c t E m a i l < / B i l l T o C o n t a c t E m a i l > + 
+         < B i l l T o C o n t a c t E m a i l L b l   E l e m e n t T y p e = " C o l u m n "   E l e m e n t I d = " 2 9 6 4 7 8 3 6 5 "   D a t a T y p e = " T e x t C o n s t " > B i l l T o C o n t a c t E m a i l L b l < / B i l l T o C o n t a c t E m a i l L b l > + 
+         < B i l l T o C o n t a c t M o b i l e P h o n e N o   E l e m e n t T y p e = " C o l u m n "   E l e m e n t I d = " 2 4 8 4 8 8 6 9 6 "   D a t a T y p e = " T e x t " > B i l l T o C o n t a c t M o b i l e P h o n e N o < / B i l l T o C o n t a c t M o b i l e P h o n e N o > + 
+         < B i l l T o C o n t a c t M o b i l e P h o n e N o L b l   E l e m e n t T y p e = " C o l u m n "   E l e m e n t I d = " 2 7 6 3 1 1 3 3 8 "   D a t a T y p e = " T e x t C o n s t " > B i l l T o C o n t a c t M o b i l e P h o n e N o L b l < / B i l l T o C o n t a c t M o b i l e P h o n e N o L b l > + 
+         < B i l l T o C o n t a c t P h o n e N o   E l e m e n t T y p e = " C o l u m n "   E l e m e n t I d = " 3 6 2 4 7 7 4 8 8 "   D a t a T y p e = " T e x t " > B i l l T o C o n t a c t P h o n e N o < / B i l l T o C o n t a c t P h o n e N o > + 
+         < B i l l T o C o n t a c t P h o n e N o L b l   E l e m e n t T y p e = " C o l u m n "   E l e m e n t I d = " 2 1 2 3 3 4 5 9 6 6 "   D a t a T y p e = " T e x t C o n s t " > B i l l T o C o n t a c t P h o n e N o L b l < / B i l l T o C o n t a c t P h o n e N o L b l > + 
+         < B i l l t o C u s t o m e r N o _ L b l   E l e m e n t T y p e = " C o l u m n "   E l e m e n t I d = " 3 6 9 3 0 7 8 1 3 "   D a t a T y p e = " S t r i n g " > B i l l t o C u s t o m e r N o _ L b l < / B i l l t o C u s t o m e r N o _ L b l > + 
+         < B i l l t o C u s t u m e r N o   E l e m e n t T y p e = " C o l u m n "   E l e m e n t I d = " 2 8 0 4 7 3 0 5 8 "   D a t a T y p e = " C o d e " > B i l l t o C u s t u m e r N o < / B i l l t o C u s t u m e r N o > + 
+         < C h e c k s P a y a b l e _ L b l   E l e m e n t T y p e = " C o l u m n "   E l e m e n t I d = " 1 0 5 3 1 5 6 0 6 5 "   D a t a T y p e = " T e x t " > C h e c k s P a y a b l e _ L b l < / C h e c k s P a y a b l e _ L b l > + 
+         < C o m p a n y A d d r e s s 1   E l e m e n t T y p e = " C o l u m n "   E l e m e n t I d = " 1 8 8 4 1 6 4 3 2 3 "   D a t a T y p e = " T e x t " > C o m p a n y A d d r e s s 1 < / C o m p a n y A d d r e s s 1 > + 
+         < C o m p a n y A d d r e s s 2   E l e m e n t T y p e = " C o l u m n "   E l e m e n t I d = " 1 2 4 6 4 6 7 7 0 6 "   D a t a T y p e = " T e x t " > C o m p a n y A d d r e s s 2 < / C o m p a n y A d d r e s s 2 > + 
+         < C o m p a n y A d d r e s s 3   E l e m e n t T y p e = " C o l u m n "   E l e m e n t I d = " 6 0 8 7 7 1 0 8 9 "   D a t a T y p e = " T e x t " > C o m p a n y A d d r e s s 3 < / C o m p a n y A d d r e s s 3 > + 
+         < C o m p a n y A d d r e s s 4   E l e m e n t T y p e = " C o l u m n "   E l e m e n t I d = " 7 7 7 6 8 0 1 1 2 "   D a t a T y p e = " T e x t " > C o m p a n y A d d r e s s 4 < / C o m p a n y A d d r e s s 4 > + 
+         < C o m p a n y A d d r e s s 5   E l e m e n t T y p e = " C o l u m n "   E l e m e n t I d = " 1 3 9 9 8 3 4 9 5 "   D a t a T y p e = " T e x t " > C o m p a n y A d d r e s s 5 < / C o m p a n y A d d r e s s 5 > + 
+         < C o m p a n y A d d r e s s 6   E l e m e n t T y p e = " C o l u m n "   E l e m e n t I d = " 4 9 7 7 1 3 1 2 2 "   D a t a T y p e = " T e x t " > C o m p a n y A d d r e s s 6 < / C o m p a n y A d d r e s s 6 > + 
+         < C o m p a n y A d d r e s s 7   E l e m e n t T y p e = " C o l u m n "   E l e m e n t I d = " 1 1 3 5 4 0 9 7 3 9 "   D a t a T y p e = " T e x t " > C o m p a n y A d d r e s s 7 < / C o m p a n y A d d r e s s 7 > + 
+         < C o m p a n y A d d r e s s 8   E l e m e n t T y p e = " C o l u m n "   E l e m e n t I d = " 1 7 1 5 2 5 5 3 0 0 "   D a t a T y p e = " T e x t " > C o m p a n y A d d r e s s 8 < / C o m p a n y A d d r e s s 8 > + 
+         < C o m p a n y B a n k A c c o u n t N o   E l e m e n t T y p e = " C o l u m n "   E l e m e n t I d = " 3 0 1 4 0 2 0 4 "   D a t a T y p e = " T e x t " > C o m p a n y B a n k A c c o u n t N o < / C o m p a n y B a n k A c c o u n t N o > + 
+         < C o m p a n y B a n k A c c o u n t N o _ L b l   E l e m e n t T y p e = " C o l u m n "   E l e m e n t I d = " 1 0 9 7 7 4 3 3 4 5 "   D a t a T y p e = " T e x t C o n s t " > C o m p a n y B a n k A c c o u n t N o _ L b l < / C o m p a n y B a n k A c c o u n t N o _ L b l > + 
+         < C o m p a n y B a n k B r a n c h N o   E l e m e n t T y p e = " C o l u m n "   E l e m e n t I d = " 7 9 3 1 3 3 0 5 7 "   D a t a T y p e = " T e x t " > C o m p a n y B a n k B r a n c h N o < / C o m p a n y B a n k B r a n c h N o > + 
+         < C o m p a n y B a n k B r a n c h N o _ L b l   E l e m e n t T y p e = " C o l u m n "   E l e m e n t I d = " 3 2 7 9 0 6 6 9 2 "   D a t a T y p e = " S t r i n g " > C o m p a n y B a n k B r a n c h N o _ L b l < / C o m p a n y B a n k B r a n c h N o _ L b l > + 
+         < C o m p a n y B a n k N a m e   E l e m e n t T y p e = " C o l u m n "   E l e m e n t I d = " 1 5 3 4 9 0 5 6 0 5 "   D a t a T y p e = " T e x t " > C o m p a n y B a n k N a m e < / C o m p a n y B a n k N a m e > + 
+         < C o m p a n y B a n k N a m e _ L b l   E l e m e n t T y p e = " C o l u m n "   E l e m e n t I d = " 1 2 0 4 3 0 7 0 1 4 "   D a t a T y p e = " T e x t C o n s t " > C o m p a n y B a n k N a m e _ L b l < / C o m p a n y B a n k N a m e _ L b l > + 
+         < C o m p a n y C u s t o m G i r o   E l e m e n t T y p e = " C o l u m n "   E l e m e n t I d = " 1 6 7 0 4 7 5 7 9 8 "   D a t a T y p e = " T e x t " > C o m p a n y C u s t o m G i r o < / C o m p a n y C u s t o m G i r o > + 
+         < C o m p a n y C u s t o m G i r o _ L b l   E l e m e n t T y p e = " C o l u m n "   E l e m e n t I d = " 8 9 1 4 3 9 6 2 5 "   D a t a T y p e = " T e x t " > C o m p a n y C u s t o m G i r o _ L b l < / C o m p a n y C u s t o m G i r o _ L b l > + 
+         < C o m p a n y E M a i l   E l e m e n t T y p e = " C o l u m n "   E l e m e n t I d = " 1 6 7 7 0 7 4 0 5 8 "   D a t a T y p e = " T e x t " > C o m p a n y E M a i l < / C o m p a n y E M a i l > + 
+         < C o m p a n y G i r o N o   E l e m e n t T y p e = " C o l u m n "   E l e m e n t I d = " 1 3 6 0 1 9 6 3 2 0 "   D a t a T y p e = " T e x t " > C o m p a n y G i r o N o < / C o m p a n y G i r o N o > + 
+         < C o m p a n y G i r o N o _ L b l   E l e m e n t T y p e = " C o l u m n "   E l e m e n t I d = " 8 6 1 6 0 2 1 1 5 "   D a t a T y p e = " T e x t C o n s t " > C o m p a n y G i r o N o _ L b l < / C o m p a n y G i r o N o _ L b l > + 
+         < C o m p a n y H o m e P a g e   E l e m e n t T y p e = " C o l u m n "   E l e m e n t I d = " 1 9 8 9 1 8 8 7 0 "   D a t a T y p e = " T e x t " > C o m p a n y H o m e P a g e < / C o m p a n y H o m e P a g e > + 
+         < C o m p a n y I B A N   E l e m e n t T y p e = " C o l u m n "   E l e m e n t I d = " 9 0 6 5 4 9 1 8 2 "   D a t a T y p e = " C o d e " > C o m p a n y I B A N < / C o m p a n y I B A N > + 
+         < C o m p a n y I B A N _ L b l   E l e m e n t T y p e = " C o l u m n "   E l e m e n t I d = " 1 2 6 7 9 5 2 2 2 7 "   D a t a T y p e = " S t r i n g " > C o m p a n y I B A N _ L b l < / C o m p a n y I B A N _ L b l > + 
+         < C o m p a n y L e g a l O f f i c e   E l e m e n t T y p e = " C o l u m n "   E l e m e n t I d = " 7 1 4 2 5 8 1 1 1 "   D a t a T y p e = " T e x t " > C o m p a n y L e g a l O f f i c e < / C o m p a n y L e g a l O f f i c e > + 
+         < C o m p a n y L e g a l O f f i c e _ L b l   E l e m e n t T y p e = " C o l u m n "   E l e m e n t I d = " 1 5 3 3 1 7 5 1 0 8 "   D a t a T y p e = " T e x t " > C o m p a n y L e g a l O f f i c e _ L b l < / C o m p a n y L e g a l O f f i c e _ L b l > + 
+         < C o m p a n y L e g a l S t a t e m e n t   E l e m e n t T y p e = " C o l u m n "   E l e m e n t I d = " 4 4 8 3 5 8 8 7 6 "   D a t a T y p e = " T e x t " > C o m p a n y L e g a l S t a t e m e n t < / C o m p a n y L e g a l S t a t e m e n t > + 
+         < C o m p a n y L o g o P o s i t i o n   E l e m e n t T y p e = " C o l u m n "   E l e m e n t I d = " 1 4 2 5 2 6 6 6 8 8 "   D a t a T y p e = " I n t e g e r " > C o m p a n y L o g o P o s i t i o n < / C o m p a n y L o g o P o s i t i o n > + 
+         < C o m p a n y P h o n e N o   E l e m e n t T y p e = " C o l u m n "   E l e m e n t I d = " 2 5 0 4 4 0 6 5 5 "   D a t a T y p e = " T e x t " > C o m p a n y P h o n e N o < / C o m p a n y P h o n e N o > + 
+         < C o m p a n y P h o n e N o _ L b l   E l e m e n t T y p e = " C o l u m n "   E l e m e n t I d = " 5 5 8 5 9 3 5 8 6 "   D a t a T y p e = " T e x t C o n s t " > C o m p a n y P h o n e N o _ L b l < / C o m p a n y P h o n e N o _ L b l > + 
+         < C o m p a n y P i c t u r e   E l e m e n t T y p e = " C o l u m n "   E l e m e n t I d = " 1 3 9 7 4 1 1 0 7 4 "   D a t a T y p e = " B L O B " / > + 
+         < C o m p a n y R e g i s t r a t i o n N u m b e r   E l e m e n t T y p e = " C o l u m n "   E l e m e n t I d = " 2 0 2 3 6 3 9 4 2 4 "   D a t a T y p e = " T e x t " > C o m p a n y R e g i s t r a t i o n N u m b e r < / C o m p a n y R e g i s t r a t i o n N u m b e r > + 
+         < C o m p a n y R e g i s t r a t i o n N u m b e r _ L b l   E l e m e n t T y p e = " C o l u m n "   E l e m e n t I d = " 1 8 3 3 1 0 6 6 5 3 "   D a t a T y p e = " T e x t " > C o m p a n y R e g i s t r a t i o n N u m b e r _ L b l < / C o m p a n y R e g i s t r a t i o n N u m b e r _ L b l > + 
+         < C o m p a n y S W I F T   E l e m e n t T y p e = " C o l u m n "   E l e m e n t I d = " 6 6 8 2 5 0 2 4 5 "   D a t a T y p e = " C o d e " > C o m p a n y S W I F T < / C o m p a n y S W I F T > + 
+         < C o m p a n y S W I F T _ L b l   E l e m e n t T y p e = " C o l u m n "   E l e m e n t I d = " 2 0 2 9 5 9 7 3 8 4 "   D a t a T y p e = " S t r i n g " > C o m p a n y S W I F T _ L b l < / C o m p a n y S W I F T _ L b l > + 
+         < C o m p a n y V A T R e g i s t r a t i o n N o   E l e m e n t T y p e = " C o l u m n "   E l e m e n t I d = " 1 9 1 4 0 1 3 6 4 9 "   D a t a T y p e = " T e x t " > C o m p a n y V A T R e g i s t r a t i o n N o < / C o m p a n y V A T R e g i s t r a t i o n N o > + 
+         < C o m p a n y V A T R e g i s t r a t i o n N o _ L b l   E l e m e n t T y p e = " C o l u m n "   E l e m e n t I d = " 9 2 4 5 0 3 1 2 4 "   D a t a T y p e = " T e x t " > C o m p a n y V A T R e g i s t r a t i o n N o _ L b l < / C o m p a n y V A T R e g i s t r a t i o n N o _ L b l > + 
+         < C o m p a n y V A T R e g N o   E l e m e n t T y p e = " C o l u m n "   E l e m e n t I d = " 1 7 1 4 3 1 9 3 6 "   D a t a T y p e = " T e x t " > C o m p a n y V A T R e g N o < / C o m p a n y V A T R e g N o > + 
+         < C o m p a n y V A T R e g N o _ L b l   E l e m e n t T y p e = " C o l u m n "   E l e m e n t I d = " 7 7 3 2 0 1 5 0 1 "   D a t a T y p e = " T e x t " > C o m p a n y V A T R e g N o _ L b l < / C o m p a n y V A T R e g N o _ L b l > + 
+         < C o n t a c t _ L b l   E l e m e n t T y p e = " C o l u m n "   E l e m e n t I d = " 1 1 5 5 0 9 4 7 5 2 "   D a t a T y p e = " T e x t " > C o n t a c t _ L b l < / C o n t a c t _ L b l > + 
+         < C o p y _ L b l   E l e m e n t T y p e = " C o l u m n "   E l e m e n t I d = " 6 0 4 7 8 2 7 8 1 "   D a t a T y p e = " T e x t C o n s t " > C o p y _ L b l < / C o p y _ L b l > + 
+         < C u s t o m e r A d d r e s s 1   E l e m e n t T y p e = " C o l u m n "   E l e m e n t I d = " 1 8 0 1 9 6 6 4 5 4 "   D a t a T y p e = " T e x t " > C u s t o m e r A d d r e s s 1 < / C u s t o m e r A d d r e s s 1 > + 
+         < C u s t o m e r A d d r e s s 2   E l e m e n t T y p e = " C o l u m n "   E l e m e n t I d = " 1 1 6 4 2 6 9 8 3 7 "   D a t a T y p e = " T e x t " > C u s t o m e r A d d r e s s 2 < / C u s t o m e r A d d r e s s 2 > + 
+         < C u s t o m e r A d d r e s s 3   E l e m e n t T y p e = " C o l u m n "   E l e m e n t I d = " 5 2 6 5 7 3 2 2 0 "   D a t a T y p e = " T e x t " > C u s t o m e r A d d r e s s 3 < / C u s t o m e r A d d r e s s 3 > + 
+         < C u s t o m e r A d d r e s s 4   E l e m e n t T y p e = " C o l u m n "   E l e m e n t I d = " 1 1 1 1 2 3 3 9 7 "   D a t a T y p e = " T e x t " > C u s t o m e r A d d r e s s 4 < / C u s t o m e r A d d r e s s 4 > + 
+         < C u s t o m e r A d d r e s s 5   E l e m e n t T y p e = " C o l u m n "   E l e m e n t I d = " 7 4 8 8 2 0 0 1 4 "   D a t a T y p e = " T e x t " > C u s t o m e r A d d r e s s 5 < / C u s t o m e r A d d r e s s 5 > + 
+         < C u s t o m e r A d d r e s s 6   E l e m e n t T y p e = " C o l u m n "   E l e m e n t I d = " 1 3 8 6 5 1 6 6 3 1 "   D a t a T y p e = " T e x t " > C u s t o m e r A d d r e s s 6 < / C u s t o m e r A d d r e s s 6 > + 
+         < C u s t o m e r A d d r e s s 7   E l e m e n t T y p e = " C o l u m n "   E l e m e n t I d = " 2 0 2 4 2 1 3 2 4 8 "   D a t a T y p e = " T e x t " > C u s t o m e r A d d r e s s 7 < / C u s t o m e r A d d r e s s 7 > + 
+         < C u s t o m e r A d d r e s s 8   E l e m e n t T y p e = " C o l u m n "   E l e m e n t I d = " 1 0 4 8 6 9 8 5 8 5 "   D a t a T y p e = " T e x t " > C u s t o m e r A d d r e s s 8 < / C u s t o m e r A d d r e s s 8 > + 
+         < C u s t o m e r P o s t a l B a r C o d e   E l e m e n t T y p e = " C o l u m n "   E l e m e n t I d = " 3 9 8 5 8 0 6 8 8 "   D a t a T y p e = " T e x t " > C u s t o m e r P o s t a l B a r C o d e < / C u s t o m e r P o s t a l B a r C o d e > + 
+         < D o c u m e n t D a t e   E l e m e n t T y p e = " C o l u m n "   E l e m e n t I d = " 5 5 2 8 7 1 9 1 4 "   D a t a T y p e = " S t r i n g " > D o c u m e n t D a t e < / D o c u m e n t D a t e > + 
+         < D o c u m e n t D a t e _ L b l   E l e m e n t T y p e = " C o l u m n "   E l e m e n t I d = " 1 0 2 6 4 9 4 8 3 "   D a t a T y p e = " S t r i n g " > D o c u m e n t D a t e _ L b l < / D o c u m e n t D a t e _ L b l > + 
+         < D o c u m e n t N o   E l e m e n t T y p e = " C o l u m n "   E l e m e n t I d = " 9 7 0 3 5 0 5 3 9 "   D a t a T y p e = " C o d e " > D o c u m e n t N o < / D o c u m e n t N o > + 
+         < D o c u m e n t N o _ L b l   E l e m e n t T y p e = " C o l u m n "   E l e m e n t I d = " 7 8 9 7 9 5 9 7 8 "   D a t a T y p e = " T e x t " > D o c u m e n t N o _ L b l < / D o c u m e n t N o _ L b l > + 
+         < D o c u m e n t T i t l e _ L b l   E l e m e n t T y p e = " C o l u m n "   E l e m e n t I d = " 8 5 8 4 2 3 9 2 9 "   D a t a T y p e = " T e x t " > D o c u m e n t T i t l e _ L b l < / D o c u m e n t T i t l e _ L b l > + 
+         < D u e D a t e   E l e m e n t T y p e = " C o l u m n "   E l e m e n t I d = " 7 4 5 1 7 0 2 0 3 "   D a t a T y p e = " S t r i n g " > D u e D a t e < / D u e D a t e > + 
+         < D u e D a t e _ L b l   E l e m e n t T y p e = " C o l u m n "   E l e m e n t I d = " 1 6 4 8 2 8 4 6 4 8 "   D a t a T y p e = " S t r i n g " > D u e D a t e _ L b l < / D u e D a t e _ L b l > + 
+         < E M a i l _ L b l   E l e m e n t T y p e = " C o l u m n "   E l e m e n t I d = " 1 4 3 8 8 6 8 0 1 2 "   D a t a T y p e = " T e x t C o n s t " > E M a i l _ L b l < / E M a i l _ L b l > + 
+         < E x c h a n g e R a t e A s T e x t   E l e m e n t T y p e = " C o l u m n "   E l e m e n t I d = " 5 9 2 9 5 5 8 4 5 "   D a t a T y p e = " T e x t " > E x c h a n g e R a t e A s T e x t < / E x c h a n g e R a t e A s T e x t > + 
+         < E x t e r n a l D o c u m e n t N o   E l e m e n t T y p e = " C o l u m n "   E l e m e n t I d = " 7 3 3 9 5 3 9 6 6 "   D a t a T y p e = " C o d e " > E x t e r n a l D o c u m e n t N o < / E x t e r n a l D o c u m e n t N o > + 
+         < E x t e r n a l D o c u m e n t N o _ _ L b l   E l e m e n t T y p e = " C o l u m n "   E l e m e n t I d = " 2 2 3 4 3 3 3 2 "   D a t a T y p e = " S t r i n g " > E x t e r n a l D o c u m e n t N o _ _ L b l < / E x t e r n a l D o c u m e n t N o _ _ L b l > + 
+         < F r o m _ L b l   E l e m e n t T y p e = " C o l u m n "   E l e m e n t I d = " 4 8 5 4 2 6 1 3 8 "   D a t a T y p e = " T e x t C o n s t " > F r o m _ L b l < / F r o m _ L b l > + 
+         < H o m e P a g e _ L b l   E l e m e n t T y p e = " C o l u m n "   E l e m e n t I d = " 1 4 3 3 5 9 2 3 0 0 "   D a t a T y p e = " T e x t C o n s t " > H o m e P a g e _ L b l < / H o m e P a g e _ L b l > + 
+         < I n v o i c e D i s c o u n t A m o u n t _ L b l   E l e m e n t T y p e = " C o l u m n "   E l e m e n t I d = " 1 5 9 3 0 1 2 7 3 6 "   D a t a T y p e = " T e x t C o n s t " > I n v o i c e D i s c o u n t A m o u n t _ L b l < / I n v o i c e D i s c o u n t A m o u n t _ L b l > + 
+         < I n v o i c e D i s c o u n t B a s e A m o u n t _ L b l   E l e m e n t T y p e = " C o l u m n "   E l e m e n t I d = " 2 0 2 9 2 6 6 8 7 5 "   D a t a T y p e = " T e x t C o n s t " > I n v o i c e D i s c o u n t B a s e A m o u n t _ L b l < / I n v o i c e D i s c o u n t B a s e A m o u n t _ L b l > + 
+         < I n v o i c e N o P o s i t i o n _ L b l   E l e m e n t T y p e = " C o l u m n "   E l e m e n t I d = " 1 4 5 8 4 6 7 4 4 1 "   D a t a T y p e = " T e x t " > I n v o i c e N o P o s i t i o n _ L b l < / I n v o i c e N o P o s i t i o n _ L b l > + 
+         < L e g a l E n t i t y T y p e   E l e m e n t T y p e = " C o l u m n "   E l e m e n t I d = " 2 0 5 1 8 7 3 5 6 3 "   D a t a T y p e = " T e x t " > L e g a l E n t i t y T y p e < / L e g a l E n t i t y T y p e > + 
+         < L e g a l E n t i t y T y p e _ L b l   E l e m e n t T y p e = " C o l u m n "   E l e m e n t I d = " 2 0 8 0 2 2 4 7 9 2 "   D a t a T y p e = " T e x t " > L e g a l E n t i t y T y p e _ L b l < / L e g a l E n t i t y T y p e _ L b l > + 
+         < L i n e A m o u n t A f t e r I n v o i c e D i s c o u n t _ L b l   E l e m e n t T y p e = " C o l u m n "   E l e m e n t I d = " 6 7 3 7 2 1 0 9 4 "   D a t a T y p e = " T e x t C o n s t " > L i n e A m o u n t A f t e r I n v o i c e D i s c o u n t _ L b l < / L i n e A m o u n t A f t e r I n v o i c e D i s c o u n t _ L b l > + 
+         < L o c a l C u r r e n c y _ L b l   E l e m e n t T y p e = " C o l u m n "   E l e m e n t I d = " 1 5 5 9 6 9 3 4 2 2 "   D a t a T y p e = " T e x t C o n s t " > L o c a l C u r r e n c y _ L b l < / L o c a l C u r r e n c y _ L b l > + 
+         < P a g e _ L b l   E l e m e n t T y p e = " C o l u m n "   E l e m e n t I d = " 6 8 0 6 4 8 0 9 1 "   D a t a T y p e = " T e x t C o n s t " > P a g e _ L b l < / P a g e _ L b l > + 
+         < P a y m e n t I n s t r u c t i o n s _ T x t   E l e m e n t T y p e = " C o l u m n "   E l e m e n t I d = " 1 8 7 2 0 8 8 3 "   D a t a T y p e = " T e x t " > P a y m e n t I n s t r u c t i o n s _ T x t < / P a y m e n t I n s t r u c t i o n s _ T x t > + 
+         < P a y m e n t M e t h o d D e s c r i p t i o n   E l e m e n t T y p e = " C o l u m n "   E l e m e n t I d = " 5 8 5 7 5 7 9 7 4 "   D a t a T y p e = " T e x t " > P a y m e n t M e t h o d D e s c r i p t i o n < / P a y m e n t M e t h o d D e s c r i p t i o n > + 
+         < P a y m e n t M e t h o d D e s c r i p t i o n _ L b l   E l e m e n t T y p e = " C o l u m n "   E l e m e n t I d = " 7 9 7 1 1 7 3 2 3 "   D a t a T y p e = " T e x t C o n s t " > P a y m e n t M e t h o d D e s c r i p t i o n _ L b l < / P a y m e n t M e t h o d D e s c r i p t i o n _ L b l > + 
+         < P a y m e n t T e r m s D e s c r i p t i o n   E l e m e n t T y p e = " C o l u m n "   E l e m e n t I d = " 2 0 3 8 7 4 2 7 0 0 "   D a t a T y p e = " T e x t " > P a y m e n t T e r m s D e s c r i p t i o n < / P a y m e n t T e r m s D e s c r i p t i o n > + 
+         < P a y m e n t T e r m s D e s c r i p t i o n _ L b l   E l e m e n t T y p e = " C o l u m n "   E l e m e n t I d = " 1 8 7 4 4 9 4 3 2 1 "   D a t a T y p e = " T e x t C o n s t " > P a y m e n t T e r m s D e s c r i p t i o n _ L b l < / P a y m e n t T e r m s D e s c r i p t i o n _ L b l > + 
+         < P r i c e s I n c l u d i n g V A T   E l e m e n t T y p e = " C o l u m n "   E l e m e n t I d = " 5 1 8 8 1 7 1 6 7 "   D a t a T y p e = " B o o l e a n " > P r i c e s I n c l u d i n g V A T < / P r i c e s I n c l u d i n g V A T > + 
+         < P r i c e s I n c l u d i n g V A T _ L b l   E l e m e n t T y p e = " C o l u m n "   E l e m e n t I d = " 1 3 7 7 9 7 9 4 4 4 "   D a t a T y p e = " S t r i n g " > P r i c e s I n c l u d i n g V A T _ L b l < / P r i c e s I n c l u d i n g V A T _ L b l > + 
+         < P r i c e s I n c l u d i n g V A T Y e s N o   E l e m e n t T y p e = " C o l u m n "   E l e m e n t I d = " 1 4 1 1 1 4 7 5 9 9 "   D a t a T y p e = " S t r i n g " > P r i c e s I n c l u d i n g V A T Y e s N o < / P r i c e s I n c l u d i n g V A T Y e s N o > + 
+         < Q u e s t i o n s _ L b l   E l e m e n t T y p e = " C o l u m n "   E l e m e n t I d = " 2 0 7 0 8 9 0 0 1 9 "   D a t a T y p e = " T e x t C o n s t " > Q u e s t i o n s _ L b l < / Q u e s t i o n s _ L b l > + 
+         < S a l e s I n v o i c e L i n e D i s c o u n t _ L b l   E l e m e n t T y p e = " C o l u m n "   E l e m e n t I d = " 6 6 4 6 0 1 5 8 2 "   D a t a T y p e = " T e x t C o n s t " > S a l e s I n v o i c e L i n e D i s c o u n t _ L b l < / S a l e s I n v o i c e L i n e D i s c o u n t _ L b l > + 
+         < S a l e s P e r s o n _ L b l   E l e m e n t T y p e = " C o l u m n "   E l e m e n t I d = " 1 5 6 4 1 9 6 3 6 5 "   D a t a T y p e = " T e x t C o n s t " > S a l e s P e r s o n _ L b l < / S a l e s P e r s o n _ L b l > + 
+         < S a l e s P e r s o n B l a n k _ L b l   E l e m e n t T y p e = " C o l u m n "   E l e m e n t I d = " 6 5 4 6 2 4 6 0 1 "   D a t a T y p e = " T e x t " > S a l e s P e r s o n B l a n k _ L b l < / S a l e s P e r s o n B l a n k _ L b l > + 
+         < S a l e s P e r s o n N a m e   E l e m e n t T y p e = " C o l u m n "   E l e m e n t I d = " 8 7 1 4 9 2 9 8 3 "   D a t a T y p e = " T e x t " > S a l e s P e r s o n N a m e < / S a l e s P e r s o n N a m e > + 
+         < S e l l T o C o n t a c t E m a i l   E l e m e n t T y p e = " C o l u m n "   E l e m e n t I d = " 2 6 2 8 2 4 5 6 4 "   D a t a T y p e = " T e x t " > S e l l T o C o n t a c t E m a i l < / S e l l T o C o n t a c t E m a i l > + 
+         < S e l l T o C o n t a c t E m a i l L b l   E l e m e n t T y p e = " C o l u m n "   E l e m e n t I d = " 3 7 0 9 2 0 3 7 4 "   D a t a T y p e = " T e x t C o n s t " > S e l l T o C o n t a c t E m a i l L b l < / S e l l T o C o n t a c t E m a i l L b l > + 
+         < S e l l T o C o n t a c t M o b i l e P h o n e N o   E l e m e n t T y p e = " C o l u m n "   E l e m e n t I d = " 1 8 4 3 5 8 7 4 7 "   D a t a T y p e = " T e x t " > S e l l T o C o n t a c t M o b i l e P h o n e N o < / S e l l T o C o n t a c t M o b i l e P h o n e N o > + 
+         < S e l l T o C o n t a c t M o b i l e P h o n e N o L b l   E l e m e n t T y p e = " C o l u m n "   E l e m e n t I d = " 1 4 5 7 5 2 8 4 1 7 "   D a t a T y p e = " T e x t C o n s t " > S e l l T o C o n t a c t M o b i l e P h o n e N o L b l < / S e l l T o C o n t a c t M o b i l e P h o n e N o L b l > + 
+         < S e l l T o C o n t a c t P h o n e N o   E l e m e n t T y p e = " C o l u m n "   E l e m e n t I d = " 1 6 1 3 8 2 2 4 8 3 "   D a t a T y p e = " T e x t " > S e l l T o C o n t a c t P h o n e N o < / S e l l T o C o n t a c t P h o n e N o > + 
+         < S e l l T o C o n t a c t P h o n e N o L b l   E l e m e n t T y p e = " C o l u m n "   E l e m e n t I d = " 1 0 5 0 6 8 6 8 0 9 "   D a t a T y p e = " T e x t C o n s t " > S e l l T o C o n t a c t P h o n e N o L b l < / S e l l T o C o n t a c t P h o n e N o L b l > + 
+         < S e l l t o C u s t o m e r N o   E l e m e n t T y p e = " C o l u m n "   E l e m e n t I d = " 2 0 5 0 6 4 7 3 4 9 "   D a t a T y p e = " C o d e " > S e l l t o C u s t o m e r N o < / S e l l t o C u s t o m e r N o > + 
+         < S e l l t o C u s t o m e r N o _ L b l   E l e m e n t T y p e = " C o l u m n "   E l e m e n t I d = " 2 9 8 3 8 1 5 1 2 "   D a t a T y p e = " S t r i n g " > S e l l t o C u s t o m e r N o _ L b l < / S e l l t o C u s t o m e r N o _ L b l > + 
+         < S h i p m e n t _ L b l   E l e m e n t T y p e = " C o l u m n "   E l e m e n t I d = " 2 0 8 5 7 6 7 1 2 0 "   D a t a T y p e = " T e x t C o n s t " > S h i p m e n t _ L b l < / S h i p m e n t _ L b l > + 
+         < S h i p m e n t M e t h o d D e s c r i p t i o n   E l e m e n t T y p e = " C o l u m n "   E l e m e n t I d = " 2 0 5 9 4 0 3 2 6 0 "   D a t a T y p e = " T e x t " > S h i p m e n t M e t h o d D e s c r i p t i o n < / S h i p m e n t M e t h o d D e s c r i p t i o n > + 
+         < S h i p m e n t M e t h o d D e s c r i p t i o n _ L b l   E l e m e n t T y p e = " C o l u m n "   E l e m e n t I d = " 1 1 7 9 9 7 8 4 6 5 "   D a t a T y p e = " T e x t C o n s t " > S h i p m e n t M e t h o d D e s c r i p t i o n _ L b l < / S h i p m e n t M e t h o d D e s c r i p t i o n _ L b l > + 
+         < S h i p T o A d d r e s s _ L b l   E l e m e n t T y p e = " C o l u m n "   E l e m e n t I d = " 1 6 5 0 5 0 5 0 1 7 "   D a t a T y p e = " T e x t C o n s t " > S h i p T o A d d r e s s _ L b l < / S h i p T o A d d r e s s _ L b l > + 
+         < S h i p T o A d d r e s s 1   E l e m e n t T y p e = " C o l u m n "   E l e m e n t I d = " 1 3 5 7 6 7 2 8 6 1 "   D a t a T y p e = " T e x t " > S h i p T o A d d r e s s 1 < / S h i p T o A d d r e s s 1 > + 
+         < S h i p T o A d d r e s s 2   E l e m e n t T y p e = " C o l u m n "   E l e m e n t I d = " 1 0 2 4 2 0 4 5 8 4 "   D a t a T y p e = " T e x t " > S h i p T o A d d r e s s 2 < / S h i p T o A d d r e s s 2 > + 
+         < S h i p T o A d d r e s s 3   E l e m e n t T y p e = " C o l u m n "   E l e m e n t I d = " 1 6 6 1 9 0 1 2 0 1 "   D a t a T y p e = " T e x t " > S h i p T o A d d r e s s 3 < / S h i p T o A d d r e s s 3 > + 
+         < S h i p T o A d d r e s s 4   E l e m e n t T y p e = " C o l u m n "   E l e m e n t I d = " 5 5 5 4 1 6 9 9 0 "   D a t a T y p e = " T e x t " > S h i p T o A d d r e s s 4 < / S h i p T o A d d r e s s 4 > + 
+         < S h i p T o A d d r e s s 5   E l e m e n t T y p e = " C o l u m n "   E l e m e n t I d = " 1 1 9 3 1 1 3 6 0 7 "   D a t a T y p e = " T e x t " > S h i p T o A d d r e s s 5 < / S h i p T o A d d r e s s 5 > + 
+         < S h i p T o A d d r e s s 6   E l e m e n t T y p e = " C o l u m n "   E l e m e n t I d = " 7 1 9 9 7 6 2 4 4 "   D a t a T y p e = " T e x t " > S h i p T o A d d r e s s 6 < / S h i p T o A d d r e s s 6 > + 
+         < S h i p T o A d d r e s s 7   E l e m e n t T y p e = " C o l u m n "   E l e m e n t I d = " 8 2 2 7 9 6 2 7 "   D a t a T y p e = " T e x t " > S h i p T o A d d r e s s 7 < / S h i p T o A d d r e s s 7 > + 
+         < S h i p T o A d d r e s s 8   E l e m e n t T y p e = " C o l u m n "   E l e m e n t I d = " 1 4 9 2 9 9 2 1 7 8 "   D a t a T y p e = " T e x t " > S h i p T o A d d r e s s 8 < / S h i p T o A d d r e s s 8 > + 
+         < S h i p T o P h o n e N o   E l e m e n t T y p e = " C o l u m n "   E l e m e n t I d = " 3 6 9 7 0 2 2 5 5 "   D a t a T y p e = " T e x t " > S h i p T o P h o n e N o < / S h i p T o P h o n e N o > + 
+         < S h o w S h i p p i n g A d d r e s s   E l e m e n t T y p e = " C o l u m n "   E l e m e n t I d = " 1 1 2 0 0 7 1 2 6 6 "   D a t a T y p e = " B o o l e a n " > S h o w S h i p p i n g A d d r e s s < / S h o w S h i p p i n g A d d r e s s > + 
+         < S h o w W o r k D e s c r i p t i o n   E l e m e n t T y p e = " C o l u m n "   E l e m e n t I d = " 7 8 5 4 6 8 8 6 5 "   D a t a T y p e = " B o o l e a n " > S h o w W o r k D e s c r i p t i o n < / S h o w W o r k D e s c r i p t i o n > + 
+         < S u b t o t a l _ L b l   E l e m e n t T y p e = " C o l u m n "   E l e m e n t I d = " 1 9 6 7 7 9 5 1 4 2 "   D a t a T y p e = " T e x t C o n s t " > S u b t o t a l _ L b l < / S u b t o t a l _ L b l > + 
+         < T h a n k s _ L b l   E l e m e n t T y p e = " C o l u m n "   E l e m e n t I d = " 2 1 0 3 3 0 5 5 2 5 "   D a t a T y p e = " T e x t C o n s t " > T h a n k s _ L b l < / T h a n k s _ L b l > + 
+         < T o t a l _ L b l   E l e m e n t T y p e = " C o l u m n "   E l e m e n t I d = " 1 2 1 0 1 0 0 8 7 8 "   D a t a T y p e = " T e x t C o n s t " > T o t a l _ L b l < / T o t a l _ L b l > + 
+         < V A T A m o u n t _ L b l   E l e m e n t T y p e = " C o l u m n "   E l e m e n t I d = " 1 0 9 4 6 5 7 2 9 "   D a t a T y p e = " T e x t C o n s t " > V A T A m o u n t _ L b l < / V A T A m o u n t _ L b l > + 
+         < V A T A m o u n t S p e c i f i c a t i o n _ L b l   E l e m e n t T y p e = " C o l u m n "   E l e m e n t I d = " 8 7 8 7 0 6 8 4 6 "   D a t a T y p e = " T e x t C o n s t " > V A T A m o u n t S p e c i f i c a t i o n _ L b l < / V A T A m o u n t S p e c i f i c a t i o n _ L b l > + 
+         < V A T B a s e _ L b l   E l e m e n t T y p e = " C o l u m n "   E l e m e n t I d = " 1 8 6 6 1 5 8 2 7 8 "   D a t a T y p e = " T e x t C o n s t " > V A T B a s e _ L b l < / V A T B a s e _ L b l > + 
+         < V A T C l a u s e _ L b l   E l e m e n t T y p e = " C o l u m n "   E l e m e n t I d = " 1 5 7 0 4 9 5 4 9 0 "   D a t a T y p e = " S t r i n g " > V A T C l a u s e _ L b l < / V A T C l a u s e _ L b l > + 
+         < V A T C l a u s e s _ L b l   E l e m e n t T y p e = " C o l u m n "   E l e m e n t I d = " 1 3 8 3 9 2 0 0 1 9 "   D a t a T y p e = " T e x t C o n s t " > V A T C l a u s e s _ L b l < / V A T C l a u s e s _ L b l > + 
+         < V A T I d e n t i f i e r _ L b l   E l e m e n t T y p e = " C o l u m n "   E l e m e n t I d = " 1 6 8 6 6 2 3 9 8 4 "   D a t a T y p e = " T e x t C o n s t " > V A T I d e n t i f i e r _ L b l < / V A T I d e n t i f i e r _ L b l > + 
+         < V A T P e r c e n t a g e _ L b l   E l e m e n t T y p e = " C o l u m n "   E l e m e n t I d = " 6 7 6 6 5 4 5 6 5 "   D a t a T y p e = " T e x t C o n s t " > V A T P e r c e n t a g e _ L b l < / V A T P e r c e n t a g e _ L b l > + 
+         < V A T R e g i s t r a t i o n N o   E l e m e n t T y p e = " C o l u m n "   E l e m e n t I d = " 1 8 8 9 1 9 5 4 0 2 "   D a t a T y p e = " T e x t " > V A T R e g i s t r a t i o n N o < / V A T R e g i s t r a t i o n N o > + 
+         < V A T R e g i s t r a t i o n N o _ L b l   E l e m e n t T y p e = " C o l u m n "   E l e m e n t I d = " 1 4 2 4 6 1 6 0 8 5 "   D a t a T y p e = " T e x t " > V A T R e g i s t r a t i o n N o _ L b l < / V A T R e g i s t r a t i o n N o _ L b l > + 
+         < Y o u r D o c u m e n t T i t l e _ L b l   E l e m e n t T y p e = " C o l u m n "   E l e m e n t I d = " 1 8 2 1 7 1 6 9 3 4 "   D a t a T y p e = " T e x t " > Y o u r D o c u m e n t T i t l e _ L b l < / Y o u r D o c u m e n t T i t l e _ L b l > + 
+         < Y o u r R e f e r e n c e   E l e m e n t T y p e = " C o l u m n "   E l e m e n t I d = " 1 1 0 3 9 9 5 1 "   D a t a T y p e = " T e x t " > Y o u r R e f e r e n c e < / Y o u r R e f e r e n c e > + 
+         < Y o u r R e f e r e n c e _ _ L b l   E l e m e n t T y p e = " C o l u m n "   E l e m e n t I d = " 1 1 2 6 2 8 0 3 7 1 "   D a t a T y p e = " S t r i n g " > Y o u r R e f e r e n c e _ _ L b l < / Y o u r R e f e r e n c e _ _ L b l > + 
+         < L i n e   E l e m e n t T y p e = " D a t a I t e m "   E l e m e n t I d = " 4 1 1 9 7 6 1 3 3 " > + 
+             < A m o u n t E x c l u d i n g V A T _ L i n e   E l e m e n t T y p e = " C o l u m n "   E l e m e n t I d = " 1 0 6 2 4 6 0 0 4 0 "   D a t a T y p e = " D e c i m a l " > A m o u n t E x c l u d i n g V A T _ L i n e < / A m o u n t E x c l u d i n g V A T _ L i n e > + 
+             < A m o u n t E x c l u d i n g V A T _ L i n e _ L b l   E l e m e n t T y p e = " C o l u m n "   E l e m e n t I d = " 2 0 0 2 8 7 4 4 7 5 "   D a t a T y p e = " S t r i n g " > A m o u n t E x c l u d i n g V A T _ L i n e _ L b l < / A m o u n t E x c l u d i n g V A T _ L i n e _ L b l > + 
+             < A m o u n t I n c l u d i n g V A T _ L i n e   E l e m e n t T y p e = " C o l u m n "   E l e m e n t I d = " 7 7 0 9 2 8 4 0 2 "   D a t a T y p e = " D e c i m a l " > A m o u n t I n c l u d i n g V A T _ L i n e < / A m o u n t I n c l u d i n g V A T _ L i n e > + 
+             < A m o u n t I n c l u d i n g V A T _ L i n e _ L b l   E l e m e n t T y p e = " C o l u m n "   E l e m e n t I d = " 9 3 0 7 4 7 3 1 3 "   D a t a T y p e = " S t r i n g " > A m o u n t I n c l u d i n g V A T _ L i n e _ L b l < / A m o u n t I n c l u d i n g V A T _ L i n e _ L b l > + 
+             < D e s c r i p t i o n _ L i n e   E l e m e n t T y p e = " C o l u m n "   E l e m e n t I d = " 1 4 0 6 8 2 2 3 1 0 "   D a t a T y p e = " T e x t " > D e s c r i p t i o n _ L i n e < / D e s c r i p t i o n _ L i n e > + 
+             < D e s c r i p t i o n _ L i n e _ L b l   E l e m e n t T y p e = " C o l u m n "   E l e m e n t I d = " 2 1 1 8 9 5 1 4 9 5 "   D a t a T y p e = " S t r i n g " > D e s c r i p t i o n _ L i n e _ L b l < / D e s c r i p t i o n _ L i n e _ L b l > + 
+             < I t e m N o _ L i n e   E l e m e n t T y p e = " C o l u m n "   E l e m e n t I d = " 1 9 1 0 2 9 6 2 8 8 "   D a t a T y p e = " C o d e " > I t e m N o _ L i n e < / I t e m N o _ L i n e > + 
+             < I t e m N o _ L i n e _ L b l   E l e m e n t T y p e = " C o l u m n "   E l e m e n t I d = " 1 3 4 0 0 7 9 6 1 3 "   D a t a T y p e = " S t r i n g " > I t e m N o _ L i n e _ L b l < / I t e m N o _ L i n e _ L b l > + 
+             < I t e m R e f e r e n c e N o _ L i n e   E l e m e n t T y p e = " C o l u m n "   E l e m e n t I d = " 9 2 7 2 3 5 7 "   D a t a T y p e = " C o d e " > I t e m R e f e r e n c e N o _ L i n e < / I t e m R e f e r e n c e N o _ L i n e > + 
+             < I t e m R e f e r e n c e N o _ L i n e _ L b l   E l e m e n t T y p e = " C o l u m n "   E l e m e n t I d = " 1 9 8 0 6 3 1 1 3 0 "   D a t a T y p e = " S t r i n g " > I t e m R e f e r e n c e N o _ L i n e _ L b l < / I t e m R e f e r e n c e N o _ L i n e _ L b l > + 
+             < L i n e A m o u n t _ L i n e   E l e m e n t T y p e = " C o l u m n "   E l e m e n t I d = " 2 6 8 9 3 7 1 6 2 "   D a t a T y p e = " T e x t " > L i n e A m o u n t _ L i n e < / L i n e A m o u n t _ L i n e > + 
+             < L i n e A m o u n t _ L i n e _ L b l   E l e m e n t T y p e = " C o l u m n "   E l e m e n t I d = " 9 9 2 9 0 1 8 4 5 "   D a t a T y p e = " S t r i n g " > L i n e A m o u n t _ L i n e _ L b l < / L i n e A m o u n t _ L i n e _ L b l > + 
+             < L i n e D i s c o u n t P e r c e n t _ L i n e   E l e m e n t T y p e = " C o l u m n "   E l e m e n t I d = " 9 0 7 8 2 7 4 3 6 "   D a t a T y p e = " D e c i m a l " > L i n e D i s c o u n t P e r c e n t _ L i n e < / L i n e D i s c o u n t P e r c e n t _ L i n e > + 
+             < L i n e D i s c o u n t P e r c e n t T e x t _ L i n e   E l e m e n t T y p e = " C o l u m n "   E l e m e n t I d = " 6 1 3 1 3 5 1 9 "   D a t a T y p e = " T e x t " > L i n e D i s c o u n t P e r c e n t T e x t _ L i n e < / L i n e D i s c o u n t P e r c e n t T e x t _ L i n e > + 
+             < L i n e N o _ L i n e   E l e m e n t T y p e = " C o l u m n "   E l e m e n t I d = " 6 9 8 9 8 5 9 7 9 "   D a t a T y p e = " I n t e g e r " > L i n e N o _ L i n e < / L i n e N o _ L i n e > + 
+             < P r i c e _ L b l   E l e m e n t T y p e = " C o l u m n "   E l e m e n t I d = " 2 1 2 6 7 6 4 9 2 5 "   D a t a T y p e = " T e x t C o n s t " > P r i c e _ L b l < / P r i c e _ L b l > + 
+             < P r i c e P e r _ L b l   E l e m e n t T y p e = " C o l u m n "   E l e m e n t I d = " 9 7 3 2 8 0 1 3 4 "   D a t a T y p e = " T e x t C o n s t " > P r i c e P e r _ L b l < / P r i c e P e r _ L b l > + 
+             < Q t y _ L b l   E l e m e n t T y p e = " C o l u m n "   E l e m e n t I d = " 2 6 3 6 7 3 7 6 4 "   D a t a T y p e = " T e x t C o n s t " > Q t y _ L b l < / Q t y _ L b l > + 
+             < Q u a n t i t y _ L i n e   E l e m e n t T y p e = " C o l u m n "   E l e m e n t I d = " 1 0 6 8 5 4 3 5 3 7 "   D a t a T y p e = " T e x t " > Q u a n t i t y _ L i n e < / Q u a n t i t y _ L i n e > + 
+             < Q u a n t i t y _ L i n e _ L b l   E l e m e n t T y p e = " C o l u m n "   E l e m e n t I d = " 2 0 3 4 5 0 6 8 0 2 "   D a t a T y p e = " S t r i n g " > Q u a n t i t y _ L i n e _ L b l < / Q u a n t i t y _ L i n e _ L b l > + 
+             < S h i p m e n t D a t e _ L b l   E l e m e n t T y p e = " C o l u m n "   E l e m e n t I d = " 6 1 4 4 0 0 3 6 4 "   D a t a T y p e = " T e x t C o n s t " > S h i p m e n t D a t e _ L b l < / S h i p m e n t D a t e _ L b l > + 
+             < S h i p m e n t D a t e _ L i n e   E l e m e n t T y p e = " C o l u m n "   E l e m e n t I d = " 1 6 7 3 3 7 5 4 1 6 "   D a t a T y p e = " S t r i n g " > S h i p m e n t D a t e _ L i n e < / S h i p m e n t D a t e _ L i n e > + 
+             < T r a n s H e a d e r A m o u n t   E l e m e n t T y p e = " C o l u m n "   E l e m e n t I d = " 2 0 2 8 3 0 6 2 7 6 "   D a t a T y p e = " D e c i m a l " > T r a n s H e a d e r A m o u n t < / T r a n s H e a d e r A m o u n t > + 
+             < T y p e _ L i n e   E l e m e n t T y p e = " C o l u m n "   E l e m e n t I d = " 2 7 2 8 0 4 9 2 4 "   D a t a T y p e = " S t r i n g " > T y p e _ L i n e < / T y p e _ L i n e > + 
+             < U n i t _ L b l   E l e m e n t T y p e = " C o l u m n "   E l e m e n t I d = " 8 1 4 3 6 4 3 1 8 "   D a t a T y p e = " T e x t C o n s t " > U n i t _ L b l < / U n i t _ L b l > + 
+             < U n i t O f M e a s u r e   E l e m e n t T y p e = " C o l u m n "   E l e m e n t I d = " 1 8 0 8 2 2 8 0 1 8 "   D a t a T y p e = " T e x t " > U n i t O f M e a s u r e < / U n i t O f M e a s u r e > + 
+             < U n i t O f M e a s u r e _ L b l   E l e m e n t T y p e = " C o l u m n "   E l e m e n t I d = " 9 8 1 9 5 1 2 4 9 "   D a t a T y p e = " S t r i n g " > U n i t O f M e a s u r e _ L b l < / U n i t O f M e a s u r e _ L b l > + 
+             < U n i t P r i c e   E l e m e n t T y p e = " C o l u m n "   E l e m e n t I d = " 1 4 7 8 2 2 1 5 2 6 "   D a t a T y p e = " T e x t " > U n i t P r i c e < / U n i t P r i c e > + 
+             < U n i t P r i c e _ L b l   E l e m e n t T y p e = " C o l u m n "   E l e m e n t I d = " 1 1 6 3 9 2 6 6 0 3 "   D a t a T y p e = " S t r i n g " > U n i t P r i c e _ L b l < / U n i t P r i c e _ L b l > + 
+             < V A T I d e n t i f i e r _ L i n e   E l e m e n t T y p e = " C o l u m n "   E l e m e n t I d = " 1 7 7 3 6 2 2 4 1 2 "   D a t a T y p e = " C o d e " > V A T I d e n t i f i e r _ L i n e < / V A T I d e n t i f i e r _ L i n e > + 
+             < V A T I d e n t i f i e r _ L i n e _ L b l   E l e m e n t T y p e = " C o l u m n "   E l e m e n t I d = " 5 3 3 7 8 2 7 0 3 "   D a t a T y p e = " S t r i n g " > V A T I d e n t i f i e r _ L i n e _ L b l < / V A T I d e n t i f i e r _ L i n e _ L b l > + 
+             < V A T P c t _ L i n e   E l e m e n t T y p e = " C o l u m n "   E l e m e n t I d = " 1 9 7 4 0 0 1 9 4 4 "   D a t a T y p e = " T e x t " > V A T P c t _ L i n e < / V A T P c t _ L i n e > + 
+             < V A T P c t _ L i n e _ L b l   E l e m e n t T y p e = " C o l u m n "   E l e m e n t I d = " 1 2 0 7 5 2 9 9 1 5 "   D a t a T y p e = " S t r i n g " > V A T P c t _ L i n e _ L b l < / V A T P c t _ L i n e _ L b l >   
          < / L i n e >   
-         < W o r k D e s c r i p t i o n L i n e s > - 
-             < W o r k D e s c r i p t i o n L i n e > W o r k D e s c r i p t i o n L i n e < / W o r k D e s c r i p t i o n L i n e > - 
-             < W o r k D e s c r i p t i o n L i n e N u m b e r > W o r k D e s c r i p t i o n L i n e N u m b e r < / W o r k D e s c r i p t i o n L i n e N u m b e r > +         < W o r k D e s c r i p t i o n L i n e s   E l e m e n t T y p e = " D a t a I t e m "   E l e m e n t I d = " 2 7 6 8 1 9 4 4 7 " > + 
+             < W o r k D e s c r i p t i o n L i n e   E l e m e n t T y p e = " C o l u m n "   E l e m e n t I d = " 1 9 4 7 6 2 1 6 7 6 "   D a t a T y p e = " T e x t " > W o r k D e s c r i p t i o n L i n e < / W o r k D e s c r i p t i o n L i n e > + 
+             < W o r k D e s c r i p t i o n L i n e N u m b e r   E l e m e n t T y p e = " C o l u m n "   E l e m e n t I d = " 7 9 7 3 0 7 2 2 3 "   D a t a T y p e = " I n t e g e r " > W o r k D e s c r i p t i o n L i n e N u m b e r < / W o r k D e s c r i p t i o n L i n e N u m b e r >   
          < / W o r k D e s c r i p t i o n L i n e s >   
-         < V A T A m o u n t L i n e > - 
-             < I n v o i c e D i s c o u n t A m o u n t _ V A T A m o u n t L i n e > I n v o i c e D i s c o u n t A m o u n t _ V A T A m o u n t L i n e < / I n v o i c e D i s c o u n t A m o u n t _ V A T A m o u n t L i n e > - 
-             < I n v o i c e D i s c o u n t A m o u n t _ V A T A m o u n t L i n e _ L b l > I n v o i c e D i s c o u n t A m o u n t _ V A T A m o u n t L i n e _ L b l < / I n v o i c e D i s c o u n t A m o u n t _ V A T A m o u n t L i n e _ L b l > - 
-             < I n v o i c e D i s c o u n t B a s e A m o u n t _ V A T A m o u n t L i n e > I n v o i c e D i s c o u n t B a s e A m o u n t _ V A T A m o u n t L i n e < / I n v o i c e D i s c o u n t B a s e A m o u n t _ V A T A m o u n t L i n e > - 
-             < I n v o i c e D i s c o u n t B a s e A m o u n t _ V A T A m o u n t L i n e _ L b l > I n v o i c e D i s c o u n t B a s e A m o u n t _ V A T A m o u n t L i n e _ L b l < / I n v o i c e D i s c o u n t B a s e A m o u n t _ V A T A m o u n t L i n e _ L b l > - 
-             < L i n e A m o u n t _ V a t A m o u n t L i n e > L i n e A m o u n t _ V a t A m o u n t L i n e < / L i n e A m o u n t _ V a t A m o u n t L i n e > - 
-             < L i n e A m o u n t _ V a t A m o u n t L i n e _ L b l > L i n e A m o u n t _ V a t A m o u n t L i n e _ L b l < / L i n e A m o u n t _ V a t A m o u n t L i n e _ L b l > - 
-             < N o O f V A T I d e n t i f i e r s > N o O f V A T I d e n t i f i e r s < / N o O f V A T I d e n t i f i e r s > - 
-             < V A T A m o u n t _ V a t A m o u n t L i n e > V A T A m o u n t _ V a t A m o u n t L i n e < / V A T A m o u n t _ V a t A m o u n t L i n e > - 
-             < V A T A m o u n t _ V a t A m o u n t L i n e _ L b l > V A T A m o u n t _ V a t A m o u n t L i n e _ L b l < / V A T A m o u n t _ V a t A m o u n t L i n e _ L b l > - 
-             < V A T A m o u n t L C Y _ V A T A m o u n t L i n e > V A T A m o u n t L C Y _ V A T A m o u n t L i n e < / V A T A m o u n t L C Y _ V A T A m o u n t L i n e > - 
-             < V A T A m o u n t L C Y _ V A T A m o u n t L i n e _ L b l > V A T A m o u n t L C Y _ V A T A m o u n t L i n e _ L b l < / V A T A m o u n t L C Y _ V A T A m o u n t L i n e _ L b l > - 
-             < V A T B a s e _ V a t A m o u n t L i n e > V A T B a s e _ V a t A m o u n t L i n e < / V A T B a s e _ V a t A m o u n t L i n e > - 
-             < V A T B a s e _ V a t A m o u n t L i n e _ L b l > V A T B a s e _ V a t A m o u n t L i n e _ L b l < / V A T B a s e _ V a t A m o u n t L i n e _ L b l > - 
-             < V A T B a s e L C Y _ V A T A m o u n t L i n e > V A T B a s e L C Y _ V A T A m o u n t L i n e < / V A T B a s e L C Y _ V A T A m o u n t L i n e > - 
-             < V A T B a s e L C Y _ V A T A m o u n t L i n e _ L b l > V A T B a s e L C Y _ V A T A m o u n t L i n e _ L b l < / V A T B a s e L C Y _ V A T A m o u n t L i n e _ L b l > - 
-             < V A T I d e n t i f i e r _ V a t A m o u n t L i n e > V A T I d e n t i f i e r _ V a t A m o u n t L i n e < / V A T I d e n t i f i e r _ V a t A m o u n t L i n e > - 
-             < V A T I d e n t i f i e r _ V a t A m o u n t L i n e _ L b l > V A T I d e n t i f i e r _ V a t A m o u n t L i n e _ L b l < / V A T I d e n t i f i e r _ V a t A m o u n t L i n e _ L b l > - 
-             < V A T P c t _ V a t A m o u n t L i n e > V A T P c t _ V a t A m o u n t L i n e < / V A T P c t _ V a t A m o u n t L i n e > - 
-             < V A T P c t _ V a t A m o u n t L i n e _ L b l > V A T P c t _ V a t A m o u n t L i n e _ L b l < / V A T P c t _ V a t A m o u n t L i n e _ L b l > +         < V A T A m o u n t L i n e   E l e m e n t T y p e = " D a t a I t e m "   E l e m e n t I d = " 8 2 7 5 3 4 3 4 8 " > + 
+             < I n v o i c e D i s c o u n t A m o u n t _ V A T A m o u n t L i n e   E l e m e n t T y p e = " C o l u m n "   E l e m e n t I d = " 8 2 4 7 3 0 1 4 1 "   D a t a T y p e = " D e c i m a l " > I n v o i c e D i s c o u n t A m o u n t _ V A T A m o u n t L i n e < / I n v o i c e D i s c o u n t A m o u n t _ V A T A m o u n t L i n e > + 
+             < I n v o i c e D i s c o u n t A m o u n t _ V A T A m o u n t L i n e _ L b l   E l e m e n t T y p e = " C o l u m n "   E l e m e n t I d = " 1 5 6 2 2 0 0 0 3 4 "   D a t a T y p e = " S t r i n g " > I n v o i c e D i s c o u n t A m o u n t _ V A T A m o u n t L i n e _ L b l < / I n v o i c e D i s c o u n t A m o u n t _ V A T A m o u n t L i n e _ L b l > + 
+             < I n v o i c e D i s c o u n t B a s e A m o u n t _ V A T A m o u n t L i n e   E l e m e n t T y p e = " C o l u m n "   E l e m e n t I d = " 2 0 4 0 3 3 2 2 6 6 "   D a t a T y p e = " D e c i m a l " > I n v o i c e D i s c o u n t B a s e A m o u n t _ V A T A m o u n t L i n e < / I n v o i c e D i s c o u n t B a s e A m o u n t _ V A T A m o u n t L i n e > + 
+             < I n v o i c e D i s c o u n t B a s e A m o u n t _ V A T A m o u n t L i n e _ L b l   E l e m e n t T y p e = " C o l u m n "   E l e m e n t I d = " 4 0 5 9 6 0 3 3 1 "   D a t a T y p e = " S t r i n g " > I n v o i c e D i s c o u n t B a s e A m o u n t _ V A T A m o u n t L i n e _ L b l < / I n v o i c e D i s c o u n t B a s e A m o u n t _ V A T A m o u n t L i n e _ L b l > + 
+             < L i n e A m o u n t _ V a t A m o u n t L i n e   E l e m e n t T y p e = " C o l u m n "   E l e m e n t I d = " 2 1 4 6 5 4 0 1 "   D a t a T y p e = " D e c i m a l " > L i n e A m o u n t _ V a t A m o u n t L i n e < / L i n e A m o u n t _ V a t A m o u n t L i n e > + 
+             < L i n e A m o u n t _ V a t A m o u n t L i n e _ L b l   E l e m e n t T y p e = " C o l u m n "   E l e m e n t I d = " 1 1 1 0 9 1 2 1 2 4 "   D a t a T y p e = " S t r i n g " > L i n e A m o u n t _ V a t A m o u n t L i n e _ L b l < / L i n e A m o u n t _ V a t A m o u n t L i n e _ L b l > + 
+             < N o O f V A T I d e n t i f i e r s   E l e m e n t T y p e = " C o l u m n "   E l e m e n t I d = " 1 1 5 3 2 6 3 0 2 6 "   D a t a T y p e = " I n t e g e r " > N o O f V A T I d e n t i f i e r s < / N o O f V A T I d e n t i f i e r s > + 
+             < V A T A m o u n t _ V a t A m o u n t L i n e   E l e m e n t T y p e = " C o l u m n "   E l e m e n t I d = " 1 8 9 1 8 2 0 6 2 0 "   D a t a T y p e = " D e c i m a l " > V A T A m o u n t _ V a t A m o u n t L i n e < / V A T A m o u n t _ V a t A m o u n t L i n e > + 
+             < V A T A m o u n t _ V a t A m o u n t L i n e _ L b l   E l e m e n t T y p e = " C o l u m n "   E l e m e n t I d = " 1 5 1 3 5 5 5 4 7 3 "   D a t a T y p e = " S t r i n g " > V A T A m o u n t _ V a t A m o u n t L i n e _ L b l < / V A T A m o u n t _ V a t A m o u n t L i n e _ L b l > + 
+             < V A T A m o u n t L C Y _ V A T A m o u n t L i n e   E l e m e n t T y p e = " C o l u m n "   E l e m e n t I d = " 1 5 8 1 9 9 4 3 5 0 "   D a t a T y p e = " D e c i m a l " > V A T A m o u n t L C Y _ V A T A m o u n t L i n e < / V A T A m o u n t L C Y _ V A T A m o u n t L i n e > + 
+             < V A T A m o u n t L C Y _ V A T A m o u n t L i n e _ L b l   E l e m e n t T y p e = " C o l u m n "   E l e m e n t I d = " 9 2 3 0 0 3 3 7 "   D a t a T y p e = " T e x t C o n s t " > V A T A m o u n t L C Y _ V A T A m o u n t L i n e _ L b l < / V A T A m o u n t L C Y _ V A T A m o u n t L i n e _ L b l > + 
+             < V A T B a s e _ V a t A m o u n t L i n e   E l e m e n t T y p e = " C o l u m n "   E l e m e n t I d = " 1 4 5 8 9 3 7 8 1 9 "   D a t a T y p e = " D e c i m a l " > V A T B a s e _ V a t A m o u n t L i n e < / V A T B a s e _ V a t A m o u n t L i n e > + 
+             < V A T B a s e _ V a t A m o u n t L i n e _ L b l   E l e m e n t T y p e = " C o l u m n "   E l e m e n t I d = " 1 6 9 1 3 0 2 4 8 8 "   D a t a T y p e = " S t r i n g " > V A T B a s e _ V a t A m o u n t L i n e _ L b l < / V A T B a s e _ V a t A m o u n t L i n e _ L b l > + 
+             < V A T B a s e L C Y _ V A T A m o u n t L i n e   E l e m e n t T y p e = " C o l u m n "   E l e m e n t I d = " 1 8 6 0 9 4 5 6 3 5 "   D a t a T y p e = " D e c i m a l " > V A T B a s e L C Y _ V A T A m o u n t L i n e < / V A T B a s e L C Y _ V A T A m o u n t L i n e > + 
+             < V A T B a s e L C Y _ V A T A m o u n t L i n e _ L b l   E l e m e n t T y p e = " C o l u m n "   E l e m e n t I d = " 1 2 3 6 4 6 7 9 9 8 "   D a t a T y p e = " T e x t C o n s t " > V A T B a s e L C Y _ V A T A m o u n t L i n e _ L b l < / V A T B a s e L C Y _ V A T A m o u n t L i n e _ L b l > + 
+             < V A T I d e n t i f i e r _ V a t A m o u n t L i n e   E l e m e n t T y p e = " C o l u m n "   E l e m e n t I d = " 1 1 4 2 0 7 0 0 3 5 "   D a t a T y p e = " C o d e " > V A T I d e n t i f i e r _ V a t A m o u n t L i n e < / V A T I d e n t i f i e r _ V a t A m o u n t L i n e > + 
+             < V A T I d e n t i f i e r _ V a t A m o u n t L i n e _ L b l   E l e m e n t T y p e = " C o l u m n "   E l e m e n t I d = " 8 6 4 5 0 4 5 0 "   D a t a T y p e = " S t r i n g " > V A T I d e n t i f i e r _ V a t A m o u n t L i n e _ L b l < / V A T I d e n t i f i e r _ V a t A m o u n t L i n e _ L b l > + 
+             < V A T P c t _ V a t A m o u n t L i n e   E l e m e n t T y p e = " C o l u m n "   E l e m e n t I d = " 1 4 5 3 5 4 2 7 7 7 "   D a t a T y p e = " D e c i m a l " > V A T P c t _ V a t A m o u n t L i n e < / V A T P c t _ V a t A m o u n t L i n e > + 
+             < V A T P c t _ V a t A m o u n t L i n e _ L b l   E l e m e n t T y p e = " C o l u m n "   E l e m e n t I d = " 6 7 6 3 2 3 7 8 "   D a t a T y p e = " S t r i n g " > V A T P c t _ V a t A m o u n t L i n e _ L b l < / V A T P c t _ V a t A m o u n t L i n e _ L b l >   
          < / V A T A m o u n t L i n e >   
-         < V A T C l a u s e L i n e > - 
-             < C o d e _ V A T C l a u s e L i n e > C o d e _ V A T C l a u s e L i n e < / C o d e _ V A T C l a u s e L i n e > - 
-             < C o d e _ V A T C l a u s e L i n e _ L b l > C o d e _ V A T C l a u s e L i n e _ L b l < / C o d e _ V A T C l a u s e L i n e _ L b l > - 
-             < D e s c r i p t i o n _ V A T C l a u s e L i n e > D e s c r i p t i o n _ V A T C l a u s e L i n e < / D e s c r i p t i o n _ V A T C l a u s e L i n e > - 
-             < D e s c r i p t i o n 2 _ V A T C l a u s e L i n e > D e s c r i p t i o n 2 _ V A T C l a u s e L i n e < / D e s c r i p t i o n 2 _ V A T C l a u s e L i n e > - 
-             < N o O f V A T C l a u s e s > N o O f V A T C l a u s e s < / N o O f V A T C l a u s e s > - 
-             < V A T A m o u n t _ V A T C l a u s e L i n e > V A T A m o u n t _ V A T C l a u s e L i n e < / V A T A m o u n t _ V A T C l a u s e L i n e > - 
-             < V A T C l a u s e s H e a d e r > V A T C l a u s e s H e a d e r < / V A T C l a u s e s H e a d e r > - 
-             < V A T I d e n t i f i e r _ V A T C l a u s e L i n e > V A T I d e n t i f i e r _ V A T C l a u s e L i n e < / V A T I d e n t i f i e r _ V A T C l a u s e L i n e > +         < V A T C l a u s e L i n e   E l e m e n t T y p e = " D a t a I t e m "   E l e m e n t I d = " 1 6 6 5 5 0 0 1 6 3 " > + 
+             < C o d e _ V A T C l a u s e L i n e   E l e m e n t T y p e = " C o l u m n "   E l e m e n t I d = " 1 8 2 4 5 8 9 8 4 7 "   D a t a T y p e = " C o d e " > C o d e _ V A T C l a u s e L i n e < / C o d e _ V A T C l a u s e L i n e > + 
+             < C o d e _ V A T C l a u s e L i n e _ L b l   E l e m e n t T y p e = " C o l u m n "   E l e m e n t I d = " 4 6 1 5 3 3 0 2 "   D a t a T y p e = " S t r i n g " > C o d e _ V A T C l a u s e L i n e _ L b l < / C o d e _ V A T C l a u s e L i n e _ L b l > + 
+             < D e s c r i p t i o n _ V A T C l a u s e L i n e   E l e m e n t T y p e = " C o l u m n "   E l e m e n t I d = " 1 3 0 5 5 4 5 9 2 4 "   D a t a T y p e = " T e x t " > D e s c r i p t i o n _ V A T C l a u s e L i n e < / D e s c r i p t i o n _ V A T C l a u s e L i n e > + 
+             < D e s c r i p t i o n 2 _ V A T C l a u s e L i n e   E l e m e n t T y p e = " C o l u m n "   E l e m e n t I d = " 1 3 7 9 6 6 7 4 7 0 "   D a t a T y p e = " T e x t " > D e s c r i p t i o n 2 _ V A T C l a u s e L i n e < / D e s c r i p t i o n 2 _ V A T C l a u s e L i n e > + 
+             < N o O f V A T C l a u s e s   E l e m e n t T y p e = " C o l u m n "   E l e m e n t I d = " 7 5 6 4 1 7 3 9 2 "   D a t a T y p e = " I n t e g e r " > N o O f V A T C l a u s e s < / N o O f V A T C l a u s e s > + 
+             < V A T A m o u n t _ V A T C l a u s e L i n e   E l e m e n t T y p e = " C o l u m n "   E l e m e n t I d = " 2 2 2 4 6 9 0 5 9 "   D a t a T y p e = " D e c i m a l " > V A T A m o u n t _ V A T C l a u s e L i n e < / V A T A m o u n t _ V A T C l a u s e L i n e > + 
+             < V A T C l a u s e s H e a d e r   E l e m e n t T y p e = " C o l u m n "   E l e m e n t I d = " 1 9 7 2 4 0 9 9 2 9 "   D a t a T y p e = " T e x t " > V A T C l a u s e s H e a d e r < / V A T C l a u s e s H e a d e r > + 
+             < V A T I d e n t i f i e r _ V A T C l a u s e L i n e   E l e m e n t T y p e = " C o l u m n "   E l e m e n t I d = " 1 4 6 4 4 7 2 4 7 8 "   D a t a T y p e = " C o d e " > V A T I d e n t i f i e r _ V A T C l a u s e L i n e < / V A T I d e n t i f i e r _ V A T C l a u s e L i n e >   
          < / V A T C l a u s e L i n e >   
-         < R e p o r t T o t a l s L i n e > - 
-             < A m o u n t _ R e p o r t T o t a l s L i n e > A m o u n t _ R e p o r t T o t a l s L i n e < / A m o u n t _ R e p o r t T o t a l s L i n e > - 
-             < A m o u n t F o r m a t t e d _ R e p o r t T o t a l s L i n e > A m o u n t F o r m a t t e d _ R e p o r t T o t a l s L i n e < / A m o u n t F o r m a t t e d _ R e p o r t T o t a l s L i n e > - 
-             < D e s c r i p t i o n _ R e p o r t T o t a l s L i n e > D e s c r i p t i o n _ R e p o r t T o t a l s L i n e < / D e s c r i p t i o n _ R e p o r t T o t a l s L i n e > - 
-             < F o n t B o l d _ R e p o r t T o t a l s L i n e > F o n t B o l d _ R e p o r t T o t a l s L i n e < / F o n t B o l d _ R e p o r t T o t a l s L i n e > - 
-             < F o n t U n d e r l i n e _ R e p o r t T o t a l s L i n e > F o n t U n d e r l i n e _ R e p o r t T o t a l s L i n e < / F o n t U n d e r l i n e _ R e p o r t T o t a l s L i n e > +         < R e p o r t T o t a l s L i n e   E l e m e n t T y p e = " D a t a I t e m "   E l e m e n t I d = " 2 1 2 2 5 4 9 8 3 6 " > + 
+             < A m o u n t _ R e p o r t T o t a l s L i n e   E l e m e n t T y p e = " C o l u m n "   E l e m e n t I d = " 4 1 9 9 1 8 3 6 9 "   D a t a T y p e = " D e c i m a l " > A m o u n t _ R e p o r t T o t a l s L i n e < / A m o u n t _ R e p o r t T o t a l s L i n e > + 
+             < A m o u n t F o r m a t t e d _ R e p o r t T o t a l s L i n e   E l e m e n t T y p e = " C o l u m n "   E l e m e n t I d = " 1 5 0 6 1 3 6 8 2 5 "   D a t a T y p e = " T e x t " > A m o u n t F o r m a t t e d _ R e p o r t T o t a l s L i n e < / A m o u n t F o r m a t t e d _ R e p o r t T o t a l s L i n e > + 
+             < D e s c r i p t i o n _ R e p o r t T o t a l s L i n e   E l e m e n t T y p e = " C o l u m n "   E l e m e n t I d = " 5 8 1 9 9 6 0 6 7 "   D a t a T y p e = " T e x t " > D e s c r i p t i o n _ R e p o r t T o t a l s L i n e < / D e s c r i p t i o n _ R e p o r t T o t a l s L i n e > + 
+             < F o n t B o l d _ R e p o r t T o t a l s L i n e   E l e m e n t T y p e = " C o l u m n "   E l e m e n t I d = " 9 4 6 5 4 0 5 4 9 "   D a t a T y p e = " B o o l e a n " > F o n t B o l d _ R e p o r t T o t a l s L i n e < / F o n t B o l d _ R e p o r t T o t a l s L i n e > + 
+             < F o n t U n d e r l i n e _ R e p o r t T o t a l s L i n e   E l e m e n t T y p e = " C o l u m n "   E l e m e n t I d = " 2 0 2 1 5 3 3 6 9 4 "   D a t a T y p e = " B o o l e a n " > F o n t U n d e r l i n e _ R e p o r t T o t a l s L i n e < / F o n t U n d e r l i n e _ R e p o r t T o t a l s L i n e >   
          < / R e p o r t T o t a l s L i n e >   
-         < P a y m e n t R e p o r t i n g A r g u m e n t > - 
-             < P a y m e n t S e r v i c e L o g o / > - 
-             < P a y m e n t S e r v i c e L o g o _ U r l > P a y m e n t S e r v i c e L o g o _ U r l < / P a y m e n t S e r v i c e L o g o _ U r l > - 
-             < P a y m e n t S e r v i c e L o g o _ U r l T e x t > P a y m e n t S e r v i c e L o g o _ U r l T e x t < / P a y m e n t S e r v i c e L o g o _ U r l T e x t > - 
-             < P a y m e n t S e r v i c e T e x t _ U r l > P a y m e n t S e r v i c e T e x t _ U r l < / P a y m e n t S e r v i c e T e x t _ U r l > - 
-             < P a y m e n t S e r v i c e T e x t _ U r l T e x t > P a y m e n t S e r v i c e T e x t _ U r l T e x t < / P a y m e n t S e r v i c e T e x t _ U r l T e x t > +         < P a y m e n t R e p o r t i n g A r g u m e n t   E l e m e n t T y p e = " D a t a I t e m "   E l e m e n t I d = " 3 1 3 7 4 4 1 9 4 " > + 
+             < P a y m e n t S e r v i c e L o g o   E l e m e n t T y p e = " C o l u m n "   E l e m e n t I d = " 4 1 6 7 9 0 7 6 7 "   D a t a T y p e = " B L O B " / > + 
+             < P a y m e n t S e r v i c e L o g o _ U r l   E l e m e n t T y p e = " C o l u m n "   E l e m e n t I d = " 6 4 4 9 7 5 1 3 9 "   D a t a T y p e = " T e x t " > P a y m e n t S e r v i c e L o g o _ U r l < / P a y m e n t S e r v i c e L o g o _ U r l > + 
+             < P a y m e n t S e r v i c e L o g o _ U r l T e x t   E l e m e n t T y p e = " C o l u m n "   E l e m e n t I d = " 1 4 1 1 7 0 3 9 7 6 "   D a t a T y p e = " T e x t " > P a y m e n t S e r v i c e L o g o _ U r l T e x t < / P a y m e n t S e r v i c e L o g o _ U r l T e x t > + 
+             < P a y m e n t S e r v i c e T e x t _ U r l   E l e m e n t T y p e = " C o l u m n "   E l e m e n t I d = " 1 7 4 2 3 3 4 7 "   D a t a T y p e = " T e x t " > P a y m e n t S e r v i c e T e x t _ U r l < / P a y m e n t S e r v i c e T e x t _ U r l > + 
+             < P a y m e n t S e r v i c e T e x t _ U r l T e x t   E l e m e n t T y p e = " C o l u m n "   E l e m e n t I d = " 1 6 3 6 7 7 2 9 3 4 "   D a t a T y p e = " T e x t " > P a y m e n t S e r v i c e T e x t _ U r l T e x t < / P a y m e n t S e r v i c e T e x t _ U r l T e x t >   
          < / P a y m e n t R e p o r t i n g A r g u m e n t >   
-         < L e t t e r T e x t > - 
-             < B o d y T e x t > B o d y T e x t < / B o d y T e x t > - 
-             < C l o s i n g T e x t > C l o s i n g T e x t < / C l o s i n g T e x t > - 
-             < G r e e t i n g T e x t > G r e e t i n g T e x t < / G r e e t i n g T e x t > - 
-             < P m t D i s c T e x t > P m t D i s c T e x t < / P m t D i s c T e x t > +         < L e t t e r T e x t   E l e m e n t T y p e = " D a t a I t e m "   E l e m e n t I d = " 1 5 1 0 3 5 3 8 3 4 " > + 
+             < B o d y T e x t   E l e m e n t T y p e = " C o l u m n "   E l e m e n t I d = " 1 4 9 7 5 9 8 0 8 "   D a t a T y p e = " T e x t " > B o d y T e x t < / B o d y T e x t > + 
+             < C l o s i n g T e x t   E l e m e n t T y p e = " C o l u m n "   E l e m e n t I d = " 5 1 2 1 3 5 9 0 9 "   D a t a T y p e = " T e x t C o n s t " > C l o s i n g T e x t < / C l o s i n g T e x t > + 
+             < G r e e t i n g T e x t   E l e m e n t T y p e = " C o l u m n "   E l e m e n t I d = " 1 1 7 5 2 7 9 2 8 9 "   D a t a T y p e = " T e x t C o n s t " > G r e e t i n g T e x t < / G r e e t i n g T e x t > + 
+             < P m t D i s c T e x t   E l e m e n t T y p e = " C o l u m n "   E l e m e n t I d = " 2 0 1 3 8 4 9 9 4 8 "   D a t a T y p e = " T e x t " > P m t D i s c T e x t < / P m t D i s c T e x t >   
          < / L e t t e r T e x t >   
-         < T o t a l s > - 
-             < T o t a l A m o u n t I n c l u d i n g V A T > T o t a l A m o u n t I n c l u d i n g V A T < / T o t a l A m o u n t I n c l u d i n g V A T > - 
-             < T o t a l E x c l u d i n g V A T T e x t > T o t a l E x c l u d i n g V A T T e x t < / T o t a l E x c l u d i n g V A T T e x t > - 
-             < T o t a l I n c l u d i n g V A T T e x t > T o t a l I n c l u d i n g V A T T e x t < / T o t a l I n c l u d i n g V A T T e x t > - 
-             < T o t a l I n v o i c e D i s c o u n t A m o u n t > T o t a l I n v o i c e D i s c o u n t A m o u n t < / T o t a l I n v o i c e D i s c o u n t A m o u n t > - 
-             < T o t a l N e t A m o u n t > T o t a l N e t A m o u n t < / T o t a l N e t A m o u n t > - 
-             < T o t a l P a y m e n t D i s c o u n t O n V A T > T o t a l P a y m e n t D i s c o u n t O n V A T < / T o t a l P a y m e n t D i s c o u n t O n V A T > - 
-             < T o t a l S u b T o t a l > T o t a l S u b T o t a l < / T o t a l S u b T o t a l > - 
-             < T o t a l S u b T o t a l M i n u s I n v o i c e D i s c o u n t > T o t a l S u b T o t a l M i n u s I n v o i c e D i s c o u n t < / T o t a l S u b T o t a l M i n u s I n v o i c e D i s c o u n t > - 
-             < T o t a l T e x t > T o t a l T e x t < / T o t a l T e x t > - 
-             < T o t a l V A T A m o u n t > T o t a l V A T A m o u n t < / T o t a l V A T A m o u n t > - 
-             < T o t a l V A T A m o u n t L C Y > T o t a l V A T A m o u n t L C Y < / T o t a l V A T A m o u n t L C Y > - 
-             < T o t a l V A T A m o u n t T e x t > T o t a l V A T A m o u n t T e x t < / T o t a l V A T A m o u n t T e x t > - 
-             < T o t a l V A T B a s e L C Y > T o t a l V A T B a s e L C Y < / T o t a l V A T B a s e L C Y > +         < T o t a l s   E l e m e n t T y p e = " D a t a I t e m "   E l e m e n t I d = " 1 8 2 3 9 5 0 0 4 4 " > + 
+             < T o t a l A m o u n t I n c l u d i n g V A T   E l e m e n t T y p e = " C o l u m n "   E l e m e n t I d = " 9 1 0 5 1 1 5 7 5 "   D a t a T y p e = " D e c i m a l " > T o t a l A m o u n t I n c l u d i n g V A T < / T o t a l A m o u n t I n c l u d i n g V A T > + 
+             < T o t a l E x c l u d i n g V A T T e x t   E l e m e n t T y p e = " C o l u m n "   E l e m e n t I d = " 1 9 2 2 9 4 6 3 1 0 "   D a t a T y p e = " T e x t " > T o t a l E x c l u d i n g V A T T e x t < / T o t a l E x c l u d i n g V A T T e x t > + 
+             < T o t a l I n c l u d i n g V A T T e x t   E l e m e n t T y p e = " C o l u m n "   E l e m e n t I d = " 1 2 0 4 0 1 6 3 5 2 "   D a t a T y p e = " T e x t " > T o t a l I n c l u d i n g V A T T e x t < / T o t a l I n c l u d i n g V A T T e x t > + 
+             < T o t a l I n v o i c e D i s c o u n t A m o u n t   E l e m e n t T y p e = " C o l u m n "   E l e m e n t I d = " 4 0 2 1 7 7 5 1 "   D a t a T y p e = " D e c i m a l " > T o t a l I n v o i c e D i s c o u n t A m o u n t < / T o t a l I n v o i c e D i s c o u n t A m o u n t > + 
+             < T o t a l N e t A m o u n t   E l e m e n t T y p e = " C o l u m n "   E l e m e n t I d = " 4 8 3 1 9 3 3 7 2 "   D a t a T y p e = " D e c i m a l " > T o t a l N e t A m o u n t < / T o t a l N e t A m o u n t > + 
+             < T o t a l P a y m e n t D i s c o u n t O n V A T   E l e m e n t T y p e = " C o l u m n "   E l e m e n t I d = " 7 3 6 0 4 1 8 8 6 "   D a t a T y p e = " D e c i m a l " > T o t a l P a y m e n t D i s c o u n t O n V A T < / T o t a l P a y m e n t D i s c o u n t O n V A T > + 
+             < T o t a l S u b T o t a l   E l e m e n t T y p e = " C o l u m n "   E l e m e n t I d = " 2 0 9 7 8 7 6 8 0 1 "   D a t a T y p e = " D e c i m a l " > T o t a l S u b T o t a l < / T o t a l S u b T o t a l > + 
+             < T o t a l S u b T o t a l M i n u s I n v o i c e D i s c o u n t   E l e m e n t T y p e = " C o l u m n "   E l e m e n t I d = " 7 6 9 4 3 1 8 8 7 "   D a t a T y p e = " D e c i m a l " > T o t a l S u b T o t a l M i n u s I n v o i c e D i s c o u n t < / T o t a l S u b T o t a l M i n u s I n v o i c e D i s c o u n t > + 
+             < T o t a l T e x t   E l e m e n t T y p e = " C o l u m n "   E l e m e n t I d = " 2 3 1 9 1 0 5 1 8 "   D a t a T y p e = " T e x t " > T o t a l T e x t < / T o t a l T e x t > + 
+             < T o t a l V A T A m o u n t   E l e m e n t T y p e = " C o l u m n "   E l e m e n t I d = " 1 6 2 7 1 0 2 3 2 8 "   D a t a T y p e = " D e c i m a l " > T o t a l V A T A m o u n t < / T o t a l V A T A m o u n t > + 
+             < T o t a l V A T A m o u n t L C Y   E l e m e n t T y p e = " C o l u m n "   E l e m e n t I d = " 1 5 0 6 5 7 0 2 1 8 "   D a t a T y p e = " D e c i m a l " > T o t a l V A T A m o u n t L C Y < / T o t a l V A T A m o u n t L C Y > + 
+             < T o t a l V A T A m o u n t T e x t   E l e m e n t T y p e = " C o l u m n "   E l e m e n t I d = " 9 7 3 6 6 6 3 3 9 "   D a t a T y p e = " T e x t " > T o t a l V A T A m o u n t T e x t < / T o t a l V A T A m o u n t T e x t > + 
+             < T o t a l V A T B a s e L C Y   E l e m e n t T y p e = " C o l u m n "   E l e m e n t I d = " 8 3 4 4 5 0 5 2 1 "   D a t a T y p e = " D e c i m a l " > T o t a l V A T B a s e L C Y < / T o t a l V A T B a s e L C Y >   
          < / T o t a l s >   
@@ -6448,7 +6159,7 @@
  < / N a v W o r d R e p o r t X m l P a r t > 
 </file>
 
-<file path=customXml/item2.xml>��< ? x m l   v e r s i o n = " 1 . 0 "   e n c o d i n g = " u t f - 1 6 " ? > < N a v W o r d R e p o r t X m l P a r t   x m l n s = " u r n : m i c r o s o f t - d y n a m i c s - b u s i n e s s c e n t r a l / i n t e r n a l / e x t e n d e d / r e p o r t s / S t a n d a r d _ S a l e s _ D r a f t _ I n v o i c e / 1 3 0 3 / " > +<file path=customXml/item2.xml>��< ? x m l   v e r s i o n = " 1 . 0 "   e n c o d i n g = " u t f - 1 6 " ? > < N a v W o r d R e p o r t X m l P a r t   x m l n s = " u r n : m i c r o s o f t - d y n a m i c s - n a v / r e p o r t s / S t a n d a r d _ S a l e s _ D r a f t _ I n v o i c e / 1 3 0 3 / " >   
      < B C R e p o r t I n f o r m a t i o n >   
@@ -6514,477 +6225,475 @@
  
      < / B C R e p o r t I n f o r m a t i o n >   
-     < T o o l t i p s / > - 
-     < H e a d e r   E l e m e n t T y p e = " D a t a I t e m "   E l e m e n t I d = " 1 2 4 0 3 7 3 8 8 6 " > - 
-         < B i l l e d T o _ L b l   E l e m e n t T y p e = " C o l u m n "   E l e m e n t I d = " 1 7 4 5 4 4 9 0 7 9 "   D a t a T y p e = " T e x t C o n s t " > B i l l e d T o _ L b l < / B i l l e d T o _ L b l > - 
-         < B i l l T o C o n t a c t E m a i l   E l e m e n t T y p e = " C o l u m n "   E l e m e n t I d = " 3 3 5 8 2 7 8 9 5 "   D a t a T y p e = " T e x t " > B i l l T o C o n t a c t E m a i l < / B i l l T o C o n t a c t E m a i l > - 
-         < B i l l T o C o n t a c t E m a i l L b l   E l e m e n t T y p e = " C o l u m n "   E l e m e n t I d = " 2 9 6 4 7 8 3 6 5 "   D a t a T y p e = " T e x t C o n s t " > B i l l T o C o n t a c t E m a i l L b l < / B i l l T o C o n t a c t E m a i l L b l > - 
-         < B i l l T o C o n t a c t M o b i l e P h o n e N o   E l e m e n t T y p e = " C o l u m n "   E l e m e n t I d = " 2 4 8 4 8 8 6 9 6 "   D a t a T y p e = " T e x t " > B i l l T o C o n t a c t M o b i l e P h o n e N o < / B i l l T o C o n t a c t M o b i l e P h o n e N o > - 
-         < B i l l T o C o n t a c t M o b i l e P h o n e N o L b l   E l e m e n t T y p e = " C o l u m n "   E l e m e n t I d = " 2 7 6 3 1 1 3 3 8 "   D a t a T y p e = " T e x t C o n s t " > B i l l T o C o n t a c t M o b i l e P h o n e N o L b l < / B i l l T o C o n t a c t M o b i l e P h o n e N o L b l > - 
-         < B i l l T o C o n t a c t P h o n e N o   E l e m e n t T y p e = " C o l u m n "   E l e m e n t I d = " 3 6 2 4 7 7 4 8 8 "   D a t a T y p e = " T e x t " > B i l l T o C o n t a c t P h o n e N o < / B i l l T o C o n t a c t P h o n e N o > - 
-         < B i l l T o C o n t a c t P h o n e N o L b l   E l e m e n t T y p e = " C o l u m n "   E l e m e n t I d = " 2 1 2 3 3 4 5 9 6 6 "   D a t a T y p e = " T e x t C o n s t " > B i l l T o C o n t a c t P h o n e N o L b l < / B i l l T o C o n t a c t P h o n e N o L b l > - 
-         < B i l l t o C u s t o m e r N o _ L b l   E l e m e n t T y p e = " C o l u m n "   E l e m e n t I d = " 3 6 9 3 0 7 8 1 3 "   D a t a T y p e = " S t r i n g " > B i l l t o C u s t o m e r N o _ L b l < / B i l l t o C u s t o m e r N o _ L b l > - 
-         < B i l l t o C u s t u m e r N o   E l e m e n t T y p e = " C o l u m n "   E l e m e n t I d = " 2 8 0 4 7 3 0 5 8 "   D a t a T y p e = " C o d e " > B i l l t o C u s t u m e r N o < / B i l l t o C u s t u m e r N o > - 
-         < C h e c k s P a y a b l e _ L b l   E l e m e n t T y p e = " C o l u m n "   E l e m e n t I d = " 1 0 5 3 1 5 6 0 6 5 "   D a t a T y p e = " T e x t " > C h e c k s P a y a b l e _ L b l < / C h e c k s P a y a b l e _ L b l > - 
-         < C o m p a n y A d d r e s s 1   E l e m e n t T y p e = " C o l u m n "   E l e m e n t I d = " 1 8 8 4 1 6 4 3 2 3 "   D a t a T y p e = " T e x t " > C o m p a n y A d d r e s s 1 < / C o m p a n y A d d r e s s 1 > - 
-         < C o m p a n y A d d r e s s 2   E l e m e n t T y p e = " C o l u m n "   E l e m e n t I d = " 1 2 4 6 4 6 7 7 0 6 "   D a t a T y p e = " T e x t " > C o m p a n y A d d r e s s 2 < / C o m p a n y A d d r e s s 2 > - 
-         < C o m p a n y A d d r e s s 3   E l e m e n t T y p e = " C o l u m n "   E l e m e n t I d = " 6 0 8 7 7 1 0 8 9 "   D a t a T y p e = " T e x t " > C o m p a n y A d d r e s s 3 < / C o m p a n y A d d r e s s 3 > - 
-         < C o m p a n y A d d r e s s 4   E l e m e n t T y p e = " C o l u m n "   E l e m e n t I d = " 7 7 7 6 8 0 1 1 2 "   D a t a T y p e = " T e x t " > C o m p a n y A d d r e s s 4 < / C o m p a n y A d d r e s s 4 > - 
-         < C o m p a n y A d d r e s s 5   E l e m e n t T y p e = " C o l u m n "   E l e m e n t I d = " 1 3 9 9 8 3 4 9 5 "   D a t a T y p e = " T e x t " > C o m p a n y A d d r e s s 5 < / C o m p a n y A d d r e s s 5 > - 
-         < C o m p a n y A d d r e s s 6   E l e m e n t T y p e = " C o l u m n "   E l e m e n t I d = " 4 9 7 7 1 3 1 2 2 "   D a t a T y p e = " T e x t " > C o m p a n y A d d r e s s 6 < / C o m p a n y A d d r e s s 6 > - 
-         < C o m p a n y A d d r e s s 7   E l e m e n t T y p e = " C o l u m n "   E l e m e n t I d = " 1 1 3 5 4 0 9 7 3 9 "   D a t a T y p e = " T e x t " > C o m p a n y A d d r e s s 7 < / C o m p a n y A d d r e s s 7 > - 
-         < C o m p a n y A d d r e s s 8   E l e m e n t T y p e = " C o l u m n "   E l e m e n t I d = " 1 7 1 5 2 5 5 3 0 0 "   D a t a T y p e = " T e x t " > C o m p a n y A d d r e s s 8 < / C o m p a n y A d d r e s s 8 > - 
-         < C o m p a n y B a n k A c c o u n t N o   E l e m e n t T y p e = " C o l u m n "   E l e m e n t I d = " 3 0 1 4 0 2 0 4 "   D a t a T y p e = " T e x t " > C o m p a n y B a n k A c c o u n t N o < / C o m p a n y B a n k A c c o u n t N o > - 
-         < C o m p a n y B a n k A c c o u n t N o _ L b l   E l e m e n t T y p e = " C o l u m n "   E l e m e n t I d = " 1 0 9 7 7 4 3 3 4 5 "   D a t a T y p e = " T e x t C o n s t " > C o m p a n y B a n k A c c o u n t N o _ L b l < / C o m p a n y B a n k A c c o u n t N o _ L b l > - 
-         < C o m p a n y B a n k B r a n c h N o   E l e m e n t T y p e = " C o l u m n "   E l e m e n t I d = " 7 9 3 1 3 3 0 5 7 "   D a t a T y p e = " T e x t " > C o m p a n y B a n k B r a n c h N o < / C o m p a n y B a n k B r a n c h N o > - 
-         < C o m p a n y B a n k B r a n c h N o _ L b l   E l e m e n t T y p e = " C o l u m n "   E l e m e n t I d = " 3 2 7 9 0 6 6 9 2 "   D a t a T y p e = " S t r i n g " > C o m p a n y B a n k B r a n c h N o _ L b l < / C o m p a n y B a n k B r a n c h N o _ L b l > - 
-         < C o m p a n y B a n k N a m e   E l e m e n t T y p e = " C o l u m n "   E l e m e n t I d = " 1 5 3 4 9 0 5 6 0 5 "   D a t a T y p e = " T e x t " > C o m p a n y B a n k N a m e < / C o m p a n y B a n k N a m e > - 
-         < C o m p a n y B a n k N a m e _ L b l   E l e m e n t T y p e = " C o l u m n "   E l e m e n t I d = " 1 2 0 4 3 0 7 0 1 4 "   D a t a T y p e = " T e x t C o n s t " > C o m p a n y B a n k N a m e _ L b l < / C o m p a n y B a n k N a m e _ L b l > - 
-         < C o m p a n y C u s t o m G i r o   E l e m e n t T y p e = " C o l u m n "   E l e m e n t I d = " 1 6 7 0 4 7 5 7 9 8 "   D a t a T y p e = " T e x t " > C o m p a n y C u s t o m G i r o < / C o m p a n y C u s t o m G i r o > - 
-         < C o m p a n y C u s t o m G i r o _ L b l   E l e m e n t T y p e = " C o l u m n "   E l e m e n t I d = " 8 9 1 4 3 9 6 2 5 "   D a t a T y p e = " T e x t " > C o m p a n y C u s t o m G i r o _ L b l < / C o m p a n y C u s t o m G i r o _ L b l > - 
-         < C o m p a n y E M a i l   E l e m e n t T y p e = " C o l u m n "   E l e m e n t I d = " 1 6 7 7 0 7 4 0 5 8 "   D a t a T y p e = " T e x t " > C o m p a n y E M a i l < / C o m p a n y E M a i l > - 
-         < C o m p a n y G i r o N o   E l e m e n t T y p e = " C o l u m n "   E l e m e n t I d = " 1 3 6 0 1 9 6 3 2 0 "   D a t a T y p e = " T e x t " > C o m p a n y G i r o N o < / C o m p a n y G i r o N o > - 
-         < C o m p a n y G i r o N o _ L b l   E l e m e n t T y p e = " C o l u m n "   E l e m e n t I d = " 8 6 1 6 0 2 1 1 5 "   D a t a T y p e = " T e x t C o n s t " > C o m p a n y G i r o N o _ L b l < / C o m p a n y G i r o N o _ L b l > - 
-         < C o m p a n y H o m e P a g e   E l e m e n t T y p e = " C o l u m n "   E l e m e n t I d = " 1 9 8 9 1 8 8 7 0 "   D a t a T y p e = " T e x t " > C o m p a n y H o m e P a g e < / C o m p a n y H o m e P a g e > - 
-         < C o m p a n y I B A N   E l e m e n t T y p e = " C o l u m n "   E l e m e n t I d = " 9 0 6 5 4 9 1 8 2 "   D a t a T y p e = " C o d e " > C o m p a n y I B A N < / C o m p a n y I B A N > - 
-         < C o m p a n y I B A N _ L b l   E l e m e n t T y p e = " C o l u m n "   E l e m e n t I d = " 1 2 6 7 9 5 2 2 2 7 "   D a t a T y p e = " S t r i n g " > C o m p a n y I B A N _ L b l < / C o m p a n y I B A N _ L b l > - 
-         < C o m p a n y L e g a l O f f i c e   E l e m e n t T y p e = " C o l u m n "   E l e m e n t I d = " 7 1 4 2 5 8 1 1 1 "   D a t a T y p e = " T e x t " > C o m p a n y L e g a l O f f i c e < / C o m p a n y L e g a l O f f i c e > - 
-         < C o m p a n y L e g a l O f f i c e _ L b l   E l e m e n t T y p e = " C o l u m n "   E l e m e n t I d = " 1 5 3 3 1 7 5 1 0 8 "   D a t a T y p e = " T e x t " > C o m p a n y L e g a l O f f i c e _ L b l < / C o m p a n y L e g a l O f f i c e _ L b l > - 
-         < C o m p a n y L e g a l S t a t e m e n t   E l e m e n t T y p e = " C o l u m n "   E l e m e n t I d = " 4 4 8 3 5 8 8 7 6 "   D a t a T y p e = " T e x t " > C o m p a n y L e g a l S t a t e m e n t < / C o m p a n y L e g a l S t a t e m e n t > - 
-         < C o m p a n y L o g o P o s i t i o n   E l e m e n t T y p e = " C o l u m n "   E l e m e n t I d = " 1 4 2 5 2 6 6 6 8 8 "   D a t a T y p e = " I n t e g e r " > C o m p a n y L o g o P o s i t i o n < / C o m p a n y L o g o P o s i t i o n > - 
-         < C o m p a n y P h o n e N o   E l e m e n t T y p e = " C o l u m n "   E l e m e n t I d = " 2 5 0 4 4 0 6 5 5 "   D a t a T y p e = " T e x t " > C o m p a n y P h o n e N o < / C o m p a n y P h o n e N o > - 
-         < C o m p a n y P h o n e N o _ L b l   E l e m e n t T y p e = " C o l u m n "   E l e m e n t I d = " 5 5 8 5 9 3 5 8 6 "   D a t a T y p e = " T e x t C o n s t " > C o m p a n y P h o n e N o _ L b l < / C o m p a n y P h o n e N o _ L b l > - 
-         < C o m p a n y P i c t u r e   E l e m e n t T y p e = " C o l u m n "   E l e m e n t I d = " 1 3 9 7 4 1 1 0 7 4 "   D a t a T y p e = " B L O B " / > - 
-         < C o m p a n y R e g i s t r a t i o n N u m b e r   E l e m e n t T y p e = " C o l u m n "   E l e m e n t I d = " 2 0 2 3 6 3 9 4 2 4 "   D a t a T y p e = " T e x t " > C o m p a n y R e g i s t r a t i o n N u m b e r < / C o m p a n y R e g i s t r a t i o n N u m b e r > - 
-         < C o m p a n y R e g i s t r a t i o n N u m b e r _ L b l   E l e m e n t T y p e = " C o l u m n "   E l e m e n t I d = " 1 8 3 3 1 0 6 6 5 3 "   D a t a T y p e = " T e x t " > C o m p a n y R e g i s t r a t i o n N u m b e r _ L b l < / C o m p a n y R e g i s t r a t i o n N u m b e r _ L b l > - 
-         < C o m p a n y S W I F T   E l e m e n t T y p e = " C o l u m n "   E l e m e n t I d = " 6 6 8 2 5 0 2 4 5 "   D a t a T y p e = " C o d e " > C o m p a n y S W I F T < / C o m p a n y S W I F T > - 
-         < C o m p a n y S W I F T _ L b l   E l e m e n t T y p e = " C o l u m n "   E l e m e n t I d = " 2 0 2 9 5 9 7 3 8 4 "   D a t a T y p e = " S t r i n g " > C o m p a n y S W I F T _ L b l < / C o m p a n y S W I F T _ L b l > - 
-         < C o m p a n y V A T R e g i s t r a t i o n N o   E l e m e n t T y p e = " C o l u m n "   E l e m e n t I d = " 1 9 1 4 0 1 3 6 4 9 "   D a t a T y p e = " T e x t " > C o m p a n y V A T R e g i s t r a t i o n N o < / C o m p a n y V A T R e g i s t r a t i o n N o > - 
-         < C o m p a n y V A T R e g i s t r a t i o n N o _ L b l   E l e m e n t T y p e = " C o l u m n "   E l e m e n t I d = " 9 2 4 5 0 3 1 2 4 "   D a t a T y p e = " T e x t " > C o m p a n y V A T R e g i s t r a t i o n N o _ L b l < / C o m p a n y V A T R e g i s t r a t i o n N o _ L b l > - 
-         < C o m p a n y V A T R e g N o   E l e m e n t T y p e = " C o l u m n "   E l e m e n t I d = " 1 7 1 4 3 1 9 3 6 "   D a t a T y p e = " T e x t " > C o m p a n y V A T R e g N o < / C o m p a n y V A T R e g N o > - 
-         < C o m p a n y V A T R e g N o _ L b l   E l e m e n t T y p e = " C o l u m n "   E l e m e n t I d = " 7 7 3 2 0 1 5 0 1 "   D a t a T y p e = " T e x t " > C o m p a n y V A T R e g N o _ L b l < / C o m p a n y V A T R e g N o _ L b l > - 
-         < C o n t a c t _ L b l   E l e m e n t T y p e = " C o l u m n "   E l e m e n t I d = " 1 1 5 5 0 9 4 7 5 2 "   D a t a T y p e = " T e x t " > C o n t a c t _ L b l < / C o n t a c t _ L b l > - 
-         < C o p y _ L b l   E l e m e n t T y p e = " C o l u m n "   E l e m e n t I d = " 6 0 4 7 8 2 7 8 1 "   D a t a T y p e = " T e x t C o n s t " > C o p y _ L b l < / C o p y _ L b l > - 
-         < C u s t o m e r A d d r e s s 1   E l e m e n t T y p e = " C o l u m n "   E l e m e n t I d = " 1 8 0 1 9 6 6 4 5 4 "   D a t a T y p e = " T e x t " > C u s t o m e r A d d r e s s 1 < / C u s t o m e r A d d r e s s 1 > - 
-         < C u s t o m e r A d d r e s s 2   E l e m e n t T y p e = " C o l u m n "   E l e m e n t I d = " 1 1 6 4 2 6 9 8 3 7 "   D a t a T y p e = " T e x t " > C u s t o m e r A d d r e s s 2 < / C u s t o m e r A d d r e s s 2 > - 
-         < C u s t o m e r A d d r e s s 3   E l e m e n t T y p e = " C o l u m n "   E l e m e n t I d = " 5 2 6 5 7 3 2 2 0 "   D a t a T y p e = " T e x t " > C u s t o m e r A d d r e s s 3 < / C u s t o m e r A d d r e s s 3 > - 
-         < C u s t o m e r A d d r e s s 4   E l e m e n t T y p e = " C o l u m n "   E l e m e n t I d = " 1 1 1 1 2 3 3 9 7 "   D a t a T y p e = " T e x t " > C u s t o m e r A d d r e s s 4 < / C u s t o m e r A d d r e s s 4 > - 
-         < C u s t o m e r A d d r e s s 5   E l e m e n t T y p e = " C o l u m n "   E l e m e n t I d = " 7 4 8 8 2 0 0 1 4 "   D a t a T y p e = " T e x t " > C u s t o m e r A d d r e s s 5 < / C u s t o m e r A d d r e s s 5 > - 
-         < C u s t o m e r A d d r e s s 6   E l e m e n t T y p e = " C o l u m n "   E l e m e n t I d = " 1 3 8 6 5 1 6 6 3 1 "   D a t a T y p e = " T e x t " > C u s t o m e r A d d r e s s 6 < / C u s t o m e r A d d r e s s 6 > - 
-         < C u s t o m e r A d d r e s s 7   E l e m e n t T y p e = " C o l u m n "   E l e m e n t I d = " 2 0 2 4 2 1 3 2 4 8 "   D a t a T y p e = " T e x t " > C u s t o m e r A d d r e s s 7 < / C u s t o m e r A d d r e s s 7 > - 
-         < C u s t o m e r A d d r e s s 8   E l e m e n t T y p e = " C o l u m n "   E l e m e n t I d = " 1 0 4 8 6 9 8 5 8 5 "   D a t a T y p e = " T e x t " > C u s t o m e r A d d r e s s 8 < / C u s t o m e r A d d r e s s 8 > - 
-         < C u s t o m e r P o s t a l B a r C o d e   E l e m e n t T y p e = " C o l u m n "   E l e m e n t I d = " 3 9 8 5 8 0 6 8 8 "   D a t a T y p e = " T e x t " > C u s t o m e r P o s t a l B a r C o d e < / C u s t o m e r P o s t a l B a r C o d e > - 
-         < D o c u m e n t D a t e   E l e m e n t T y p e = " C o l u m n "   E l e m e n t I d = " 5 5 2 8 7 1 9 1 4 "   D a t a T y p e = " S t r i n g " > D o c u m e n t D a t e < / D o c u m e n t D a t e > - 
-         < D o c u m e n t D a t e _ L b l   E l e m e n t T y p e = " C o l u m n "   E l e m e n t I d = " 1 0 2 6 4 9 4 8 3 "   D a t a T y p e = " S t r i n g " > D o c u m e n t D a t e _ L b l < / D o c u m e n t D a t e _ L b l > - 
-         < D o c u m e n t N o   E l e m e n t T y p e = " C o l u m n "   E l e m e n t I d = " 9 7 0 3 5 0 5 3 9 "   D a t a T y p e = " C o d e " > D o c u m e n t N o < / D o c u m e n t N o > - 
-         < D o c u m e n t N o _ L b l   E l e m e n t T y p e = " C o l u m n "   E l e m e n t I d = " 7 8 9 7 9 5 9 7 8 "   D a t a T y p e = " T e x t " > D o c u m e n t N o _ L b l < / D o c u m e n t N o _ L b l > - 
-         < D o c u m e n t T i t l e _ L b l   E l e m e n t T y p e = " C o l u m n "   E l e m e n t I d = " 8 5 8 4 2 3 9 2 9 "   D a t a T y p e = " T e x t " > D o c u m e n t T i t l e _ L b l < / D o c u m e n t T i t l e _ L b l > - 
-         < D u e D a t e   E l e m e n t T y p e = " C o l u m n "   E l e m e n t I d = " 7 4 5 1 7 0 2 0 3 "   D a t a T y p e = " S t r i n g " > D u e D a t e < / D u e D a t e > - 
-         < D u e D a t e _ L b l   E l e m e n t T y p e = " C o l u m n "   E l e m e n t I d = " 1 6 4 8 2 8 4 6 4 8 "   D a t a T y p e = " S t r i n g " > D u e D a t e _ L b l < / D u e D a t e _ L b l > - 
-         < E M a i l _ L b l   E l e m e n t T y p e = " C o l u m n "   E l e m e n t I d = " 1 4 3 8 8 6 8 0 1 2 "   D a t a T y p e = " T e x t C o n s t " > E M a i l _ L b l < / E M a i l _ L b l > - 
-         < E x c h a n g e R a t e A s T e x t   E l e m e n t T y p e = " C o l u m n "   E l e m e n t I d = " 5 9 2 9 5 5 8 4 5 "   D a t a T y p e = " T e x t " > E x c h a n g e R a t e A s T e x t < / E x c h a n g e R a t e A s T e x t > - 
-         < E x t e r n a l D o c u m e n t N o   E l e m e n t T y p e = " C o l u m n "   E l e m e n t I d = " 7 3 3 9 5 3 9 6 6 "   D a t a T y p e = " C o d e " > E x t e r n a l D o c u m e n t N o < / E x t e r n a l D o c u m e n t N o > - 
-         < E x t e r n a l D o c u m e n t N o _ _ L b l   E l e m e n t T y p e = " C o l u m n "   E l e m e n t I d = " 2 2 3 4 3 3 3 2 "   D a t a T y p e = " S t r i n g " > E x t e r n a l D o c u m e n t N o _ _ L b l < / E x t e r n a l D o c u m e n t N o _ _ L b l > - 
-         < F r o m _ L b l   E l e m e n t T y p e = " C o l u m n "   E l e m e n t I d = " 4 8 5 4 2 6 1 3 8 "   D a t a T y p e = " T e x t C o n s t " > F r o m _ L b l < / F r o m _ L b l > - 
-         < H o m e P a g e _ L b l   E l e m e n t T y p e = " C o l u m n "   E l e m e n t I d = " 1 4 3 3 5 9 2 3 0 0 "   D a t a T y p e = " T e x t C o n s t " > H o m e P a g e _ L b l < / H o m e P a g e _ L b l > - 
-         < I n v o i c e D i s c o u n t A m o u n t _ L b l   E l e m e n t T y p e = " C o l u m n "   E l e m e n t I d = " 1 5 9 3 0 1 2 7 3 6 "   D a t a T y p e = " T e x t C o n s t " > I n v o i c e D i s c o u n t A m o u n t _ L b l < / I n v o i c e D i s c o u n t A m o u n t _ L b l > - 
-         < I n v o i c e D i s c o u n t B a s e A m o u n t _ L b l   E l e m e n t T y p e = " C o l u m n "   E l e m e n t I d = " 2 0 2 9 2 6 6 8 7 5 "   D a t a T y p e = " T e x t C o n s t " > I n v o i c e D i s c o u n t B a s e A m o u n t _ L b l < / I n v o i c e D i s c o u n t B a s e A m o u n t _ L b l > - 
-         < I n v o i c e N o P o s i t i o n _ L b l   E l e m e n t T y p e = " C o l u m n "   E l e m e n t I d = " 1 4 5 8 4 6 7 4 4 1 "   D a t a T y p e = " T e x t " > I n v o i c e N o P o s i t i o n _ L b l < / I n v o i c e N o P o s i t i o n _ L b l > - 
-         < L e g a l E n t i t y T y p e   E l e m e n t T y p e = " C o l u m n "   E l e m e n t I d = " 2 0 5 1 8 7 3 5 6 3 "   D a t a T y p e = " T e x t " > L e g a l E n t i t y T y p e < / L e g a l E n t i t y T y p e > - 
-         < L e g a l E n t i t y T y p e _ L b l   E l e m e n t T y p e = " C o l u m n "   E l e m e n t I d = " 2 0 8 0 2 2 4 7 9 2 "   D a t a T y p e = " T e x t " > L e g a l E n t i t y T y p e _ L b l < / L e g a l E n t i t y T y p e _ L b l > - 
-         < L i n e A m o u n t A f t e r I n v o i c e D i s c o u n t _ L b l   E l e m e n t T y p e = " C o l u m n "   E l e m e n t I d = " 6 7 3 7 2 1 0 9 4 "   D a t a T y p e = " T e x t C o n s t " > L i n e A m o u n t A f t e r I n v o i c e D i s c o u n t _ L b l < / L i n e A m o u n t A f t e r I n v o i c e D i s c o u n t _ L b l > - 
-         < L o c a l C u r r e n c y _ L b l   E l e m e n t T y p e = " C o l u m n "   E l e m e n t I d = " 1 5 5 9 6 9 3 4 2 2 "   D a t a T y p e = " T e x t C o n s t " > L o c a l C u r r e n c y _ L b l < / L o c a l C u r r e n c y _ L b l > - 
-         < P a g e _ L b l   E l e m e n t T y p e = " C o l u m n "   E l e m e n t I d = " 6 8 0 6 4 8 0 9 1 "   D a t a T y p e = " T e x t C o n s t " > P a g e _ L b l < / P a g e _ L b l > - 
-         < P a y m e n t I n s t r u c t i o n s _ T x t   E l e m e n t T y p e = " C o l u m n "   E l e m e n t I d = " 1 8 7 2 0 8 8 3 "   D a t a T y p e = " T e x t " > P a y m e n t I n s t r u c t i o n s _ T x t < / P a y m e n t I n s t r u c t i o n s _ T x t > - 
-         < P a y m e n t M e t h o d D e s c r i p t i o n   E l e m e n t T y p e = " C o l u m n "   E l e m e n t I d = " 5 8 5 7 5 7 9 7 4 "   D a t a T y p e = " T e x t " > P a y m e n t M e t h o d D e s c r i p t i o n < / P a y m e n t M e t h o d D e s c r i p t i o n > - 
-         < P a y m e n t M e t h o d D e s c r i p t i o n _ L b l   E l e m e n t T y p e = " C o l u m n "   E l e m e n t I d = " 7 9 7 1 1 7 3 2 3 "   D a t a T y p e = " T e x t C o n s t " > P a y m e n t M e t h o d D e s c r i p t i o n _ L b l < / P a y m e n t M e t h o d D e s c r i p t i o n _ L b l > - 
-         < P a y m e n t T e r m s D e s c r i p t i o n   E l e m e n t T y p e = " C o l u m n "   E l e m e n t I d = " 2 0 3 8 7 4 2 7 0 0 "   D a t a T y p e = " T e x t " > P a y m e n t T e r m s D e s c r i p t i o n < / P a y m e n t T e r m s D e s c r i p t i o n > - 
-         < P a y m e n t T e r m s D e s c r i p t i o n _ L b l   E l e m e n t T y p e = " C o l u m n "   E l e m e n t I d = " 1 8 7 4 4 9 4 3 2 1 "   D a t a T y p e = " T e x t C o n s t " > P a y m e n t T e r m s D e s c r i p t i o n _ L b l < / P a y m e n t T e r m s D e s c r i p t i o n _ L b l > - 
-         < P r i c e s I n c l u d i n g V A T   E l e m e n t T y p e = " C o l u m n "   E l e m e n t I d = " 5 1 8 8 1 7 1 6 7 "   D a t a T y p e = " B o o l e a n " > P r i c e s I n c l u d i n g V A T < / P r i c e s I n c l u d i n g V A T > - 
-         < P r i c e s I n c l u d i n g V A T _ L b l   E l e m e n t T y p e = " C o l u m n "   E l e m e n t I d = " 1 3 7 7 9 7 9 4 4 4 "   D a t a T y p e = " S t r i n g " > P r i c e s I n c l u d i n g V A T _ L b l < / P r i c e s I n c l u d i n g V A T _ L b l > - 
-         < P r i c e s I n c l u d i n g V A T Y e s N o   E l e m e n t T y p e = " C o l u m n "   E l e m e n t I d = " 1 4 1 1 1 4 7 5 9 9 "   D a t a T y p e = " S t r i n g " > P r i c e s I n c l u d i n g V A T Y e s N o < / P r i c e s I n c l u d i n g V A T Y e s N o > - 
-         < Q u e s t i o n s _ L b l   E l e m e n t T y p e = " C o l u m n "   E l e m e n t I d = " 2 0 7 0 8 9 0 0 1 9 "   D a t a T y p e = " T e x t C o n s t " > Q u e s t i o n s _ L b l < / Q u e s t i o n s _ L b l > - 
-         < S a l e s I n v o i c e L i n e D i s c o u n t _ L b l   E l e m e n t T y p e = " C o l u m n "   E l e m e n t I d = " 6 6 4 6 0 1 5 8 2 "   D a t a T y p e = " T e x t C o n s t " > S a l e s I n v o i c e L i n e D i s c o u n t _ L b l < / S a l e s I n v o i c e L i n e D i s c o u n t _ L b l > - 
-         < S a l e s P e r s o n _ L b l   E l e m e n t T y p e = " C o l u m n "   E l e m e n t I d = " 1 5 6 4 1 9 6 3 6 5 "   D a t a T y p e = " T e x t C o n s t " > S a l e s P e r s o n _ L b l < / S a l e s P e r s o n _ L b l > - 
-         < S a l e s P e r s o n B l a n k _ L b l   E l e m e n t T y p e = " C o l u m n "   E l e m e n t I d = " 6 5 4 6 2 4 6 0 1 "   D a t a T y p e = " T e x t " > S a l e s P e r s o n B l a n k _ L b l < / S a l e s P e r s o n B l a n k _ L b l > - 
-         < S a l e s P e r s o n N a m e   E l e m e n t T y p e = " C o l u m n "   E l e m e n t I d = " 8 7 1 4 9 2 9 8 3 "   D a t a T y p e = " T e x t " > S a l e s P e r s o n N a m e < / S a l e s P e r s o n N a m e > - 
-         < S e l l T o C o n t a c t E m a i l   E l e m e n t T y p e = " C o l u m n "   E l e m e n t I d = " 2 6 2 8 2 4 5 6 4 "   D a t a T y p e = " T e x t " > S e l l T o C o n t a c t E m a i l < / S e l l T o C o n t a c t E m a i l > - 
-         < S e l l T o C o n t a c t E m a i l L b l   E l e m e n t T y p e = " C o l u m n "   E l e m e n t I d = " 3 7 0 9 2 0 3 7 4 "   D a t a T y p e = " T e x t C o n s t " > S e l l T o C o n t a c t E m a i l L b l < / S e l l T o C o n t a c t E m a i l L b l > - 
-         < S e l l T o C o n t a c t M o b i l e P h o n e N o   E l e m e n t T y p e = " C o l u m n "   E l e m e n t I d = " 1 8 4 3 5 8 7 4 7 "   D a t a T y p e = " T e x t " > S e l l T o C o n t a c t M o b i l e P h o n e N o < / S e l l T o C o n t a c t M o b i l e P h o n e N o > - 
-         < S e l l T o C o n t a c t M o b i l e P h o n e N o L b l   E l e m e n t T y p e = " C o l u m n "   E l e m e n t I d = " 1 4 5 7 5 2 8 4 1 7 "   D a t a T y p e = " T e x t C o n s t " > S e l l T o C o n t a c t M o b i l e P h o n e N o L b l < / S e l l T o C o n t a c t M o b i l e P h o n e N o L b l > - 
-         < S e l l T o C o n t a c t P h o n e N o   E l e m e n t T y p e = " C o l u m n "   E l e m e n t I d = " 1 6 1 3 8 2 2 4 8 3 "   D a t a T y p e = " T e x t " > S e l l T o C o n t a c t P h o n e N o < / S e l l T o C o n t a c t P h o n e N o > - 
-         < S e l l T o C o n t a c t P h o n e N o L b l   E l e m e n t T y p e = " C o l u m n "   E l e m e n t I d = " 1 0 5 0 6 8 6 8 0 9 "   D a t a T y p e = " T e x t C o n s t " > S e l l T o C o n t a c t P h o n e N o L b l < / S e l l T o C o n t a c t P h o n e N o L b l > - 
-         < S e l l t o C u s t o m e r N o   E l e m e n t T y p e = " C o l u m n "   E l e m e n t I d = " 2 0 5 0 6 4 7 3 4 9 "   D a t a T y p e = " C o d e " > S e l l t o C u s t o m e r N o < / S e l l t o C u s t o m e r N o > - 
-         < S e l l t o C u s t o m e r N o _ L b l   E l e m e n t T y p e = " C o l u m n "   E l e m e n t I d = " 2 9 8 3 8 1 5 1 2 "   D a t a T y p e = " S t r i n g " > S e l l t o C u s t o m e r N o _ L b l < / S e l l t o C u s t o m e r N o _ L b l > - 
-         < S h i p m e n t _ L b l   E l e m e n t T y p e = " C o l u m n "   E l e m e n t I d = " 2 0 8 5 7 6 7 1 2 0 "   D a t a T y p e = " T e x t C o n s t " > S h i p m e n t _ L b l < / S h i p m e n t _ L b l > - 
-         < S h i p m e n t M e t h o d D e s c r i p t i o n   E l e m e n t T y p e = " C o l u m n "   E l e m e n t I d = " 2 0 5 9 4 0 3 2 6 0 "   D a t a T y p e = " T e x t " > S h i p m e n t M e t h o d D e s c r i p t i o n < / S h i p m e n t M e t h o d D e s c r i p t i o n > - 
-         < S h i p m e n t M e t h o d D e s c r i p t i o n _ L b l   E l e m e n t T y p e = " C o l u m n "   E l e m e n t I d = " 1 1 7 9 9 7 8 4 6 5 "   D a t a T y p e = " T e x t C o n s t " > S h i p m e n t M e t h o d D e s c r i p t i o n _ L b l < / S h i p m e n t M e t h o d D e s c r i p t i o n _ L b l > - 
-         < S h i p T o A d d r e s s _ L b l   E l e m e n t T y p e = " C o l u m n "   E l e m e n t I d = " 1 6 5 0 5 0 5 0 1 7 "   D a t a T y p e = " T e x t C o n s t " > S h i p T o A d d r e s s _ L b l < / S h i p T o A d d r e s s _ L b l > - 
-         < S h i p T o A d d r e s s 1   E l e m e n t T y p e = " C o l u m n "   E l e m e n t I d = " 1 3 5 7 6 7 2 8 6 1 "   D a t a T y p e = " T e x t " > S h i p T o A d d r e s s 1 < / S h i p T o A d d r e s s 1 > - 
-         < S h i p T o A d d r e s s 2   E l e m e n t T y p e = " C o l u m n "   E l e m e n t I d = " 1 0 2 4 2 0 4 5 8 4 "   D a t a T y p e = " T e x t " > S h i p T o A d d r e s s 2 < / S h i p T o A d d r e s s 2 > - 
-         < S h i p T o A d d r e s s 3   E l e m e n t T y p e = " C o l u m n "   E l e m e n t I d = " 1 6 6 1 9 0 1 2 0 1 "   D a t a T y p e = " T e x t " > S h i p T o A d d r e s s 3 < / S h i p T o A d d r e s s 3 > - 
-         < S h i p T o A d d r e s s 4   E l e m e n t T y p e = " C o l u m n "   E l e m e n t I d = " 5 5 5 4 1 6 9 9 0 "   D a t a T y p e = " T e x t " > S h i p T o A d d r e s s 4 < / S h i p T o A d d r e s s 4 > - 
-         < S h i p T o A d d r e s s 5   E l e m e n t T y p e = " C o l u m n "   E l e m e n t I d = " 1 1 9 3 1 1 3 6 0 7 "   D a t a T y p e = " T e x t " > S h i p T o A d d r e s s 5 < / S h i p T o A d d r e s s 5 > - 
-         < S h i p T o A d d r e s s 6   E l e m e n t T y p e = " C o l u m n "   E l e m e n t I d = " 7 1 9 9 7 6 2 4 4 "   D a t a T y p e = " T e x t " > S h i p T o A d d r e s s 6 < / S h i p T o A d d r e s s 6 > - 
-         < S h i p T o A d d r e s s 7   E l e m e n t T y p e = " C o l u m n "   E l e m e n t I d = " 8 2 2 7 9 6 2 7 "   D a t a T y p e = " T e x t " > S h i p T o A d d r e s s 7 < / S h i p T o A d d r e s s 7 > - 
-         < S h i p T o A d d r e s s 8   E l e m e n t T y p e = " C o l u m n "   E l e m e n t I d = " 1 4 9 2 9 9 2 1 7 8 "   D a t a T y p e = " T e x t " > S h i p T o A d d r e s s 8 < / S h i p T o A d d r e s s 8 > - 
-         < S h i p T o P h o n e N o   E l e m e n t T y p e = " C o l u m n "   E l e m e n t I d = " 3 6 9 7 0 2 2 5 5 "   D a t a T y p e = " T e x t " > S h i p T o P h o n e N o < / S h i p T o P h o n e N o > - 
-         < S h o w S h i p p i n g A d d r e s s   E l e m e n t T y p e = " C o l u m n "   E l e m e n t I d = " 1 1 2 0 0 7 1 2 6 6 "   D a t a T y p e = " B o o l e a n " > S h o w S h i p p i n g A d d r e s s < / S h o w S h i p p i n g A d d r e s s > - 
-         < S h o w W o r k D e s c r i p t i o n   E l e m e n t T y p e = " C o l u m n "   E l e m e n t I d = " 7 8 5 4 6 8 8 6 5 "   D a t a T y p e = " B o o l e a n " > S h o w W o r k D e s c r i p t i o n < / S h o w W o r k D e s c r i p t i o n > - 
-         < S u b t o t a l _ L b l   E l e m e n t T y p e = " C o l u m n "   E l e m e n t I d = " 1 9 6 7 7 9 5 1 4 2 "   D a t a T y p e = " T e x t C o n s t " > S u b t o t a l _ L b l < / S u b t o t a l _ L b l > - 
-         < T h a n k s _ L b l   E l e m e n t T y p e = " C o l u m n "   E l e m e n t I d = " 2 1 0 3 3 0 5 5 2 5 "   D a t a T y p e = " T e x t C o n s t " > T h a n k s _ L b l < / T h a n k s _ L b l > - 
-         < T o t a l _ L b l   E l e m e n t T y p e = " C o l u m n "   E l e m e n t I d = " 1 2 1 0 1 0 0 8 7 8 "   D a t a T y p e = " T e x t C o n s t " > T o t a l _ L b l < / T o t a l _ L b l > - 
-         < V A T A m o u n t _ L b l   E l e m e n t T y p e = " C o l u m n "   E l e m e n t I d = " 1 0 9 4 6 5 7 2 9 "   D a t a T y p e = " T e x t C o n s t " > V A T A m o u n t _ L b l < / V A T A m o u n t _ L b l > - 
-         < V A T A m o u n t S p e c i f i c a t i o n _ L b l   E l e m e n t T y p e = " C o l u m n "   E l e m e n t I d = " 8 7 8 7 0 6 8 4 6 "   D a t a T y p e = " T e x t C o n s t " > V A T A m o u n t S p e c i f i c a t i o n _ L b l < / V A T A m o u n t S p e c i f i c a t i o n _ L b l > - 
-         < V A T B a s e _ L b l   E l e m e n t T y p e = " C o l u m n "   E l e m e n t I d = " 1 8 6 6 1 5 8 2 7 8 "   D a t a T y p e = " T e x t C o n s t " > V A T B a s e _ L b l < / V A T B a s e _ L b l > - 
-         < V A T C l a u s e _ L b l   E l e m e n t T y p e = " C o l u m n "   E l e m e n t I d = " 1 5 7 0 4 9 5 4 9 0 "   D a t a T y p e = " S t r i n g " > V A T C l a u s e _ L b l < / V A T C l a u s e _ L b l > - 
-         < V A T C l a u s e s _ L b l   E l e m e n t T y p e = " C o l u m n "   E l e m e n t I d = " 1 3 8 3 9 2 0 0 1 9 "   D a t a T y p e = " T e x t C o n s t " > V A T C l a u s e s _ L b l < / V A T C l a u s e s _ L b l > - 
-         < V A T I d e n t i f i e r _ L b l   E l e m e n t T y p e = " C o l u m n "   E l e m e n t I d = " 1 6 8 6 6 2 3 9 8 4 "   D a t a T y p e = " T e x t C o n s t " > V A T I d e n t i f i e r _ L b l < / V A T I d e n t i f i e r _ L b l > - 
-         < V A T P e r c e n t a g e _ L b l   E l e m e n t T y p e = " C o l u m n "   E l e m e n t I d = " 6 7 6 6 5 4 5 6 5 "   D a t a T y p e = " T e x t C o n s t " > V A T P e r c e n t a g e _ L b l < / V A T P e r c e n t a g e _ L b l > - 
-         < V A T R e g i s t r a t i o n N o   E l e m e n t T y p e = " C o l u m n "   E l e m e n t I d = " 1 8 8 9 1 9 5 4 0 2 "   D a t a T y p e = " T e x t " > V A T R e g i s t r a t i o n N o < / V A T R e g i s t r a t i o n N o > - 
-         < V A T R e g i s t r a t i o n N o _ L b l   E l e m e n t T y p e = " C o l u m n "   E l e m e n t I d = " 1 4 2 4 6 1 6 0 8 5 "   D a t a T y p e = " T e x t " > V A T R e g i s t r a t i o n N o _ L b l < / V A T R e g i s t r a t i o n N o _ L b l > - 
-         < Y o u r D o c u m e n t T i t l e _ L b l   E l e m e n t T y p e = " C o l u m n "   E l e m e n t I d = " 1 8 2 1 7 1 6 9 3 4 "   D a t a T y p e = " T e x t " > Y o u r D o c u m e n t T i t l e _ L b l < / Y o u r D o c u m e n t T i t l e _ L b l > - 
-         < Y o u r R e f e r e n c e   E l e m e n t T y p e = " C o l u m n "   E l e m e n t I d = " 1 1 0 3 9 9 5 1 "   D a t a T y p e = " T e x t " > Y o u r R e f e r e n c e < / Y o u r R e f e r e n c e > - 
-         < Y o u r R e f e r e n c e _ _ L b l   E l e m e n t T y p e = " C o l u m n "   E l e m e n t I d = " 1 1 2 6 2 8 0 3 7 1 "   D a t a T y p e = " S t r i n g " > Y o u r R e f e r e n c e _ _ L b l < / Y o u r R e f e r e n c e _ _ L b l > - 
-         < L i n e   E l e m e n t T y p e = " D a t a I t e m "   E l e m e n t I d = " 4 1 1 9 7 6 1 3 3 " > - 
-             < A m o u n t E x c l u d i n g V A T _ L i n e   E l e m e n t T y p e = " C o l u m n "   E l e m e n t I d = " 1 0 6 2 4 6 0 0 4 0 "   D a t a T y p e = " D e c i m a l " > A m o u n t E x c l u d i n g V A T _ L i n e < / A m o u n t E x c l u d i n g V A T _ L i n e > - 
-             < A m o u n t E x c l u d i n g V A T _ L i n e _ L b l   E l e m e n t T y p e = " C o l u m n "   E l e m e n t I d = " 2 0 0 2 8 7 4 4 7 5 "   D a t a T y p e = " S t r i n g " > A m o u n t E x c l u d i n g V A T _ L i n e _ L b l < / A m o u n t E x c l u d i n g V A T _ L i n e _ L b l > - 
-             < A m o u n t I n c l u d i n g V A T _ L i n e   E l e m e n t T y p e = " C o l u m n "   E l e m e n t I d = " 7 7 0 9 2 8 4 0 2 "   D a t a T y p e = " D e c i m a l " > A m o u n t I n c l u d i n g V A T _ L i n e < / A m o u n t I n c l u d i n g V A T _ L i n e > - 
-             < A m o u n t I n c l u d i n g V A T _ L i n e _ L b l   E l e m e n t T y p e = " C o l u m n "   E l e m e n t I d = " 9 3 0 7 4 7 3 1 3 "   D a t a T y p e = " S t r i n g " > A m o u n t I n c l u d i n g V A T _ L i n e _ L b l < / A m o u n t I n c l u d i n g V A T _ L i n e _ L b l > - 
-             < D e s c r i p t i o n _ L i n e   E l e m e n t T y p e = " C o l u m n "   E l e m e n t I d = " 1 4 0 6 8 2 2 3 1 0 "   D a t a T y p e = " T e x t " > D e s c r i p t i o n _ L i n e < / D e s c r i p t i o n _ L i n e > - 
-             < D e s c r i p t i o n _ L i n e _ L b l   E l e m e n t T y p e = " C o l u m n "   E l e m e n t I d = " 2 1 1 8 9 5 1 4 9 5 "   D a t a T y p e = " S t r i n g " > D e s c r i p t i o n _ L i n e _ L b l < / D e s c r i p t i o n _ L i n e _ L b l > - 
-             < I t e m N o _ L i n e   E l e m e n t T y p e = " C o l u m n "   E l e m e n t I d = " 1 9 1 0 2 9 6 2 8 8 "   D a t a T y p e = " C o d e " > I t e m N o _ L i n e < / I t e m N o _ L i n e > - 
-             < I t e m N o _ L i n e _ L b l   E l e m e n t T y p e = " C o l u m n "   E l e m e n t I d = " 1 3 4 0 0 7 9 6 1 3 "   D a t a T y p e = " S t r i n g " > I t e m N o _ L i n e _ L b l < / I t e m N o _ L i n e _ L b l > - 
-             < I t e m R e f e r e n c e N o _ L i n e   E l e m e n t T y p e = " C o l u m n "   E l e m e n t I d = " 9 2 7 2 3 5 7 "   D a t a T y p e = " C o d e " > I t e m R e f e r e n c e N o _ L i n e < / I t e m R e f e r e n c e N o _ L i n e > - 
-             < I t e m R e f e r e n c e N o _ L i n e _ L b l   E l e m e n t T y p e = " C o l u m n "   E l e m e n t I d = " 1 9 8 0 6 3 1 1 3 0 "   D a t a T y p e = " S t r i n g " > I t e m R e f e r e n c e N o _ L i n e _ L b l < / I t e m R e f e r e n c e N o _ L i n e _ L b l > - 
-             < L i n e A m o u n t _ L i n e   E l e m e n t T y p e = " C o l u m n "   E l e m e n t I d = " 2 6 8 9 3 7 1 6 2 "   D a t a T y p e = " T e x t " > L i n e A m o u n t _ L i n e < / L i n e A m o u n t _ L i n e > - 
-             < L i n e A m o u n t _ L i n e _ L b l   E l e m e n t T y p e = " C o l u m n "   E l e m e n t I d = " 9 9 2 9 0 1 8 4 5 "   D a t a T y p e = " S t r i n g " > L i n e A m o u n t _ L i n e _ L b l < / L i n e A m o u n t _ L i n e _ L b l > - 
-             < L i n e D i s c o u n t P e r c e n t _ L i n e   E l e m e n t T y p e = " C o l u m n "   E l e m e n t I d = " 9 0 7 8 2 7 4 3 6 "   D a t a T y p e = " D e c i m a l " > L i n e D i s c o u n t P e r c e n t _ L i n e < / L i n e D i s c o u n t P e r c e n t _ L i n e > - 
-             < L i n e D i s c o u n t P e r c e n t T e x t _ L i n e   E l e m e n t T y p e = " C o l u m n "   E l e m e n t I d = " 6 1 3 1 3 5 1 9 "   D a t a T y p e = " T e x t " > L i n e D i s c o u n t P e r c e n t T e x t _ L i n e < / L i n e D i s c o u n t P e r c e n t T e x t _ L i n e > - 
-             < L i n e N o _ L i n e   E l e m e n t T y p e = " C o l u m n "   E l e m e n t I d = " 6 9 8 9 8 5 9 7 9 "   D a t a T y p e = " I n t e g e r " > L i n e N o _ L i n e < / L i n e N o _ L i n e > - 
-             < P r i c e _ L b l   E l e m e n t T y p e = " C o l u m n "   E l e m e n t I d = " 2 1 2 6 7 6 4 9 2 5 "   D a t a T y p e = " T e x t C o n s t " > P r i c e _ L b l < / P r i c e _ L b l > - 
-             < P r i c e P e r _ L b l   E l e m e n t T y p e = " C o l u m n "   E l e m e n t I d = " 9 7 3 2 8 0 1 3 4 "   D a t a T y p e = " T e x t C o n s t " > P r i c e P e r _ L b l < / P r i c e P e r _ L b l > - 
-             < Q t y _ L b l   E l e m e n t T y p e = " C o l u m n "   E l e m e n t I d = " 2 6 3 6 7 3 7 6 4 "   D a t a T y p e = " T e x t C o n s t " > Q t y _ L b l < / Q t y _ L b l > - 
-             < Q u a n t i t y _ L i n e   E l e m e n t T y p e = " C o l u m n "   E l e m e n t I d = " 1 0 6 8 5 4 3 5 3 7 "   D a t a T y p e = " T e x t " > Q u a n t i t y _ L i n e < / Q u a n t i t y _ L i n e > - 
-             < Q u a n t i t y _ L i n e _ L b l   E l e m e n t T y p e = " C o l u m n "   E l e m e n t I d = " 2 0 3 4 5 0 6 8 0 2 "   D a t a T y p e = " S t r i n g " > Q u a n t i t y _ L i n e _ L b l < / Q u a n t i t y _ L i n e _ L b l > - 
-             < S h i p m e n t D a t e _ L b l   E l e m e n t T y p e = " C o l u m n "   E l e m e n t I d = " 6 1 4 4 0 0 3 6 4 "   D a t a T y p e = " T e x t C o n s t " > S h i p m e n t D a t e _ L b l < / S h i p m e n t D a t e _ L b l > - 
-             < S h i p m e n t D a t e _ L i n e   E l e m e n t T y p e = " C o l u m n "   E l e m e n t I d = " 1 6 7 3 3 7 5 4 1 6 "   D a t a T y p e = " S t r i n g " > S h i p m e n t D a t e _ L i n e < / S h i p m e n t D a t e _ L i n e > - 
-             < T r a n s H e a d e r A m o u n t   E l e m e n t T y p e = " C o l u m n "   E l e m e n t I d = " 2 0 2 8 3 0 6 2 7 6 "   D a t a T y p e = " D e c i m a l " > T r a n s H e a d e r A m o u n t < / T r a n s H e a d e r A m o u n t > - 
-             < T y p e _ L i n e   E l e m e n t T y p e = " C o l u m n "   E l e m e n t I d = " 2 7 2 8 0 4 9 2 4 "   D a t a T y p e = " S t r i n g " > T y p e _ L i n e < / T y p e _ L i n e > - 
-             < U n i t _ L b l   E l e m e n t T y p e = " C o l u m n "   E l e m e n t I d = " 8 1 4 3 6 4 3 1 8 "   D a t a T y p e = " T e x t C o n s t " > U n i t _ L b l < / U n i t _ L b l > - 
-             < U n i t O f M e a s u r e   E l e m e n t T y p e = " C o l u m n "   E l e m e n t I d = " 1 8 0 8 2 2 8 0 1 8 "   D a t a T y p e = " T e x t " > U n i t O f M e a s u r e < / U n i t O f M e a s u r e > - 
-             < U n i t O f M e a s u r e _ L b l   E l e m e n t T y p e = " C o l u m n "   E l e m e n t I d = " 9 8 1 9 5 1 2 4 9 "   D a t a T y p e = " S t r i n g " > U n i t O f M e a s u r e _ L b l < / U n i t O f M e a s u r e _ L b l > - 
-             < U n i t P r i c e   E l e m e n t T y p e = " C o l u m n "   E l e m e n t I d = " 1 4 7 8 2 2 1 5 2 6 "   D a t a T y p e = " T e x t " > U n i t P r i c e < / U n i t P r i c e > - 
-             < U n i t P r i c e _ L b l   E l e m e n t T y p e = " C o l u m n "   E l e m e n t I d = " 1 1 6 3 9 2 6 6 0 3 "   D a t a T y p e = " S t r i n g " > U n i t P r i c e _ L b l < / U n i t P r i c e _ L b l > - 
-             < V A T I d e n t i f i e r _ L i n e   E l e m e n t T y p e = " C o l u m n "   E l e m e n t I d = " 1 7 7 3 6 2 2 4 1 2 "   D a t a T y p e = " C o d e " > V A T I d e n t i f i e r _ L i n e < / V A T I d e n t i f i e r _ L i n e > - 
-             < V A T I d e n t i f i e r _ L i n e _ L b l   E l e m e n t T y p e = " C o l u m n "   E l e m e n t I d = " 5 3 3 7 8 2 7 0 3 "   D a t a T y p e = " S t r i n g " > V A T I d e n t i f i e r _ L i n e _ L b l < / V A T I d e n t i f i e r _ L i n e _ L b l > - 
-             < V A T P c t _ L i n e   E l e m e n t T y p e = " C o l u m n "   E l e m e n t I d = " 1 9 7 4 0 0 1 9 4 4 "   D a t a T y p e = " T e x t " > V A T P c t _ L i n e < / V A T P c t _ L i n e > - 
-             < V A T P c t _ L i n e _ L b l   E l e m e n t T y p e = " C o l u m n "   E l e m e n t I d = " 1 2 0 7 5 2 9 9 1 5 "   D a t a T y p e = " S t r i n g " > V A T P c t _ L i n e _ L b l < / V A T P c t _ L i n e _ L b l > +     < H e a d e r > + 
+         < B i l l e d T o _ L b l > B i l l e d T o _ L b l < / B i l l e d T o _ L b l > + 
+         < B i l l T o C o n t a c t E m a i l > B i l l T o C o n t a c t E m a i l < / B i l l T o C o n t a c t E m a i l > + 
+         < B i l l T o C o n t a c t E m a i l L b l > B i l l T o C o n t a c t E m a i l L b l < / B i l l T o C o n t a c t E m a i l L b l > + 
+         < B i l l T o C o n t a c t M o b i l e P h o n e N o > B i l l T o C o n t a c t M o b i l e P h o n e N o < / B i l l T o C o n t a c t M o b i l e P h o n e N o > + 
+         < B i l l T o C o n t a c t M o b i l e P h o n e N o L b l > B i l l T o C o n t a c t M o b i l e P h o n e N o L b l < / B i l l T o C o n t a c t M o b i l e P h o n e N o L b l > + 
+         < B i l l T o C o n t a c t P h o n e N o > B i l l T o C o n t a c t P h o n e N o < / B i l l T o C o n t a c t P h o n e N o > + 
+         < B i l l T o C o n t a c t P h o n e N o L b l > B i l l T o C o n t a c t P h o n e N o L b l < / B i l l T o C o n t a c t P h o n e N o L b l > + 
+         < B i l l t o C u s t o m e r N o _ L b l > B i l l t o C u s t o m e r N o _ L b l < / B i l l t o C u s t o m e r N o _ L b l > + 
+         < B i l l t o C u s t u m e r N o > B i l l t o C u s t u m e r N o < / B i l l t o C u s t u m e r N o > + 
+         < C h e c k s P a y a b l e _ L b l > C h e c k s P a y a b l e _ L b l < / C h e c k s P a y a b l e _ L b l > + 
+         < C o m p a n y A d d r e s s 1 > C o m p a n y A d d r e s s 1 < / C o m p a n y A d d r e s s 1 > + 
+         < C o m p a n y A d d r e s s 2 > C o m p a n y A d d r e s s 2 < / C o m p a n y A d d r e s s 2 > + 
+         < C o m p a n y A d d r e s s 3 > C o m p a n y A d d r e s s 3 < / C o m p a n y A d d r e s s 3 > + 
+         < C o m p a n y A d d r e s s 4 > C o m p a n y A d d r e s s 4 < / C o m p a n y A d d r e s s 4 > + 
+         < C o m p a n y A d d r e s s 5 > C o m p a n y A d d r e s s 5 < / C o m p a n y A d d r e s s 5 > + 
+         < C o m p a n y A d d r e s s 6 > C o m p a n y A d d r e s s 6 < / C o m p a n y A d d r e s s 6 > + 
+         < C o m p a n y A d d r e s s 7 > C o m p a n y A d d r e s s 7 < / C o m p a n y A d d r e s s 7 > + 
+         < C o m p a n y A d d r e s s 8 > C o m p a n y A d d r e s s 8 < / C o m p a n y A d d r e s s 8 > + 
+         < C o m p a n y B a n k A c c o u n t N o > C o m p a n y B a n k A c c o u n t N o < / C o m p a n y B a n k A c c o u n t N o > + 
+         < C o m p a n y B a n k A c c o u n t N o _ L b l > C o m p a n y B a n k A c c o u n t N o _ L b l < / C o m p a n y B a n k A c c o u n t N o _ L b l > + 
+         < C o m p a n y B a n k B r a n c h N o > C o m p a n y B a n k B r a n c h N o < / C o m p a n y B a n k B r a n c h N o > + 
+         < C o m p a n y B a n k B r a n c h N o _ L b l > C o m p a n y B a n k B r a n c h N o _ L b l < / C o m p a n y B a n k B r a n c h N o _ L b l > + 
+         < C o m p a n y B a n k N a m e > C o m p a n y B a n k N a m e < / C o m p a n y B a n k N a m e > + 
+         < C o m p a n y B a n k N a m e _ L b l > C o m p a n y B a n k N a m e _ L b l < / C o m p a n y B a n k N a m e _ L b l > + 
+         < C o m p a n y C u s t o m G i r o > C o m p a n y C u s t o m G i r o < / C o m p a n y C u s t o m G i r o > + 
+         < C o m p a n y C u s t o m G i r o _ L b l > C o m p a n y C u s t o m G i r o _ L b l < / C o m p a n y C u s t o m G i r o _ L b l > + 
+         < C o m p a n y E M a i l > C o m p a n y E M a i l < / C o m p a n y E M a i l > + 
+         < C o m p a n y G i r o N o > C o m p a n y G i r o N o < / C o m p a n y G i r o N o > + 
+         < C o m p a n y G i r o N o _ L b l > C o m p a n y G i r o N o _ L b l < / C o m p a n y G i r o N o _ L b l > + 
+         < C o m p a n y H o m e P a g e > C o m p a n y H o m e P a g e < / C o m p a n y H o m e P a g e > + 
+         < C o m p a n y I B A N > C o m p a n y I B A N < / C o m p a n y I B A N > + 
+         < C o m p a n y I B A N _ L b l > C o m p a n y I B A N _ L b l < / C o m p a n y I B A N _ L b l > + 
+         < C o m p a n y L e g a l O f f i c e > C o m p a n y L e g a l O f f i c e < / C o m p a n y L e g a l O f f i c e > + 
+         < C o m p a n y L e g a l O f f i c e _ L b l > C o m p a n y L e g a l O f f i c e _ L b l < / C o m p a n y L e g a l O f f i c e _ L b l > + 
+         < C o m p a n y L e g a l S t a t e m e n t > C o m p a n y L e g a l S t a t e m e n t < / C o m p a n y L e g a l S t a t e m e n t > + 
+         < C o m p a n y L o g o P o s i t i o n > C o m p a n y L o g o P o s i t i o n < / C o m p a n y L o g o P o s i t i o n > + 
+         < C o m p a n y P h o n e N o > C o m p a n y P h o n e N o < / C o m p a n y P h o n e N o > + 
+         < C o m p a n y P h o n e N o _ L b l > C o m p a n y P h o n e N o _ L b l < / C o m p a n y P h o n e N o _ L b l > + 
+         < C o m p a n y P i c t u r e / > + 
+         < C o m p a n y R e g i s t r a t i o n N u m b e r > C o m p a n y R e g i s t r a t i o n N u m b e r < / C o m p a n y R e g i s t r a t i o n N u m b e r > + 
+         < C o m p a n y R e g i s t r a t i o n N u m b e r _ L b l > C o m p a n y R e g i s t r a t i o n N u m b e r _ L b l < / C o m p a n y R e g i s t r a t i o n N u m b e r _ L b l > + 
+         < C o m p a n y S W I F T > C o m p a n y S W I F T < / C o m p a n y S W I F T > + 
+         < C o m p a n y S W I F T _ L b l > C o m p a n y S W I F T _ L b l < / C o m p a n y S W I F T _ L b l > + 
+         < C o m p a n y V A T R e g i s t r a t i o n N o > C o m p a n y V A T R e g i s t r a t i o n N o < / C o m p a n y V A T R e g i s t r a t i o n N o > + 
+         < C o m p a n y V A T R e g i s t r a t i o n N o _ L b l > C o m p a n y V A T R e g i s t r a t i o n N o _ L b l < / C o m p a n y V A T R e g i s t r a t i o n N o _ L b l > + 
+         < C o m p a n y V A T R e g N o > C o m p a n y V A T R e g N o < / C o m p a n y V A T R e g N o > + 
+         < C o m p a n y V A T R e g N o _ L b l > C o m p a n y V A T R e g N o _ L b l < / C o m p a n y V A T R e g N o _ L b l > + 
+         < C o n t a c t _ L b l > C o n t a c t _ L b l < / C o n t a c t _ L b l > + 
+         < C o p y _ L b l > C o p y _ L b l < / C o p y _ L b l > + 
+         < C u s t o m e r A d d r e s s 1 > C u s t o m e r A d d r e s s 1 < / C u s t o m e r A d d r e s s 1 > + 
+         < C u s t o m e r A d d r e s s 2 > C u s t o m e r A d d r e s s 2 < / C u s t o m e r A d d r e s s 2 > + 
+         < C u s t o m e r A d d r e s s 3 > C u s t o m e r A d d r e s s 3 < / C u s t o m e r A d d r e s s 3 > + 
+         < C u s t o m e r A d d r e s s 4 > C u s t o m e r A d d r e s s 4 < / C u s t o m e r A d d r e s s 4 > + 
+         < C u s t o m e r A d d r e s s 5 > C u s t o m e r A d d r e s s 5 < / C u s t o m e r A d d r e s s 5 > + 
+         < C u s t o m e r A d d r e s s 6 > C u s t o m e r A d d r e s s 6 < / C u s t o m e r A d d r e s s 6 > + 
+         < C u s t o m e r A d d r e s s 7 > C u s t o m e r A d d r e s s 7 < / C u s t o m e r A d d r e s s 7 > + 
+         < C u s t o m e r A d d r e s s 8 > C u s t o m e r A d d r e s s 8 < / C u s t o m e r A d d r e s s 8 > + 
+         < C u s t o m e r P o s t a l B a r C o d e > C u s t o m e r P o s t a l B a r C o d e < / C u s t o m e r P o s t a l B a r C o d e > + 
+         < D o c u m e n t D a t e > D o c u m e n t D a t e < / D o c u m e n t D a t e > + 
+         < D o c u m e n t D a t e _ L b l > D o c u m e n t D a t e _ L b l < / D o c u m e n t D a t e _ L b l > + 
+         < D o c u m e n t N o > D o c u m e n t N o < / D o c u m e n t N o > + 
+         < D o c u m e n t N o _ L b l > D o c u m e n t N o _ L b l < / D o c u m e n t N o _ L b l > + 
+         < D o c u m e n t T i t l e _ L b l > D o c u m e n t T i t l e _ L b l < / D o c u m e n t T i t l e _ L b l > + 
+         < D u e D a t e > D u e D a t e < / D u e D a t e > + 
+         < D u e D a t e _ L b l > D u e D a t e _ L b l < / D u e D a t e _ L b l > + 
+         < E M a i l _ L b l > E M a i l _ L b l < / E M a i l _ L b l > + 
+         < E x c h a n g e R a t e A s T e x t > E x c h a n g e R a t e A s T e x t < / E x c h a n g e R a t e A s T e x t > + 
+         < E x t e r n a l D o c u m e n t N o > E x t e r n a l D o c u m e n t N o < / E x t e r n a l D o c u m e n t N o > + 
+         < E x t e r n a l D o c u m e n t N o _ _ L b l > E x t e r n a l D o c u m e n t N o _ _ L b l < / E x t e r n a l D o c u m e n t N o _ _ L b l > + 
+         < F r o m _ L b l > F r o m _ L b l < / F r o m _ L b l > + 
+         < H o m e P a g e _ L b l > H o m e P a g e _ L b l < / H o m e P a g e _ L b l > + 
+         < I n v o i c e D i s c o u n t A m o u n t _ L b l > I n v o i c e D i s c o u n t A m o u n t _ L b l < / I n v o i c e D i s c o u n t A m o u n t _ L b l > + 
+         < I n v o i c e D i s c o u n t B a s e A m o u n t _ L b l > I n v o i c e D i s c o u n t B a s e A m o u n t _ L b l < / I n v o i c e D i s c o u n t B a s e A m o u n t _ L b l > + 
+         < I n v o i c e N o P o s i t i o n _ L b l > I n v o i c e N o P o s i t i o n _ L b l < / I n v o i c e N o P o s i t i o n _ L b l > + 
+         < L e g a l E n t i t y T y p e > L e g a l E n t i t y T y p e < / L e g a l E n t i t y T y p e > + 
+         < L e g a l E n t i t y T y p e _ L b l > L e g a l E n t i t y T y p e _ L b l < / L e g a l E n t i t y T y p e _ L b l > + 
+         < L i n e A m o u n t A f t e r I n v o i c e D i s c o u n t _ L b l > L i n e A m o u n t A f t e r I n v o i c e D i s c o u n t _ L b l < / L i n e A m o u n t A f t e r I n v o i c e D i s c o u n t _ L b l > + 
+         < L o c a l C u r r e n c y _ L b l > L o c a l C u r r e n c y _ L b l < / L o c a l C u r r e n c y _ L b l > + 
+         < P a g e _ L b l > P a g e _ L b l < / P a g e _ L b l > + 
+         < P a y m e n t I n s t r u c t i o n s _ T x t > P a y m e n t I n s t r u c t i o n s _ T x t < / P a y m e n t I n s t r u c t i o n s _ T x t > + 
+         < P a y m e n t M e t h o d D e s c r i p t i o n > P a y m e n t M e t h o d D e s c r i p t i o n < / P a y m e n t M e t h o d D e s c r i p t i o n > + 
+         < P a y m e n t M e t h o d D e s c r i p t i o n _ L b l > P a y m e n t M e t h o d D e s c r i p t i o n _ L b l < / P a y m e n t M e t h o d D e s c r i p t i o n _ L b l > + 
+         < P a y m e n t T e r m s D e s c r i p t i o n > P a y m e n t T e r m s D e s c r i p t i o n < / P a y m e n t T e r m s D e s c r i p t i o n > + 
+         < P a y m e n t T e r m s D e s c r i p t i o n _ L b l > P a y m e n t T e r m s D e s c r i p t i o n _ L b l < / P a y m e n t T e r m s D e s c r i p t i o n _ L b l > + 
+         < P r i c e s I n c l u d i n g V A T > P r i c e s I n c l u d i n g V A T < / P r i c e s I n c l u d i n g V A T > + 
+         < P r i c e s I n c l u d i n g V A T _ L b l > P r i c e s I n c l u d i n g V A T _ L b l < / P r i c e s I n c l u d i n g V A T _ L b l > + 
+         < P r i c e s I n c l u d i n g V A T Y e s N o > P r i c e s I n c l u d i n g V A T Y e s N o < / P r i c e s I n c l u d i n g V A T Y e s N o > + 
+         < Q u e s t i o n s _ L b l > Q u e s t i o n s _ L b l < / Q u e s t i o n s _ L b l > + 
+         < S a l e s I n v o i c e L i n e D i s c o u n t _ L b l > S a l e s I n v o i c e L i n e D i s c o u n t _ L b l < / S a l e s I n v o i c e L i n e D i s c o u n t _ L b l > + 
+         < S a l e s P e r s o n _ L b l > S a l e s P e r s o n _ L b l < / S a l e s P e r s o n _ L b l > + 
+         < S a l e s P e r s o n B l a n k _ L b l > S a l e s P e r s o n B l a n k _ L b l < / S a l e s P e r s o n B l a n k _ L b l > + 
+         < S a l e s P e r s o n N a m e > S a l e s P e r s o n N a m e < / S a l e s P e r s o n N a m e > + 
+         < S e l l T o C o n t a c t E m a i l > S e l l T o C o n t a c t E m a i l < / S e l l T o C o n t a c t E m a i l > + 
+         < S e l l T o C o n t a c t E m a i l L b l > S e l l T o C o n t a c t E m a i l L b l < / S e l l T o C o n t a c t E m a i l L b l > + 
+         < S e l l T o C o n t a c t M o b i l e P h o n e N o > S e l l T o C o n t a c t M o b i l e P h o n e N o < / S e l l T o C o n t a c t M o b i l e P h o n e N o > + 
+         < S e l l T o C o n t a c t M o b i l e P h o n e N o L b l > S e l l T o C o n t a c t M o b i l e P h o n e N o L b l < / S e l l T o C o n t a c t M o b i l e P h o n e N o L b l > + 
+         < S e l l T o C o n t a c t P h o n e N o > S e l l T o C o n t a c t P h o n e N o < / S e l l T o C o n t a c t P h o n e N o > + 
+         < S e l l T o C o n t a c t P h o n e N o L b l > S e l l T o C o n t a c t P h o n e N o L b l < / S e l l T o C o n t a c t P h o n e N o L b l > + 
+         < S e l l t o C u s t o m e r N o > S e l l t o C u s t o m e r N o < / S e l l t o C u s t o m e r N o > + 
+         < S e l l t o C u s t o m e r N o _ L b l > S e l l t o C u s t o m e r N o _ L b l < / S e l l t o C u s t o m e r N o _ L b l > + 
+         < S h i p m e n t _ L b l > S h i p m e n t _ L b l < / S h i p m e n t _ L b l > + 
+         < S h i p m e n t M e t h o d D e s c r i p t i o n > S h i p m e n t M e t h o d D e s c r i p t i o n < / S h i p m e n t M e t h o d D e s c r i p t i o n > + 
+         < S h i p m e n t M e t h o d D e s c r i p t i o n _ L b l > S h i p m e n t M e t h o d D e s c r i p t i o n _ L b l < / S h i p m e n t M e t h o d D e s c r i p t i o n _ L b l > + 
+         < S h i p T o A d d r e s s _ L b l > S h i p T o A d d r e s s _ L b l < / S h i p T o A d d r e s s _ L b l > + 
+         < S h i p T o A d d r e s s 1 > S h i p T o A d d r e s s 1 < / S h i p T o A d d r e s s 1 > + 
+         < S h i p T o A d d r e s s 2 > S h i p T o A d d r e s s 2 < / S h i p T o A d d r e s s 2 > + 
+         < S h i p T o A d d r e s s 3 > S h i p T o A d d r e s s 3 < / S h i p T o A d d r e s s 3 > + 
+         < S h i p T o A d d r e s s 4 > S h i p T o A d d r e s s 4 < / S h i p T o A d d r e s s 4 > + 
+         < S h i p T o A d d r e s s 5 > S h i p T o A d d r e s s 5 < / S h i p T o A d d r e s s 5 > + 
+         < S h i p T o A d d r e s s 6 > S h i p T o A d d r e s s 6 < / S h i p T o A d d r e s s 6 > + 
+         < S h i p T o A d d r e s s 7 > S h i p T o A d d r e s s 7 < / S h i p T o A d d r e s s 7 > + 
+         < S h i p T o A d d r e s s 8 > S h i p T o A d d r e s s 8 < / S h i p T o A d d r e s s 8 > + 
+         < S h i p T o P h o n e N o > S h i p T o P h o n e N o < / S h i p T o P h o n e N o > + 
+         < S h o w S h i p p i n g A d d r e s s > S h o w S h i p p i n g A d d r e s s < / S h o w S h i p p i n g A d d r e s s > + 
+         < S h o w W o r k D e s c r i p t i o n > S h o w W o r k D e s c r i p t i o n < / S h o w W o r k D e s c r i p t i o n > + 
+         < S u b t o t a l _ L b l > S u b t o t a l _ L b l < / S u b t o t a l _ L b l > + 
+         < T h a n k s _ L b l > T h a n k s _ L b l < / T h a n k s _ L b l > + 
+         < T o t a l _ L b l > T o t a l _ L b l < / T o t a l _ L b l > + 
+         < V A T A m o u n t _ L b l > V A T A m o u n t _ L b l < / V A T A m o u n t _ L b l > + 
+         < V A T A m o u n t S p e c i f i c a t i o n _ L b l > V A T A m o u n t S p e c i f i c a t i o n _ L b l < / V A T A m o u n t S p e c i f i c a t i o n _ L b l > + 
+         < V A T B a s e _ L b l > V A T B a s e _ L b l < / V A T B a s e _ L b l > + 
+         < V A T C l a u s e _ L b l > V A T C l a u s e _ L b l < / V A T C l a u s e _ L b l > + 
+         < V A T C l a u s e s _ L b l > V A T C l a u s e s _ L b l < / V A T C l a u s e s _ L b l > + 
+         < V A T I d e n t i f i e r _ L b l > V A T I d e n t i f i e r _ L b l < / V A T I d e n t i f i e r _ L b l > + 
+         < V A T P e r c e n t a g e _ L b l > V A T P e r c e n t a g e _ L b l < / V A T P e r c e n t a g e _ L b l > + 
+         < V A T R e g i s t r a t i o n N o > V A T R e g i s t r a t i o n N o < / V A T R e g i s t r a t i o n N o > + 
+         < V A T R e g i s t r a t i o n N o _ L b l > V A T R e g i s t r a t i o n N o _ L b l < / V A T R e g i s t r a t i o n N o _ L b l > + 
+         < Y o u r D o c u m e n t T i t l e _ L b l > Y o u r D o c u m e n t T i t l e _ L b l < / Y o u r D o c u m e n t T i t l e _ L b l > + 
+         < Y o u r R e f e r e n c e > Y o u r R e f e r e n c e < / Y o u r R e f e r e n c e > + 
+         < Y o u r R e f e r e n c e _ _ L b l > Y o u r R e f e r e n c e _ _ L b l < / Y o u r R e f e r e n c e _ _ L b l > + 
+         < L i n e > + 
+             < A m o u n t E x c l u d i n g V A T _ L i n e > A m o u n t E x c l u d i n g V A T _ L i n e < / A m o u n t E x c l u d i n g V A T _ L i n e > + 
+             < A m o u n t E x c l u d i n g V A T _ L i n e _ L b l > A m o u n t E x c l u d i n g V A T _ L i n e _ L b l < / A m o u n t E x c l u d i n g V A T _ L i n e _ L b l > + 
+             < A m o u n t I n c l u d i n g V A T _ L i n e > A m o u n t I n c l u d i n g V A T _ L i n e < / A m o u n t I n c l u d i n g V A T _ L i n e > + 
+             < A m o u n t I n c l u d i n g V A T _ L i n e _ L b l > A m o u n t I n c l u d i n g V A T _ L i n e _ L b l < / A m o u n t I n c l u d i n g V A T _ L i n e _ L b l > + 
+             < D e s c r i p t i o n _ L i n e > D e s c r i p t i o n _ L i n e < / D e s c r i p t i o n _ L i n e > + 
+             < D e s c r i p t i o n _ L i n e _ L b l > D e s c r i p t i o n _ L i n e _ L b l < / D e s c r i p t i o n _ L i n e _ L b l > + 
+             < I t e m N o _ L i n e > I t e m N o _ L i n e < / I t e m N o _ L i n e > + 
+             < I t e m N o _ L i n e _ L b l > I t e m N o _ L i n e _ L b l < / I t e m N o _ L i n e _ L b l > + 
+             < I t e m R e f e r e n c e N o _ L i n e > I t e m R e f e r e n c e N o _ L i n e < / I t e m R e f e r e n c e N o _ L i n e > + 
+             < I t e m R e f e r e n c e N o _ L i n e _ L b l > I t e m R e f e r e n c e N o _ L i n e _ L b l < / I t e m R e f e r e n c e N o _ L i n e _ L b l > + 
+             < L i n e A m o u n t _ L i n e > L i n e A m o u n t _ L i n e < / L i n e A m o u n t _ L i n e > + 
+             < L i n e A m o u n t _ L i n e _ L b l > L i n e A m o u n t _ L i n e _ L b l < / L i n e A m o u n t _ L i n e _ L b l > + 
+             < L i n e D i s c o u n t P e r c e n t _ L i n e > L i n e D i s c o u n t P e r c e n t _ L i n e < / L i n e D i s c o u n t P e r c e n t _ L i n e > + 
+             < L i n e D i s c o u n t P e r c e n t T e x t _ L i n e > L i n e D i s c o u n t P e r c e n t T e x t _ L i n e < / L i n e D i s c o u n t P e r c e n t T e x t _ L i n e > + 
+             < L i n e N o _ L i n e > L i n e N o _ L i n e < / L i n e N o _ L i n e > + 
+             < P r i c e _ L b l > P r i c e _ L b l < / P r i c e _ L b l > + 
+             < P r i c e P e r _ L b l > P r i c e P e r _ L b l < / P r i c e P e r _ L b l > + 
+             < Q t y _ L b l > Q t y _ L b l < / Q t y _ L b l > + 
+             < Q u a n t i t y _ L i n e > Q u a n t i t y _ L i n e < / Q u a n t i t y _ L i n e > + 
+             < Q u a n t i t y _ L i n e _ L b l > Q u a n t i t y _ L i n e _ L b l < / Q u a n t i t y _ L i n e _ L b l > + 
+             < S h i p m e n t D a t e _ L b l > S h i p m e n t D a t e _ L b l < / S h i p m e n t D a t e _ L b l > + 
+             < S h i p m e n t D a t e _ L i n e > S h i p m e n t D a t e _ L i n e < / S h i p m e n t D a t e _ L i n e > + 
+             < T r a n s H e a d e r A m o u n t > T r a n s H e a d e r A m o u n t < / T r a n s H e a d e r A m o u n t > + 
+             < T y p e _ L i n e > T y p e _ L i n e < / T y p e _ L i n e > + 
+             < U n i t _ L b l > U n i t _ L b l < / U n i t _ L b l > + 
+             < U n i t O f M e a s u r e > U n i t O f M e a s u r e < / U n i t O f M e a s u r e > + 
+             < U n i t O f M e a s u r e _ L b l > U n i t O f M e a s u r e _ L b l < / U n i t O f M e a s u r e _ L b l > + 
+             < U n i t P r i c e > U n i t P r i c e < / U n i t P r i c e > + 
+             < U n i t P r i c e _ L b l > U n i t P r i c e _ L b l < / U n i t P r i c e _ L b l > + 
+             < V A T I d e n t i f i e r _ L i n e > V A T I d e n t i f i e r _ L i n e < / V A T I d e n t i f i e r _ L i n e > + 
+             < V A T I d e n t i f i e r _ L i n e _ L b l > V A T I d e n t i f i e r _ L i n e _ L b l < / V A T I d e n t i f i e r _ L i n e _ L b l > + 
+             < V A T P c t _ L i n e > V A T P c t _ L i n e < / V A T P c t _ L i n e > + 
+             < V A T P c t _ L i n e _ L b l > V A T P c t _ L i n e _ L b l < / V A T P c t _ L i n e _ L b l >   
          < / L i n e >   
-         < W o r k D e s c r i p t i o n L i n e s   E l e m e n t T y p e = " D a t a I t e m "   E l e m e n t I d = " 2 7 6 8 1 9 4 4 7 " > - 
-             < W o r k D e s c r i p t i o n L i n e   E l e m e n t T y p e = " C o l u m n "   E l e m e n t I d = " 1 9 4 7 6 2 1 6 7 6 "   D a t a T y p e = " T e x t " > W o r k D e s c r i p t i o n L i n e < / W o r k D e s c r i p t i o n L i n e > - 
-             < W o r k D e s c r i p t i o n L i n e N u m b e r   E l e m e n t T y p e = " C o l u m n "   E l e m e n t I d = " 7 9 7 3 0 7 2 2 3 "   D a t a T y p e = " I n t e g e r " > W o r k D e s c r i p t i o n L i n e N u m b e r < / W o r k D e s c r i p t i o n L i n e N u m b e r > +         < W o r k D e s c r i p t i o n L i n e s > + 
+             < W o r k D e s c r i p t i o n L i n e > W o r k D e s c r i p t i o n L i n e < / W o r k D e s c r i p t i o n L i n e > + 
+             < W o r k D e s c r i p t i o n L i n e N u m b e r > W o r k D e s c r i p t i o n L i n e N u m b e r < / W o r k D e s c r i p t i o n L i n e N u m b e r >   
          < / W o r k D e s c r i p t i o n L i n e s >   
-         < V A T A m o u n t L i n e   E l e m e n t T y p e = " D a t a I t e m "   E l e m e n t I d = " 8 2 7 5 3 4 3 4 8 " > - 
-             < I n v o i c e D i s c o u n t A m o u n t _ V A T A m o u n t L i n e   E l e m e n t T y p e = " C o l u m n "   E l e m e n t I d = " 8 2 4 7 3 0 1 4 1 "   D a t a T y p e = " D e c i m a l " > I n v o i c e D i s c o u n t A m o u n t _ V A T A m o u n t L i n e < / I n v o i c e D i s c o u n t A m o u n t _ V A T A m o u n t L i n e > - 
-             < I n v o i c e D i s c o u n t A m o u n t _ V A T A m o u n t L i n e _ L b l   E l e m e n t T y p e = " C o l u m n "   E l e m e n t I d = " 1 5 6 2 2 0 0 0 3 4 "   D a t a T y p e = " S t r i n g " > I n v o i c e D i s c o u n t A m o u n t _ V A T A m o u n t L i n e _ L b l < / I n v o i c e D i s c o u n t A m o u n t _ V A T A m o u n t L i n e _ L b l > - 
-             < I n v o i c e D i s c o u n t B a s e A m o u n t _ V A T A m o u n t L i n e   E l e m e n t T y p e = " C o l u m n "   E l e m e n t I d = " 2 0 4 0 3 3 2 2 6 6 "   D a t a T y p e = " D e c i m a l " > I n v o i c e D i s c o u n t B a s e A m o u n t _ V A T A m o u n t L i n e < / I n v o i c e D i s c o u n t B a s e A m o u n t _ V A T A m o u n t L i n e > - 
-             < I n v o i c e D i s c o u n t B a s e A m o u n t _ V A T A m o u n t L i n e _ L b l   E l e m e n t T y p e = " C o l u m n "   E l e m e n t I d = " 4 0 5 9 6 0 3 3 1 "   D a t a T y p e = " S t r i n g " > I n v o i c e D i s c o u n t B a s e A m o u n t _ V A T A m o u n t L i n e _ L b l < / I n v o i c e D i s c o u n t B a s e A m o u n t _ V A T A m o u n t L i n e _ L b l > - 
-             < L i n e A m o u n t _ V a t A m o u n t L i n e   E l e m e n t T y p e = " C o l u m n "   E l e m e n t I d = " 2 1 4 6 5 4 0 1 "   D a t a T y p e = " D e c i m a l " > L i n e A m o u n t _ V a t A m o u n t L i n e < / L i n e A m o u n t _ V a t A m o u n t L i n e > - 
-             < L i n e A m o u n t _ V a t A m o u n t L i n e _ L b l   E l e m e n t T y p e = " C o l u m n "   E l e m e n t I d = " 1 1 1 0 9 1 2 1 2 4 "   D a t a T y p e = " S t r i n g " > L i n e A m o u n t _ V a t A m o u n t L i n e _ L b l < / L i n e A m o u n t _ V a t A m o u n t L i n e _ L b l > - 
-             < N o O f V A T I d e n t i f i e r s   E l e m e n t T y p e = " C o l u m n "   E l e m e n t I d = " 1 1 5 3 2 6 3 0 2 6 "   D a t a T y p e = " I n t e g e r " > N o O f V A T I d e n t i f i e r s < / N o O f V A T I d e n t i f i e r s > - 
-             < V A T A m o u n t _ V a t A m o u n t L i n e   E l e m e n t T y p e = " C o l u m n "   E l e m e n t I d = " 1 8 9 1 8 2 0 6 2 0 "   D a t a T y p e = " D e c i m a l " > V A T A m o u n t _ V a t A m o u n t L i n e < / V A T A m o u n t _ V a t A m o u n t L i n e > - 
-             < V A T A m o u n t _ V a t A m o u n t L i n e _ L b l   E l e m e n t T y p e = " C o l u m n "   E l e m e n t I d = " 1 5 1 3 5 5 5 4 7 3 "   D a t a T y p e = " S t r i n g " > V A T A m o u n t _ V a t A m o u n t L i n e _ L b l < / V A T A m o u n t _ V a t A m o u n t L i n e _ L b l > - 
-             < V A T A m o u n t L C Y _ V A T A m o u n t L i n e   E l e m e n t T y p e = " C o l u m n "   E l e m e n t I d = " 1 5 8 1 9 9 4 3 5 0 "   D a t a T y p e = " D e c i m a l " > V A T A m o u n t L C Y _ V A T A m o u n t L i n e < / V A T A m o u n t L C Y _ V A T A m o u n t L i n e > - 
-             < V A T A m o u n t L C Y _ V A T A m o u n t L i n e _ L b l   E l e m e n t T y p e = " C o l u m n "   E l e m e n t I d = " 9 2 3 0 0 3 3 7 "   D a t a T y p e = " T e x t C o n s t " > V A T A m o u n t L C Y _ V A T A m o u n t L i n e _ L b l < / V A T A m o u n t L C Y _ V A T A m o u n t L i n e _ L b l > - 
-             < V A T B a s e _ V a t A m o u n t L i n e   E l e m e n t T y p e = " C o l u m n "   E l e m e n t I d = " 1 4 5 8 9 3 7 8 1 9 "   D a t a T y p e = " D e c i m a l " > V A T B a s e _ V a t A m o u n t L i n e < / V A T B a s e _ V a t A m o u n t L i n e > - 
-             < V A T B a s e _ V a t A m o u n t L i n e _ L b l   E l e m e n t T y p e = " C o l u m n "   E l e m e n t I d = " 1 6 9 1 3 0 2 4 8 8 "   D a t a T y p e = " S t r i n g " > V A T B a s e _ V a t A m o u n t L i n e _ L b l < / V A T B a s e _ V a t A m o u n t L i n e _ L b l > - 
-             < V A T B a s e L C Y _ V A T A m o u n t L i n e   E l e m e n t T y p e = " C o l u m n "   E l e m e n t I d = " 1 8 6 0 9 4 5 6 3 5 "   D a t a T y p e = " D e c i m a l " > V A T B a s e L C Y _ V A T A m o u n t L i n e < / V A T B a s e L C Y _ V A T A m o u n t L i n e > - 
-             < V A T B a s e L C Y _ V A T A m o u n t L i n e _ L b l   E l e m e n t T y p e = " C o l u m n "   E l e m e n t I d = " 1 2 3 6 4 6 7 9 9 8 "   D a t a T y p e = " T e x t C o n s t " > V A T B a s e L C Y _ V A T A m o u n t L i n e _ L b l < / V A T B a s e L C Y _ V A T A m o u n t L i n e _ L b l > - 
-             < V A T I d e n t i f i e r _ V a t A m o u n t L i n e   E l e m e n t T y p e = " C o l u m n "   E l e m e n t I d = " 1 1 4 2 0 7 0 0 3 5 "   D a t a T y p e = " C o d e " > V A T I d e n t i f i e r _ V a t A m o u n t L i n e < / V A T I d e n t i f i e r _ V a t A m o u n t L i n e > - 
-             < V A T I d e n t i f i e r _ V a t A m o u n t L i n e _ L b l   E l e m e n t T y p e = " C o l u m n "   E l e m e n t I d = " 8 6 4 5 0 4 5 0 "   D a t a T y p e = " S t r i n g " > V A T I d e n t i f i e r _ V a t A m o u n t L i n e _ L b l < / V A T I d e n t i f i e r _ V a t A m o u n t L i n e _ L b l > - 
-             < V A T P c t _ V a t A m o u n t L i n e   E l e m e n t T y p e = " C o l u m n "   E l e m e n t I d = " 1 4 5 3 5 4 2 7 7 7 "   D a t a T y p e = " D e c i m a l " > V A T P c t _ V a t A m o u n t L i n e < / V A T P c t _ V a t A m o u n t L i n e > - 
-             < V A T P c t _ V a t A m o u n t L i n e _ L b l   E l e m e n t T y p e = " C o l u m n "   E l e m e n t I d = " 6 7 6 3 2 3 7 8 "   D a t a T y p e = " S t r i n g " > V A T P c t _ V a t A m o u n t L i n e _ L b l < / V A T P c t _ V a t A m o u n t L i n e _ L b l > +         < V A T A m o u n t L i n e > + 
+             < I n v o i c e D i s c o u n t A m o u n t _ V A T A m o u n t L i n e > I n v o i c e D i s c o u n t A m o u n t _ V A T A m o u n t L i n e < / I n v o i c e D i s c o u n t A m o u n t _ V A T A m o u n t L i n e > + 
+             < I n v o i c e D i s c o u n t A m o u n t _ V A T A m o u n t L i n e _ L b l > I n v o i c e D i s c o u n t A m o u n t _ V A T A m o u n t L i n e _ L b l < / I n v o i c e D i s c o u n t A m o u n t _ V A T A m o u n t L i n e _ L b l > + 
+             < I n v o i c e D i s c o u n t B a s e A m o u n t _ V A T A m o u n t L i n e > I n v o i c e D i s c o u n t B a s e A m o u n t _ V A T A m o u n t L i n e < / I n v o i c e D i s c o u n t B a s e A m o u n t _ V A T A m o u n t L i n e > + 
+             < I n v o i c e D i s c o u n t B a s e A m o u n t _ V A T A m o u n t L i n e _ L b l > I n v o i c e D i s c o u n t B a s e A m o u n t _ V A T A m o u n t L i n e _ L b l < / I n v o i c e D i s c o u n t B a s e A m o u n t _ V A T A m o u n t L i n e _ L b l > + 
+             < L i n e A m o u n t _ V a t A m o u n t L i n e > L i n e A m o u n t _ V a t A m o u n t L i n e < / L i n e A m o u n t _ V a t A m o u n t L i n e > + 
+             < L i n e A m o u n t _ V a t A m o u n t L i n e _ L b l > L i n e A m o u n t _ V a t A m o u n t L i n e _ L b l < / L i n e A m o u n t _ V a t A m o u n t L i n e _ L b l > + 
+             < N o O f V A T I d e n t i f i e r s > N o O f V A T I d e n t i f i e r s < / N o O f V A T I d e n t i f i e r s > + 
+             < V A T A m o u n t _ V a t A m o u n t L i n e > V A T A m o u n t _ V a t A m o u n t L i n e < / V A T A m o u n t _ V a t A m o u n t L i n e > + 
+             < V A T A m o u n t _ V a t A m o u n t L i n e _ L b l > V A T A m o u n t _ V a t A m o u n t L i n e _ L b l < / V A T A m o u n t _ V a t A m o u n t L i n e _ L b l > + 
+             < V A T A m o u n t L C Y _ V A T A m o u n t L i n e > V A T A m o u n t L C Y _ V A T A m o u n t L i n e < / V A T A m o u n t L C Y _ V A T A m o u n t L i n e > + 
+             < V A T A m o u n t L C Y _ V A T A m o u n t L i n e _ L b l > V A T A m o u n t L C Y _ V A T A m o u n t L i n e _ L b l < / V A T A m o u n t L C Y _ V A T A m o u n t L i n e _ L b l > + 
+             < V A T B a s e _ V a t A m o u n t L i n e > V A T B a s e _ V a t A m o u n t L i n e < / V A T B a s e _ V a t A m o u n t L i n e > + 
+             < V A T B a s e _ V a t A m o u n t L i n e _ L b l > V A T B a s e _ V a t A m o u n t L i n e _ L b l < / V A T B a s e _ V a t A m o u n t L i n e _ L b l > + 
+             < V A T B a s e L C Y _ V A T A m o u n t L i n e > V A T B a s e L C Y _ V A T A m o u n t L i n e < / V A T B a s e L C Y _ V A T A m o u n t L i n e > + 
+             < V A T B a s e L C Y _ V A T A m o u n t L i n e _ L b l > V A T B a s e L C Y _ V A T A m o u n t L i n e _ L b l < / V A T B a s e L C Y _ V A T A m o u n t L i n e _ L b l > + 
+             < V A T I d e n t i f i e r _ V a t A m o u n t L i n e > V A T I d e n t i f i e r _ V a t A m o u n t L i n e < / V A T I d e n t i f i e r _ V a t A m o u n t L i n e > + 
+             < V A T I d e n t i f i e r _ V a t A m o u n t L i n e _ L b l > V A T I d e n t i f i e r _ V a t A m o u n t L i n e _ L b l < / V A T I d e n t i f i e r _ V a t A m o u n t L i n e _ L b l > + 
+             < V A T P c t _ V a t A m o u n t L i n e > V A T P c t _ V a t A m o u n t L i n e < / V A T P c t _ V a t A m o u n t L i n e > + 
+             < V A T P c t _ V a t A m o u n t L i n e _ L b l > V A T P c t _ V a t A m o u n t L i n e _ L b l < / V A T P c t _ V a t A m o u n t L i n e _ L b l >   
          < / V A T A m o u n t L i n e >   
-         < V A T C l a u s e L i n e   E l e m e n t T y p e = " D a t a I t e m "   E l e m e n t I d = " 1 6 6 5 5 0 0 1 6 3 " > - 
-             < C o d e _ V A T C l a u s e L i n e   E l e m e n t T y p e = " C o l u m n "   E l e m e n t I d = " 1 8 2 4 5 8 9 8 4 7 "   D a t a T y p e = " C o d e " > C o d e _ V A T C l a u s e L i n e < / C o d e _ V A T C l a u s e L i n e > - 
-             < C o d e _ V A T C l a u s e L i n e _ L b l   E l e m e n t T y p e = " C o l u m n "   E l e m e n t I d = " 4 6 1 5 3 3 0 2 "   D a t a T y p e = " S t r i n g " > C o d e _ V A T C l a u s e L i n e _ L b l < / C o d e _ V A T C l a u s e L i n e _ L b l > - 
-             < D e s c r i p t i o n _ V A T C l a u s e L i n e   E l e m e n t T y p e = " C o l u m n "   E l e m e n t I d = " 1 3 0 5 5 4 5 9 2 4 "   D a t a T y p e = " T e x t " > D e s c r i p t i o n _ V A T C l a u s e L i n e < / D e s c r i p t i o n _ V A T C l a u s e L i n e > - 
-             < D e s c r i p t i o n 2 _ V A T C l a u s e L i n e   E l e m e n t T y p e = " C o l u m n "   E l e m e n t I d = " 1 3 7 9 6 6 7 4 7 0 "   D a t a T y p e = " T e x t " > D e s c r i p t i o n 2 _ V A T C l a u s e L i n e < / D e s c r i p t i o n 2 _ V A T C l a u s e L i n e > - 
-             < N o O f V A T C l a u s e s   E l e m e n t T y p e = " C o l u m n "   E l e m e n t I d = " 7 5 6 4 1 7 3 9 2 "   D a t a T y p e = " I n t e g e r " > N o O f V A T C l a u s e s < / N o O f V A T C l a u s e s > - 
-             < V A T A m o u n t _ V A T C l a u s e L i n e   E l e m e n t T y p e = " C o l u m n "   E l e m e n t I d = " 2 2 2 4 6 9 0 5 9 "   D a t a T y p e = " D e c i m a l " > V A T A m o u n t _ V A T C l a u s e L i n e < / V A T A m o u n t _ V A T C l a u s e L i n e > - 
-             < V A T C l a u s e s H e a d e r   E l e m e n t T y p e = " C o l u m n "   E l e m e n t I d = " 1 9 7 2 4 0 9 9 2 9 "   D a t a T y p e = " T e x t " > V A T C l a u s e s H e a d e r < / V A T C l a u s e s H e a d e r > - 
-             < V A T I d e n t i f i e r _ V A T C l a u s e L i n e   E l e m e n t T y p e = " C o l u m n "   E l e m e n t I d = " 1 4 6 4 4 7 2 4 7 8 "   D a t a T y p e = " C o d e " > V A T I d e n t i f i e r _ V A T C l a u s e L i n e < / V A T I d e n t i f i e r _ V A T C l a u s e L i n e > +         < V A T C l a u s e L i n e > + 
+             < C o d e _ V A T C l a u s e L i n e > C o d e _ V A T C l a u s e L i n e < / C o d e _ V A T C l a u s e L i n e > + 
+             < C o d e _ V A T C l a u s e L i n e _ L b l > C o d e _ V A T C l a u s e L i n e _ L b l < / C o d e _ V A T C l a u s e L i n e _ L b l > + 
+             < D e s c r i p t i o n _ V A T C l a u s e L i n e > D e s c r i p t i o n _ V A T C l a u s e L i n e < / D e s c r i p t i o n _ V A T C l a u s e L i n e > + 
+             < D e s c r i p t i o n 2 _ V A T C l a u s e L i n e > D e s c r i p t i o n 2 _ V A T C l a u s e L i n e < / D e s c r i p t i o n 2 _ V A T C l a u s e L i n e > + 
+             < N o O f V A T C l a u s e s > N o O f V A T C l a u s e s < / N o O f V A T C l a u s e s > + 
+             < V A T A m o u n t _ V A T C l a u s e L i n e > V A T A m o u n t _ V A T C l a u s e L i n e < / V A T A m o u n t _ V A T C l a u s e L i n e > + 
+             < V A T C l a u s e s H e a d e r > V A T C l a u s e s H e a d e r < / V A T C l a u s e s H e a d e r > + 
+             < V A T I d e n t i f i e r _ V A T C l a u s e L i n e > V A T I d e n t i f i e r _ V A T C l a u s e L i n e < / V A T I d e n t i f i e r _ V A T C l a u s e L i n e >   
          < / V A T C l a u s e L i n e >   
-         < R e p o r t T o t a l s L i n e   E l e m e n t T y p e = " D a t a I t e m "   E l e m e n t I d = " 2 1 2 2 5 4 9 8 3 6 " > - 
-             < A m o u n t _ R e p o r t T o t a l s L i n e   E l e m e n t T y p e = " C o l u m n "   E l e m e n t I d = " 4 1 9 9 1 8 3 6 9 "   D a t a T y p e = " D e c i m a l " > A m o u n t _ R e p o r t T o t a l s L i n e < / A m o u n t _ R e p o r t T o t a l s L i n e > - 
-             < A m o u n t F o r m a t t e d _ R e p o r t T o t a l s L i n e   E l e m e n t T y p e = " C o l u m n "   E l e m e n t I d = " 1 5 0 6 1 3 6 8 2 5 "   D a t a T y p e = " T e x t " > A m o u n t F o r m a t t e d _ R e p o r t T o t a l s L i n e < / A m o u n t F o r m a t t e d _ R e p o r t T o t a l s L i n e > - 
-             < D e s c r i p t i o n _ R e p o r t T o t a l s L i n e   E l e m e n t T y p e = " C o l u m n "   E l e m e n t I d = " 5 8 1 9 9 6 0 6 7 "   D a t a T y p e = " T e x t " > D e s c r i p t i o n _ R e p o r t T o t a l s L i n e < / D e s c r i p t i o n _ R e p o r t T o t a l s L i n e > - 
-             < F o n t B o l d _ R e p o r t T o t a l s L i n e   E l e m e n t T y p e = " C o l u m n "   E l e m e n t I d = " 9 4 6 5 4 0 5 4 9 "   D a t a T y p e = " B o o l e a n " > F o n t B o l d _ R e p o r t T o t a l s L i n e < / F o n t B o l d _ R e p o r t T o t a l s L i n e > - 
-             < F o n t U n d e r l i n e _ R e p o r t T o t a l s L i n e   E l e m e n t T y p e = " C o l u m n "   E l e m e n t I d = " 2 0 2 1 5 3 3 6 9 4 "   D a t a T y p e = " B o o l e a n " > F o n t U n d e r l i n e _ R e p o r t T o t a l s L i n e < / F o n t U n d e r l i n e _ R e p o r t T o t a l s L i n e > +         < R e p o r t T o t a l s L i n e > + 
+             < A m o u n t _ R e p o r t T o t a l s L i n e > A m o u n t _ R e p o r t T o t a l s L i n e < / A m o u n t _ R e p o r t T o t a l s L i n e > + 
+             < A m o u n t F o r m a t t e d _ R e p o r t T o t a l s L i n e > A m o u n t F o r m a t t e d _ R e p o r t T o t a l s L i n e < / A m o u n t F o r m a t t e d _ R e p o r t T o t a l s L i n e > + 
+             < D e s c r i p t i o n _ R e p o r t T o t a l s L i n e > D e s c r i p t i o n _ R e p o r t T o t a l s L i n e < / D e s c r i p t i o n _ R e p o r t T o t a l s L i n e > + 
+             < F o n t B o l d _ R e p o r t T o t a l s L i n e > F o n t B o l d _ R e p o r t T o t a l s L i n e < / F o n t B o l d _ R e p o r t T o t a l s L i n e > + 
+             < F o n t U n d e r l i n e _ R e p o r t T o t a l s L i n e > F o n t U n d e r l i n e _ R e p o r t T o t a l s L i n e < / F o n t U n d e r l i n e _ R e p o r t T o t a l s L i n e >   
          < / R e p o r t T o t a l s L i n e >   
-         < P a y m e n t R e p o r t i n g A r g u m e n t   E l e m e n t T y p e = " D a t a I t e m "   E l e m e n t I d = " 3 1 3 7 4 4 1 9 4 " > - 
-             < P a y m e n t S e r v i c e L o g o   E l e m e n t T y p e = " C o l u m n "   E l e m e n t I d = " 4 1 6 7 9 0 7 6 7 "   D a t a T y p e = " B L O B " / > - 
-             < P a y m e n t S e r v i c e L o g o _ U r l   E l e m e n t T y p e = " C o l u m n "   E l e m e n t I d = " 6 4 4 9 7 5 1 3 9 "   D a t a T y p e = " T e x t " > P a y m e n t S e r v i c e L o g o _ U r l < / P a y m e n t S e r v i c e L o g o _ U r l > - 
-             < P a y m e n t S e r v i c e L o g o _ U r l T e x t   E l e m e n t T y p e = " C o l u m n "   E l e m e n t I d = " 1 4 1 1 7 0 3 9 7 6 "   D a t a T y p e = " T e x t " > P a y m e n t S e r v i c e L o g o _ U r l T e x t < / P a y m e n t S e r v i c e L o g o _ U r l T e x t > - 
-             < P a y m e n t S e r v i c e T e x t _ U r l   E l e m e n t T y p e = " C o l u m n "   E l e m e n t I d = " 1 7 4 2 3 3 4 7 "   D a t a T y p e = " T e x t " > P a y m e n t S e r v i c e T e x t _ U r l < / P a y m e n t S e r v i c e T e x t _ U r l > - 
-             < P a y m e n t S e r v i c e T e x t _ U r l T e x t   E l e m e n t T y p e = " C o l u m n "   E l e m e n t I d = " 1 6 3 6 7 7 2 9 3 4 "   D a t a T y p e = " T e x t " > P a y m e n t S e r v i c e T e x t _ U r l T e x t < / P a y m e n t S e r v i c e T e x t _ U r l T e x t > +         < P a y m e n t R e p o r t i n g A r g u m e n t > + 
+             < P a y m e n t S e r v i c e L o g o / > + 
+             < P a y m e n t S e r v i c e L o g o _ U r l > P a y m e n t S e r v i c e L o g o _ U r l < / P a y m e n t S e r v i c e L o g o _ U r l > + 
+             < P a y m e n t S e r v i c e L o g o _ U r l T e x t > P a y m e n t S e r v i c e L o g o _ U r l T e x t < / P a y m e n t S e r v i c e L o g o _ U r l T e x t > + 
+             < P a y m e n t S e r v i c e T e x t _ U r l > P a y m e n t S e r v i c e T e x t _ U r l < / P a y m e n t S e r v i c e T e x t _ U r l > + 
+             < P a y m e n t S e r v i c e T e x t _ U r l T e x t > P a y m e n t S e r v i c e T e x t _ U r l T e x t < / P a y m e n t S e r v i c e T e x t _ U r l T e x t >   
          < / P a y m e n t R e p o r t i n g A r g u m e n t >   
-         < L e t t e r T e x t   E l e m e n t T y p e = " D a t a I t e m "   E l e m e n t I d = " 1 5 1 0 3 5 3 8 3 4 " > - 
-             < B o d y T e x t   E l e m e n t T y p e = " C o l u m n "   E l e m e n t I d = " 1 4 9 7 5 9 8 0 8 "   D a t a T y p e = " T e x t " > B o d y T e x t < / B o d y T e x t > - 
-             < C l o s i n g T e x t   E l e m e n t T y p e = " C o l u m n "   E l e m e n t I d = " 5 1 2 1 3 5 9 0 9 "   D a t a T y p e = " T e x t C o n s t " > C l o s i n g T e x t < / C l o s i n g T e x t > - 
-             < G r e e t i n g T e x t   E l e m e n t T y p e = " C o l u m n "   E l e m e n t I d = " 1 1 7 5 2 7 9 2 8 9 "   D a t a T y p e = " T e x t C o n s t " > G r e e t i n g T e x t < / G r e e t i n g T e x t > - 
-             < P m t D i s c T e x t   E l e m e n t T y p e = " C o l u m n "   E l e m e n t I d = " 2 0 1 3 8 4 9 9 4 8 "   D a t a T y p e = " T e x t " > P m t D i s c T e x t < / P m t D i s c T e x t > +         < L e t t e r T e x t > + 
+             < B o d y T e x t > B o d y T e x t < / B o d y T e x t > + 
+             < C l o s i n g T e x t > C l o s i n g T e x t < / C l o s i n g T e x t > + 
+             < G r e e t i n g T e x t > G r e e t i n g T e x t < / G r e e t i n g T e x t > + 
+             < P m t D i s c T e x t > P m t D i s c T e x t < / P m t D i s c T e x t >   
          < / L e t t e r T e x t >   
-         < T o t a l s   E l e m e n t T y p e = " D a t a I t e m "   E l e m e n t I d = " 1 8 2 3 9 5 0 0 4 4 " > - 
-             < T o t a l A m o u n t I n c l u d i n g V A T   E l e m e n t T y p e = " C o l u m n "   E l e m e n t I d = " 9 1 0 5 1 1 5 7 5 "   D a t a T y p e = " D e c i m a l " > T o t a l A m o u n t I n c l u d i n g V A T < / T o t a l A m o u n t I n c l u d i n g V A T > - 
-             < T o t a l E x c l u d i n g V A T T e x t   E l e m e n t T y p e = " C o l u m n "   E l e m e n t I d = " 1 9 2 2 9 4 6 3 1 0 "   D a t a T y p e = " T e x t " > T o t a l E x c l u d i n g V A T T e x t < / T o t a l E x c l u d i n g V A T T e x t > - 
-             < T o t a l I n c l u d i n g V A T T e x t   E l e m e n t T y p e = " C o l u m n "   E l e m e n t I d = " 1 2 0 4 0 1 6 3 5 2 "   D a t a T y p e = " T e x t " > T o t a l I n c l u d i n g V A T T e x t < / T o t a l I n c l u d i n g V A T T e x t > - 
-             < T o t a l I n v o i c e D i s c o u n t A m o u n t   E l e m e n t T y p e = " C o l u m n "   E l e m e n t I d = " 4 0 2 1 7 7 5 1 "   D a t a T y p e = " D e c i m a l " > T o t a l I n v o i c e D i s c o u n t A m o u n t < / T o t a l I n v o i c e D i s c o u n t A m o u n t > - 
-             < T o t a l N e t A m o u n t   E l e m e n t T y p e = " C o l u m n "   E l e m e n t I d = " 4 8 3 1 9 3 3 7 2 "   D a t a T y p e = " D e c i m a l " > T o t a l N e t A m o u n t < / T o t a l N e t A m o u n t > - 
-             < T o t a l P a y m e n t D i s c o u n t O n V A T   E l e m e n t T y p e = " C o l u m n "   E l e m e n t I d = " 7 3 6 0 4 1 8 8 6 "   D a t a T y p e = " D e c i m a l " > T o t a l P a y m e n t D i s c o u n t O n V A T < / T o t a l P a y m e n t D i s c o u n t O n V A T > - 
-             < T o t a l S u b T o t a l   E l e m e n t T y p e = " C o l u m n "   E l e m e n t I d = " 2 0 9 7 8 7 6 8 0 1 "   D a t a T y p e = " D e c i m a l " > T o t a l S u b T o t a l < / T o t a l S u b T o t a l > - 
-             < T o t a l S u b T o t a l M i n u s I n v o i c e D i s c o u n t   E l e m e n t T y p e = " C o l u m n "   E l e m e n t I d = " 7 6 9 4 3 1 8 8 7 "   D a t a T y p e = " D e c i m a l " > T o t a l S u b T o t a l M i n u s I n v o i c e D i s c o u n t < / T o t a l S u b T o t a l M i n u s I n v o i c e D i s c o u n t > - 
-             < T o t a l T e x t   E l e m e n t T y p e = " C o l u m n "   E l e m e n t I d = " 2 3 1 9 1 0 5 1 8 "   D a t a T y p e = " T e x t " > T o t a l T e x t < / T o t a l T e x t > - 
-             < T o t a l V A T A m o u n t   E l e m e n t T y p e = " C o l u m n "   E l e m e n t I d = " 1 6 2 7 1 0 2 3 2 8 "   D a t a T y p e = " D e c i m a l " > T o t a l V A T A m o u n t < / T o t a l V A T A m o u n t > - 
-             < T o t a l V A T A m o u n t L C Y   E l e m e n t T y p e = " C o l u m n "   E l e m e n t I d = " 1 5 0 6 5 7 0 2 1 8 "   D a t a T y p e = " D e c i m a l " > T o t a l V A T A m o u n t L C Y < / T o t a l V A T A m o u n t L C Y > - 
-             < T o t a l V A T A m o u n t T e x t   E l e m e n t T y p e = " C o l u m n "   E l e m e n t I d = " 9 7 3 6 6 6 3 3 9 "   D a t a T y p e = " T e x t " > T o t a l V A T A m o u n t T e x t < / T o t a l V A T A m o u n t T e x t > - 
-             < T o t a l V A T B a s e L C Y   E l e m e n t T y p e = " C o l u m n "   E l e m e n t I d = " 8 3 4 4 5 0 5 2 1 "   D a t a T y p e = " D e c i m a l " > T o t a l V A T B a s e L C Y < / T o t a l V A T B a s e L C Y > +         < T o t a l s > + 
+             < T o t a l A m o u n t I n c l u d i n g V A T > T o t a l A m o u n t I n c l u d i n g V A T < / T o t a l A m o u n t I n c l u d i n g V A T > + 
+             < T o t a l E x c l u d i n g V A T T e x t > T o t a l E x c l u d i n g V A T T e x t < / T o t a l E x c l u d i n g V A T T e x t > + 
+             < T o t a l I n c l u d i n g V A T T e x t > T o t a l I n c l u d i n g V A T T e x t < / T o t a l I n c l u d i n g V A T T e x t > + 
+             < T o t a l I n v o i c e D i s c o u n t A m o u n t > T o t a l I n v o i c e D i s c o u n t A m o u n t < / T o t a l I n v o i c e D i s c o u n t A m o u n t > + 
+             < T o t a l N e t A m o u n t > T o t a l N e t A m o u n t < / T o t a l N e t A m o u n t > + 
+             < T o t a l P a y m e n t D i s c o u n t O n V A T > T o t a l P a y m e n t D i s c o u n t O n V A T < / T o t a l P a y m e n t D i s c o u n t O n V A T > + 
+             < T o t a l S u b T o t a l > T o t a l S u b T o t a l < / T o t a l S u b T o t a l > + 
+             < T o t a l S u b T o t a l M i n u s I n v o i c e D i s c o u n t > T o t a l S u b T o t a l M i n u s I n v o i c e D i s c o u n t < / T o t a l S u b T o t a l M i n u s I n v o i c e D i s c o u n t > + 
+             < T o t a l T e x t > T o t a l T e x t < / T o t a l T e x t > + 
+             < T o t a l V A T A m o u n t > T o t a l V A T A m o u n t < / T o t a l V A T A m o u n t > + 
+             < T o t a l V A T A m o u n t L C Y > T o t a l V A T A m o u n t L C Y < / T o t a l V A T A m o u n t L C Y > + 
+             < T o t a l V A T A m o u n t T e x t > T o t a l V A T A m o u n t T e x t < / T o t a l V A T A m o u n t T e x t > + 
+             < T o t a l V A T B a s e L C Y > T o t a l V A T B a s e L C Y < / T o t a l V A T B a s e L C Y >   
          < / T o t a l s >   
@@ -6994,6 +6703,14 @@
 </file>
 
 <file path=customXml/itemProps1.xml><?xml version="1.0" encoding="utf-8"?>
+<ds:datastoreItem xmlns:ds="http://schemas.openxmlformats.org/officeDocument/2006/customXml" ds:itemID="{30EEFAF4-37EA-4F9B-AF4E-00537C596448}">
+  <ds:schemaRefs>
+    <ds:schemaRef ds:uri="urn:microsoft-dynamics-businesscentral/internal/extended/reports/Standard_Sales_Draft_Invoice/1303/"/>
+  </ds:schemaRefs>
+</ds:datastoreItem>
+</file>
+
+<file path=customXml/itemProps2.xml><?xml version="1.0" encoding="utf-8"?>
 <ds:datastoreItem xmlns:ds="http://schemas.openxmlformats.org/officeDocument/2006/customXml" ds:itemID="{0FB04FAF-6501-4B85-AB97-353B5C6508E7}">
   <ds:schemaRefs>
     <ds:schemaRef ds:uri="urn:microsoft-dynamics-nav/reports/Standard_Sales_Draft_Invoice/1303/"/>
@@ -7001,10 +6718,8 @@
 </ds:datastoreItem>
 </file>
 
-<file path=customXml/itemProps2.xml><?xml version="1.0" encoding="utf-8"?>
-<ds:datastoreItem xmlns:ds="http://schemas.openxmlformats.org/officeDocument/2006/customXml" ds:itemID="{30EEFAF4-37EA-4F9B-AF4E-00537C596448}">
-  <ds:schemaRefs>
-    <ds:schemaRef ds:uri="urn:microsoft-dynamics-businesscentral/internal/extended/reports/Standard_Sales_Draft_Invoice/1303/"/>
-  </ds:schemaRefs>
-</ds:datastoreItem>
+<file path=docMetadata/LabelInfo.xml><?xml version="1.0" encoding="utf-8"?>
+<clbl:labelList xmlns:clbl="http://schemas.microsoft.com/office/2020/mipLabelMetadata">
+  <clbl:label id="{f42aa342-8706-4288-bd11-ebb85995028c}" enabled="1" method="Standard" siteId="{72f988bf-86f1-41af-91ab-2d7cd011db47}" contentBits="0" removed="0"/>
+</clbl:labelList>
 </file>
--- a/src/Layers/W1/BaseApp/Sales/Document/StandardDraftSalesInvoiceBlue.docx
+++ b/src/Layers/W1/BaseApp/Sales/Document/StandardDraftSalesInvoiceBlue.docx
@@ -32,7 +32,7 @@
             <w:placeholder>
               <w:docPart w:val="51D60282F0694B90AC55666897B0FAFE"/>
             </w:placeholder>
-            <w:dataBinding w:prefixMappings="&lt;xmlns:ns0='urn:microsoft-dynamics-nav/reports/Standard_Sales_Draft_Invoice/1303/' " w:xpath="/ns0:NavWordReportXmlPart[1]/ns0:Header[1]/ns0:CustomerAddress1[1]" w:storeItemID="{00000000-0000-0000-0000-000000000000}"/>
+            <w:dataBinding w:prefixMappings="xmlns:ns0='urn:microsoft-dynamics-nav/reports/Standard_Sales_Draft_Invoice/1303/'" w:xpath="/ns0:NavWordReportXmlPart[1]/ns0:Header[1]/ns0:CustomerAddress1[1]" w:storeItemID="{00000000-0000-0000-0000-000000000000}"/>
             <w15:color w:val="808080"/>
             <w:text/>
           </w:sdtPr>
@@ -84,7 +84,7 @@
             <w:placeholder>
               <w:docPart w:val="C09E3273619B41F0839D2D38BEB86B79"/>
             </w:placeholder>
-            <w:dataBinding w:prefixMappings="&lt;xmlns:ns0='urn:microsoft-dynamics-nav/reports/Standard_Sales_Draft_Invoice/1303/' " w:xpath="/ns0:NavWordReportXmlPart[1]/ns0:Header[1]/ns0:CompanyAddress1[1]" w:storeItemID="{00000000-0000-0000-0000-000000000000}"/>
+            <w:dataBinding w:prefixMappings="xmlns:ns0='urn:microsoft-dynamics-nav/reports/Standard_Sales_Draft_Invoice/1303/'" w:xpath="/ns0:NavWordReportXmlPart[1]/ns0:Header[1]/ns0:CompanyAddress1[1]" w:storeItemID="{00000000-0000-0000-0000-000000000000}"/>
             <w15:color w:val="808080"/>
             <w:text/>
           </w:sdtPr>
@@ -127,7 +127,7 @@
             <w:placeholder>
               <w:docPart w:val="51D60282F0694B90AC55666897B0FAFE"/>
             </w:placeholder>
-            <w:dataBinding w:prefixMappings="&lt;xmlns:ns0='urn:microsoft-dynamics-nav/reports/Standard_Sales_Draft_Invoice/1303/' " w:xpath="/ns0:NavWordReportXmlPart[1]/ns0:Header[1]/ns0:CustomerAddress2[1]" w:storeItemID="{00000000-0000-0000-0000-000000000000}"/>
+            <w:dataBinding w:prefixMappings="xmlns:ns0='urn:microsoft-dynamics-nav/reports/Standard_Sales_Draft_Invoice/1303/'" w:xpath="/ns0:NavWordReportXmlPart[1]/ns0:Header[1]/ns0:CustomerAddress2[1]" w:storeItemID="{00000000-0000-0000-0000-000000000000}"/>
             <w15:color w:val="808080"/>
             <w:text/>
           </w:sdtPr>
@@ -165,7 +165,7 @@
             <w:placeholder>
               <w:docPart w:val="E4546B40C1CF426480D080F27AAEB191"/>
             </w:placeholder>
-            <w:dataBinding w:prefixMappings="&lt;xmlns:ns0='urn:microsoft-dynamics-nav/reports/Standard_Sales_Draft_Invoice/1303/' " w:xpath="/ns0:NavWordReportXmlPart[1]/ns0:Header[1]/ns0:CompanyAddress2[1]" w:storeItemID="{00000000-0000-0000-0000-000000000000}"/>
+            <w:dataBinding w:prefixMappings="xmlns:ns0='urn:microsoft-dynamics-nav/reports/Standard_Sales_Draft_Invoice/1303/'" w:xpath="/ns0:NavWordReportXmlPart[1]/ns0:Header[1]/ns0:CompanyAddress2[1]" w:storeItemID="{00000000-0000-0000-0000-000000000000}"/>
             <w15:color w:val="808080"/>
             <w:text/>
           </w:sdtPr>
@@ -200,7 +200,7 @@
             <w:placeholder>
               <w:docPart w:val="51D60282F0694B90AC55666897B0FAFE"/>
             </w:placeholder>
-            <w:dataBinding w:prefixMappings="&lt;xmlns:ns0='urn:microsoft-dynamics-nav/reports/Standard_Sales_Draft_Invoice/1303/' " w:xpath="/ns0:NavWordReportXmlPart[1]/ns0:Header[1]/ns0:CustomerAddress3[1]" w:storeItemID="{00000000-0000-0000-0000-000000000000}"/>
+            <w:dataBinding w:prefixMappings="xmlns:ns0='urn:microsoft-dynamics-nav/reports/Standard_Sales_Draft_Invoice/1303/'" w:xpath="/ns0:NavWordReportXmlPart[1]/ns0:Header[1]/ns0:CustomerAddress3[1]" w:storeItemID="{00000000-0000-0000-0000-000000000000}"/>
             <w15:color w:val="808080"/>
             <w:text/>
           </w:sdtPr>
@@ -238,7 +238,7 @@
             <w:placeholder>
               <w:docPart w:val="C0485594260E4FA2A488C1A1BB6F71BF"/>
             </w:placeholder>
-            <w:dataBinding w:prefixMappings="&lt;xmlns:ns0='urn:microsoft-dynamics-nav/reports/Standard_Sales_Draft_Invoice/1303/' " w:xpath="/ns0:NavWordReportXmlPart[1]/ns0:Header[1]/ns0:CompanyAddress3[1]" w:storeItemID="{00000000-0000-0000-0000-000000000000}"/>
+            <w:dataBinding w:prefixMappings="xmlns:ns0='urn:microsoft-dynamics-nav/reports/Standard_Sales_Draft_Invoice/1303/'" w:xpath="/ns0:NavWordReportXmlPart[1]/ns0:Header[1]/ns0:CompanyAddress3[1]" w:storeItemID="{00000000-0000-0000-0000-000000000000}"/>
             <w15:color w:val="808080"/>
             <w:text/>
           </w:sdtPr>
@@ -273,7 +273,7 @@
             <w:placeholder>
               <w:docPart w:val="51D60282F0694B90AC55666897B0FAFE"/>
             </w:placeholder>
-            <w:dataBinding w:prefixMappings="&lt;xmlns:ns0='urn:microsoft-dynamics-nav/reports/Standard_Sales_Draft_Invoice/1303/' " w:xpath="/ns0:NavWordReportXmlPart[1]/ns0:Header[1]/ns0:CustomerAddress4[1]" w:storeItemID="{00000000-0000-0000-0000-000000000000}"/>
+            <w:dataBinding w:prefixMappings="xmlns:ns0='urn:microsoft-dynamics-nav/reports/Standard_Sales_Draft_Invoice/1303/'" w:xpath="/ns0:NavWordReportXmlPart[1]/ns0:Header[1]/ns0:CustomerAddress4[1]" w:storeItemID="{00000000-0000-0000-0000-000000000000}"/>
             <w15:color w:val="808080"/>
             <w:text/>
           </w:sdtPr>
@@ -311,7 +311,7 @@
             <w:placeholder>
               <w:docPart w:val="785951F5A356471BAD972A3EE46490F1"/>
             </w:placeholder>
-            <w:dataBinding w:prefixMappings="&lt;xmlns:ns0='urn:microsoft-dynamics-nav/reports/Standard_Sales_Draft_Invoice/1303/' " w:xpath="/ns0:NavWordReportXmlPart[1]/ns0:Header[1]/ns0:CompanyAddress4[1]" w:storeItemID="{00000000-0000-0000-0000-000000000000}"/>
+            <w:dataBinding w:prefixMappings="xmlns:ns0='urn:microsoft-dynamics-nav/reports/Standard_Sales_Draft_Invoice/1303/'" w:xpath="/ns0:NavWordReportXmlPart[1]/ns0:Header[1]/ns0:CompanyAddress4[1]" w:storeItemID="{00000000-0000-0000-0000-000000000000}"/>
             <w15:color w:val="808080"/>
             <w:text/>
           </w:sdtPr>
@@ -346,7 +346,7 @@
             <w:placeholder>
               <w:docPart w:val="51D60282F0694B90AC55666897B0FAFE"/>
             </w:placeholder>
-            <w:dataBinding w:prefixMappings="&lt;xmlns:ns0='urn:microsoft-dynamics-nav/reports/Standard_Sales_Draft_Invoice/1303/' " w:xpath="/ns0:NavWordReportXmlPart[1]/ns0:Header[1]/ns0:CustomerAddress5[1]" w:storeItemID="{00000000-0000-0000-0000-000000000000}"/>
+            <w:dataBinding w:prefixMappings="xmlns:ns0='urn:microsoft-dynamics-nav/reports/Standard_Sales_Draft_Invoice/1303/'" w:xpath="/ns0:NavWordReportXmlPart[1]/ns0:Header[1]/ns0:CustomerAddress5[1]" w:storeItemID="{00000000-0000-0000-0000-000000000000}"/>
             <w15:color w:val="808080"/>
             <w:text/>
           </w:sdtPr>
@@ -384,7 +384,7 @@
             <w:placeholder>
               <w:docPart w:val="6F986E1225F24D408838BA47420C7CF4"/>
             </w:placeholder>
-            <w:dataBinding w:prefixMappings="&lt;xmlns:ns0='urn:microsoft-dynamics-nav/reports/Standard_Sales_Draft_Invoice/1303/' " w:xpath="/ns0:NavWordReportXmlPart[1]/ns0:Header[1]/ns0:CompanyAddress5[1]" w:storeItemID="{00000000-0000-0000-0000-000000000000}"/>
+            <w:dataBinding w:prefixMappings="xmlns:ns0='urn:microsoft-dynamics-nav/reports/Standard_Sales_Draft_Invoice/1303/'" w:xpath="/ns0:NavWordReportXmlPart[1]/ns0:Header[1]/ns0:CompanyAddress5[1]" w:storeItemID="{00000000-0000-0000-0000-000000000000}"/>
             <w15:color w:val="808080"/>
             <w:text/>
           </w:sdtPr>
@@ -419,7 +419,7 @@
             <w:placeholder>
               <w:docPart w:val="51D60282F0694B90AC55666897B0FAFE"/>
             </w:placeholder>
-            <w:dataBinding w:prefixMappings="&lt;xmlns:ns0='urn:microsoft-dynamics-nav/reports/Standard_Sales_Draft_Invoice/1303/' " w:xpath="/ns0:NavWordReportXmlPart[1]/ns0:Header[1]/ns0:CustomerAddress6[1]" w:storeItemID="{00000000-0000-0000-0000-000000000000}"/>
+            <w:dataBinding w:prefixMappings="xmlns:ns0='urn:microsoft-dynamics-nav/reports/Standard_Sales_Draft_Invoice/1303/'" w:xpath="/ns0:NavWordReportXmlPart[1]/ns0:Header[1]/ns0:CustomerAddress6[1]" w:storeItemID="{00000000-0000-0000-0000-000000000000}"/>
             <w15:color w:val="808080"/>
             <w:text/>
           </w:sdtPr>
@@ -457,7 +457,7 @@
             <w:placeholder>
               <w:docPart w:val="7337A82D64D248408DDF8070017C2E63"/>
             </w:placeholder>
-            <w:dataBinding w:prefixMappings="&lt;xmlns:ns0='urn:microsoft-dynamics-nav/reports/Standard_Sales_Draft_Invoice/1303/' " w:xpath="/ns0:NavWordReportXmlPart[1]/ns0:Header[1]/ns0:CompanyAddress6[1]" w:storeItemID="{00000000-0000-0000-0000-000000000000}"/>
+            <w:dataBinding w:prefixMappings="xmlns:ns0='urn:microsoft-dynamics-nav/reports/Standard_Sales_Draft_Invoice/1303/'" w:xpath="/ns0:NavWordReportXmlPart[1]/ns0:Header[1]/ns0:CompanyAddress6[1]" w:storeItemID="{00000000-0000-0000-0000-000000000000}"/>
             <w15:color w:val="808080"/>
             <w:text/>
           </w:sdtPr>
@@ -492,7 +492,7 @@
             <w:placeholder>
               <w:docPart w:val="51D60282F0694B90AC55666897B0FAFE"/>
             </w:placeholder>
-            <w:dataBinding w:prefixMappings="&lt;xmlns:ns0='urn:microsoft-dynamics-nav/reports/Standard_Sales_Draft_Invoice/1303/' " w:xpath="/ns0:NavWordReportXmlPart[1]/ns0:Header[1]/ns0:CustomerAddress7[1]" w:storeItemID="{00000000-0000-0000-0000-000000000000}"/>
+            <w:dataBinding w:prefixMappings="xmlns:ns0='urn:microsoft-dynamics-nav/reports/Standard_Sales_Draft_Invoice/1303/'" w:xpath="/ns0:NavWordReportXmlPart[1]/ns0:Header[1]/ns0:CustomerAddress7[1]" w:storeItemID="{00000000-0000-0000-0000-000000000000}"/>
             <w15:color w:val="808080"/>
             <w:text/>
           </w:sdtPr>
@@ -547,7 +547,7 @@
             <w:placeholder>
               <w:docPart w:val="904EC8C2F453414AB11763B36AC43A4B"/>
             </w:placeholder>
-            <w:dataBinding w:prefixMappings="&lt;xmlns:ns0='urn:microsoft-dynamics-nav/reports/Standard_Sales_Draft_Invoice/1303/' " w:xpath="/ns0:NavWordReportXmlPart[1]/ns0:Header[1]/ns0:CustomerAddress8[1]" w:storeItemID="{00000000-0000-0000-0000-000000000000}"/>
+            <w:dataBinding w:prefixMappings="xmlns:ns0='urn:microsoft-dynamics-nav/reports/Standard_Sales_Draft_Invoice/1303/'" w:xpath="/ns0:NavWordReportXmlPart[1]/ns0:Header[1]/ns0:CustomerAddress8[1]" w:storeItemID="{00000000-0000-0000-0000-000000000000}"/>
             <w15:color w:val="808080"/>
             <w:text/>
           </w:sdtPr>
@@ -647,7 +647,7 @@
             <w:placeholder>
               <w:docPart w:val="A5E7A3C74D10415D82F9DDABF745F490"/>
             </w:placeholder>
-            <w:dataBinding w:prefixMappings="&lt;xmlns:ns0='urn:microsoft-dynamics-nav/reports/Standard_Sales_Draft_Invoice/1303/' " w:xpath="/ns0:NavWordReportXmlPart[1]/ns0:Header[1]/ns0:DocumentDate_Lbl[1]" w:storeItemID="{00000000-0000-0000-0000-000000000000}"/>
+            <w:dataBinding w:prefixMappings="xmlns:ns0='urn:microsoft-dynamics-nav/reports/Standard_Sales_Draft_Invoice/1303/'" w:xpath="/ns0:NavWordReportXmlPart[1]/ns0:Header[1]/ns0:DocumentDate_Lbl[1]" w:storeItemID="{00000000-0000-0000-0000-000000000000}"/>
             <w15:color w:val="808080"/>
             <w:text/>
           </w:sdtPr>
@@ -676,7 +676,7 @@
             <w:placeholder>
               <w:docPart w:val="FF8C61B5588B4C6AAA963A54C2DBAD8E"/>
             </w:placeholder>
-            <w:dataBinding w:prefixMappings="&lt;xmlns:ns0='urn:microsoft-dynamics-nav/reports/Standard_Sales_Draft_Invoice/1303/' " w:xpath="/ns0:NavWordReportXmlPart[1]/ns0:Header[1]/ns0:DueDate_Lbl[1]" w:storeItemID="{00000000-0000-0000-0000-000000000000}"/>
+            <w:dataBinding w:prefixMappings="xmlns:ns0='urn:microsoft-dynamics-nav/reports/Standard_Sales_Draft_Invoice/1303/'" w:xpath="/ns0:NavWordReportXmlPart[1]/ns0:Header[1]/ns0:DueDate_Lbl[1]" w:storeItemID="{00000000-0000-0000-0000-000000000000}"/>
             <w15:color w:val="808080"/>
             <w:text/>
           </w:sdtPr>
@@ -705,7 +705,7 @@
             <w:placeholder>
               <w:docPart w:val="A470C45D499A44CB954741384CD1443B"/>
             </w:placeholder>
-            <w:dataBinding w:prefixMappings="&lt;xmlns:ns0='urn:microsoft-dynamics-nav/reports/Standard_Sales_Draft_Invoice/1303/' " w:xpath="/ns0:NavWordReportXmlPart[1]/ns0:Header[1]/ns0:PaymentTermsDescription_Lbl[1]" w:storeItemID="{00000000-0000-0000-0000-000000000000}"/>
+            <w:dataBinding w:prefixMappings="xmlns:ns0='urn:microsoft-dynamics-nav/reports/Standard_Sales_Draft_Invoice/1303/'" w:xpath="/ns0:NavWordReportXmlPart[1]/ns0:Header[1]/ns0:PaymentTermsDescription_Lbl[1]" w:storeItemID="{00000000-0000-0000-0000-000000000000}"/>
             <w15:color w:val="808080"/>
             <w:text/>
           </w:sdtPr>
@@ -771,7 +771,7 @@
             <w:placeholder>
               <w:docPart w:val="070976C72E3D41AF894C8EFB2F2EE555"/>
             </w:placeholder>
-            <w:dataBinding w:prefixMappings="&lt;xmlns:ns0='urn:microsoft-dynamics-nav/reports/Standard_Sales_Draft_Invoice/1303/' " w:xpath="/ns0:NavWordReportXmlPart[1]/ns0:Header[1]/ns0:DocumentDate[1]" w:storeItemID="{00000000-0000-0000-0000-000000000000}"/>
+            <w:dataBinding w:prefixMappings="xmlns:ns0='urn:microsoft-dynamics-nav/reports/Standard_Sales_Draft_Invoice/1303/'" w:xpath="/ns0:NavWordReportXmlPart[1]/ns0:Header[1]/ns0:DocumentDate[1]" w:storeItemID="{00000000-0000-0000-0000-000000000000}"/>
             <w15:color w:val="808080"/>
             <w:text/>
           </w:sdtPr>
@@ -799,7 +799,7 @@
             <w:placeholder>
               <w:docPart w:val="EE8026839A8D421EB15EE4FBE44F65D8"/>
             </w:placeholder>
-            <w:dataBinding w:prefixMappings="&lt;xmlns:ns0='urn:microsoft-dynamics-nav/reports/Standard_Sales_Draft_Invoice/1303/' " w:xpath="/ns0:NavWordReportXmlPart[1]/ns0:Header[1]/ns0:DueDate[1]" w:storeItemID="{00000000-0000-0000-0000-000000000000}"/>
+            <w:dataBinding w:prefixMappings="xmlns:ns0='urn:microsoft-dynamics-nav/reports/Standard_Sales_Draft_Invoice/1303/'" w:xpath="/ns0:NavWordReportXmlPart[1]/ns0:Header[1]/ns0:DueDate[1]" w:storeItemID="{00000000-0000-0000-0000-000000000000}"/>
             <w15:color w:val="808080"/>
             <w:text/>
           </w:sdtPr>
@@ -827,7 +827,7 @@
             <w:placeholder>
               <w:docPart w:val="278E0E4A086A4B968A605DC0623AC2EC"/>
             </w:placeholder>
-            <w:dataBinding w:prefixMappings="&lt;xmlns:ns0='urn:microsoft-dynamics-nav/reports/Standard_Sales_Draft_Invoice/1303/' " w:xpath="/ns0:NavWordReportXmlPart[1]/ns0:Header[1]/ns0:PaymentTermsDescription[1]" w:storeItemID="{00000000-0000-0000-0000-000000000000}"/>
+            <w:dataBinding w:prefixMappings="xmlns:ns0='urn:microsoft-dynamics-nav/reports/Standard_Sales_Draft_Invoice/1303/'" w:xpath="/ns0:NavWordReportXmlPart[1]/ns0:Header[1]/ns0:PaymentTermsDescription[1]" w:storeItemID="{00000000-0000-0000-0000-000000000000}"/>
             <w15:color w:val="808080"/>
             <w:text/>
           </w:sdtPr>
@@ -879,7 +879,7 @@
           <w:tcPr>
             <w:tcW w:w="386" w:type="pct"/>
             <w:tcBorders>
-              <w:bottom w:val="single" w:sz="4" w:space="0" w:color="auto"/>
+              <w:bottom w:val="single" w:color="auto" w:sz="4" w:space="0"/>
             </w:tcBorders>
           </w:tcPr>
           <w:sdt>
@@ -890,7 +890,7 @@
               <w:placeholder>
                 <w:docPart w:val="4471D374EB894D8E95296A2400EB22FE"/>
               </w:placeholder>
-              <w:dataBinding w:prefixMappings="&lt;xmlns:ns0='urn:microsoft-dynamics-nav/reports/Standard_Sales_Draft_Invoice/1303/' " w:xpath="/ns0:NavWordReportXmlPart[1]/ns0:Header[1]/ns0:Line[1]/ns0:ItemNo_Line_Lbl[1]" w:storeItemID="{00000000-0000-0000-0000-000000000000}"/>
+              <w:dataBinding w:prefixMappings="xmlns:ns0='urn:microsoft-dynamics-nav/reports/Standard_Sales_Draft_Invoice/1303/'" w:xpath="/ns0:NavWordReportXmlPart[1]/ns0:Header[1]/ns0:Line[1]/ns0:ItemNo_Line_Lbl[1]" w:storeItemID="{00000000-0000-0000-0000-000000000000}"/>
               <w15:color w:val="808080"/>
               <w:text/>
             </w:sdtPr>
@@ -914,7 +914,7 @@
             <w:placeholder>
               <w:docPart w:val="63ABE9E2C1E54D08A23DEABD74A8D4FF"/>
             </w:placeholder>
-            <w:dataBinding w:prefixMappings="&lt;xmlns:ns0='urn:microsoft-dynamics-nav/reports/Standard_Sales_Draft_Invoice/1303/' " w:xpath="/ns0:NavWordReportXmlPart[1]/ns0:Header[1]/ns0:Line[1]/ns0:Description_Line_Lbl[1]" w:storeItemID="{00000000-0000-0000-0000-000000000000}"/>
+            <w:dataBinding w:prefixMappings="xmlns:ns0='urn:microsoft-dynamics-nav/reports/Standard_Sales_Draft_Invoice/1303/'" w:xpath="/ns0:NavWordReportXmlPart[1]/ns0:Header[1]/ns0:Line[1]/ns0:Description_Line_Lbl[1]" w:storeItemID="{00000000-0000-0000-0000-000000000000}"/>
             <w15:color w:val="808080"/>
             <w:text/>
           </w:sdtPr>
@@ -923,7 +923,7 @@
               <w:tcPr>
                 <w:tcW w:w="1115" w:type="pct"/>
                 <w:tcBorders>
-                  <w:bottom w:val="single" w:sz="4" w:space="0" w:color="auto"/>
+                  <w:bottom w:val="single" w:color="auto" w:sz="4" w:space="0"/>
                 </w:tcBorders>
               </w:tcPr>
               <w:p>
@@ -945,7 +945,7 @@
             <w:placeholder>
               <w:docPart w:val="E8C8A1EEAC734DAB8AB4AC4746B3452E"/>
             </w:placeholder>
-            <w:dataBinding w:prefixMappings="&lt;xmlns:ns0='urn:microsoft-dynamics-nav/reports/Standard_Sales_Draft_Invoice/1303/' " w:xpath="/ns0:NavWordReportXmlPart[1]/ns0:Header[1]/ns0:Line[1]/ns0:Quantity_Line_Lbl[1]" w:storeItemID="{00000000-0000-0000-0000-000000000000}"/>
+            <w:dataBinding w:prefixMappings="xmlns:ns0='urn:microsoft-dynamics-nav/reports/Standard_Sales_Draft_Invoice/1303/'" w:xpath="/ns0:NavWordReportXmlPart[1]/ns0:Header[1]/ns0:Line[1]/ns0:Quantity_Line_Lbl[1]" w:storeItemID="{00000000-0000-0000-0000-000000000000}"/>
             <w15:color w:val="808080"/>
             <w:text/>
           </w:sdtPr>
@@ -954,7 +954,7 @@
               <w:tcPr>
                 <w:tcW w:w="557" w:type="pct"/>
                 <w:tcBorders>
-                  <w:bottom w:val="single" w:sz="4" w:space="0" w:color="auto"/>
+                  <w:bottom w:val="single" w:color="auto" w:sz="4" w:space="0"/>
                 </w:tcBorders>
               </w:tcPr>
               <w:p>
@@ -977,7 +977,7 @@
             <w:placeholder>
               <w:docPart w:val="EB06B9747D4540F897756C3DE3BD828B"/>
             </w:placeholder>
-            <w:dataBinding w:prefixMappings="&lt;xmlns:ns0='urn:microsoft-dynamics-nav/reports/Standard_Sales_Draft_Invoice/1303/' " w:xpath="/ns0:NavWordReportXmlPart[1]/ns0:Header[1]/ns0:Line[1]/ns0:Unit_Lbl[1]" w:storeItemID="{00000000-0000-0000-0000-000000000000}"/>
+            <w:dataBinding w:prefixMappings="xmlns:ns0='urn:microsoft-dynamics-nav/reports/Standard_Sales_Draft_Invoice/1303/'" w:xpath="/ns0:NavWordReportXmlPart[1]/ns0:Header[1]/ns0:Line[1]/ns0:Unit_Lbl[1]" w:storeItemID="{00000000-0000-0000-0000-000000000000}"/>
             <w15:color w:val="808080"/>
             <w:text/>
           </w:sdtPr>
@@ -986,7 +986,7 @@
               <w:tcPr>
                 <w:tcW w:w="386" w:type="pct"/>
                 <w:tcBorders>
-                  <w:bottom w:val="single" w:sz="4" w:space="0" w:color="auto"/>
+                  <w:bottom w:val="single" w:color="auto" w:sz="4" w:space="0"/>
                 </w:tcBorders>
               </w:tcPr>
               <w:p>
@@ -1008,7 +1008,7 @@
             <w:placeholder>
               <w:docPart w:val="D3693A50067D4163A5CDB97EC78B5968"/>
             </w:placeholder>
-            <w:dataBinding w:prefixMappings="&lt;xmlns:ns0='urn:microsoft-dynamics-nav/reports/Standard_Sales_Draft_Invoice/1303/' " w:xpath="/ns0:NavWordReportXmlPart[1]/ns0:Header[1]/ns0:Line[1]/ns0:UnitPrice_Lbl[1]" w:storeItemID="{00000000-0000-0000-0000-000000000000}"/>
+            <w:dataBinding w:prefixMappings="xmlns:ns0='urn:microsoft-dynamics-nav/reports/Standard_Sales_Draft_Invoice/1303/'" w:xpath="/ns0:NavWordReportXmlPart[1]/ns0:Header[1]/ns0:Line[1]/ns0:UnitPrice_Lbl[1]" w:storeItemID="{00000000-0000-0000-0000-000000000000}"/>
             <w15:color w:val="808080"/>
             <w:text/>
           </w:sdtPr>
@@ -1017,7 +1017,7 @@
               <w:tcPr>
                 <w:tcW w:w="686" w:type="pct"/>
                 <w:tcBorders>
-                  <w:bottom w:val="single" w:sz="4" w:space="0" w:color="auto"/>
+                  <w:bottom w:val="single" w:color="auto" w:sz="4" w:space="0"/>
                 </w:tcBorders>
               </w:tcPr>
               <w:p>
@@ -1040,7 +1040,7 @@
             <w:placeholder>
               <w:docPart w:val="EB06B9747D4540F897756C3DE3BD828B"/>
             </w:placeholder>
-            <w:dataBinding w:prefixMappings="&lt;xmlns:ns0='urn:microsoft-dynamics-nav/reports/Standard_Sales_Draft_Invoice/1303/' " w:xpath="/ns0:NavWordReportXmlPart[1]/ns0:Header[1]/ns0:SalesInvoiceLineDiscount_Lbl[1]" w:storeItemID="{00000000-0000-0000-0000-000000000000}"/>
+            <w:dataBinding w:prefixMappings="xmlns:ns0='urn:microsoft-dynamics-nav/reports/Standard_Sales_Draft_Invoice/1303/'" w:xpath="/ns0:NavWordReportXmlPart[1]/ns0:Header[1]/ns0:SalesInvoiceLineDiscount_Lbl[1]" w:storeItemID="{00000000-0000-0000-0000-000000000000}"/>
             <w15:color w:val="808080"/>
             <w:text/>
           </w:sdtPr>
@@ -1049,7 +1049,7 @@
               <w:tcPr>
                 <w:tcW w:w="643" w:type="pct"/>
                 <w:tcBorders>
-                  <w:bottom w:val="single" w:sz="4" w:space="0" w:color="auto"/>
+                  <w:bottom w:val="single" w:color="auto" w:sz="4" w:space="0"/>
                 </w:tcBorders>
               </w:tcPr>
               <w:p>
@@ -1071,7 +1071,7 @@
             <w:placeholder>
               <w:docPart w:val="FF5B105BDA9E4F6F90122F0D4485733E"/>
             </w:placeholder>
-            <w:dataBinding w:prefixMappings="&lt;xmlns:ns0='urn:microsoft-dynamics-nav/reports/Standard_Sales_Draft_Invoice/1303/' " w:xpath="/ns0:NavWordReportXmlPart[1]/ns0:Header[1]/ns0:Line[1]/ns0:VATPct_Line_Lbl[1]" w:storeItemID="{00000000-0000-0000-0000-000000000000}"/>
+            <w:dataBinding w:prefixMappings="xmlns:ns0='urn:microsoft-dynamics-nav/reports/Standard_Sales_Draft_Invoice/1303/'" w:xpath="/ns0:NavWordReportXmlPart[1]/ns0:Header[1]/ns0:Line[1]/ns0:VATPct_Line_Lbl[1]" w:storeItemID="{00000000-0000-0000-0000-000000000000}"/>
             <w15:color w:val="808080"/>
             <w:text/>
           </w:sdtPr>
@@ -1080,7 +1080,7 @@
               <w:tcPr>
                 <w:tcW w:w="472" w:type="pct"/>
                 <w:tcBorders>
-                  <w:bottom w:val="single" w:sz="4" w:space="0" w:color="auto"/>
+                  <w:bottom w:val="single" w:color="auto" w:sz="4" w:space="0"/>
                 </w:tcBorders>
               </w:tcPr>
               <w:p>
@@ -1103,7 +1103,7 @@
             <w:placeholder>
               <w:docPart w:val="A2E460FE943943CDB1AED7F1AB2E62B9"/>
             </w:placeholder>
-            <w:dataBinding w:prefixMappings="&lt;xmlns:ns0='urn:microsoft-dynamics-nav/reports/Standard_Sales_Draft_Invoice/1303/' " w:xpath="/ns0:NavWordReportXmlPart[1]/ns0:Header[1]/ns0:Line[1]/ns0:LineAmount_Line_Lbl[1]" w:storeItemID="{00000000-0000-0000-0000-000000000000}"/>
+            <w:dataBinding w:prefixMappings="xmlns:ns0='urn:microsoft-dynamics-nav/reports/Standard_Sales_Draft_Invoice/1303/'" w:xpath="/ns0:NavWordReportXmlPart[1]/ns0:Header[1]/ns0:Line[1]/ns0:LineAmount_Line_Lbl[1]" w:storeItemID="{00000000-0000-0000-0000-000000000000}"/>
             <w15:color w:val="808080"/>
             <w:text/>
           </w:sdtPr>
@@ -1112,7 +1112,7 @@
               <w:tcPr>
                 <w:tcW w:w="755" w:type="pct"/>
                 <w:tcBorders>
-                  <w:bottom w:val="single" w:sz="4" w:space="0" w:color="auto"/>
+                  <w:bottom w:val="single" w:color="auto" w:sz="4" w:space="0"/>
                 </w:tcBorders>
               </w:tcPr>
               <w:p>
@@ -1138,7 +1138,7 @@
           <w:tcPr>
             <w:tcW w:w="386" w:type="pct"/>
             <w:tcBorders>
-              <w:top w:val="single" w:sz="4" w:space="0" w:color="auto"/>
+              <w:top w:val="single" w:color="auto" w:sz="4" w:space="0"/>
             </w:tcBorders>
           </w:tcPr>
           <w:p>
@@ -1154,7 +1154,7 @@
           <w:tcPr>
             <w:tcW w:w="1115" w:type="pct"/>
             <w:tcBorders>
-              <w:top w:val="single" w:sz="4" w:space="0" w:color="auto"/>
+              <w:top w:val="single" w:color="auto" w:sz="4" w:space="0"/>
             </w:tcBorders>
           </w:tcPr>
           <w:p>
@@ -1170,7 +1170,7 @@
           <w:tcPr>
             <w:tcW w:w="557" w:type="pct"/>
             <w:tcBorders>
-              <w:top w:val="single" w:sz="4" w:space="0" w:color="auto"/>
+              <w:top w:val="single" w:color="auto" w:sz="4" w:space="0"/>
             </w:tcBorders>
           </w:tcPr>
           <w:p>
@@ -1186,7 +1186,7 @@
           <w:tcPr>
             <w:tcW w:w="386" w:type="pct"/>
             <w:tcBorders>
-              <w:top w:val="single" w:sz="4" w:space="0" w:color="auto"/>
+              <w:top w:val="single" w:color="auto" w:sz="4" w:space="0"/>
             </w:tcBorders>
           </w:tcPr>
           <w:p>
@@ -1202,7 +1202,7 @@
           <w:tcPr>
             <w:tcW w:w="686" w:type="pct"/>
             <w:tcBorders>
-              <w:top w:val="single" w:sz="4" w:space="0" w:color="auto"/>
+              <w:top w:val="single" w:color="auto" w:sz="4" w:space="0"/>
             </w:tcBorders>
           </w:tcPr>
           <w:p>
@@ -1218,7 +1218,7 @@
           <w:tcPr>
             <w:tcW w:w="643" w:type="pct"/>
             <w:tcBorders>
-              <w:top w:val="single" w:sz="4" w:space="0" w:color="auto"/>
+              <w:top w:val="single" w:color="auto" w:sz="4" w:space="0"/>
             </w:tcBorders>
           </w:tcPr>
           <w:p>
@@ -1235,7 +1235,7 @@
           <w:tcPr>
             <w:tcW w:w="472" w:type="pct"/>
             <w:tcBorders>
-              <w:top w:val="single" w:sz="4" w:space="0" w:color="auto"/>
+              <w:top w:val="single" w:color="auto" w:sz="4" w:space="0"/>
             </w:tcBorders>
           </w:tcPr>
           <w:p>
@@ -1252,7 +1252,7 @@
           <w:tcPr>
             <w:tcW w:w="755" w:type="pct"/>
             <w:tcBorders>
-              <w:top w:val="single" w:sz="4" w:space="0" w:color="auto"/>
+              <w:top w:val="single" w:color="auto" w:sz="4" w:space="0"/>
             </w:tcBorders>
           </w:tcPr>
           <w:p>
@@ -1278,7 +1278,7 @@
           <w:placeholder>
             <w:docPart w:val="C264154EA36441A4BDBD800387FB1EE8"/>
           </w:placeholder>
-          <w15:dataBinding w:prefixMappings="&lt;xmlns:ns0='urn:microsoft-dynamics-nav/reports/Standard_Sales_Draft_Invoice/1303/' " w:xpath="/ns0:NavWordReportXmlPart[1]/ns0:Header[1]/ns0:Line" w:storeItemID="{00000000-0000-0000-0000-000000000000}"/>
+          <w15:dataBinding w:prefixMappings="xmlns:ns0='urn:microsoft-dynamics-nav/reports/Standard_Sales_Draft_Invoice/1303/'" w:xpath="/ns0:NavWordReportXmlPart[1]/ns0:Header[1]/ns0:Line" w:storeItemID="{00000000-0000-0000-0000-000000000000}"/>
           <w15:color w:val="808080"/>
           <w15:repeatingSection/>
         </w:sdtPr>
@@ -1322,7 +1322,7 @@
                     <w:placeholder>
                       <w:docPart w:val="ADC4518C7FA245478D35EF705444B1A3"/>
                     </w:placeholder>
-                    <w:dataBinding w:prefixMappings="&lt;xmlns:ns0='urn:microsoft-dynamics-nav/reports/Standard_Sales_Draft_Invoice/1303/' " w:xpath="/ns0:NavWordReportXmlPart[1]/ns0:Header[1]/ns0:Line[1]/ns0:ItemNo_Line[1]" w:storeItemID="{00000000-0000-0000-0000-000000000000}"/>
+                    <w:dataBinding w:prefixMappings="xmlns:ns0='urn:microsoft-dynamics-nav/reports/Standard_Sales_Draft_Invoice/1303/'" w:xpath="/ns0:NavWordReportXmlPart[1]/ns0:Header[1]/ns0:Line[1]/ns0:ItemNo_Line[1]" w:storeItemID="{00000000-0000-0000-0000-000000000000}"/>
                     <w15:color w:val="808080"/>
                     <w:text/>
                   </w:sdtPr>
@@ -1366,7 +1366,7 @@
                     <w:placeholder>
                       <w:docPart w:val="724CA82240654F9780E3269621499549"/>
                     </w:placeholder>
-                    <w:dataBinding w:prefixMappings="&lt;xmlns:ns0='urn:microsoft-dynamics-nav/reports/Standard_Sales_Draft_Invoice/1303/' " w:xpath="/ns0:NavWordReportXmlPart[1]/ns0:Header[1]/ns0:Line[1]/ns0:Description_Line[1]" w:storeItemID="{00000000-0000-0000-0000-000000000000}"/>
+                    <w:dataBinding w:prefixMappings="xmlns:ns0='urn:microsoft-dynamics-nav/reports/Standard_Sales_Draft_Invoice/1303/'" w:xpath="/ns0:NavWordReportXmlPart[1]/ns0:Header[1]/ns0:Line[1]/ns0:Description_Line[1]" w:storeItemID="{00000000-0000-0000-0000-000000000000}"/>
                     <w15:color w:val="808080"/>
                     <w:text/>
                   </w:sdtPr>
@@ -1403,7 +1403,7 @@
                     <w:placeholder>
                       <w:docPart w:val="B7A36715EB864D20B7B81A64AF96AA8C"/>
                     </w:placeholder>
-                    <w:dataBinding w:prefixMappings="&lt;xmlns:ns0='urn:microsoft-dynamics-nav/reports/Standard_Sales_Draft_Invoice/1303/' " w:xpath="/ns0:NavWordReportXmlPart[1]/ns0:Header[1]/ns0:Line[1]/ns0:Quantity_Line[1]" w:storeItemID="{00000000-0000-0000-0000-000000000000}"/>
+                    <w:dataBinding w:prefixMappings="xmlns:ns0='urn:microsoft-dynamics-nav/reports/Standard_Sales_Draft_Invoice/1303/'" w:xpath="/ns0:NavWordReportXmlPart[1]/ns0:Header[1]/ns0:Line[1]/ns0:Quantity_Line[1]" w:storeItemID="{00000000-0000-0000-0000-000000000000}"/>
                     <w15:color w:val="808080"/>
                     <w:text/>
                   </w:sdtPr>
@@ -1440,7 +1440,7 @@
                     <w:placeholder>
                       <w:docPart w:val="2EF82564A098455A8CC9407CA87F19D3"/>
                     </w:placeholder>
-                    <w:dataBinding w:prefixMappings="&lt;xmlns:ns0='urn:microsoft-dynamics-nav/reports/Standard_Sales_Draft_Invoice/1303/' " w:xpath="/ns0:NavWordReportXmlPart[1]/ns0:Header[1]/ns0:Line[1]/ns0:UnitOfMeasure[1]" w:storeItemID="{00000000-0000-0000-0000-000000000000}"/>
+                    <w:dataBinding w:prefixMappings="xmlns:ns0='urn:microsoft-dynamics-nav/reports/Standard_Sales_Draft_Invoice/1303/'" w:xpath="/ns0:NavWordReportXmlPart[1]/ns0:Header[1]/ns0:Line[1]/ns0:UnitOfMeasure[1]" w:storeItemID="{00000000-0000-0000-0000-000000000000}"/>
                     <w15:color w:val="808080"/>
                     <w:text/>
                   </w:sdtPr>
@@ -1480,7 +1480,7 @@
                         <w:placeholder>
                           <w:docPart w:val="C420AFE6FBBF4326AC5EC42174F30A65"/>
                         </w:placeholder>
-                        <w:dataBinding w:prefixMappings="&lt;xmlns:ns0='urn:microsoft-dynamics-nav/reports/Standard_Sales_Draft_Invoice/1303/' " w:xpath="/ns0:NavWordReportXmlPart[1]/ns0:Header[1]/ns0:Line[1]/ns0:UnitPrice[1]" w:storeItemID="{00000000-0000-0000-0000-000000000000}"/>
+                        <w:dataBinding w:prefixMappings="xmlns:ns0='urn:microsoft-dynamics-nav/reports/Standard_Sales_Draft_Invoice/1303/'" w:xpath="/ns0:NavWordReportXmlPart[1]/ns0:Header[1]/ns0:Line[1]/ns0:UnitPrice[1]" w:storeItemID="{00000000-0000-0000-0000-000000000000}"/>
                         <w15:color w:val="808080"/>
                         <w:text/>
                       </w:sdtPr>
@@ -1500,7 +1500,7 @@
                     <w:placeholder>
                       <w:docPart w:val="026773A9A1F14392BD0B12757BBBF07D"/>
                     </w:placeholder>
-                    <w:dataBinding w:prefixMappings="&lt;xmlns:ns0='urn:microsoft-dynamics-nav/reports/Standard_Sales_Draft_Invoice/1303/' " w:xpath="/ns0:NavWordReportXmlPart[1]/ns0:Header[1]/ns0:Line[1]/ns0:LineDiscountPercentText_Line[1]" w:storeItemID="{00000000-0000-0000-0000-000000000000}"/>
+                    <w:dataBinding w:prefixMappings="xmlns:ns0='urn:microsoft-dynamics-nav/reports/Standard_Sales_Draft_Invoice/1303/'" w:xpath="/ns0:NavWordReportXmlPart[1]/ns0:Header[1]/ns0:Line[1]/ns0:LineDiscountPercentText_Line[1]" w:storeItemID="{00000000-0000-0000-0000-000000000000}"/>
                     <w15:color w:val="808080"/>
                     <w:text/>
                   </w:sdtPr>
@@ -1528,7 +1528,7 @@
                     <w:placeholder>
                       <w:docPart w:val="FF5B105BDA9E4F6F90122F0D4485733E"/>
                     </w:placeholder>
-                    <w:dataBinding w:prefixMappings="&lt;xmlns:ns0='urn:microsoft-dynamics-nav/reports/Standard_Sales_Draft_Invoice/1303/' " w:xpath="/ns0:NavWordReportXmlPart[1]/ns0:Header[1]/ns0:Line[1]/ns0:VATPct_Line[1]" w:storeItemID="{00000000-0000-0000-0000-000000000000}"/>
+                    <w:dataBinding w:prefixMappings="xmlns:ns0='urn:microsoft-dynamics-nav/reports/Standard_Sales_Draft_Invoice/1303/'" w:xpath="/ns0:NavWordReportXmlPart[1]/ns0:Header[1]/ns0:Line[1]/ns0:VATPct_Line[1]" w:storeItemID="{00000000-0000-0000-0000-000000000000}"/>
                     <w15:color w:val="808080"/>
                     <w:text/>
                   </w:sdtPr>
@@ -1569,7 +1569,7 @@
                         <w:placeholder>
                           <w:docPart w:val="4E1C8CB98CAB4FDEAF0ECC7F14E7113B"/>
                         </w:placeholder>
-                        <w:dataBinding w:prefixMappings="&lt;xmlns:ns0='urn:microsoft-dynamics-nav/reports/Standard_Sales_Draft_Invoice/1303/' " w:xpath="/ns0:NavWordReportXmlPart[1]/ns0:Header[1]/ns0:Line[1]/ns0:LineAmount_Line[1]" w:storeItemID="{00000000-0000-0000-0000-000000000000}"/>
+                        <w:dataBinding w:prefixMappings="xmlns:ns0='urn:microsoft-dynamics-nav/reports/Standard_Sales_Draft_Invoice/1303/'" w:xpath="/ns0:NavWordReportXmlPart[1]/ns0:Header[1]/ns0:Line[1]/ns0:LineAmount_Line[1]" w:storeItemID="{00000000-0000-0000-0000-000000000000}"/>
                         <w15:color w:val="808080"/>
                         <w:text/>
                       </w:sdtPr>
@@ -1618,7 +1618,7 @@
             <w:placeholder>
               <w:docPart w:val="9710B8CAD950428CAD9D01E0B3D2CE9A"/>
             </w:placeholder>
-            <w:dataBinding w:prefixMappings="&lt;xmlns:ns0='urn:microsoft-dynamics-nav/reports/Standard_Sales_Draft_Invoice/1303/' " w:xpath="/ns0:NavWordReportXmlPart[1]/ns0:Header[1]/ns0:ReportTotalsLine[1]/ns0:Description_ReportTotalsLine[1]" w:storeItemID="{00000000-0000-0000-0000-000000000000}"/>
+            <w:dataBinding w:prefixMappings="xmlns:ns0='urn:microsoft-dynamics-nav/reports/Standard_Sales_Draft_Invoice/1303/'" w:xpath="/ns0:NavWordReportXmlPart[1]/ns0:Header[1]/ns0:ReportTotalsLine[1]/ns0:Description_ReportTotalsLine[1]" w:storeItemID="{00000000-0000-0000-0000-000000000000}"/>
             <w15:color w:val="808080"/>
             <w:text/>
           </w:sdtPr>
@@ -1692,7 +1692,7 @@
             <w:placeholder>
               <w:docPart w:val="3280C44095D0443099975B33259D2151"/>
             </w:placeholder>
-            <w:dataBinding w:prefixMappings="&lt;xmlns:ns0='urn:microsoft-dynamics-nav/reports/Standard_Sales_Draft_Invoice/1303/' " w:xpath="/ns0:NavWordReportXmlPart[1]/ns0:Header[1]/ns0:ReportTotalsLine[1]/ns0:AmountFormatted_ReportTotalsLine[1]" w:storeItemID="{00000000-0000-0000-0000-000000000000}"/>
+            <w:dataBinding w:prefixMappings="xmlns:ns0='urn:microsoft-dynamics-nav/reports/Standard_Sales_Draft_Invoice/1303/'" w:xpath="/ns0:NavWordReportXmlPart[1]/ns0:Header[1]/ns0:ReportTotalsLine[1]/ns0:AmountFormatted_ReportTotalsLine[1]" w:storeItemID="{00000000-0000-0000-0000-000000000000}"/>
             <w15:color w:val="808080"/>
             <w:text/>
           </w:sdtPr>
@@ -1733,7 +1733,7 @@
             <w:placeholder>
               <w:docPart w:val="EC47D389ACCF4E46A24E9CC6DF05AF5B"/>
             </w:placeholder>
-            <w:dataBinding w:prefixMappings="&lt;xmlns:ns0='urn:microsoft-dynamics-nav/reports/Standard_Sales_Draft_Invoice/1303/' " w:xpath="/ns0:NavWordReportXmlPart[1]/ns0:Header[1]/ns0:VATAmount_Lbl[1]" w:storeItemID="{00000000-0000-0000-0000-000000000000}"/>
+            <w:dataBinding w:prefixMappings="xmlns:ns0='urn:microsoft-dynamics-nav/reports/Standard_Sales_Draft_Invoice/1303/'" w:xpath="/ns0:NavWordReportXmlPart[1]/ns0:Header[1]/ns0:VATAmount_Lbl[1]" w:storeItemID="{00000000-0000-0000-0000-000000000000}"/>
             <w15:color w:val="808080"/>
             <w:text/>
           </w:sdtPr>
@@ -1807,7 +1807,7 @@
             <w:placeholder>
               <w:docPart w:val="4173D95BFB7A4044B5C89A56179F16E3"/>
             </w:placeholder>
-            <w:dataBinding w:prefixMappings="&lt;xmlns:ns0='urn:microsoft-dynamics-nav/reports/Standard_Sales_Draft_Invoice/1303/' " w:xpath="/ns0:NavWordReportXmlPart[1]/ns0:Header[1]/ns0:Totals[1]/ns0:TotalVATAmount[1]" w:storeItemID="{00000000-0000-0000-0000-000000000000}"/>
+            <w:dataBinding w:prefixMappings="xmlns:ns0='urn:microsoft-dynamics-nav/reports/Standard_Sales_Draft_Invoice/1303/'" w:xpath="/ns0:NavWordReportXmlPart[1]/ns0:Header[1]/ns0:Totals[1]/ns0:TotalVATAmount[1]" w:storeItemID="{00000000-0000-0000-0000-000000000000}"/>
             <w15:color w:val="808080"/>
             <w:text/>
           </w:sdtPr>
@@ -1850,7 +1850,7 @@
               <w:placeholder>
                 <w:docPart w:val="490E759511D54B65A3F8EFB7D4153FFD"/>
               </w:placeholder>
-              <w:dataBinding w:prefixMappings="&lt;xmlns:ns0='urn:microsoft-dynamics-nav/reports/Standard_Sales_Draft_Invoice/1303/' " w:xpath="/ns0:NavWordReportXmlPart[1]/ns0:Header[1]/ns0:Totals[1]/ns0:TotalIncludingVATText[1]" w:storeItemID="{00000000-0000-0000-0000-000000000000}"/>
+              <w:dataBinding w:prefixMappings="xmlns:ns0='urn:microsoft-dynamics-nav/reports/Standard_Sales_Draft_Invoice/1303/'" w:xpath="/ns0:NavWordReportXmlPart[1]/ns0:Header[1]/ns0:Totals[1]/ns0:TotalIncludingVATText[1]" w:storeItemID="{00000000-0000-0000-0000-000000000000}"/>
               <w15:color w:val="808080"/>
               <w:text/>
             </w:sdtPr>
@@ -1933,7 +1933,7 @@
                 <w:placeholder>
                   <w:docPart w:val="25242F900D1149C99104CD9C22A931B4"/>
                 </w:placeholder>
-                <w:dataBinding w:prefixMappings="&lt;xmlns:ns0='urn:microsoft-dynamics-nav/reports/Standard_Sales_Draft_Invoice/1303/' " w:xpath="/ns0:NavWordReportXmlPart[1]/ns0:Header[1]/ns0:Totals[1]/ns0:TotalAmountIncludingVAT[1]" w:storeItemID="{00000000-0000-0000-0000-000000000000}"/>
+                <w:dataBinding w:prefixMappings="xmlns:ns0='urn:microsoft-dynamics-nav/reports/Standard_Sales_Draft_Invoice/1303/'" w:xpath="/ns0:NavWordReportXmlPart[1]/ns0:Header[1]/ns0:Totals[1]/ns0:TotalAmountIncludingVAT[1]" w:storeItemID="{00000000-0000-0000-0000-000000000000}"/>
                 <w15:color w:val="808080"/>
                 <w:text/>
               </w:sdtPr>
@@ -1975,7 +1975,7 @@
             <w:placeholder>
               <w:docPart w:val="E7F0A9CC17B64912BE2B990AE6A9DC15"/>
             </w:placeholder>
-            <w:dataBinding w:prefixMappings="&lt;xmlns:ns0='urn:microsoft-dynamics-nav/reports/Standard_Sales_Draft_Invoice/1303/' " w:xpath="/ns0:NavWordReportXmlPart[1]/ns0:Header[1]/ns0:VATClauseLine[1]/ns0:VATClausesHeader[1]" w:storeItemID="{00000000-0000-0000-0000-000000000000}"/>
+            <w:dataBinding w:prefixMappings="xmlns:ns0='urn:microsoft-dynamics-nav/reports/Standard_Sales_Draft_Invoice/1303/'" w:xpath="/ns0:NavWordReportXmlPart[1]/ns0:Header[1]/ns0:VATClauseLine[1]/ns0:VATClausesHeader[1]" w:storeItemID="{00000000-0000-0000-0000-000000000000}"/>
             <w15:color w:val="808080"/>
             <w:text/>
           </w:sdtPr>
@@ -2065,7 +2065,7 @@
             <w:placeholder>
               <w:docPart w:val="76F5D4A9A5C749D49BBE1DFC717FFACD"/>
             </w:placeholder>
-            <w:dataBinding w:prefixMappings="&lt;xmlns:ns0='urn:microsoft-dynamics-nav/reports/Standard_Sales_Draft_Invoice/1303/' " w:xpath="/ns0:NavWordReportXmlPart[1]/ns0:Header[1]/ns0:VATClauseLine[1]/ns0:Description_VATClauseLine[1]" w:storeItemID="{00000000-0000-0000-0000-000000000000}"/>
+            <w:dataBinding w:prefixMappings="xmlns:ns0='urn:microsoft-dynamics-nav/reports/Standard_Sales_Draft_Invoice/1303/'" w:xpath="/ns0:NavWordReportXmlPart[1]/ns0:Header[1]/ns0:VATClauseLine[1]/ns0:Description_VATClauseLine[1]" w:storeItemID="{00000000-0000-0000-0000-000000000000}"/>
             <w15:color w:val="808080"/>
             <w:text/>
           </w:sdtPr>
@@ -2137,7 +2137,7 @@
             <w:placeholder>
               <w:docPart w:val="F49E59AA3AE441939F7E57B6BE72D4FF"/>
             </w:placeholder>
-            <w:dataBinding w:prefixMappings="&lt;xmlns:ns0='urn:microsoft-dynamics-nav/reports/Standard_Sales_Draft_Invoice/1303/' " w:xpath="/ns0:NavWordReportXmlPart[1]/ns0:Header[1]/ns0:VATClauseLine[1]/ns0:VATAmount_VATClauseLine[1]" w:storeItemID="{00000000-0000-0000-0000-000000000000}"/>
+            <w:dataBinding w:prefixMappings="xmlns:ns0='urn:microsoft-dynamics-nav/reports/Standard_Sales_Draft_Invoice/1303/'" w:xpath="/ns0:NavWordReportXmlPart[1]/ns0:Header[1]/ns0:VATClauseLine[1]/ns0:VATAmount_VATClauseLine[1]" w:storeItemID="{00000000-0000-0000-0000-000000000000}"/>
             <w15:color w:val="808080"/>
             <w:text/>
           </w:sdtPr>
@@ -2170,7 +2170,7 @@
         <w:placeholder>
           <w:docPart w:val="838F32DCEA16490D8B60F446831BF7F1"/>
         </w:placeholder>
-        <w:dataBinding w:prefixMappings="&lt;xmlns:ns0='urn:microsoft-dynamics-nav/reports/Standard_Sales_Draft_Invoice/1303/' " w:xpath="/ns0:NavWordReportXmlPart[1]/ns0:Header[1]/ns0:WorkDescriptionLines[1]/ns0:WorkDescriptionLine[1]" w:storeItemID="{00000000-0000-0000-0000-000000000000}"/>
+        <w:dataBinding w:prefixMappings="xmlns:ns0='urn:microsoft-dynamics-nav/reports/Standard_Sales_Draft_Invoice/1303/'" w:xpath="/ns0:NavWordReportXmlPart[1]/ns0:Header[1]/ns0:WorkDescriptionLines[1]/ns0:WorkDescriptionLine[1]" w:storeItemID="{00000000-0000-0000-0000-000000000000}"/>
         <w15:color w:val="808080"/>
         <w:text/>
       </w:sdtPr>
@@ -5614,7 +5614,9 @@
 </we:webextension>
 </file>
 
-<file path=customXml/item1.xml>��< ? x m l   v e r s i o n = " 1 . 0 "   e n c o d i n g = " u t f - 1 6 " ? > < N a v W o r d R e p o r t X m l P a r t   x m l n s = " u r n : m i c r o s o f t - d y n a m i c s - b u s i n e s s c e n t r a l / i n t e r n a l / e x t e n d e d / r e p o r t s / S t a n d a r d _ S a l e s _ D r a f t _ I n v o i c e / 1 3 0 3 / " > +<file path=customXml/item1.xml>��< ? x m l   v e r s i o n = " 1 . 0 "   e n c o d i n g = " u t f - 1 6 " ? > + 
+ < N a v W o r d R e p o r t X m l P a r t   x m l n s = " u r n : m i c r o s o f t - d y n a m i c s - b u s i n e s s c e n t r a l / i n t e r n a l / e x t e n d e d / r e p o r t s / S t a n d a r d _ S a l e s _ D r a f t _ I n v o i c e / 1 3 0 3 / " >   
      < B C R e p o r t I n f o r m a t i o n >   
@@ -5678,25 +5680,375 @@
  
          < / R e p o r t R e q u e s t >   
+         < C o m p a n y M e t a d a t a > + 
+             < C o m p a n y N a m e > C o m p a n y   N a m e < / C o m p a n y N a m e > + 
+             < C o m p a n y D i s p l a y N a m e > C o m p a n y   D i s p l a y   N a m e < / C o m p a n y D i s p l a y N a m e > + 
+             < C o m p a n y A d d r e s s L i n e s > + 
+                 < C o m p a n y A d d r e s s L i n e > C o m p a n y   A d d r e s s   L i n e   1 < / C o m p a n y A d d r e s s L i n e > + 
+                 < C o m p a n y A d d r e s s L i n e > C o m p a n y   A d d r e s s   L i n e   2 < / C o m p a n y A d d r e s s L i n e > + 
+                 < C o m p a n y A d d r e s s L i n e > C o m p a n y   A d d r e s s   L i n e   3 < / C o m p a n y A d d r e s s L i n e > + 
+                 < C o m p a n y A d d r e s s L i n e > C o m p a n y   A d d r e s s   L i n e   4 < / C o m p a n y A d d r e s s L i n e > + 
+                 < C o m p a n y A d d r e s s L i n e > C o m p a n y   A d d r e s s   L i n e   5 < / C o m p a n y A d d r e s s L i n e > + 
+                 < C o m p a n y A d d r e s s L i n e > C o m p a n y   A d d r e s s   L i n e   6 < / C o m p a n y A d d r e s s L i n e > + 
+                 < C o m p a n y A d d r e s s L i n e > C o m p a n y   A d d r e s s   L i n e   7 < / C o m p a n y A d d r e s s L i n e > + 
+                 < C o m p a n y A d d r e s s L i n e > C o m p a n y   A d d r e s s   L i n e   8 < / C o m p a n y A d d r e s s L i n e > + 
+             < / C o m p a n y A d d r e s s L i n e s > + 
+             < C o m p a n y P h o n e > C o m p a n y   P h o n e < / C o m p a n y P h o n e > + 
+             < C o m p a n y P h o n e C a p t i o n > C o m p a n y   P h o n e   C a p t i o n < / C o m p a n y P h o n e C a p t i o n > + 
+             < C o m p a n y F a x N o > C o m p a n y   F a x   N o . < / C o m p a n y F a x N o > + 
+             < C o m p a n y F a x N o C a p t i o n > C o m p a n y   F a x   N o .   C a p t i o n < / C o m p a n y F a x N o C a p t i o n > + 
+             < C o m p a n y E m a i l > C o m p a n y   E m a i l < / C o m p a n y E m a i l > + 
+             < C o m p a n y E m a i l C a p t i o n > C o m p a n y   E m a i l   C a p t i o n < / C o m p a n y E m a i l C a p t i o n > + 
+             < C o m p a n y H o m e P a g e > C o m p a n y   H o m e   P a g e < / C o m p a n y H o m e P a g e > + 
+             < C o m p a n y H o m e P a g e C a p t i o n > C o m p a n y   H o m e   P a g e   C a p t i o n < / C o m p a n y H o m e P a g e C a p t i o n > + 
+             < C o m p a n y L o g o > C o m p a n y   L o g o < / C o m p a n y L o g o > + 
+             < C o m p a n y V A T R e g i s t r a t i o n N o > C o m p a n y   V A T   R e g i s t r a t i o n   N o . < / C o m p a n y V A T R e g i s t r a t i o n N o > + 
+             < C o m p a n y V A T R e g i s t r a t i o n N o C a p t i o n > C o m p a n y   V A T   R e g i s t r a t i o n   N o .   C a p t i o n < / C o m p a n y V A T R e g i s t r a t i o n N o C a p t i o n > + 
+             < C o m p a n y R e g i s t r a t i o n N o > C o m p a n y   R e g i s t r a t i o n   N o . < / C o m p a n y R e g i s t r a t i o n N o > + 
+             < C o m p a n y R e g i s t r a t i o n N o C a p t i o n > C o m p a n y   R e g i s t r a t i o n   N o .   C a p t i o n < / C o m p a n y R e g i s t r a t i o n N o C a p t i o n > + 
+             < C o m p a n y B a n k N a m e > C o m p a n y   B a n k   N a m e < / C o m p a n y B a n k N a m e > + 
+             < C o m p a n y B a n k N a m e C a p t i o n > C o m p a n y   B a n k   N a m e   C a p t i o n < / C o m p a n y B a n k N a m e C a p t i o n > + 
+             < C o m p a n y B a n k A c c o u n t N o > C o m p a n y   B a n k   A c c o u n t   N o . < / C o m p a n y B a n k A c c o u n t N o > + 
+             < C o m p a n y B a n k A c c o u n t N o C a p t i o n > C o m p a n y   B a n k   A c c o u n t   N o .   C a p t i o n < / C o m p a n y B a n k A c c o u n t N o C a p t i o n > + 
+             < C o m p a n y B a n k B r a n c h N o > C o m p a n y   B a n k   B r a n c h   N o . < / C o m p a n y B a n k B r a n c h N o > + 
+             < C o m p a n y B a n k B r a n c h N o C a p t i o n > C o m p a n y   B a n k   B r a n c h   N o .   C a p t i o n < / C o m p a n y B a n k B r a n c h N o C a p t i o n > + 
+             < C o m p a n y I B A N > C o m p a n y   I B A N < / C o m p a n y I B A N > + 
+             < C o m p a n y I B A N C a p t i o n > C o m p a n y   I B A N   C a p t i o n < / C o m p a n y I B A N C a p t i o n > + 
+             < C o m p a n y B a n k S W I F T > C o m p a n y   B a n k   S W I F T < / C o m p a n y B a n k S W I F T > + 
+             < C o m p a n y B a n k S W I F T C a p t i o n > C o m p a n y   B a n k   S W I F T   C a p t i o n < / C o m p a n y B a n k S W I F T C a p t i o n > + 
+             < C o m p a n y G i r o N o > C o m p a n y   G i r o   N o . < / C o m p a n y G i r o N o > + 
+             < C o m p a n y G i r o N o C a p t i o n > C o m p a n y   G i r o   N o .   C a p t i o n < / C o m p a n y G i r o N o C a p t i o n > + 
+         < / C o m p a n y M e t a d a t a > + 
      < / B C R e p o r t I n f o r m a t i o n >   
-     < T o o l t i p s / > +     < T o o l t i p s > + 
+         < T o o l t i p   c o l u m n = " C o m p a n y H o m e P a g e "   E l e m e n t I d = " 1 9 8 9 1 8 8 7 0 " > + 
+             < T o o l t i p T e x t   l a n g = " e n - U S " > S p e c i f i e s   y o u r   c o m p a n y ' s   w e b   s i t e . < / T o o l t i p T e x t > + 
+         < / T o o l t i p > + 
+         < T o o l t i p   c o l u m n = " C o m p a n y E M a i l "   E l e m e n t I d = " 1 6 7 7 0 7 4 0 5 8 " > + 
+             < T o o l t i p T e x t   l a n g = " e n - U S " > S p e c i f i e s   t h e   c o m p a n y ' s   e m a i l   a d d r e s s . < / T o o l t i p T e x t > + 
+         < / T o o l t i p > + 
+         < T o o l t i p   c o l u m n = " C o m p a n y P i c t u r e "   E l e m e n t I d = " 1 3 9 7 4 1 1 0 7 4 " > + 
+             < T o o l t i p T e x t   l a n g = " e n - U S " > S p e c i f i e s   t h e   p i c t u r e   t h a t   h a s   b e e n   s e t   u p   f o r   t h e   c o m p a n y ,   s u c h   a s   a   c o m p a n y   l o g o . < / T o o l t i p T e x t > + 
+         < / T o o l t i p > + 
+         < T o o l t i p   c o l u m n = " C o m p a n y P h o n e N o "   E l e m e n t I d = " 2 5 0 4 4 0 6 5 5 " > + 
+             < T o o l t i p T e x t   l a n g = " e n - U S " > S p e c i f i e s   t h e   c o m p a n y ' s   t e l e p h o n e   n u m b e r . < / T o o l t i p T e x t > + 
+         < / T o o l t i p > + 
+         < T o o l t i p   c o l u m n = " C o m p a n y G i r o N o "   E l e m e n t I d = " 1 3 6 0 1 9 6 3 2 0 " > + 
+             < T o o l t i p T e x t   l a n g = " e n - U S " > S p e c i f i e s   t h e   c o m p a n y ' s   g i r o   n u m b e r . < / T o o l t i p T e x t > + 
+         < / T o o l t i p > + 
+         < T o o l t i p   c o l u m n = " C o m p a n y B a n k N a m e "   E l e m e n t I d = " 1 5 3 4 9 0 5 6 0 5 " > + 
+             < T o o l t i p T e x t   l a n g = " e n - U S " > S p e c i f i e s   t h e   n a m e   o f   t h e   b a n k   w h e r e   y o u   h a v e   t h e   b a n k   a c c o u n t . < / T o o l t i p T e x t > + 
+         < / T o o l t i p > + 
+         < T o o l t i p   c o l u m n = " C o m p a n y B a n k B r a n c h N o "   E l e m e n t I d = " 7 9 3 1 3 3 0 5 7 " > + 
+             < T o o l t i p T e x t   l a n g = " e n - U S " > S p e c i f i e s   a   n u m b e r   o f   t h e   b a n k   b r a n c h . < / T o o l t i p T e x t > + 
+         < / T o o l t i p > + 
+         < T o o l t i p   c o l u m n = " C o m p a n y B a n k A c c o u n t N o "   E l e m e n t I d = " 3 0 1 4 0 2 0 4 " > + 
+             < T o o l t i p T e x t   l a n g = " e n - U S " > S p e c i f i e s   t h e   n u m b e r   u s e d   b y   t h e   b a n k   f o r   t h e   b a n k   a c c o u n t . < / T o o l t i p T e x t > + 
+         < / T o o l t i p > + 
+         < T o o l t i p   c o l u m n = " C o m p a n y I B A N "   E l e m e n t I d = " 9 0 6 5 4 9 1 8 2 " > + 
+             < T o o l t i p T e x t   l a n g = " e n - U S " > S p e c i f i e s   t h e   b a n k   a c c o u n t ' s   i n t e r n a t i o n a l   b a n k   a c c o u n t   n u m b e r . < / T o o l t i p T e x t > + 
+         < / T o o l t i p > + 
+         < T o o l t i p   c o l u m n = " C o m p a n y S W I F T "   E l e m e n t I d = " 6 6 8 2 5 0 2 4 5 " > + 
+             < T o o l t i p T e x t   l a n g = " e n - U S " > S p e c i f i e s   t h e   i n t e r n a t i o n a l   b a n k   i d e n t i f i e r   c o d e   ( S W I F T )   o f   t h e   b a n k   w h e r e   y o u   h a v e   t h e   a c c o u n t . < / T o o l t i p T e x t > + 
+         < / T o o l t i p > + 
+         < T o o l t i p   c o l u m n = " S e l l T o C o n t a c t P h o n e N o "   E l e m e n t I d = " 1 6 1 3 8 2 2 4 8 3 " > + 
+             < T o o l t i p T e x t   l a n g = " e n - U S " > S p e c i f i e s   t h e   c o n t a c t ' s   p h o n e   n u m b e r . < / T o o l t i p T e x t > + 
+         < / T o o l t i p > + 
+         < T o o l t i p   c o l u m n = " S e l l T o C o n t a c t M o b i l e P h o n e N o "   E l e m e n t I d = " 1 8 4 3 5 8 7 4 7 " > + 
+             < T o o l t i p T e x t   l a n g = " e n - U S " > S p e c i f i e s   t h e   c o n t a c t ' s   m o b i l e   t e l e p h o n e   n u m b e r . < / T o o l t i p T e x t > + 
+         < / T o o l t i p > + 
+         < T o o l t i p   c o l u m n = " S e l l T o C o n t a c t E m a i l "   E l e m e n t I d = " 2 6 2 8 2 4 5 6 4 " > + 
+             < T o o l t i p T e x t   l a n g = " e n - U S " > S p e c i f i e s   t h e   e m a i l   a d d r e s s   o f   t h e   c o n t a c t . < / T o o l t i p T e x t > + 
+         < / T o o l t i p > + 
+         < T o o l t i p   c o l u m n = " B i l l T o C o n t a c t P h o n e N o "   E l e m e n t I d = " 3 6 2 4 7 7 4 8 8 " > + 
+             < T o o l t i p T e x t   l a n g = " e n - U S " > S p e c i f i e s   t h e   c o n t a c t ' s   p h o n e   n u m b e r . < / T o o l t i p T e x t > + 
+         < / T o o l t i p > + 
+         < T o o l t i p   c o l u m n = " B i l l T o C o n t a c t M o b i l e P h o n e N o "   E l e m e n t I d = " 2 4 8 4 8 8 6 9 6 " > + 
+             < T o o l t i p T e x t   l a n g = " e n - U S " > S p e c i f i e s   t h e   c o n t a c t ' s   m o b i l e   t e l e p h o n e   n u m b e r . < / T o o l t i p T e x t > + 
+         < / T o o l t i p > + 
+         < T o o l t i p   c o l u m n = " B i l l T o C o n t a c t E m a i l "   E l e m e n t I d = " 3 3 5 8 2 7 8 9 5 " > + 
+             < T o o l t i p T e x t   l a n g = " e n - U S " > S p e c i f i e s   t h e   e m a i l   a d d r e s s   o f   t h e   c o n t a c t . < / T o o l t i p T e x t > + 
+         < / T o o l t i p > + 
+         < T o o l t i p   c o l u m n = " Y o u r R e f e r e n c e "   E l e m e n t I d = " 1 1 0 3 9 9 5 1 " > + 
+             < T o o l t i p T e x t   l a n g = " e n - U S " > S p e c i f i e s   t h e   c u s t o m e r ' s   r e f e r e n c e .   T h e   c o n t e n t   w i l l   b e   p r i n t e d   o n   s a l e s   d o c u m e n t s . < / T o o l t i p T e x t > + 
+         < / T o o l t i p > + 
+         < T o o l t i p   c o l u m n = " E x t e r n a l D o c u m e n t N o "   E l e m e n t I d = " 7 3 3 9 5 3 9 6 6 " > + 
+             < T o o l t i p T e x t   l a n g = " e n - U S " > S p e c i f i e s   a   d o c u m e n t   n u m b e r   t h a t   r e f e r s   t o   t h e   c u s t o m e r ' s   o r   v e n d o r ' s   n u m b e r i n g   s y s t e m . < / T o o l t i p T e x t > + 
+         < / T o o l t i p > + 
+         < T o o l t i p   c o l u m n = " S h i p m e n t M e t h o d D e s c r i p t i o n "   E l e m e n t I d = " 2 0 5 9 4 0 3 2 6 0 " > + 
+             < T o o l t i p T e x t   l a n g = " e n - U S " > S p e c i f i e s   a   d e s c r i p t i o n   o f   t h e   s h i p m e n t   m e t h o d . < / T o o l t i p T e x t > + 
+         < / T o o l t i p > + 
+         < T o o l t i p   c o l u m n = " S h i p T o P h o n e N o "   E l e m e n t I d = " 3 6 9 7 0 2 2 5 5 " > + 
+             < T o o l t i p T e x t   l a n g = " e n - U S " > S p e c i f i e s   t h e   t e l e p h o n e   n u m b e r   o f   t h e   c o m p a n y ' s   s h i p p i n g   a d d r e s s . < / T o o l t i p T e x t > + 
+         < / T o o l t i p > + 
+         < T o o l t i p   c o l u m n = " P a y m e n t T e r m s D e s c r i p t i o n "   E l e m e n t I d = " 2 0 3 8 7 4 2 7 0 0 " > + 
+             < T o o l t i p T e x t   l a n g = " e n - U S " > S p e c i f i e s   a n   e x p l a n a t i o n   o f   t h e   p a y m e n t   t e r m s . < / T o o l t i p T e x t > + 
+         < / T o o l t i p > + 
+         < T o o l t i p   c o l u m n = " P a y m e n t M e t h o d D e s c r i p t i o n "   E l e m e n t I d = " 5 8 5 7 5 7 9 7 4 " > + 
+             < T o o l t i p T e x t   l a n g = " e n - U S " > S p e c i f i e s   a   t e x t   t h a t   d e s c r i b e s   t h e   p a y m e n t   m e t h o d . < / T o o l t i p T e x t > + 
+         < / T o o l t i p > + 
+         < T o o l t i p   c o l u m n = " B i l l t o C u s t u m e r N o "   E l e m e n t I d = " 2 8 0 4 7 3 0 5 8 " > + 
+             < T o o l t i p T e x t   l a n g = " e n - U S " > S p e c i f i e s   t h e   n u m b e r   o f   t h e   c u s t o m e r   t h a t   y o u   s e n d   o r   s e n t   t h e   i n v o i c e   o r   c r e d i t   m e m o   t o . < / T o o l t i p T e x t > + 
+         < / T o o l t i p > + 
+         < T o o l t i p   c o l u m n = " D o c u m e n t N o "   E l e m e n t I d = " 9 7 0 3 5 0 5 3 9 " > + 
+             < T o o l t i p T e x t   l a n g = " e n - U S " > S p e c i f i e s   a   u n i q u e   n u m b e r   t h a t   i d e n t i f i e s   t h e   s a l e s   d o c u m e n t .   T h e   n u m b e r   c a n   b e   g e n e r a t e d   a u t o m a t i c a l l y   f r o m   a   n u m b e r   s e r i e s ,   o r   y o u   c a n   n u m b e r   e a c h   o f   t h e m   m a n u a l l y . < / T o o l t i p T e x t > + 
+         < / T o o l t i p > + 
+         < T o o l t i p   c o l u m n = " P r i c e s I n c l u d i n g V A T "   E l e m e n t I d = " 5 1 8 8 1 7 1 6 7 " > + 
+             < T o o l t i p T e x t   l a n g = " e n - U S " > S p e c i f i e s   i f   t h e   U n i t   P r i c e   a n d   L i n e   A m o u n t   f i e l d s   o n   d o c u m e n t   l i n e s   s h o u l d   b e   s h o w n   w i t h   o r   w i t h o u t   V A T . < / T o o l t i p T e x t > + 
+         < / T o o l t i p > + 
+         < T o o l t i p   c o l u m n = " S a l e s P e r s o n N a m e "   E l e m e n t I d = " 8 7 1 4 9 2 9 8 3 " > + 
+             < T o o l t i p T e x t   l a n g = " e n - U S " > S p e c i f i e s   t h e   n a m e   o f   t h e   s a l e s p e r s o n   o r   p u r c h a s e r . < / T o o l t i p T e x t > + 
+         < / T o o l t i p > + 
+         < T o o l t i p   c o l u m n = " S e l l t o C u s t o m e r N o "   E l e m e n t I d = " 2 0 5 0 6 4 7 3 4 9 " > + 
+             < T o o l t i p T e x t   l a n g = " e n - U S " > S p e c i f i e s   t h e   n u m b e r   o f   t h e   c u s t o m e r   t h a t   y o u ' r e   s e l l i n g   t o .   B y   d e f a u l t ,   t h e   s a m e   c u s t o m e r   i s   s u g g e s t e d   a s   t h e   s h i p - t o   c u s t o m e r .   I f   n e e d e d ,   y o u   c a n   s p e c i f y   a   d i f f e r e n t   s h i p - t o   c u s t o m e r   o n   t h e   d o c u m e n t . < / T o o l t i p T e x t > + 
+         < / T o o l t i p > + 
+         < T o o l t i p   c o l u m n = " L i n e N o _ L i n e "   E l e m e n t I d = " 6 9 8 9 8 5 9 7 9 " > + 
+             < T o o l t i p T e x t   l a n g = " e n - U S " > S p e c i f i e s   t h e   l i n e   n u m b e r . < / T o o l t i p T e x t > + 
+         < / T o o l t i p > + 
+         < T o o l t i p   c o l u m n = " A m o u n t E x c l u d i n g V A T _ L i n e "   E l e m e n t I d = " 1 0 6 2 4 6 0 0 4 0 " > + 
+             < T o o l t i p T e x t   l a n g = " e n - U S " > S p e c i f i e s   t h e   s u m   o f   a m o u n t s   i n   t h e   L i n e   A m o u n t   f i e l d   o n   t h e   s a l e s   r e t u r n   o r d e r   l i n e s . < / T o o l t i p T e x t > + 
+         < / T o o l t i p > + 
+         < T o o l t i p   c o l u m n = " D e s c r i p t i o n _ L i n e "   E l e m e n t I d = " 1 4 0 6 8 2 2 3 1 0 " > + 
+             < T o o l t i p T e x t   l a n g = " e n - U S " > S p e c i f i e s   a   d e s c r i p t i o n   o f   t h e   e n t r y   o f   t h e   p r o d u c t   t o   b e   s o l d .   T o   a d d   a   n o n - t r a n s a c t i o n a l   t e x t   l i n e ,   f i l l   i n   t h e   D e s c r i p t i o n   f i e l d   o n l y . < / T o o l t i p T e x t > + 
+         < / T o o l t i p > + 
+         < T o o l t i p   c o l u m n = " L i n e D i s c o u n t P e r c e n t _ L i n e "   E l e m e n t I d = " 9 0 7 8 2 7 4 3 6 " > + 
+             < T o o l t i p T e x t   l a n g = " e n - U S " > S p e c i f i e s   t h e   d i s c o u n t   p e r c e n t a g e   t h a t   i s   g r a n t e d   f o r   t h e   i t e m   o n   t h e   l i n e . < / T o o l t i p T e x t > + 
+         < / T o o l t i p > + 
+         < T o o l t i p   c o l u m n = " I t e m N o _ L i n e "   E l e m e n t I d = " 1 9 1 0 2 9 6 2 8 8 " > + 
+             < T o o l t i p T e x t   l a n g = " e n - U S " > S p e c i f i e s   t h e   n u m b e r   o f   t h e   i n v o l v e d   e n t r y   o r   r e c o r d ,   a c c o r d i n g   t o   t h e   s p e c i f i e d   n u m b e r   s e r i e s . < / T o o l t i p T e x t > + 
+         < / T o o l t i p > + 
+         < T o o l t i p   c o l u m n = " I t e m R e f e r e n c e N o _ L i n e "   E l e m e n t I d = " 9 2 7 2 3 5 7 " > + 
+             < T o o l t i p T e x t   l a n g = " e n - U S " > S p e c i f i e s   t h e   r e f e r e n c e d   i t e m   n u m b e r . < / T o o l t i p T e x t > + 
+         < / T o o l t i p > + 
+         < T o o l t i p   c o l u m n = " U n i t O f M e a s u r e "   E l e m e n t I d = " 1 8 0 8 2 2 8 0 1 8 " > + 
+             < T o o l t i p T e x t   l a n g = " e n - U S " > S p e c i f i e s   t h e   u n i t   o f   m e a s u r e   f o r   t h e   i t e m   o r   r e s o u r c e   o n   t h e   s a l e s   l i n e . < / T o o l t i p T e x t > + 
+         < / T o o l t i p > + 
+         < T o o l t i p   c o l u m n = " I n v o i c e D i s c o u n t A m o u n t _ V A T A m o u n t L i n e "   E l e m e n t I d = " 8 2 4 7 3 0 1 4 1 " > + 
+             < T o o l t i p T e x t   l a n g = " e n - U S " > S p e c i f i e s   t h e   i n v o i c e   d i s c o u n t   a m o u n t   f o r   a   s p e c i f i c   V A T   i d e n t i f i e r . < / T o o l t i p T e x t > + 
+         < / T o o l t i p > + 
+         < T o o l t i p   c o l u m n = " I n v o i c e D i s c o u n t B a s e A m o u n t _ V A T A m o u n t L i n e "   E l e m e n t I d = " 2 0 4 0 3 3 2 2 6 6 " > + 
+             < T o o l t i p T e x t   l a n g = " e n - U S " > S p e c i f i e s   t h e   i n v o i c e   d i s c o u n t   b a s e   a m o u n t . < / T o o l t i p T e x t > + 
+         < / T o o l t i p > + 
+         < T o o l t i p   c o l u m n = " L i n e A m o u n t _ V a t A m o u n t L i n e "   E l e m e n t I d = " 2 1 4 6 5 4 0 1 " > + 
+             < T o o l t i p T e x t   l a n g = " e n - U S " > S p e c i f i e s   t h e   t o t a l   a m o u n t   f o r   s a l e s   o r   p u r c h a s e   l i n e s   w i t h   a   s p e c i f i c   V A T   i d e n t i f i e r . < / T o o l t i p T e x t > + 
+         < / T o o l t i p > + 
+         < T o o l t i p   c o l u m n = " V A T A m o u n t _ V a t A m o u n t L i n e "   E l e m e n t I d = " 1 8 9 1 8 2 0 6 2 0 " > + 
+             < T o o l t i p T e x t   l a n g = " e n - U S " > S p e c i f i e s   t h e   a m o u n t   o f   V A T   t h a t   i s   i n c l u d e d   i n   t h e   t o t a l   a m o u n t . < / T o o l t i p T e x t > + 
+         < / T o o l t i p > + 
+         < T o o l t i p   c o l u m n = " V A T B a s e _ V a t A m o u n t L i n e "   E l e m e n t I d = " 1 4 5 8 9 3 7 8 1 9 " > + 
+             < T o o l t i p T e x t   l a n g = " e n - U S " > S p e c i f i e s   t h e   t o t a l   n e t   a m o u n t   ( a m o u n t   e x c l u d i n g   V A T )   f o r   s a l e s   o r   p u r c h a s e   l i n e s   w i t h   a   s p e c i f i c   V A T   I d e n t i f i e r . < / T o o l t i p T e x t > + 
+         < / T o o l t i p > + 
+         < T o o l t i p   c o l u m n = " V A T I d e n t i f i e r _ V a t A m o u n t L i n e "   E l e m e n t I d = " 1 1 4 2 0 7 0 0 3 5 " > + 
+             < T o o l t i p T e x t   l a n g = " e n - U S " > S p e c i f i e s   t h e   V A T   I d e n t i f i e r   v a l u e . < / T o o l t i p T e x t > + 
+         < / T o o l t i p > + 
+         < T o o l t i p   c o l u m n = " V A T P c t _ V a t A m o u n t L i n e "   E l e m e n t I d = " 1 4 5 3 5 4 2 7 7 7 " > + 
+             < T o o l t i p T e x t   l a n g = " e n - U S " > S p e c i f i e s   t h e   V A T   %   t h a t   w a s   u s e d   o n   t h e   s a l e s   o r   p u r c h a s e   l i n e s   w i t h   t h i s   V A T   I d e n t i f i e r . < / T o o l t i p T e x t > + 
+         < / T o o l t i p > + 
+         < T o o l t i p   c o l u m n = " V A T I d e n t i f i e r _ V A T C l a u s e L i n e "   E l e m e n t I d = " 1 4 6 4 4 7 2 4 7 8 " > + 
+             < T o o l t i p T e x t   l a n g = " e n - U S " > S p e c i f i e s   t h e   V A T   I d e n t i f i e r   v a l u e . < / T o o l t i p T e x t > + 
+         < / T o o l t i p > + 
+         < T o o l t i p   c o l u m n = " C o d e _ V A T C l a u s e L i n e "   E l e m e n t I d = " 1 8 2 4 5 8 9 8 4 7 " > + 
+             < T o o l t i p T e x t   l a n g = " e n - U S " > S p e c i f i e s   t h e   c o d e   f o r   a   V A T   c l a u s e ,   w h i c h   i s   u s e d   t o   p r o v i d e   a   V A T   d e s c r i p t i o n   a s s o c i a t e d   w i t h   a   s a l e s   l i n e   o n   a   s a l e s   i n v o i c e ,   c r e d i t   m e m o ,   o r   o t h e r   s a l e s   d o c u m e n t . < / T o o l t i p T e x t > + 
+         < / T o o l t i p > + 
+         < T o o l t i p   c o l u m n = " D e s c r i p t i o n 2 _ V A T C l a u s e L i n e "   E l e m e n t I d = " 1 3 7 9 6 6 7 4 7 0 " > + 
+             < T o o l t i p T e x t   l a n g = " e n - U S " > S p e c i f i e s   a n   a d d i t i o n a l   d e s c r i p t i o n   o f   a   V A T   c l a u s e . < / T o o l t i p T e x t > + 
+         < / T o o l t i p > + 
+         < T o o l t i p   c o l u m n = " V A T A m o u n t _ V A T C l a u s e L i n e "   E l e m e n t I d = " 2 2 2 4 6 9 0 5 9 " > + 
+             < T o o l t i p T e x t   l a n g = " e n - U S " > S p e c i f i e s   t h e   a m o u n t   o f   V A T   t h a t   i s   i n c l u d e d   i n   t h e   t o t a l   a m o u n t . < / T o o l t i p T e x t > + 
+         < / T o o l t i p > + 
+     < / T o o l t i p s >   
      < H e a d e r   E l e m e n t T y p e = " D a t a I t e m "   E l e m e n t I d = " 1 2 4 0 3 7 3 8 8 6 " >   
-         < B i l l e d T o _ L b l   E l e m e n t T y p e = " C o l u m n "   E l e m e n t I d = " 1 7 4 5 4 4 9 0 7 9 "   D a t a T y p e = " T e x t C o n s t " > B i l l e d T o _ L b l < / B i l l e d T o _ L b l > +         < B i l l e d T o _ L b l   E l e m e n t T y p e = " C o l u m n "   E l e m e n t I d = " 1 7 4 5 4 4 9 0 7 9 "   D a t a T y p e = " L a b e l " > B i l l e d T o _ L b l < / B i l l e d T o _ L b l >   
          < B i l l T o C o n t a c t E m a i l   E l e m e n t T y p e = " C o l u m n "   E l e m e n t I d = " 3 3 5 8 2 7 8 9 5 "   D a t a T y p e = " T e x t " > B i l l T o C o n t a c t E m a i l < / B i l l T o C o n t a c t E m a i l >   
-         < B i l l T o C o n t a c t E m a i l L b l   E l e m e n t T y p e = " C o l u m n "   E l e m e n t I d = " 2 9 6 4 7 8 3 6 5 "   D a t a T y p e = " T e x t C o n s t " > B i l l T o C o n t a c t E m a i l L b l < / B i l l T o C o n t a c t E m a i l L b l > +         < B i l l T o C o n t a c t E m a i l L b l   E l e m e n t T y p e = " C o l u m n "   E l e m e n t I d = " 2 9 6 4 7 8 3 6 5 "   D a t a T y p e = " L a b e l " > B i l l T o C o n t a c t E m a i l L b l < / B i l l T o C o n t a c t E m a i l L b l >   
          < B i l l T o C o n t a c t M o b i l e P h o n e N o   E l e m e n t T y p e = " C o l u m n "   E l e m e n t I d = " 2 4 8 4 8 8 6 9 6 "   D a t a T y p e = " T e x t " > B i l l T o C o n t a c t M o b i l e P h o n e N o < / B i l l T o C o n t a c t M o b i l e P h o n e N o >   
-         < B i l l T o C o n t a c t M o b i l e P h o n e N o L b l   E l e m e n t T y p e = " C o l u m n "   E l e m e n t I d = " 2 7 6 3 1 1 3 3 8 "   D a t a T y p e = " T e x t C o n s t " > B i l l T o C o n t a c t M o b i l e P h o n e N o L b l < / B i l l T o C o n t a c t M o b i l e P h o n e N o L b l > +         < B i l l T o C o n t a c t M o b i l e P h o n e N o L b l   E l e m e n t T y p e = " C o l u m n "   E l e m e n t I d = " 2 7 6 3 1 1 3 3 8 "   D a t a T y p e = " L a b e l " > B i l l T o C o n t a c t M o b i l e P h o n e N o L b l < / B i l l T o C o n t a c t M o b i l e P h o n e N o L b l >   
          < B i l l T o C o n t a c t P h o n e N o   E l e m e n t T y p e = " C o l u m n "   E l e m e n t I d = " 3 6 2 4 7 7 4 8 8 "   D a t a T y p e = " T e x t " > B i l l T o C o n t a c t P h o n e N o < / B i l l T o C o n t a c t P h o n e N o >   
-         < B i l l T o C o n t a c t P h o n e N o L b l   E l e m e n t T y p e = " C o l u m n "   E l e m e n t I d = " 2 1 2 3 3 4 5 9 6 6 "   D a t a T y p e = " T e x t C o n s t " > B i l l T o C o n t a c t P h o n e N o L b l < / B i l l T o C o n t a c t P h o n e N o L b l > +         < B i l l T o C o n t a c t P h o n e N o L b l   E l e m e n t T y p e = " C o l u m n "   E l e m e n t I d = " 2 1 2 3 3 4 5 9 6 6 "   D a t a T y p e = " L a b e l " > B i l l T o C o n t a c t P h o n e N o L b l < / B i l l T o C o n t a c t P h o n e N o L b l >   
          < B i l l t o C u s t o m e r N o _ L b l   E l e m e n t T y p e = " C o l u m n "   E l e m e n t I d = " 3 6 9 3 0 7 8 1 3 "   D a t a T y p e = " S t r i n g " > B i l l t o C u s t o m e r N o _ L b l < / B i l l t o C u s t o m e r N o _ L b l >   
@@ -5722,7 +6074,7 @@
  
          < C o m p a n y B a n k A c c o u n t N o   E l e m e n t T y p e = " C o l u m n "   E l e m e n t I d = " 3 0 1 4 0 2 0 4 "   D a t a T y p e = " T e x t " > C o m p a n y B a n k A c c o u n t N o < / C o m p a n y B a n k A c c o u n t N o >   
-         < C o m p a n y B a n k A c c o u n t N o _ L b l   E l e m e n t T y p e = " C o l u m n "   E l e m e n t I d = " 1 0 9 7 7 4 3 3 4 5 "   D a t a T y p e = " T e x t C o n s t " > C o m p a n y B a n k A c c o u n t N o _ L b l < / C o m p a n y B a n k A c c o u n t N o _ L b l > +         < C o m p a n y B a n k A c c o u n t N o _ L b l   E l e m e n t T y p e = " C o l u m n "   E l e m e n t I d = " 1 0 9 7 7 4 3 3 4 5 "   D a t a T y p e = " L a b e l " > C o m p a n y B a n k A c c o u n t N o _ L b l < / C o m p a n y B a n k A c c o u n t N o _ L b l >   
          < C o m p a n y B a n k B r a n c h N o   E l e m e n t T y p e = " C o l u m n "   E l e m e n t I d = " 7 9 3 1 3 3 0 5 7 "   D a t a T y p e = " T e x t " > C o m p a n y B a n k B r a n c h N o < / C o m p a n y B a n k B r a n c h N o >   
@@ -5730,7 +6082,7 @@
  
          < C o m p a n y B a n k N a m e   E l e m e n t T y p e = " C o l u m n "   E l e m e n t I d = " 1 5 3 4 9 0 5 6 0 5 "   D a t a T y p e = " T e x t " > C o m p a n y B a n k N a m e < / C o m p a n y B a n k N a m e >   
-         < C o m p a n y B a n k N a m e _ L b l   E l e m e n t T y p e = " C o l u m n "   E l e m e n t I d = " 1 2 0 4 3 0 7 0 1 4 "   D a t a T y p e = " T e x t C o n s t " > C o m p a n y B a n k N a m e _ L b l < / C o m p a n y B a n k N a m e _ L b l > +         < C o m p a n y B a n k N a m e _ L b l   E l e m e n t T y p e = " C o l u m n "   E l e m e n t I d = " 1 2 0 4 3 0 7 0 1 4 "   D a t a T y p e = " L a b e l " > C o m p a n y B a n k N a m e _ L b l < / C o m p a n y B a n k N a m e _ L b l >   
          < C o m p a n y C u s t o m G i r o   E l e m e n t T y p e = " C o l u m n "   E l e m e n t I d = " 1 6 7 0 4 7 5 7 9 8 "   D a t a T y p e = " T e x t " > C o m p a n y C u s t o m G i r o < / C o m p a n y C u s t o m G i r o >   
@@ -5740,7 +6092,7 @@
  
          < C o m p a n y G i r o N o   E l e m e n t T y p e = " C o l u m n "   E l e m e n t I d = " 1 3 6 0 1 9 6 3 2 0 "   D a t a T y p e = " T e x t " > C o m p a n y G i r o N o < / C o m p a n y G i r o N o >   
-         < C o m p a n y G i r o N o _ L b l   E l e m e n t T y p e = " C o l u m n "   E l e m e n t I d = " 8 6 1 6 0 2 1 1 5 "   D a t a T y p e = " T e x t C o n s t " > C o m p a n y G i r o N o _ L b l < / C o m p a n y G i r o N o _ L b l > +         < C o m p a n y G i r o N o _ L b l   E l e m e n t T y p e = " C o l u m n "   E l e m e n t I d = " 8 6 1 6 0 2 1 1 5 "   D a t a T y p e = " L a b e l " > C o m p a n y G i r o N o _ L b l < / C o m p a n y G i r o N o _ L b l >   
          < C o m p a n y H o m e P a g e   E l e m e n t T y p e = " C o l u m n "   E l e m e n t I d = " 1 9 8 9 1 8 8 7 0 "   D a t a T y p e = " T e x t " > C o m p a n y H o m e P a g e < / C o m p a n y H o m e P a g e >   
@@ -5758,9 +6110,9 @@
  
          < C o m p a n y P h o n e N o   E l e m e n t T y p e = " C o l u m n "   E l e m e n t I d = " 2 5 0 4 4 0 6 5 5 "   D a t a T y p e = " T e x t " > C o m p a n y P h o n e N o < / C o m p a n y P h o n e N o >   
-         < C o m p a n y P h o n e N o _ L b l   E l e m e n t T y p e = " C o l u m n "   E l e m e n t I d = " 5 5 8 5 9 3 5 8 6 "   D a t a T y p e = " T e x t C o n s t " > C o m p a n y P h o n e N o _ L b l < / C o m p a n y P h o n e N o _ L b l > - 
-         < C o m p a n y P i c t u r e   E l e m e n t T y p e = " C o l u m n "   E l e m e n t I d = " 1 3 9 7 4 1 1 0 7 4 "   D a t a T y p e = " B L O B " / > +         < C o m p a n y P h o n e N o _ L b l   E l e m e n t T y p e = " C o l u m n "   E l e m e n t I d = " 5 5 8 5 9 3 5 8 6 "   D a t a T y p e = " L a b e l " > C o m p a n y P h o n e N o _ L b l < / C o m p a n y P h o n e N o _ L b l > + 
+         < C o m p a n y P i c t u r e   E l e m e n t T y p e = " C o l u m n "   E l e m e n t I d = " 1 3 9 7 4 1 1 0 7 4 "   D a t a T y p e = " B l o b "   / >   
          < C o m p a n y R e g i s t r a t i o n N u m b e r   E l e m e n t T y p e = " C o l u m n "   E l e m e n t I d = " 2 0 2 3 6 3 9 4 2 4 "   D a t a T y p e = " T e x t " > C o m p a n y R e g i s t r a t i o n N u m b e r < / C o m p a n y R e g i s t r a t i o n N u m b e r >   
@@ -5780,7 +6132,7 @@
  
          < C o n t a c t _ L b l   E l e m e n t T y p e = " C o l u m n "   E l e m e n t I d = " 1 1 5 5 0 9 4 7 5 2 "   D a t a T y p e = " T e x t " > C o n t a c t _ L b l < / C o n t a c t _ L b l >   
-         < C o p y _ L b l   E l e m e n t T y p e = " C o l u m n "   E l e m e n t I d = " 6 0 4 7 8 2 7 8 1 "   D a t a T y p e = " T e x t C o n s t " > C o p y _ L b l < / C o p y _ L b l > +         < C o p y _ L b l   E l e m e n t T y p e = " C o l u m n "   E l e m e n t I d = " 6 0 4 7 8 2 7 8 1 "   D a t a T y p e = " L a b e l " > C o p y _ L b l < / C o p y _ L b l >   
          < C u s t o m e r A d d r e s s 1   E l e m e n t T y p e = " C o l u m n "   E l e m e n t I d = " 1 8 0 1 9 6 6 4 5 4 "   D a t a T y p e = " T e x t " > C u s t o m e r A d d r e s s 1 < / C u s t o m e r A d d r e s s 1 >   
@@ -5814,7 +6166,7 @@
  
          < D u e D a t e _ L b l   E l e m e n t T y p e = " C o l u m n "   E l e m e n t I d = " 1 6 4 8 2 8 4 6 4 8 "   D a t a T y p e = " S t r i n g " > D u e D a t e _ L b l < / D u e D a t e _ L b l >   
-         < E M a i l _ L b l   E l e m e n t T y p e = " C o l u m n "   E l e m e n t I d = " 1 4 3 8 8 6 8 0 1 2 "   D a t a T y p e = " T e x t C o n s t " > E M a i l _ L b l < / E M a i l _ L b l > +         < E M a i l _ L b l   E l e m e n t T y p e = " C o l u m n "   E l e m e n t I d = " 1 4 3 8 8 6 8 0 1 2 "   D a t a T y p e = " L a b e l " > E M a i l _ L b l < / E M a i l _ L b l >   
          < E x c h a n g e R a t e A s T e x t   E l e m e n t T y p e = " C o l u m n "   E l e m e n t I d = " 5 9 2 9 5 5 8 4 5 "   D a t a T y p e = " T e x t " > E x c h a n g e R a t e A s T e x t < / E x c h a n g e R a t e A s T e x t >   
@@ -5822,13 +6174,13 @@
  
          < E x t e r n a l D o c u m e n t N o _ _ L b l   E l e m e n t T y p e = " C o l u m n "   E l e m e n t I d = " 2 2 3 4 3 3 3 2 "   D a t a T y p e = " S t r i n g " > E x t e r n a l D o c u m e n t N o _ _ L b l < / E x t e r n a l D o c u m e n t N o _ _ L b l >   
-         < F r o m _ L b l   E l e m e n t T y p e = " C o l u m n "   E l e m e n t I d = " 4 8 5 4 2 6 1 3 8 "   D a t a T y p e = " T e x t C o n s t " > F r o m _ L b l < / F r o m _ L b l > - 
-         < H o m e P a g e _ L b l   E l e m e n t T y p e = " C o l u m n "   E l e m e n t I d = " 1 4 3 3 5 9 2 3 0 0 "   D a t a T y p e = " T e x t C o n s t " > H o m e P a g e _ L b l < / H o m e P a g e _ L b l > - 
-         < I n v o i c e D i s c o u n t A m o u n t _ L b l   E l e m e n t T y p e = " C o l u m n "   E l e m e n t I d = " 1 5 9 3 0 1 2 7 3 6 "   D a t a T y p e = " T e x t C o n s t " > I n v o i c e D i s c o u n t A m o u n t _ L b l < / I n v o i c e D i s c o u n t A m o u n t _ L b l > - 
-         < I n v o i c e D i s c o u n t B a s e A m o u n t _ L b l   E l e m e n t T y p e = " C o l u m n "   E l e m e n t I d = " 2 0 2 9 2 6 6 8 7 5 "   D a t a T y p e = " T e x t C o n s t " > I n v o i c e D i s c o u n t B a s e A m o u n t _ L b l < / I n v o i c e D i s c o u n t B a s e A m o u n t _ L b l > +         < F r o m _ L b l   E l e m e n t T y p e = " C o l u m n "   E l e m e n t I d = " 4 8 5 4 2 6 1 3 8 "   D a t a T y p e = " L a b e l " > F r o m _ L b l < / F r o m _ L b l > + 
+         < H o m e P a g e _ L b l   E l e m e n t T y p e = " C o l u m n "   E l e m e n t I d = " 1 4 3 3 5 9 2 3 0 0 "   D a t a T y p e = " L a b e l " > H o m e P a g e _ L b l < / H o m e P a g e _ L b l > + 
+         < I n v o i c e D i s c o u n t A m o u n t _ L b l   E l e m e n t T y p e = " C o l u m n "   E l e m e n t I d = " 1 5 9 3 0 1 2 7 3 6 "   D a t a T y p e = " L a b e l " > I n v o i c e D i s c o u n t A m o u n t _ L b l < / I n v o i c e D i s c o u n t A m o u n t _ L b l > + 
+         < I n v o i c e D i s c o u n t B a s e A m o u n t _ L b l   E l e m e n t T y p e = " C o l u m n "   E l e m e n t I d = " 2 0 2 9 2 6 6 8 7 5 "   D a t a T y p e = " L a b e l " > I n v o i c e D i s c o u n t B a s e A m o u n t _ L b l < / I n v o i c e D i s c o u n t B a s e A m o u n t _ L b l >   
          < I n v o i c e N o P o s i t i o n _ L b l   E l e m e n t T y p e = " C o l u m n "   E l e m e n t I d = " 1 4 5 8 4 6 7 4 4 1 "   D a t a T y p e = " T e x t " > I n v o i c e N o P o s i t i o n _ L b l < / I n v o i c e N o P o s i t i o n _ L b l >   
@@ -5836,61 +6188,59 @@
  
          < L e g a l E n t i t y T y p e _ L b l   E l e m e n t T y p e = " C o l u m n "   E l e m e n t I d = " 2 0 8 0 2 2 4 7 9 2 "   D a t a T y p e = " T e x t " > L e g a l E n t i t y T y p e _ L b l < / L e g a l E n t i t y T y p e _ L b l >   
-         < L i n e A m o u n t A f t e r I n v o i c e D i s c o u n t _ L b l   E l e m e n t T y p e = " C o l u m n "   E l e m e n t I d = " 6 7 3 7 2 1 0 9 4 "   D a t a T y p e = " T e x t C o n s t " > L i n e A m o u n t A f t e r I n v o i c e D i s c o u n t _ L b l < / L i n e A m o u n t A f t e r I n v o i c e D i s c o u n t _ L b l > - 
-         < L o c a l C u r r e n c y _ L b l   E l e m e n t T y p e = " C o l u m n "   E l e m e n t I d = " 1 5 5 9 6 9 3 4 2 2 "   D a t a T y p e = " T e x t C o n s t " > L o c a l C u r r e n c y _ L b l < / L o c a l C u r r e n c y _ L b l > - 
-         < P a g e _ L b l   E l e m e n t T y p e = " C o l u m n "   E l e m e n t I d = " 6 8 0 6 4 8 0 9 1 "   D a t a T y p e = " T e x t C o n s t " > P a g e _ L b l < / P a g e _ L b l > +         < L i n e A m o u n t A f t e r I n v o i c e D i s c o u n t _ L b l   E l e m e n t T y p e = " C o l u m n "   E l e m e n t I d = " 6 7 3 7 2 1 0 9 4 "   D a t a T y p e = " L a b e l " > L i n e A m o u n t A f t e r I n v o i c e D i s c o u n t _ L b l < / L i n e A m o u n t A f t e r I n v o i c e D i s c o u n t _ L b l > + 
+         < L o c a l C u r r e n c y _ L b l   E l e m e n t T y p e = " C o l u m n "   E l e m e n t I d = " 1 5 5 9 6 9 3 4 2 2 "   D a t a T y p e = " L a b e l " > L o c a l C u r r e n c y _ L b l < / L o c a l C u r r e n c y _ L b l > + 
+         < P a g e _ L b l   E l e m e n t T y p e = " C o l u m n "   E l e m e n t I d = " 6 8 0 6 4 8 0 9 1 "   D a t a T y p e = " L a b e l " > P a g e _ L b l < / P a g e _ L b l >   
          < P a y m e n t I n s t r u c t i o n s _ T x t   E l e m e n t T y p e = " C o l u m n "   E l e m e n t I d = " 1 8 7 2 0 8 8 3 "   D a t a T y p e = " T e x t " > P a y m e n t I n s t r u c t i o n s _ T x t < / P a y m e n t I n s t r u c t i o n s _ T x t >   
          < P a y m e n t M e t h o d D e s c r i p t i o n   E l e m e n t T y p e = " C o l u m n "   E l e m e n t I d = " 5 8 5 7 5 7 9 7 4 "   D a t a T y p e = " T e x t " > P a y m e n t M e t h o d D e s c r i p t i o n < / P a y m e n t M e t h o d D e s c r i p t i o n >   
-         < P a y m e n t M e t h o d D e s c r i p t i o n _ L b l   E l e m e n t T y p e = " C o l u m n "   E l e m e n t I d = " 7 9 7 1 1 7 3 2 3 "   D a t a T y p e = " T e x t C o n s t " > P a y m e n t M e t h o d D e s c r i p t i o n _ L b l < / P a y m e n t M e t h o d D e s c r i p t i o n _ L b l > +         < P a y m e n t M e t h o d D e s c r i p t i o n _ L b l   E l e m e n t T y p e = " C o l u m n "   E l e m e n t I d = " 7 9 7 1 1 7 3 2 3 "   D a t a T y p e = " L a b e l " > P a y m e n t M e t h o d D e s c r i p t i o n _ L b l < / P a y m e n t M e t h o d D e s c r i p t i o n _ L b l >   
          < P a y m e n t T e r m s D e s c r i p t i o n   E l e m e n t T y p e = " C o l u m n "   E l e m e n t I d = " 2 0 3 8 7 4 2 7 0 0 "   D a t a T y p e = " T e x t " > P a y m e n t T e r m s D e s c r i p t i o n < / P a y m e n t T e r m s D e s c r i p t i o n >   
-         < P a y m e n t T e r m s D e s c r i p t i o n _ L b l   E l e m e n t T y p e = " C o l u m n "   E l e m e n t I d = " 1 8 7 4 4 9 4 3 2 1 "   D a t a T y p e = " T e x t C o n s t " > P a y m e n t T e r m s D e s c r i p t i o n _ L b l < / P a y m e n t T e r m s D e s c r i p t i o n _ L b l > +         < P a y m e n t T e r m s D e s c r i p t i o n _ L b l   E l e m e n t T y p e = " C o l u m n "   E l e m e n t I d = " 1 8 7 4 4 9 4 3 2 1 "   D a t a T y p e = " L a b e l " > P a y m e n t T e r m s D e s c r i p t i o n _ L b l < / P a y m e n t T e r m s D e s c r i p t i o n _ L b l >   
          < P r i c e s I n c l u d i n g V A T   E l e m e n t T y p e = " C o l u m n "   E l e m e n t I d = " 5 1 8 8 1 7 1 6 7 "   D a t a T y p e = " B o o l e a n " > P r i c e s I n c l u d i n g V A T < / P r i c e s I n c l u d i n g V A T >   
+         < P r i c e s I n c l u d i n g V A T Y e s N o   E l e m e n t T y p e = " C o l u m n "   E l e m e n t I d = " 1 4 1 1 1 4 7 5 9 9 "   D a t a T y p e = " S t r i n g " > P r i c e s I n c l u d i n g V A T Y e s N o < / P r i c e s I n c l u d i n g V A T Y e s N o > + 
          < P r i c e s I n c l u d i n g V A T _ L b l   E l e m e n t T y p e = " C o l u m n "   E l e m e n t I d = " 1 3 7 7 9 7 9 4 4 4 "   D a t a T y p e = " S t r i n g " > P r i c e s I n c l u d i n g V A T _ L b l < / P r i c e s I n c l u d i n g V A T _ L b l >   
-         < P r i c e s I n c l u d i n g V A T Y e s N o   E l e m e n t T y p e = " C o l u m n "   E l e m e n t I d = " 1 4 1 1 1 4 7 5 9 9 "   D a t a T y p e = " S t r i n g " > P r i c e s I n c l u d i n g V A T Y e s N o < / P r i c e s I n c l u d i n g V A T Y e s N o > - 
-         < Q u e s t i o n s _ L b l   E l e m e n t T y p e = " C o l u m n "   E l e m e n t I d = " 2 0 7 0 8 9 0 0 1 9 "   D a t a T y p e = " T e x t C o n s t " > Q u e s t i o n s _ L b l < / Q u e s t i o n s _ L b l > - 
-         < S a l e s I n v o i c e L i n e D i s c o u n t _ L b l   E l e m e n t T y p e = " C o l u m n "   E l e m e n t I d = " 6 6 4 6 0 1 5 8 2 "   D a t a T y p e = " T e x t C o n s t " > S a l e s I n v o i c e L i n e D i s c o u n t _ L b l < / S a l e s I n v o i c e L i n e D i s c o u n t _ L b l > - 
-         < S a l e s P e r s o n _ L b l   E l e m e n t T y p e = " C o l u m n "   E l e m e n t I d = " 1 5 6 4 1 9 6 3 6 5 "   D a t a T y p e = " T e x t C o n s t " > S a l e s P e r s o n _ L b l < / S a l e s P e r s o n _ L b l > +         < Q u e s t i o n s _ L b l   E l e m e n t T y p e = " C o l u m n "   E l e m e n t I d = " 2 0 7 0 8 9 0 0 1 9 "   D a t a T y p e = " L a b e l " > Q u e s t i o n s _ L b l < / Q u e s t i o n s _ L b l > + 
+         < S a l e s I n v o i c e L i n e D i s c o u n t _ L b l   E l e m e n t T y p e = " C o l u m n "   E l e m e n t I d = " 6 6 4 6 0 1 5 8 2 "   D a t a T y p e = " L a b e l " > S a l e s I n v o i c e L i n e D i s c o u n t _ L b l < / S a l e s I n v o i c e L i n e D i s c o u n t _ L b l >   
          < S a l e s P e r s o n B l a n k _ L b l   E l e m e n t T y p e = " C o l u m n "   E l e m e n t I d = " 6 5 4 6 2 4 6 0 1 "   D a t a T y p e = " T e x t " > S a l e s P e r s o n B l a n k _ L b l < / S a l e s P e r s o n B l a n k _ L b l >   
          < S a l e s P e r s o n N a m e   E l e m e n t T y p e = " C o l u m n "   E l e m e n t I d = " 8 7 1 4 9 2 9 8 3 "   D a t a T y p e = " T e x t " > S a l e s P e r s o n N a m e < / S a l e s P e r s o n N a m e >   
+         < S a l e s P e r s o n _ L b l   E l e m e n t T y p e = " C o l u m n "   E l e m e n t I d = " 1 5 6 4 1 9 6 3 6 5 "   D a t a T y p e = " L a b e l " > S a l e s P e r s o n _ L b l < / S a l e s P e r s o n _ L b l > + 
          < S e l l T o C o n t a c t E m a i l   E l e m e n t T y p e = " C o l u m n "   E l e m e n t I d = " 2 6 2 8 2 4 5 6 4 "   D a t a T y p e = " T e x t " > S e l l T o C o n t a c t E m a i l < / S e l l T o C o n t a c t E m a i l >   
-         < S e l l T o C o n t a c t E m a i l L b l   E l e m e n t T y p e = " C o l u m n "   E l e m e n t I d = " 3 7 0 9 2 0 3 7 4 "   D a t a T y p e = " T e x t C o n s t " > S e l l T o C o n t a c t E m a i l L b l < / S e l l T o C o n t a c t E m a i l L b l > +         < S e l l T o C o n t a c t E m a i l L b l   E l e m e n t T y p e = " C o l u m n "   E l e m e n t I d = " 3 7 0 9 2 0 3 7 4 "   D a t a T y p e = " L a b e l " > S e l l T o C o n t a c t E m a i l L b l < / S e l l T o C o n t a c t E m a i l L b l >   
          < S e l l T o C o n t a c t M o b i l e P h o n e N o   E l e m e n t T y p e = " C o l u m n "   E l e m e n t I d = " 1 8 4 3 5 8 7 4 7 "   D a t a T y p e = " T e x t " > S e l l T o C o n t a c t M o b i l e P h o n e N o < / S e l l T o C o n t a c t M o b i l e P h o n e N o >   
-         < S e l l T o C o n t a c t M o b i l e P h o n e N o L b l   E l e m e n t T y p e = " C o l u m n "   E l e m e n t I d = " 1 4 5 7 5 2 8 4 1 7 "   D a t a T y p e = " T e x t C o n s t " > S e l l T o C o n t a c t M o b i l e P h o n e N o L b l < / S e l l T o C o n t a c t M o b i l e P h o n e N o L b l > +         < S e l l T o C o n t a c t M o b i l e P h o n e N o L b l   E l e m e n t T y p e = " C o l u m n "   E l e m e n t I d = " 1 4 5 7 5 2 8 4 1 7 "   D a t a T y p e = " L a b e l " > S e l l T o C o n t a c t M o b i l e P h o n e N o L b l < / S e l l T o C o n t a c t M o b i l e P h o n e N o L b l >   
          < S e l l T o C o n t a c t P h o n e N o   E l e m e n t T y p e = " C o l u m n "   E l e m e n t I d = " 1 6 1 3 8 2 2 4 8 3 "   D a t a T y p e = " T e x t " > S e l l T o C o n t a c t P h o n e N o < / S e l l T o C o n t a c t P h o n e N o >   
-         < S e l l T o C o n t a c t P h o n e N o L b l   E l e m e n t T y p e = " C o l u m n "   E l e m e n t I d = " 1 0 5 0 6 8 6 8 0 9 "   D a t a T y p e = " T e x t C o n s t " > S e l l T o C o n t a c t P h o n e N o L b l < / S e l l T o C o n t a c t P h o n e N o L b l > +         < S e l l T o C o n t a c t P h o n e N o L b l   E l e m e n t T y p e = " C o l u m n "   E l e m e n t I d = " 1 0 5 0 6 8 6 8 0 9 "   D a t a T y p e = " L a b e l " > S e l l T o C o n t a c t P h o n e N o L b l < / S e l l T o C o n t a c t P h o n e N o L b l >   
          < S e l l t o C u s t o m e r N o   E l e m e n t T y p e = " C o l u m n "   E l e m e n t I d = " 2 0 5 0 6 4 7 3 4 9 "   D a t a T y p e = " C o d e " > S e l l t o C u s t o m e r N o < / S e l l t o C u s t o m e r N o >   
          < S e l l t o C u s t o m e r N o _ L b l   E l e m e n t T y p e = " C o l u m n "   E l e m e n t I d = " 2 9 8 3 8 1 5 1 2 "   D a t a T y p e = " S t r i n g " > S e l l t o C u s t o m e r N o _ L b l < / S e l l t o C u s t o m e r N o _ L b l >   
-         < S h i p m e n t _ L b l   E l e m e n t T y p e = " C o l u m n "   E l e m e n t I d = " 2 0 8 5 7 6 7 1 2 0 "   D a t a T y p e = " T e x t C o n s t " > S h i p m e n t _ L b l < / S h i p m e n t _ L b l > - 
          < S h i p m e n t M e t h o d D e s c r i p t i o n   E l e m e n t T y p e = " C o l u m n "   E l e m e n t I d = " 2 0 5 9 4 0 3 2 6 0 "   D a t a T y p e = " T e x t " > S h i p m e n t M e t h o d D e s c r i p t i o n < / S h i p m e n t M e t h o d D e s c r i p t i o n >   
-         < S h i p m e n t M e t h o d D e s c r i p t i o n _ L b l   E l e m e n t T y p e = " C o l u m n "   E l e m e n t I d = " 1 1 7 9 9 7 8 4 6 5 "   D a t a T y p e = " T e x t C o n s t " > S h i p m e n t M e t h o d D e s c r i p t i o n _ L b l < / S h i p m e n t M e t h o d D e s c r i p t i o n _ L b l > - 
-         < S h i p T o A d d r e s s _ L b l   E l e m e n t T y p e = " C o l u m n "   E l e m e n t I d = " 1 6 5 0 5 0 5 0 1 7 "   D a t a T y p e = " T e x t C o n s t " > S h i p T o A d d r e s s _ L b l < / S h i p T o A d d r e s s _ L b l > +         < S h i p m e n t M e t h o d D e s c r i p t i o n _ L b l   E l e m e n t T y p e = " C o l u m n "   E l e m e n t I d = " 1 1 7 9 9 7 8 4 6 5 "   D a t a T y p e = " L a b e l " > S h i p m e n t M e t h o d D e s c r i p t i o n _ L b l < / S h i p m e n t M e t h o d D e s c r i p t i o n _ L b l > + 
+         < S h i p m e n t _ L b l   E l e m e n t T y p e = " C o l u m n "   E l e m e n t I d = " 2 0 8 5 7 6 7 1 2 0 "   D a t a T y p e = " L a b e l " > S h i p m e n t _ L b l < / S h i p m e n t _ L b l >   
          < S h i p T o A d d r e s s 1   E l e m e n t T y p e = " C o l u m n "   E l e m e n t I d = " 1 3 5 7 6 7 2 8 6 1 "   D a t a T y p e = " T e x t " > S h i p T o A d d r e s s 1 < / S h i p T o A d d r e s s 1 >   
@@ -5908,31 +6258,33 @@
  
          < S h i p T o A d d r e s s 8   E l e m e n t T y p e = " C o l u m n "   E l e m e n t I d = " 1 4 9 2 9 9 2 1 7 8 "   D a t a T y p e = " T e x t " > S h i p T o A d d r e s s 8 < / S h i p T o A d d r e s s 8 >   
+         < S h i p T o A d d r e s s _ L b l   E l e m e n t T y p e = " C o l u m n "   E l e m e n t I d = " 1 6 5 0 5 0 5 0 1 7 "   D a t a T y p e = " L a b e l " > S h i p T o A d d r e s s _ L b l < / S h i p T o A d d r e s s _ L b l > + 
          < S h i p T o P h o n e N o   E l e m e n t T y p e = " C o l u m n "   E l e m e n t I d = " 3 6 9 7 0 2 2 5 5 "   D a t a T y p e = " T e x t " > S h i p T o P h o n e N o < / S h i p T o P h o n e N o >   
          < S h o w S h i p p i n g A d d r e s s   E l e m e n t T y p e = " C o l u m n "   E l e m e n t I d = " 1 1 2 0 0 7 1 2 6 6 "   D a t a T y p e = " B o o l e a n " > S h o w S h i p p i n g A d d r e s s < / S h o w S h i p p i n g A d d r e s s >   
          < S h o w W o r k D e s c r i p t i o n   E l e m e n t T y p e = " C o l u m n "   E l e m e n t I d = " 7 8 5 4 6 8 8 6 5 "   D a t a T y p e = " B o o l e a n " > S h o w W o r k D e s c r i p t i o n < / S h o w W o r k D e s c r i p t i o n >   
-         < S u b t o t a l _ L b l   E l e m e n t T y p e = " C o l u m n "   E l e m e n t I d = " 1 9 6 7 7 9 5 1 4 2 "   D a t a T y p e = " T e x t C o n s t " > S u b t o t a l _ L b l < / S u b t o t a l _ L b l > - 
-         < T h a n k s _ L b l   E l e m e n t T y p e = " C o l u m n "   E l e m e n t I d = " 2 1 0 3 3 0 5 5 2 5 "   D a t a T y p e = " T e x t C o n s t " > T h a n k s _ L b l < / T h a n k s _ L b l > - 
-         < T o t a l _ L b l   E l e m e n t T y p e = " C o l u m n "   E l e m e n t I d = " 1 2 1 0 1 0 0 8 7 8 "   D a t a T y p e = " T e x t C o n s t " > T o t a l _ L b l < / T o t a l _ L b l > - 
-         < V A T A m o u n t _ L b l   E l e m e n t T y p e = " C o l u m n "   E l e m e n t I d = " 1 0 9 4 6 5 7 2 9 "   D a t a T y p e = " T e x t C o n s t " > V A T A m o u n t _ L b l < / V A T A m o u n t _ L b l > - 
-         < V A T A m o u n t S p e c i f i c a t i o n _ L b l   E l e m e n t T y p e = " C o l u m n "   E l e m e n t I d = " 8 7 8 7 0 6 8 4 6 "   D a t a T y p e = " T e x t C o n s t " > V A T A m o u n t S p e c i f i c a t i o n _ L b l < / V A T A m o u n t S p e c i f i c a t i o n _ L b l > - 
-         < V A T B a s e _ L b l   E l e m e n t T y p e = " C o l u m n "   E l e m e n t I d = " 1 8 6 6 1 5 8 2 7 8 "   D a t a T y p e = " T e x t C o n s t " > V A T B a s e _ L b l < / V A T B a s e _ L b l > +         < S u b t o t a l _ L b l   E l e m e n t T y p e = " C o l u m n "   E l e m e n t I d = " 1 9 6 7 7 9 5 1 4 2 "   D a t a T y p e = " L a b e l " > S u b t o t a l _ L b l < / S u b t o t a l _ L b l > + 
+         < T h a n k s _ L b l   E l e m e n t T y p e = " C o l u m n "   E l e m e n t I d = " 2 1 0 3 3 0 5 5 2 5 "   D a t a T y p e = " L a b e l " > T h a n k s _ L b l < / T h a n k s _ L b l > + 
+         < T o t a l _ L b l   E l e m e n t T y p e = " C o l u m n "   E l e m e n t I d = " 1 2 1 0 1 0 0 8 7 8 "   D a t a T y p e = " L a b e l " > T o t a l _ L b l < / T o t a l _ L b l > + 
+         < V A T A m o u n t S p e c i f i c a t i o n _ L b l   E l e m e n t T y p e = " C o l u m n "   E l e m e n t I d = " 8 7 8 7 0 6 8 4 6 "   D a t a T y p e = " L a b e l " > V A T A m o u n t S p e c i f i c a t i o n _ L b l < / V A T A m o u n t S p e c i f i c a t i o n _ L b l > + 
+         < V A T A m o u n t _ L b l   E l e m e n t T y p e = " C o l u m n "   E l e m e n t I d = " 1 0 9 4 6 5 7 2 9 "   D a t a T y p e = " L a b e l " > V A T A m o u n t _ L b l < / V A T A m o u n t _ L b l > + 
+         < V A T B a s e _ L b l   E l e m e n t T y p e = " C o l u m n "   E l e m e n t I d = " 1 8 6 6 1 5 8 2 7 8 "   D a t a T y p e = " L a b e l " > V A T B a s e _ L b l < / V A T B a s e _ L b l > + 
+         < V A T C l a u s e s _ L b l   E l e m e n t T y p e = " C o l u m n "   E l e m e n t I d = " 1 3 8 3 9 2 0 0 1 9 "   D a t a T y p e = " L a b e l " > V A T C l a u s e s _ L b l < / V A T C l a u s e s _ L b l >   
          < V A T C l a u s e _ L b l   E l e m e n t T y p e = " C o l u m n "   E l e m e n t I d = " 1 5 7 0 4 9 5 4 9 0 "   D a t a T y p e = " S t r i n g " > V A T C l a u s e _ L b l < / V A T C l a u s e _ L b l >   
-         < V A T C l a u s e s _ L b l   E l e m e n t T y p e = " C o l u m n "   E l e m e n t I d = " 1 3 8 3 9 2 0 0 1 9 "   D a t a T y p e = " T e x t C o n s t " > V A T C l a u s e s _ L b l < / V A T C l a u s e s _ L b l > - 
-         < V A T I d e n t i f i e r _ L b l   E l e m e n t T y p e = " C o l u m n "   E l e m e n t I d = " 1 6 8 6 6 2 3 9 8 4 "   D a t a T y p e = " T e x t C o n s t " > V A T I d e n t i f i e r _ L b l < / V A T I d e n t i f i e r _ L b l > - 
-         < V A T P e r c e n t a g e _ L b l   E l e m e n t T y p e = " C o l u m n "   E l e m e n t I d = " 6 7 6 6 5 4 5 6 5 "   D a t a T y p e = " T e x t C o n s t " > V A T P e r c e n t a g e _ L b l < / V A T P e r c e n t a g e _ L b l > +         < V A T I d e n t i f i e r _ L b l   E l e m e n t T y p e = " C o l u m n "   E l e m e n t I d = " 1 6 8 6 6 2 3 9 8 4 "   D a t a T y p e = " L a b e l " > V A T I d e n t i f i e r _ L b l < / V A T I d e n t i f i e r _ L b l > + 
+         < V A T P e r c e n t a g e _ L b l   E l e m e n t T y p e = " C o l u m n "   E l e m e n t I d = " 6 7 6 6 5 4 5 6 5 "   D a t a T y p e = " L a b e l " > V A T P e r c e n t a g e _ L b l < / V A T P e r c e n t a g e _ L b l >   
          < V A T R e g i s t r a t i o n N o   E l e m e n t T y p e = " C o l u m n "   E l e m e n t I d = " 1 8 8 9 1 9 5 4 0 2 "   D a t a T y p e = " T e x t " > V A T R e g i s t r a t i o n N o < / V A T R e g i s t r a t i o n N o >   
@@ -5970,23 +6322,23 @@
  
              < L i n e A m o u n t _ L i n e _ L b l   E l e m e n t T y p e = " C o l u m n "   E l e m e n t I d = " 9 9 2 9 0 1 8 4 5 "   D a t a T y p e = " S t r i n g " > L i n e A m o u n t _ L i n e _ L b l < / L i n e A m o u n t _ L i n e _ L b l >   
+             < L i n e D i s c o u n t P e r c e n t T e x t _ L i n e   E l e m e n t T y p e = " C o l u m n "   E l e m e n t I d = " 6 1 3 1 3 5 1 9 "   D a t a T y p e = " T e x t " > L i n e D i s c o u n t P e r c e n t T e x t _ L i n e < / L i n e D i s c o u n t P e r c e n t T e x t _ L i n e > + 
              < L i n e D i s c o u n t P e r c e n t _ L i n e   E l e m e n t T y p e = " C o l u m n "   E l e m e n t I d = " 9 0 7 8 2 7 4 3 6 "   D a t a T y p e = " D e c i m a l " > L i n e D i s c o u n t P e r c e n t _ L i n e < / L i n e D i s c o u n t P e r c e n t _ L i n e >   
-             < L i n e D i s c o u n t P e r c e n t T e x t _ L i n e   E l e m e n t T y p e = " C o l u m n "   E l e m e n t I d = " 6 1 3 1 3 5 1 9 "   D a t a T y p e = " T e x t " > L i n e D i s c o u n t P e r c e n t T e x t _ L i n e < / L i n e D i s c o u n t P e r c e n t T e x t _ L i n e > - 
              < L i n e N o _ L i n e   E l e m e n t T y p e = " C o l u m n "   E l e m e n t I d = " 6 9 8 9 8 5 9 7 9 "   D a t a T y p e = " I n t e g e r " > L i n e N o _ L i n e < / L i n e N o _ L i n e >   
-             < P r i c e _ L b l   E l e m e n t T y p e = " C o l u m n "   E l e m e n t I d = " 2 1 2 6 7 6 4 9 2 5 "   D a t a T y p e = " T e x t C o n s t " > P r i c e _ L b l < / P r i c e _ L b l > - 
-             < P r i c e P e r _ L b l   E l e m e n t T y p e = " C o l u m n "   E l e m e n t I d = " 9 7 3 2 8 0 1 3 4 "   D a t a T y p e = " T e x t C o n s t " > P r i c e P e r _ L b l < / P r i c e P e r _ L b l > - 
-             < Q t y _ L b l   E l e m e n t T y p e = " C o l u m n "   E l e m e n t I d = " 2 6 3 6 7 3 7 6 4 "   D a t a T y p e = " T e x t C o n s t " > Q t y _ L b l < / Q t y _ L b l > +             < P r i c e P e r _ L b l   E l e m e n t T y p e = " C o l u m n "   E l e m e n t I d = " 9 7 3 2 8 0 1 3 4 "   D a t a T y p e = " L a b e l " > P r i c e P e r _ L b l < / P r i c e P e r _ L b l > + 
+             < P r i c e _ L b l   E l e m e n t T y p e = " C o l u m n "   E l e m e n t I d = " 2 1 2 6 7 6 4 9 2 5 "   D a t a T y p e = " L a b e l " > P r i c e _ L b l < / P r i c e _ L b l > + 
+             < Q t y _ L b l   E l e m e n t T y p e = " C o l u m n "   E l e m e n t I d = " 2 6 3 6 7 3 7 6 4 "   D a t a T y p e = " L a b e l " > Q t y _ L b l < / Q t y _ L b l >   
              < Q u a n t i t y _ L i n e   E l e m e n t T y p e = " C o l u m n "   E l e m e n t I d = " 1 0 6 8 5 4 3 5 3 7 "   D a t a T y p e = " T e x t " > Q u a n t i t y _ L i n e < / Q u a n t i t y _ L i n e >   
              < Q u a n t i t y _ L i n e _ L b l   E l e m e n t T y p e = " C o l u m n "   E l e m e n t I d = " 2 0 3 4 5 0 6 8 0 2 "   D a t a T y p e = " S t r i n g " > Q u a n t i t y _ L i n e _ L b l < / Q u a n t i t y _ L i n e _ L b l >   
-             < S h i p m e n t D a t e _ L b l   E l e m e n t T y p e = " C o l u m n "   E l e m e n t I d = " 6 1 4 4 0 0 3 6 4 "   D a t a T y p e = " T e x t C o n s t " > S h i p m e n t D a t e _ L b l < / S h i p m e n t D a t e _ L b l > +             < S h i p m e n t D a t e _ L b l   E l e m e n t T y p e = " C o l u m n "   E l e m e n t I d = " 6 1 4 4 0 0 3 6 4 "   D a t a T y p e = " L a b e l " > S h i p m e n t D a t e _ L b l < / S h i p m e n t D a t e _ L b l >   
              < S h i p m e n t D a t e _ L i n e   E l e m e n t T y p e = " C o l u m n "   E l e m e n t I d = " 1 6 7 3 3 7 5 4 1 6 "   D a t a T y p e = " S t r i n g " > S h i p m e n t D a t e _ L i n e < / S h i p m e n t D a t e _ L i n e >   
@@ -5994,8 +6346,6 @@
  
              < T y p e _ L i n e   E l e m e n t T y p e = " C o l u m n "   E l e m e n t I d = " 2 7 2 8 0 4 9 2 4 "   D a t a T y p e = " S t r i n g " > T y p e _ L i n e < / T y p e _ L i n e >   
-             < U n i t _ L b l   E l e m e n t T y p e = " C o l u m n "   E l e m e n t I d = " 8 1 4 3 6 4 3 1 8 "   D a t a T y p e = " T e x t C o n s t " > U n i t _ L b l < / U n i t _ L b l > - 
              < U n i t O f M e a s u r e   E l e m e n t T y p e = " C o l u m n "   E l e m e n t I d = " 1 8 0 8 2 2 8 0 1 8 "   D a t a T y p e = " T e x t " > U n i t O f M e a s u r e < / U n i t O f M e a s u r e >   
              < U n i t O f M e a s u r e _ L b l   E l e m e n t T y p e = " C o l u m n "   E l e m e n t I d = " 9 8 1 9 5 1 2 4 9 "   D a t a T y p e = " S t r i n g " > U n i t O f M e a s u r e _ L b l < / U n i t O f M e a s u r e _ L b l > @@ -6004,6 +6354,8 @@
  
              < U n i t P r i c e _ L b l   E l e m e n t T y p e = " C o l u m n "   E l e m e n t I d = " 1 1 6 3 9 2 6 6 0 3 "   D a t a T y p e = " S t r i n g " > U n i t P r i c e _ L b l < / U n i t P r i c e _ L b l >   
+             < U n i t _ L b l   E l e m e n t T y p e = " C o l u m n "   E l e m e n t I d = " 8 1 4 3 6 4 3 1 8 "   D a t a T y p e = " L a b e l " > U n i t _ L b l < / U n i t _ L b l > + 
              < V A T I d e n t i f i e r _ L i n e   E l e m e n t T y p e = " C o l u m n "   E l e m e n t I d = " 1 7 7 3 6 2 2 4 1 2 "   D a t a T y p e = " C o d e " > V A T I d e n t i f i e r _ L i n e < / V A T I d e n t i f i e r _ L i n e >   
              < V A T I d e n t i f i e r _ L i n e _ L b l   E l e m e n t T y p e = " C o l u m n "   E l e m e n t I d = " 5 3 3 7 8 2 7 0 3 "   D a t a T y p e = " S t r i n g " > V A T I d e n t i f i e r _ L i n e _ L b l < / V A T I d e n t i f i e r _ L i n e _ L b l > @@ -6038,22 +6390,22 @@
  
              < N o O f V A T I d e n t i f i e r s   E l e m e n t T y p e = " C o l u m n "   E l e m e n t I d = " 1 1 5 3 2 6 3 0 2 6 "   D a t a T y p e = " I n t e g e r " > N o O f V A T I d e n t i f i e r s < / N o O f V A T I d e n t i f i e r s >   
+             < V A T A m o u n t L C Y _ V A T A m o u n t L i n e   E l e m e n t T y p e = " C o l u m n "   E l e m e n t I d = " 1 5 8 1 9 9 4 3 5 0 "   D a t a T y p e = " D e c i m a l " > V A T A m o u n t L C Y _ V A T A m o u n t L i n e < / V A T A m o u n t L C Y _ V A T A m o u n t L i n e > + 
+             < V A T A m o u n t L C Y _ V A T A m o u n t L i n e _ L b l   E l e m e n t T y p e = " C o l u m n "   E l e m e n t I d = " 9 2 3 0 0 3 3 7 "   D a t a T y p e = " L a b e l " > V A T A m o u n t L C Y _ V A T A m o u n t L i n e _ L b l < / V A T A m o u n t L C Y _ V A T A m o u n t L i n e _ L b l > + 
              < V A T A m o u n t _ V a t A m o u n t L i n e   E l e m e n t T y p e = " C o l u m n "   E l e m e n t I d = " 1 8 9 1 8 2 0 6 2 0 "   D a t a T y p e = " D e c i m a l " > V A T A m o u n t _ V a t A m o u n t L i n e < / V A T A m o u n t _ V a t A m o u n t L i n e >   
              < V A T A m o u n t _ V a t A m o u n t L i n e _ L b l   E l e m e n t T y p e = " C o l u m n "   E l e m e n t I d = " 1 5 1 3 5 5 5 4 7 3 "   D a t a T y p e = " S t r i n g " > V A T A m o u n t _ V a t A m o u n t L i n e _ L b l < / V A T A m o u n t _ V a t A m o u n t L i n e _ L b l >   
-             < V A T A m o u n t L C Y _ V A T A m o u n t L i n e   E l e m e n t T y p e = " C o l u m n "   E l e m e n t I d = " 1 5 8 1 9 9 4 3 5 0 "   D a t a T y p e = " D e c i m a l " > V A T A m o u n t L C Y _ V A T A m o u n t L i n e < / V A T A m o u n t L C Y _ V A T A m o u n t L i n e > - 
-             < V A T A m o u n t L C Y _ V A T A m o u n t L i n e _ L b l   E l e m e n t T y p e = " C o l u m n "   E l e m e n t I d = " 9 2 3 0 0 3 3 7 "   D a t a T y p e = " T e x t C o n s t " > V A T A m o u n t L C Y _ V A T A m o u n t L i n e _ L b l < / V A T A m o u n t L C Y _ V A T A m o u n t L i n e _ L b l > +             < V A T B a s e L C Y _ V A T A m o u n t L i n e   E l e m e n t T y p e = " C o l u m n "   E l e m e n t I d = " 1 8 6 0 9 4 5 6 3 5 "   D a t a T y p e = " D e c i m a l " > V A T B a s e L C Y _ V A T A m o u n t L i n e < / V A T B a s e L C Y _ V A T A m o u n t L i n e > + 
+             < V A T B a s e L C Y _ V A T A m o u n t L i n e _ L b l   E l e m e n t T y p e = " C o l u m n "   E l e m e n t I d = " 1 2 3 6 4 6 7 9 9 8 "   D a t a T y p e = " L a b e l " > V A T B a s e L C Y _ V A T A m o u n t L i n e _ L b l < / V A T B a s e L C Y _ V A T A m o u n t L i n e _ L b l >   
              < V A T B a s e _ V a t A m o u n t L i n e   E l e m e n t T y p e = " C o l u m n "   E l e m e n t I d = " 1 4 5 8 9 3 7 8 1 9 "   D a t a T y p e = " D e c i m a l " > V A T B a s e _ V a t A m o u n t L i n e < / V A T B a s e _ V a t A m o u n t L i n e >   
              < V A T B a s e _ V a t A m o u n t L i n e _ L b l   E l e m e n t T y p e = " C o l u m n "   E l e m e n t I d = " 1 6 9 1 3 0 2 4 8 8 "   D a t a T y p e = " S t r i n g " > V A T B a s e _ V a t A m o u n t L i n e _ L b l < / V A T B a s e _ V a t A m o u n t L i n e _ L b l >   
-             < V A T B a s e L C Y _ V A T A m o u n t L i n e   E l e m e n t T y p e = " C o l u m n "   E l e m e n t I d = " 1 8 6 0 9 4 5 6 3 5 "   D a t a T y p e = " D e c i m a l " > V A T B a s e L C Y _ V A T A m o u n t L i n e < / V A T B a s e L C Y _ V A T A m o u n t L i n e > - 
-             < V A T B a s e L C Y _ V A T A m o u n t L i n e _ L b l   E l e m e n t T y p e = " C o l u m n "   E l e m e n t I d = " 1 2 3 6 4 6 7 9 9 8 "   D a t a T y p e = " T e x t C o n s t " > V A T B a s e L C Y _ V A T A m o u n t L i n e _ L b l < / V A T B a s e L C Y _ V A T A m o u n t L i n e _ L b l > - 
              < V A T I d e n t i f i e r _ V a t A m o u n t L i n e   E l e m e n t T y p e = " C o l u m n "   E l e m e n t I d = " 1 1 4 2 0 7 0 0 3 5 "   D a t a T y p e = " C o d e " > V A T I d e n t i f i e r _ V a t A m o u n t L i n e < / V A T I d e n t i f i e r _ V a t A m o u n t L i n e >   
              < V A T I d e n t i f i e r _ V a t A m o u n t L i n e _ L b l   E l e m e n t T y p e = " C o l u m n "   E l e m e n t I d = " 8 6 4 5 0 4 5 0 "   D a t a T y p e = " S t r i n g " > V A T I d e n t i f i e r _ V a t A m o u n t L i n e _ L b l < / V A T I d e n t i f i e r _ V a t A m o u n t L i n e _ L b l > @@ -6070,10 +6422,10 @@
  
              < C o d e _ V A T C l a u s e L i n e _ L b l   E l e m e n t T y p e = " C o l u m n "   E l e m e n t I d = " 4 6 1 5 3 3 0 2 "   D a t a T y p e = " S t r i n g " > C o d e _ V A T C l a u s e L i n e _ L b l < / C o d e _ V A T C l a u s e L i n e _ L b l >   
+             < D e s c r i p t i o n 2 _ V A T C l a u s e L i n e   E l e m e n t T y p e = " C o l u m n "   E l e m e n t I d = " 1 3 7 9 6 6 7 4 7 0 "   D a t a T y p e = " T e x t " > D e s c r i p t i o n 2 _ V A T C l a u s e L i n e < / D e s c r i p t i o n 2 _ V A T C l a u s e L i n e > + 
              < D e s c r i p t i o n _ V A T C l a u s e L i n e   E l e m e n t T y p e = " C o l u m n "   E l e m e n t I d = " 1 3 0 5 5 4 5 9 2 4 "   D a t a T y p e = " T e x t " > D e s c r i p t i o n _ V A T C l a u s e L i n e < / D e s c r i p t i o n _ V A T C l a u s e L i n e >   
-             < D e s c r i p t i o n 2 _ V A T C l a u s e L i n e   E l e m e n t T y p e = " C o l u m n "   E l e m e n t I d = " 1 3 7 9 6 6 7 4 7 0 "   D a t a T y p e = " T e x t " > D e s c r i p t i o n 2 _ V A T C l a u s e L i n e < / D e s c r i p t i o n 2 _ V A T C l a u s e L i n e > - 
              < N o O f V A T C l a u s e s   E l e m e n t T y p e = " C o l u m n "   E l e m e n t I d = " 7 5 6 4 1 7 3 9 2 "   D a t a T y p e = " I n t e g e r " > N o O f V A T C l a u s e s < / N o O f V A T C l a u s e s >   
              < V A T A m o u n t _ V A T C l a u s e L i n e   E l e m e n t T y p e = " C o l u m n "   E l e m e n t I d = " 2 2 2 4 6 9 0 5 9 "   D a t a T y p e = " D e c i m a l " > V A T A m o u n t _ V A T C l a u s e L i n e < / V A T A m o u n t _ V A T C l a u s e L i n e > @@ -6086,10 +6438,10 @@
  
          < R e p o r t T o t a l s L i n e   E l e m e n t T y p e = " D a t a I t e m "   E l e m e n t I d = " 2 1 2 2 5 4 9 8 3 6 " >   
+             < A m o u n t F o r m a t t e d _ R e p o r t T o t a l s L i n e   E l e m e n t T y p e = " C o l u m n "   E l e m e n t I d = " 1 5 0 6 1 3 6 8 2 5 "   D a t a T y p e = " T e x t " > A m o u n t F o r m a t t e d _ R e p o r t T o t a l s L i n e < / A m o u n t F o r m a t t e d _ R e p o r t T o t a l s L i n e > + 
              < A m o u n t _ R e p o r t T o t a l s L i n e   E l e m e n t T y p e = " C o l u m n "   E l e m e n t I d = " 4 1 9 9 1 8 3 6 9 "   D a t a T y p e = " D e c i m a l " > A m o u n t _ R e p o r t T o t a l s L i n e < / A m o u n t _ R e p o r t T o t a l s L i n e >   
-             < A m o u n t F o r m a t t e d _ R e p o r t T o t a l s L i n e   E l e m e n t T y p e = " C o l u m n "   E l e m e n t I d = " 1 5 0 6 1 3 6 8 2 5 "   D a t a T y p e = " T e x t " > A m o u n t F o r m a t t e d _ R e p o r t T o t a l s L i n e < / A m o u n t F o r m a t t e d _ R e p o r t T o t a l s L i n e > - 
              < D e s c r i p t i o n _ R e p o r t T o t a l s L i n e   E l e m e n t T y p e = " C o l u m n "   E l e m e n t I d = " 5 8 1 9 9 6 0 6 7 "   D a t a T y p e = " T e x t " > D e s c r i p t i o n _ R e p o r t T o t a l s L i n e < / D e s c r i p t i o n _ R e p o r t T o t a l s L i n e >   
              < F o n t B o l d _ R e p o r t T o t a l s L i n e   E l e m e n t T y p e = " C o l u m n "   E l e m e n t I d = " 9 4 6 5 4 0 5 4 9 "   D a t a T y p e = " B o o l e a n " > F o n t B o l d _ R e p o r t T o t a l s L i n e < / F o n t B o l d _ R e p o r t T o t a l s L i n e > @@ -6100,7 +6452,7 @@
  
          < P a y m e n t R e p o r t i n g A r g u m e n t   E l e m e n t T y p e = " D a t a I t e m "   E l e m e n t I d = " 3 1 3 7 4 4 1 9 4 " >   
-             < P a y m e n t S e r v i c e L o g o   E l e m e n t T y p e = " C o l u m n "   E l e m e n t I d = " 4 1 6 7 9 0 7 6 7 "   D a t a T y p e = " B L O B " / > +             < P a y m e n t S e r v i c e L o g o   E l e m e n t T y p e = " C o l u m n "   E l e m e n t I d = " 4 1 6 7 9 0 7 6 7 "   D a t a T y p e = " B l o b "   / >   
              < P a y m e n t S e r v i c e L o g o _ U r l   E l e m e n t T y p e = " C o l u m n "   E l e m e n t I d = " 6 4 4 9 7 5 1 3 9 "   D a t a T y p e = " T e x t " > P a y m e n t S e r v i c e L o g o _ U r l < / P a y m e n t S e r v i c e L o g o _ U r l >   
@@ -6116,9 +6468,9 @@
  
              < B o d y T e x t   E l e m e n t T y p e = " C o l u m n "   E l e m e n t I d = " 1 4 9 7 5 9 8 0 8 "   D a t a T y p e = " T e x t " > B o d y T e x t < / B o d y T e x t >   
-             < C l o s i n g T e x t   E l e m e n t T y p e = " C o l u m n "   E l e m e n t I d = " 5 1 2 1 3 5 9 0 9 "   D a t a T y p e = " T e x t C o n s t " > C l o s i n g T e x t < / C l o s i n g T e x t > - 
-             < G r e e t i n g T e x t   E l e m e n t T y p e = " C o l u m n "   E l e m e n t I d = " 1 1 7 5 2 7 9 2 8 9 "   D a t a T y p e = " T e x t C o n s t " > G r e e t i n g T e x t < / G r e e t i n g T e x t > +             < C l o s i n g T e x t   E l e m e n t T y p e = " C o l u m n "   E l e m e n t I d = " 5 1 2 1 3 5 9 0 9 "   D a t a T y p e = " L a b e l " > C l o s i n g T e x t < / C l o s i n g T e x t > + 
+             < G r e e t i n g T e x t   E l e m e n t T y p e = " C o l u m n "   E l e m e n t I d = " 1 1 7 5 2 7 9 2 8 9 "   D a t a T y p e = " L a b e l " > G r e e t i n g T e x t < / G r e e t i n g T e x t >   
              < P m t D i s c T e x t   E l e m e n t T y p e = " C o l u m n "   E l e m e n t I d = " 2 0 1 3 8 4 9 9 4 8 "   D a t a T y p e = " T e x t " > P m t D i s c T e x t < / P m t D i s c T e x t >   
@@ -6159,7 +6511,9 @@
  < / N a v W o r d R e p o r t X m l P a r t > 
 </file>
 
-<file path=customXml/item2.xml>��< ? x m l   v e r s i o n = " 1 . 0 "   e n c o d i n g = " u t f - 1 6 " ? > < N a v W o r d R e p o r t X m l P a r t   x m l n s = " u r n : m i c r o s o f t - d y n a m i c s - n a v / r e p o r t s / S t a n d a r d _ S a l e s _ D r a f t _ I n v o i c e / 1 3 0 3 / " > +<file path=customXml/item2.xml>��< ? x m l   v e r s i o n = " 1 . 0 "   e n c o d i n g = " u t f - 1 6 " ? > + 
+ < N a v W o r d R e p o r t X m l P a r t   x m l n s = " u r n : m i c r o s o f t - d y n a m i c s - n a v / r e p o r t s / S t a n d a r d _ S a l e s _ D r a f t _ I n v o i c e / 1 3 0 3 / " >   
      < B C R e p o r t I n f o r m a t i o n >   
@@ -6223,6 +6577,84 @@
  
          < / R e p o r t R e q u e s t >   
+         < C o m p a n y M e t a d a t a > + 
+             < C o m p a n y N a m e > C o m p a n y   N a m e < / C o m p a n y N a m e > + 
+             < C o m p a n y D i s p l a y N a m e > C o m p a n y   D i s p l a y   N a m e < / C o m p a n y D i s p l a y N a m e > + 
+             < C o m p a n y A d d r e s s L i n e s > + 
+                 < C o m p a n y A d d r e s s L i n e > C o m p a n y   A d d r e s s   L i n e   1 < / C o m p a n y A d d r e s s L i n e > + 
+                 < C o m p a n y A d d r e s s L i n e > C o m p a n y   A d d r e s s   L i n e   2 < / C o m p a n y A d d r e s s L i n e > + 
+                 < C o m p a n y A d d r e s s L i n e > C o m p a n y   A d d r e s s   L i n e   3 < / C o m p a n y A d d r e s s L i n e > + 
+                 < C o m p a n y A d d r e s s L i n e > C o m p a n y   A d d r e s s   L i n e   4 < / C o m p a n y A d d r e s s L i n e > + 
+                 < C o m p a n y A d d r e s s L i n e > C o m p a n y   A d d r e s s   L i n e   5 < / C o m p a n y A d d r e s s L i n e > + 
+                 < C o m p a n y A d d r e s s L i n e > C o m p a n y   A d d r e s s   L i n e   6 < / C o m p a n y A d d r e s s L i n e > + 
+                 < C o m p a n y A d d r e s s L i n e > C o m p a n y   A d d r e s s   L i n e   7 < / C o m p a n y A d d r e s s L i n e > + 
+                 < C o m p a n y A d d r e s s L i n e > C o m p a n y   A d d r e s s   L i n e   8 < / C o m p a n y A d d r e s s L i n e > + 
+             < / C o m p a n y A d d r e s s L i n e s > + 
+             < C o m p a n y P h o n e > C o m p a n y   P h o n e < / C o m p a n y P h o n e > + 
+             < C o m p a n y P h o n e C a p t i o n > C o m p a n y   P h o n e   C a p t i o n < / C o m p a n y P h o n e C a p t i o n > + 
+             < C o m p a n y F a x N o > C o m p a n y   F a x   N o . < / C o m p a n y F a x N o > + 
+             < C o m p a n y F a x N o C a p t i o n > C o m p a n y   F a x   N o .   C a p t i o n < / C o m p a n y F a x N o C a p t i o n > + 
+             < C o m p a n y E m a i l > C o m p a n y   E m a i l < / C o m p a n y E m a i l > + 
+             < C o m p a n y E m a i l C a p t i o n > C o m p a n y   E m a i l   C a p t i o n < / C o m p a n y E m a i l C a p t i o n > + 
+             < C o m p a n y H o m e P a g e > C o m p a n y   H o m e   P a g e < / C o m p a n y H o m e P a g e > + 
+             < C o m p a n y H o m e P a g e C a p t i o n > C o m p a n y   H o m e   P a g e   C a p t i o n < / C o m p a n y H o m e P a g e C a p t i o n > + 
+             < C o m p a n y L o g o > C o m p a n y   L o g o < / C o m p a n y L o g o > + 
+             < C o m p a n y V A T R e g i s t r a t i o n N o > C o m p a n y   V A T   R e g i s t r a t i o n   N o . < / C o m p a n y V A T R e g i s t r a t i o n N o > + 
+             < C o m p a n y V A T R e g i s t r a t i o n N o C a p t i o n > C o m p a n y   V A T   R e g i s t r a t i o n   N o .   C a p t i o n < / C o m p a n y V A T R e g i s t r a t i o n N o C a p t i o n > + 
+             < C o m p a n y R e g i s t r a t i o n N o > C o m p a n y   R e g i s t r a t i o n   N o . < / C o m p a n y R e g i s t r a t i o n N o > + 
+             < C o m p a n y R e g i s t r a t i o n N o C a p t i o n > C o m p a n y   R e g i s t r a t i o n   N o .   C a p t i o n < / C o m p a n y R e g i s t r a t i o n N o C a p t i o n > + 
+             < C o m p a n y B a n k N a m e > C o m p a n y   B a n k   N a m e < / C o m p a n y B a n k N a m e > + 
+             < C o m p a n y B a n k N a m e C a p t i o n > C o m p a n y   B a n k   N a m e   C a p t i o n < / C o m p a n y B a n k N a m e C a p t i o n > + 
+             < C o m p a n y B a n k A c c o u n t N o > C o m p a n y   B a n k   A c c o u n t   N o . < / C o m p a n y B a n k A c c o u n t N o > + 
+             < C o m p a n y B a n k A c c o u n t N o C a p t i o n > C o m p a n y   B a n k   A c c o u n t   N o .   C a p t i o n < / C o m p a n y B a n k A c c o u n t N o C a p t i o n > + 
+             < C o m p a n y B a n k B r a n c h N o > C o m p a n y   B a n k   B r a n c h   N o . < / C o m p a n y B a n k B r a n c h N o > + 
+             < C o m p a n y B a n k B r a n c h N o C a p t i o n > C o m p a n y   B a n k   B r a n c h   N o .   C a p t i o n < / C o m p a n y B a n k B r a n c h N o C a p t i o n > + 
+             < C o m p a n y I B A N > C o m p a n y   I B A N < / C o m p a n y I B A N > + 
+             < C o m p a n y I B A N C a p t i o n > C o m p a n y   I B A N   C a p t i o n < / C o m p a n y I B A N C a p t i o n > + 
+             < C o m p a n y B a n k S W I F T > C o m p a n y   B a n k   S W I F T < / C o m p a n y B a n k S W I F T > + 
+             < C o m p a n y B a n k S W I F T C a p t i o n > C o m p a n y   B a n k   S W I F T   C a p t i o n < / C o m p a n y B a n k S W I F T C a p t i o n > + 
+             < C o m p a n y G i r o N o > C o m p a n y   G i r o   N o . < / C o m p a n y G i r o N o > + 
+             < C o m p a n y G i r o N o C a p t i o n > C o m p a n y   G i r o   N o .   C a p t i o n < / C o m p a n y G i r o N o C a p t i o n > + 
+         < / C o m p a n y M e t a d a t a > + 
      < / B C R e p o r t I n f o r m a t i o n >   
      < H e a d e r > @@ -6303,7 +6735,7 @@
  
          < C o m p a n y P h o n e N o _ L b l > C o m p a n y P h o n e N o _ L b l < / C o m p a n y P h o n e N o _ L b l >   
-         < C o m p a n y P i c t u r e / > +         < C o m p a n y P i c t u r e   / >   
          < C o m p a n y R e g i s t r a t i o n N u m b e r > C o m p a n y R e g i s t r a t i o n N u m b e r < / C o m p a n y R e g i s t r a t i o n N u m b e r >   
@@ -6397,20 +6829,20 @@
  
          < P r i c e s I n c l u d i n g V A T > P r i c e s I n c l u d i n g V A T < / P r i c e s I n c l u d i n g V A T >   
+         < P r i c e s I n c l u d i n g V A T Y e s N o > P r i c e s I n c l u d i n g V A T Y e s N o < / P r i c e s I n c l u d i n g V A T Y e s N o > + 
          < P r i c e s I n c l u d i n g V A T _ L b l > P r i c e s I n c l u d i n g V A T _ L b l < / P r i c e s I n c l u d i n g V A T _ L b l >   
-         < P r i c e s I n c l u d i n g V A T Y e s N o > P r i c e s I n c l u d i n g V A T Y e s N o < / P r i c e s I n c l u d i n g V A T Y e s N o > - 
          < Q u e s t i o n s _ L b l > Q u e s t i o n s _ L b l < / Q u e s t i o n s _ L b l >   
          < S a l e s I n v o i c e L i n e D i s c o u n t _ L b l > S a l e s I n v o i c e L i n e D i s c o u n t _ L b l < / S a l e s I n v o i c e L i n e D i s c o u n t _ L b l >   
+         < S a l e s P e r s o n B l a n k _ L b l > S a l e s P e r s o n B l a n k _ L b l < / S a l e s P e r s o n B l a n k _ L b l > + 
+         < S a l e s P e r s o n N a m e > S a l e s P e r s o n N a m e < / S a l e s P e r s o n N a m e > + 
          < S a l e s P e r s o n _ L b l > S a l e s P e r s o n _ L b l < / S a l e s P e r s o n _ L b l >   
-         < S a l e s P e r s o n B l a n k _ L b l > S a l e s P e r s o n B l a n k _ L b l < / S a l e s P e r s o n B l a n k _ L b l > - 
-         < S a l e s P e r s o n N a m e > S a l e s P e r s o n N a m e < / S a l e s P e r s o n N a m e > - 
          < S e l l T o C o n t a c t E m a i l > S e l l T o C o n t a c t E m a i l < / S e l l T o C o n t a c t E m a i l >   
          < S e l l T o C o n t a c t E m a i l L b l > S e l l T o C o n t a c t E m a i l L b l < / S e l l T o C o n t a c t E m a i l L b l > @@ -6427,30 +6859,30 @@
  
          < S e l l t o C u s t o m e r N o _ L b l > S e l l t o C u s t o m e r N o _ L b l < / S e l l t o C u s t o m e r N o _ L b l >   
+         < S h i p m e n t M e t h o d D e s c r i p t i o n > S h i p m e n t M e t h o d D e s c r i p t i o n < / S h i p m e n t M e t h o d D e s c r i p t i o n > + 
+         < S h i p m e n t M e t h o d D e s c r i p t i o n _ L b l > S h i p m e n t M e t h o d D e s c r i p t i o n _ L b l < / S h i p m e n t M e t h o d D e s c r i p t i o n _ L b l > + 
          < S h i p m e n t _ L b l > S h i p m e n t _ L b l < / S h i p m e n t _ L b l >   
-         < S h i p m e n t M e t h o d D e s c r i p t i o n > S h i p m e n t M e t h o d D e s c r i p t i o n < / S h i p m e n t M e t h o d D e s c r i p t i o n > - 
-         < S h i p m e n t M e t h o d D e s c r i p t i o n _ L b l > S h i p m e n t M e t h o d D e s c r i p t i o n _ L b l < / S h i p m e n t M e t h o d D e s c r i p t i o n _ L b l > +         < S h i p T o A d d r e s s 1 > S h i p T o A d d r e s s 1 < / S h i p T o A d d r e s s 1 > + 
+         < S h i p T o A d d r e s s 2 > S h i p T o A d d r e s s 2 < / S h i p T o A d d r e s s 2 > + 
+         < S h i p T o A d d r e s s 3 > S h i p T o A d d r e s s 3 < / S h i p T o A d d r e s s 3 > + 
+         < S h i p T o A d d r e s s 4 > S h i p T o A d d r e s s 4 < / S h i p T o A d d r e s s 4 > + 
+         < S h i p T o A d d r e s s 5 > S h i p T o A d d r e s s 5 < / S h i p T o A d d r e s s 5 > + 
+         < S h i p T o A d d r e s s 6 > S h i p T o A d d r e s s 6 < / S h i p T o A d d r e s s 6 > + 
+         < S h i p T o A d d r e s s 7 > S h i p T o A d d r e s s 7 < / S h i p T o A d d r e s s 7 > + 
+         < S h i p T o A d d r e s s 8 > S h i p T o A d d r e s s 8 < / S h i p T o A d d r e s s 8 >   
          < S h i p T o A d d r e s s _ L b l > S h i p T o A d d r e s s _ L b l < / S h i p T o A d d r e s s _ L b l >   
-         < S h i p T o A d d r e s s 1 > S h i p T o A d d r e s s 1 < / S h i p T o A d d r e s s 1 > - 
-         < S h i p T o A d d r e s s 2 > S h i p T o A d d r e s s 2 < / S h i p T o A d d r e s s 2 > - 
-         < S h i p T o A d d r e s s 3 > S h i p T o A d d r e s s 3 < / S h i p T o A d d r e s s 3 > - 
-         < S h i p T o A d d r e s s 4 > S h i p T o A d d r e s s 4 < / S h i p T o A d d r e s s 4 > - 
-         < S h i p T o A d d r e s s 5 > S h i p T o A d d r e s s 5 < / S h i p T o A d d r e s s 5 > - 
-         < S h i p T o A d d r e s s 6 > S h i p T o A d d r e s s 6 < / S h i p T o A d d r e s s 6 > - 
-         < S h i p T o A d d r e s s 7 > S h i p T o A d d r e s s 7 < / S h i p T o A d d r e s s 7 > - 
-         < S h i p T o A d d r e s s 8 > S h i p T o A d d r e s s 8 < / S h i p T o A d d r e s s 8 > - 
          < S h i p T o P h o n e N o > S h i p T o P h o n e N o < / S h i p T o P h o n e N o >   
          < S h o w S h i p p i n g A d d r e s s > S h o w S h i p p i n g A d d r e s s < / S h o w S h i p p i n g A d d r e s s > @@ -6463,16 +6895,16 @@
  
          < T o t a l _ L b l > T o t a l _ L b l < / T o t a l _ L b l >   
+         < V A T A m o u n t S p e c i f i c a t i o n _ L b l > V A T A m o u n t S p e c i f i c a t i o n _ L b l < / V A T A m o u n t S p e c i f i c a t i o n _ L b l > + 
          < V A T A m o u n t _ L b l > V A T A m o u n t _ L b l < / V A T A m o u n t _ L b l >   
-         < V A T A m o u n t S p e c i f i c a t i o n _ L b l > V A T A m o u n t S p e c i f i c a t i o n _ L b l < / V A T A m o u n t S p e c i f i c a t i o n _ L b l > - 
          < V A T B a s e _ L b l > V A T B a s e _ L b l < / V A T B a s e _ L b l >   
+         < V A T C l a u s e s _ L b l > V A T C l a u s e s _ L b l < / V A T C l a u s e s _ L b l > + 
          < V A T C l a u s e _ L b l > V A T C l a u s e _ L b l < / V A T C l a u s e _ L b l >   
-         < V A T C l a u s e s _ L b l > V A T C l a u s e s _ L b l < / V A T C l a u s e s _ L b l > - 
          < V A T I d e n t i f i e r _ L b l > V A T I d e n t i f i e r _ L b l < / V A T I d e n t i f i e r _ L b l >   
          < V A T P e r c e n t a g e _ L b l > V A T P e r c e n t a g e _ L b l < / V A T P e r c e n t a g e _ L b l > @@ -6513,16 +6945,16 @@
  
              < L i n e A m o u n t _ L i n e _ L b l > L i n e A m o u n t _ L i n e _ L b l < / L i n e A m o u n t _ L i n e _ L b l >   
+             < L i n e D i s c o u n t P e r c e n t T e x t _ L i n e > L i n e D i s c o u n t P e r c e n t T e x t _ L i n e < / L i n e D i s c o u n t P e r c e n t T e x t _ L i n e > + 
              < L i n e D i s c o u n t P e r c e n t _ L i n e > L i n e D i s c o u n t P e r c e n t _ L i n e < / L i n e D i s c o u n t P e r c e n t _ L i n e >   
-             < L i n e D i s c o u n t P e r c e n t T e x t _ L i n e > L i n e D i s c o u n t P e r c e n t T e x t _ L i n e < / L i n e D i s c o u n t P e r c e n t T e x t _ L i n e > - 
              < L i n e N o _ L i n e > L i n e N o _ L i n e < / L i n e N o _ L i n e >   
+             < P r i c e P e r _ L b l > P r i c e P e r _ L b l < / P r i c e P e r _ L b l > + 
              < P r i c e _ L b l > P r i c e _ L b l < / P r i c e _ L b l >   
-             < P r i c e P e r _ L b l > P r i c e P e r _ L b l < / P r i c e P e r _ L b l > - 
              < Q t y _ L b l > Q t y _ L b l < / Q t y _ L b l >   
              < Q u a n t i t y _ L i n e > Q u a n t i t y _ L i n e < / Q u a n t i t y _ L i n e > @@ -6537,16 +6969,16 @@
  
              < T y p e _ L i n e > T y p e _ L i n e < / T y p e _ L i n e >   
+             < U n i t O f M e a s u r e > U n i t O f M e a s u r e < / U n i t O f M e a s u r e > + 
+             < U n i t O f M e a s u r e _ L b l > U n i t O f M e a s u r e _ L b l < / U n i t O f M e a s u r e _ L b l > + 
+             < U n i t P r i c e > U n i t P r i c e < / U n i t P r i c e > + 
+             < U n i t P r i c e _ L b l > U n i t P r i c e _ L b l < / U n i t P r i c e _ L b l > + 
              < U n i t _ L b l > U n i t _ L b l < / U n i t _ L b l >   
-             < U n i t O f M e a s u r e > U n i t O f M e a s u r e < / U n i t O f M e a s u r e > - 
-             < U n i t O f M e a s u r e _ L b l > U n i t O f M e a s u r e _ L b l < / U n i t O f M e a s u r e _ L b l > - 
-             < U n i t P r i c e > U n i t P r i c e < / U n i t P r i c e > - 
-             < U n i t P r i c e _ L b l > U n i t P r i c e _ L b l < / U n i t P r i c e _ L b l > - 
              < V A T I d e n t i f i e r _ L i n e > V A T I d e n t i f i e r _ L i n e < / V A T I d e n t i f i e r _ L i n e >   
              < V A T I d e n t i f i e r _ L i n e _ L b l > V A T I d e n t i f i e r _ L i n e _ L b l < / V A T I d e n t i f i e r _ L i n e _ L b l > @@ -6581,22 +7013,22 @@
  
              < N o O f V A T I d e n t i f i e r s > N o O f V A T I d e n t i f i e r s < / N o O f V A T I d e n t i f i e r s >   
+             < V A T A m o u n t L C Y _ V A T A m o u n t L i n e > V A T A m o u n t L C Y _ V A T A m o u n t L i n e < / V A T A m o u n t L C Y _ V A T A m o u n t L i n e > + 
+             < V A T A m o u n t L C Y _ V A T A m o u n t L i n e _ L b l > V A T A m o u n t L C Y _ V A T A m o u n t L i n e _ L b l < / V A T A m o u n t L C Y _ V A T A m o u n t L i n e _ L b l > + 
              < V A T A m o u n t _ V a t A m o u n t L i n e > V A T A m o u n t _ V a t A m o u n t L i n e < / V A T A m o u n t _ V a t A m o u n t L i n e >   
              < V A T A m o u n t _ V a t A m o u n t L i n e _ L b l > V A T A m o u n t _ V a t A m o u n t L i n e _ L b l < / V A T A m o u n t _ V a t A m o u n t L i n e _ L b l >   
-             < V A T A m o u n t L C Y _ V A T A m o u n t L i n e > V A T A m o u n t L C Y _ V A T A m o u n t L i n e < / V A T A m o u n t L C Y _ V A T A m o u n t L i n e > - 
-             < V A T A m o u n t L C Y _ V A T A m o u n t L i n e _ L b l > V A T A m o u n t L C Y _ V A T A m o u n t L i n e _ L b l < / V A T A m o u n t L C Y _ V A T A m o u n t L i n e _ L b l > +             < V A T B a s e L C Y _ V A T A m o u n t L i n e > V A T B a s e L C Y _ V A T A m o u n t L i n e < / V A T B a s e L C Y _ V A T A m o u n t L i n e > + 
+             < V A T B a s e L C Y _ V A T A m o u n t L i n e _ L b l > V A T B a s e L C Y _ V A T A m o u n t L i n e _ L b l < / V A T B a s e L C Y _ V A T A m o u n t L i n e _ L b l >   
              < V A T B a s e _ V a t A m o u n t L i n e > V A T B a s e _ V a t A m o u n t L i n e < / V A T B a s e _ V a t A m o u n t L i n e >   
              < V A T B a s e _ V a t A m o u n t L i n e _ L b l > V A T B a s e _ V a t A m o u n t L i n e _ L b l < / V A T B a s e _ V a t A m o u n t L i n e _ L b l >   
-             < V A T B a s e L C Y _ V A T A m o u n t L i n e > V A T B a s e L C Y _ V A T A m o u n t L i n e < / V A T B a s e L C Y _ V A T A m o u n t L i n e > - 
-             < V A T B a s e L C Y _ V A T A m o u n t L i n e _ L b l > V A T B a s e L C Y _ V A T A m o u n t L i n e _ L b l < / V A T B a s e L C Y _ V A T A m o u n t L i n e _ L b l > - 
              < V A T I d e n t i f i e r _ V a t A m o u n t L i n e > V A T I d e n t i f i e r _ V a t A m o u n t L i n e < / V A T I d e n t i f i e r _ V a t A m o u n t L i n e >   
              < V A T I d e n t i f i e r _ V a t A m o u n t L i n e _ L b l > V A T I d e n t i f i e r _ V a t A m o u n t L i n e _ L b l < / V A T I d e n t i f i e r _ V a t A m o u n t L i n e _ L b l > @@ -6613,10 +7045,10 @@
  
              < C o d e _ V A T C l a u s e L i n e _ L b l > C o d e _ V A T C l a u s e L i n e _ L b l < / C o d e _ V A T C l a u s e L i n e _ L b l >   
+             < D e s c r i p t i o n 2 _ V A T C l a u s e L i n e > D e s c r i p t i o n 2 _ V A T C l a u s e L i n e < / D e s c r i p t i o n 2 _ V A T C l a u s e L i n e > + 
              < D e s c r i p t i o n _ V A T C l a u s e L i n e > D e s c r i p t i o n _ V A T C l a u s e L i n e < / D e s c r i p t i o n _ V A T C l a u s e L i n e >   
-             < D e s c r i p t i o n 2 _ V A T C l a u s e L i n e > D e s c r i p t i o n 2 _ V A T C l a u s e L i n e < / D e s c r i p t i o n 2 _ V A T C l a u s e L i n e > - 
              < N o O f V A T C l a u s e s > N o O f V A T C l a u s e s < / N o O f V A T C l a u s e s >   
              < V A T A m o u n t _ V A T C l a u s e L i n e > V A T A m o u n t _ V A T C l a u s e L i n e < / V A T A m o u n t _ V A T C l a u s e L i n e > @@ -6629,10 +7061,10 @@
  
          < R e p o r t T o t a l s L i n e >   
+             < A m o u n t F o r m a t t e d _ R e p o r t T o t a l s L i n e > A m o u n t F o r m a t t e d _ R e p o r t T o t a l s L i n e < / A m o u n t F o r m a t t e d _ R e p o r t T o t a l s L i n e > + 
              < A m o u n t _ R e p o r t T o t a l s L i n e > A m o u n t _ R e p o r t T o t a l s L i n e < / A m o u n t _ R e p o r t T o t a l s L i n e >   
-             < A m o u n t F o r m a t t e d _ R e p o r t T o t a l s L i n e > A m o u n t F o r m a t t e d _ R e p o r t T o t a l s L i n e < / A m o u n t F o r m a t t e d _ R e p o r t T o t a l s L i n e > - 
              < D e s c r i p t i o n _ R e p o r t T o t a l s L i n e > D e s c r i p t i o n _ R e p o r t T o t a l s L i n e < / D e s c r i p t i o n _ R e p o r t T o t a l s L i n e >   
              < F o n t B o l d _ R e p o r t T o t a l s L i n e > F o n t B o l d _ R e p o r t T o t a l s L i n e < / F o n t B o l d _ R e p o r t T o t a l s L i n e > @@ -6643,7 +7075,7 @@
  
          < P a y m e n t R e p o r t i n g A r g u m e n t >   
-             < P a y m e n t S e r v i c e L o g o / > +             < P a y m e n t S e r v i c e L o g o   / >   
              < P a y m e n t S e r v i c e L o g o _ U r l > P a y m e n t S e r v i c e L o g o _ U r l < / P a y m e n t S e r v i c e L o g o _ U r l >   

--- a/src/Layers/W1/BaseApp/Sales/Document/StandardDraftSalesInvoiceBlue.docx
+++ b/src/Layers/W1/BaseApp/Sales/Document/StandardDraftSalesInvoiceBlue.docx
@@ -5634,6 +5634,8 @@
  
              < R e p o r t N a m e > R e p o r t   N a m e < / R e p o r t N a m e >   
+             < R e p o r t C a p t i o n > R e p o r t   C a p t i o n < / R e p o r t C a p t i o n > + 
              < A b o u t T h i s R e p o r t T i t l e > A b o u t   T h i s   R e p o r t   T i t l e < / A b o u t T h i s R e p o r t T i t l e >   
              < A b o u t T h i s R e p o r t T e x t > A b o u t   T h i s   R e p o r t   T e x t < / A b o u t T h i s R e p o r t T e x t > @@ -5688,21 +5690,21 @@
  
              < C o m p a n y A d d r e s s L i n e s >   
-                 < C o m p a n y A d d r e s s L i n e > C o m p a n y   A d d r e s s   L i n e   1 < / C o m p a n y A d d r e s s L i n e > - 
-                 < C o m p a n y A d d r e s s L i n e > C o m p a n y   A d d r e s s   L i n e   2 < / C o m p a n y A d d r e s s L i n e > - 
-                 < C o m p a n y A d d r e s s L i n e > C o m p a n y   A d d r e s s   L i n e   3 < / C o m p a n y A d d r e s s L i n e > - 
-                 < C o m p a n y A d d r e s s L i n e > C o m p a n y   A d d r e s s   L i n e   4 < / C o m p a n y A d d r e s s L i n e > - 
-                 < C o m p a n y A d d r e s s L i n e > C o m p a n y   A d d r e s s   L i n e   5 < / C o m p a n y A d d r e s s L i n e > - 
-                 < C o m p a n y A d d r e s s L i n e > C o m p a n y   A d d r e s s   L i n e   6 < / C o m p a n y A d d r e s s L i n e > - 
-                 < C o m p a n y A d d r e s s L i n e > C o m p a n y   A d d r e s s   L i n e   7 < / C o m p a n y A d d r e s s L i n e > - 
-                 < C o m p a n y A d d r e s s L i n e > C o m p a n y   A d d r e s s   L i n e   8 < / C o m p a n y A d d r e s s L i n e > +                 < C o m p a n y A d d r e s s L i n e 1 > C o m p a n y   A d d r e s s   L i n e   1 < / C o m p a n y A d d r e s s L i n e 1 > + 
+                 < C o m p a n y A d d r e s s L i n e 2 > C o m p a n y   A d d r e s s   L i n e   2 < / C o m p a n y A d d r e s s L i n e 2 > + 
+                 < C o m p a n y A d d r e s s L i n e 3 > C o m p a n y   A d d r e s s   L i n e   3 < / C o m p a n y A d d r e s s L i n e 3 > + 
+                 < C o m p a n y A d d r e s s L i n e 4 > C o m p a n y   A d d r e s s   L i n e   4 < / C o m p a n y A d d r e s s L i n e 4 > + 
+                 < C o m p a n y A d d r e s s L i n e 5 > C o m p a n y   A d d r e s s   L i n e   5 < / C o m p a n y A d d r e s s L i n e 5 > + 
+                 < C o m p a n y A d d r e s s L i n e 6 > C o m p a n y   A d d r e s s   L i n e   6 < / C o m p a n y A d d r e s s L i n e 6 > + 
+                 < C o m p a n y A d d r e s s L i n e 7 > C o m p a n y   A d d r e s s   L i n e   7 < / C o m p a n y A d d r e s s L i n e 7 > + 
+                 < C o m p a n y A d d r e s s L i n e 8 > C o m p a n y   A d d r e s s   L i n e   8 < / C o m p a n y A d d r e s s L i n e 8 >   
              < / C o m p a n y A d d r e s s L i n e s >   
@@ -6531,6 +6533,8 @@
  
              < R e p o r t N a m e > R e p o r t   N a m e < / R e p o r t N a m e >   
+             < R e p o r t C a p t i o n > R e p o r t   C a p t i o n < / R e p o r t C a p t i o n > + 
              < A b o u t T h i s R e p o r t T i t l e > A b o u t   T h i s   R e p o r t   T i t l e < / A b o u t T h i s R e p o r t T i t l e >   
              < A b o u t T h i s R e p o r t T e x t > A b o u t   T h i s   R e p o r t   T e x t < / A b o u t T h i s R e p o r t T e x t > @@ -6585,21 +6589,21 @@
  
              < C o m p a n y A d d r e s s L i n e s >   
-                 < C o m p a n y A d d r e s s L i n e > C o m p a n y   A d d r e s s   L i n e   1 < / C o m p a n y A d d r e s s L i n e > - 
-                 < C o m p a n y A d d r e s s L i n e > C o m p a n y   A d d r e s s   L i n e   2 < / C o m p a n y A d d r e s s L i n e > - 
-                 < C o m p a n y A d d r e s s L i n e > C o m p a n y   A d d r e s s   L i n e   3 < / C o m p a n y A d d r e s s L i n e > - 
-                 < C o m p a n y A d d r e s s L i n e > C o m p a n y   A d d r e s s   L i n e   4 < / C o m p a n y A d d r e s s L i n e > - 
-                 < C o m p a n y A d d r e s s L i n e > C o m p a n y   A d d r e s s   L i n e   5 < / C o m p a n y A d d r e s s L i n e > - 
-                 < C o m p a n y A d d r e s s L i n e > C o m p a n y   A d d r e s s   L i n e   6 < / C o m p a n y A d d r e s s L i n e > - 
-                 < C o m p a n y A d d r e s s L i n e > C o m p a n y   A d d r e s s   L i n e   7 < / C o m p a n y A d d r e s s L i n e > - 
-                 < C o m p a n y A d d r e s s L i n e > C o m p a n y   A d d r e s s   L i n e   8 < / C o m p a n y A d d r e s s L i n e > +                 < C o m p a n y A d d r e s s L i n e 1 > C o m p a n y   A d d r e s s   L i n e   1 < / C o m p a n y A d d r e s s L i n e 1 > + 
+                 < C o m p a n y A d d r e s s L i n e 2 > C o m p a n y   A d d r e s s   L i n e   2 < / C o m p a n y A d d r e s s L i n e 2 > + 
+                 < C o m p a n y A d d r e s s L i n e 3 > C o m p a n y   A d d r e s s   L i n e   3 < / C o m p a n y A d d r e s s L i n e 3 > + 
+                 < C o m p a n y A d d r e s s L i n e 4 > C o m p a n y   A d d r e s s   L i n e   4 < / C o m p a n y A d d r e s s L i n e 4 > + 
+                 < C o m p a n y A d d r e s s L i n e 5 > C o m p a n y   A d d r e s s   L i n e   5 < / C o m p a n y A d d r e s s L i n e 5 > + 
+                 < C o m p a n y A d d r e s s L i n e 6 > C o m p a n y   A d d r e s s   L i n e   6 < / C o m p a n y A d d r e s s L i n e 6 > + 
+                 < C o m p a n y A d d r e s s L i n e 7 > C o m p a n y   A d d r e s s   L i n e   7 < / C o m p a n y A d d r e s s L i n e 7 > + 
+                 < C o m p a n y A d d r e s s L i n e 8 > C o m p a n y   A d d r e s s   L i n e   8 < / C o m p a n y A d d r e s s L i n e 8 >   
              < / C o m p a n y A d d r e s s L i n e s >   

--- a/src/Layers/W1/BaseApp/Sales/Document/StandardDraftSalesInvoiceBlue.docx
+++ b/src/Layers/W1/BaseApp/Sales/Document/StandardDraftSalesInvoiceBlue.docx
@@ -7871,6 +7871,8 @@
  
              < R e p o r t N a m e > R e p o r t   N a m e < / R e p o r t N a m e >   
+             < R e p o r t C a p t i o n > R e p o r t   C a p t i o n < / R e p o r t C a p t i o n > + 
              < A b o u t T h i s R e p o r t T i t l e > A b o u t   T h i s   R e p o r t   T i t l e < / A b o u t T h i s R e p o r t T i t l e >   
              < A b o u t T h i s R e p o r t T e x t > A b o u t   T h i s   R e p o r t   T e x t < / A b o u t T h i s R e p o r t T e x t > @@ -7917,6 +7919,84 @@
  
          < / R e p o r t R e q u e s t >   
+         < C o m p a n y M e t a d a t a > + 
+             < C o m p a n y N a m e > C o m p a n y   N a m e < / C o m p a n y N a m e > + 
+             < C o m p a n y D i s p l a y N a m e > C o m p a n y   D i s p l a y   N a m e < / C o m p a n y D i s p l a y N a m e > + 
+             < C o m p a n y A d d r e s s L i n e s > + 
+                 < C o m p a n y A d d r e s s L i n e 1 > C o m p a n y   A d d r e s s   L i n e   1 < / C o m p a n y A d d r e s s L i n e 1 > + 
+                 < C o m p a n y A d d r e s s L i n e 2 > C o m p a n y   A d d r e s s   L i n e   2 < / C o m p a n y A d d r e s s L i n e 2 > + 
+                 < C o m p a n y A d d r e s s L i n e 3 > C o m p a n y   A d d r e s s   L i n e   3 < / C o m p a n y A d d r e s s L i n e 3 > + 
+                 < C o m p a n y A d d r e s s L i n e 4 > C o m p a n y   A d d r e s s   L i n e   4 < / C o m p a n y A d d r e s s L i n e 4 > + 
+                 < C o m p a n y A d d r e s s L i n e 5 > C o m p a n y   A d d r e s s   L i n e   5 < / C o m p a n y A d d r e s s L i n e 5 > + 
+                 < C o m p a n y A d d r e s s L i n e 6 > C o m p a n y   A d d r e s s   L i n e   6 < / C o m p a n y A d d r e s s L i n e 6 > + 
+                 < C o m p a n y A d d r e s s L i n e 7 > C o m p a n y   A d d r e s s   L i n e   7 < / C o m p a n y A d d r e s s L i n e 7 > + 
+                 < C o m p a n y A d d r e s s L i n e 8 > C o m p a n y   A d d r e s s   L i n e   8 < / C o m p a n y A d d r e s s L i n e 8 > + 
+             < / C o m p a n y A d d r e s s L i n e s > + 
+             < C o m p a n y P h o n e > C o m p a n y   P h o n e < / C o m p a n y P h o n e > + 
+             < C o m p a n y P h o n e C a p t i o n > C o m p a n y   P h o n e   C a p t i o n < / C o m p a n y P h o n e C a p t i o n > + 
+             < C o m p a n y F a x N o > C o m p a n y   F a x   N o . < / C o m p a n y F a x N o > + 
+             < C o m p a n y F a x N o C a p t i o n > C o m p a n y   F a x   N o .   C a p t i o n < / C o m p a n y F a x N o C a p t i o n > + 
+             < C o m p a n y E m a i l > C o m p a n y   E m a i l < / C o m p a n y E m a i l > + 
+             < C o m p a n y E m a i l C a p t i o n > C o m p a n y   E m a i l   C a p t i o n < / C o m p a n y E m a i l C a p t i o n > + 
+             < C o m p a n y H o m e P a g e > C o m p a n y   H o m e   P a g e < / C o m p a n y H o m e P a g e > + 
+             < C o m p a n y H o m e P a g e C a p t i o n > C o m p a n y   H o m e   P a g e   C a p t i o n < / C o m p a n y H o m e P a g e C a p t i o n > + 
+             < C o m p a n y L o g o > C o m p a n y   L o g o < / C o m p a n y L o g o > + 
+             < C o m p a n y V A T R e g i s t r a t i o n N o > C o m p a n y   V A T   R e g i s t r a t i o n   N o . < / C o m p a n y V A T R e g i s t r a t i o n N o > + 
+             < C o m p a n y V A T R e g i s t r a t i o n N o C a p t i o n > C o m p a n y   V A T   R e g i s t r a t i o n   N o .   C a p t i o n < / C o m p a n y V A T R e g i s t r a t i o n N o C a p t i o n > + 
+             < C o m p a n y R e g i s t r a t i o n N o > C o m p a n y   R e g i s t r a t i o n   N o . < / C o m p a n y R e g i s t r a t i o n N o > + 
+             < C o m p a n y R e g i s t r a t i o n N o C a p t i o n > C o m p a n y   R e g i s t r a t i o n   N o .   C a p t i o n < / C o m p a n y R e g i s t r a t i o n N o C a p t i o n > + 
+             < C o m p a n y B a n k N a m e > C o m p a n y   B a n k   N a m e < / C o m p a n y B a n k N a m e > + 
+             < C o m p a n y B a n k N a m e C a p t i o n > C o m p a n y   B a n k   N a m e   C a p t i o n < / C o m p a n y B a n k N a m e C a p t i o n > + 
+             < C o m p a n y B a n k A c c o u n t N o > C o m p a n y   B a n k   A c c o u n t   N o . < / C o m p a n y B a n k A c c o u n t N o > + 
+             < C o m p a n y B a n k A c c o u n t N o C a p t i o n > C o m p a n y   B a n k   A c c o u n t   N o .   C a p t i o n < / C o m p a n y B a n k A c c o u n t N o C a p t i o n > + 
+             < C o m p a n y B a n k B r a n c h N o > C o m p a n y   B a n k   B r a n c h   N o . < / C o m p a n y B a n k B r a n c h N o > + 
+             < C o m p a n y B a n k B r a n c h N o C a p t i o n > C o m p a n y   B a n k   B r a n c h   N o .   C a p t i o n < / C o m p a n y B a n k B r a n c h N o C a p t i o n > + 
+             < C o m p a n y I B A N > C o m p a n y   I B A N < / C o m p a n y I B A N > + 
+             < C o m p a n y I B A N C a p t i o n > C o m p a n y   I B A N   C a p t i o n < / C o m p a n y I B A N C a p t i o n > + 
+             < C o m p a n y B a n k S W I F T > C o m p a n y   B a n k   S W I F T < / C o m p a n y B a n k S W I F T > + 
+             < C o m p a n y B a n k S W I F T C a p t i o n > C o m p a n y   B a n k   S W I F T   C a p t i o n < / C o m p a n y B a n k S W I F T C a p t i o n > + 
+             < C o m p a n y G i r o N o > C o m p a n y   G i r o   N o . < / C o m p a n y G i r o N o > + 
+             < C o m p a n y G i r o N o C a p t i o n > C o m p a n y   G i r o   N o .   C a p t i o n < / C o m p a n y G i r o N o C a p t i o n > + 
+         < / C o m p a n y M e t a d a t a > + 
      < / B C R e p o r t I n f o r m a t i o n >   
      < H e a d e r > @@ -8061,10 +8141,6 @@
  
          < F r o m _ L b l > F r o m _ L b l < / F r o m _ L b l >   
-         < G l o b a l L o c a t i o n N u m b e r > G l o b a l L o c a t i o n N u m b e r < / G l o b a l L o c a t i o n N u m b e r > - 
-         < G l o b a l L o c a t i o n N u m b e r _ L b l > G l o b a l L o c a t i o n N u m b e r _ L b l < / G l o b a l L o c a t i o n N u m b e r _ L b l > - 
          < H o m e P a g e _ L b l > H o m e P a g e _ L b l < / H o m e P a g e _ L b l >   
          < I n v o i c e D i s c o u n t A m o u n t _ L b l > I n v o i c e D i s c o u n t A m o u n t _ L b l < / I n v o i c e D i s c o u n t A m o u n t _ L b l > @@ -8392,6 +8468,905 @@
              < T o t a l V A T A m o u n t T e x t > T o t a l V A T A m o u n t T e x t < / T o t a l V A T A m o u n t T e x t >   
              < T o t a l V A T B a s e L C Y > T o t a l V A T B a s e L C Y < / T o t a l V A T B a s e L C Y > + 
+         < / T o t a l s > + 
+     < / H e a d e r > + 
+ < / N a v W o r d R e p o r t X m l P a r t > 
+</file>
+
+<file path=customXml/item3.xml>��< ? x m l   v e r s i o n = " 1 . 0 "   e n c o d i n g = " u t f - 1 6 " ? > + 
+ < N a v W o r d R e p o r t X m l P a r t   x m l n s = " u r n : m i c r o s o f t - d y n a m i c s - b u s i n e s s c e n t r a l / i n t e r n a l / e x t e n d e d / r e p o r t s / S t a n d a r d _ S a l e s _ D r a f t _ I n v o i c e / 1 3 0 3 / " > + 
+     < B C R e p o r t I n f o r m a t i o n > + 
+         < R e p o r t M e t a d a t a > + 
+             < E x t e n s i o n I d > E x t e n s i o n   I D < / E x t e n s i o n I d > + 
+             < E x t e n s i o n N a m e > E x t e n s i o n   N a m e < / E x t e n s i o n N a m e > + 
+             < E x t e n s i o n P u b l i s h e r > E x t e n s i o n   P u b l i s h e r < / E x t e n s i o n P u b l i s h e r > + 
+             < E x t e n s i o n V e r s i o n > E x t e n s i o n   V e r s i o n < / E x t e n s i o n V e r s i o n > + 
+             < R e p o r t I d > R e p o r t   I D < / R e p o r t I d > + 
+             < R e p o r t N a m e > R e p o r t   N a m e < / R e p o r t N a m e > + 
+             < R e p o r t C a p t i o n > R e p o r t   C a p t i o n < / R e p o r t C a p t i o n > + 
+             < A b o u t T h i s R e p o r t T i t l e > A b o u t   T h i s   R e p o r t   T i t l e < / A b o u t T h i s R e p o r t T i t l e > + 
+             < A b o u t T h i s R e p o r t T e x t > A b o u t   T h i s   R e p o r t   T e x t < / A b o u t T h i s R e p o r t T e x t > + 
+             < R e p o r t H e l p L i n k > R e p o r t   H e l p   L i n k < / R e p o r t H e l p L i n k > + 
+         < / R e p o r t M e t a d a t a > + 
+         < R e p o r t R e q u e s t > + 
+             < T e n a n t E n t r a I d > T e n a n t   E n t r a   I d < / T e n a n t E n t r a I d > + 
+             < E n v i r o n m e n t N a m e > E n v i r o n m e n t   N a m e < / E n v i r o n m e n t N a m e > + 
+             < E n v i r o n m e n t T y p e > E n v i r o n m e n t   T y p e < / E n v i r o n m e n t T y p e > + 
+             < C o m p a n y N a m e > C o m p a n y   N a m e < / C o m p a n y N a m e > + 
+             < C o m p a n y D i s p l a y N a m e > C o m p a n y   D i s p l a y   N a m e < / C o m p a n y D i s p l a y N a m e > + 
+             < C o m p a n y I d > C o m p a n y   I D < / C o m p a n y I d > + 
+             < U s e r N a m e > U s e r   N a m e < / U s e r N a m e > + 
+             < D a t e A n d T i m e > D a t e   a n d   T i m e < / D a t e A n d T i m e > + 
+             < L a n g u a g e > L a n g u a g e < / L a n g u a g e > + 
+             < F o r m a t R e g i o n > F o r m a t   R e g i o n < / F o r m a t R e g i o n > + 
+             < D a t e T i m e V a l u e s > + 
+                 < Y e a r > Y e a r < / Y e a r > + 
+                 < M o n t h N u m b e r > M o n t h   N u m b e r < / M o n t h N u m b e r > + 
+                 < D a y N u m b e r > D a y   N u m b e r < / D a y N u m b e r > + 
+                 < H o u r > H o u r < / H o u r > + 
+                 < M i n u t e > M i n u t e < / M i n u t e > + 
+             < / D a t e T i m e V a l u e s > + 
+         < / R e p o r t R e q u e s t > + 
+         < C o m p a n y M e t a d a t a > + 
+             < C o m p a n y N a m e > C o m p a n y   N a m e < / C o m p a n y N a m e > + 
+             < C o m p a n y D i s p l a y N a m e > C o m p a n y   D i s p l a y   N a m e < / C o m p a n y D i s p l a y N a m e > + 
+             < C o m p a n y A d d r e s s L i n e s > + 
+                 < C o m p a n y A d d r e s s L i n e 1 > C o m p a n y   A d d r e s s   L i n e   1 < / C o m p a n y A d d r e s s L i n e 1 > + 
+                 < C o m p a n y A d d r e s s L i n e 2 > C o m p a n y   A d d r e s s   L i n e   2 < / C o m p a n y A d d r e s s L i n e 2 > + 
+                 < C o m p a n y A d d r e s s L i n e 3 > C o m p a n y   A d d r e s s   L i n e   3 < / C o m p a n y A d d r e s s L i n e 3 > + 
+                 < C o m p a n y A d d r e s s L i n e 4 > C o m p a n y   A d d r e s s   L i n e   4 < / C o m p a n y A d d r e s s L i n e 4 > + 
+                 < C o m p a n y A d d r e s s L i n e 5 > C o m p a n y   A d d r e s s   L i n e   5 < / C o m p a n y A d d r e s s L i n e 5 > + 
+                 < C o m p a n y A d d r e s s L i n e 6 > C o m p a n y   A d d r e s s   L i n e   6 < / C o m p a n y A d d r e s s L i n e 6 > + 
+                 < C o m p a n y A d d r e s s L i n e 7 > C o m p a n y   A d d r e s s   L i n e   7 < / C o m p a n y A d d r e s s L i n e 7 > + 
+                 < C o m p a n y A d d r e s s L i n e 8 > C o m p a n y   A d d r e s s   L i n e   8 < / C o m p a n y A d d r e s s L i n e 8 > + 
+             < / C o m p a n y A d d r e s s L i n e s > + 
+             < C o m p a n y P h o n e > C o m p a n y   P h o n e < / C o m p a n y P h o n e > + 
+             < C o m p a n y P h o n e C a p t i o n > C o m p a n y   P h o n e   C a p t i o n < / C o m p a n y P h o n e C a p t i o n > + 
+             < C o m p a n y F a x N o > C o m p a n y   F a x   N o . < / C o m p a n y F a x N o > + 
+             < C o m p a n y F a x N o C a p t i o n > C o m p a n y   F a x   N o .   C a p t i o n < / C o m p a n y F a x N o C a p t i o n > + 
+             < C o m p a n y E m a i l > C o m p a n y   E m a i l < / C o m p a n y E m a i l > + 
+             < C o m p a n y E m a i l C a p t i o n > C o m p a n y   E m a i l   C a p t i o n < / C o m p a n y E m a i l C a p t i o n > + 
+             < C o m p a n y H o m e P a g e > C o m p a n y   H o m e   P a g e < / C o m p a n y H o m e P a g e > + 
+             < C o m p a n y H o m e P a g e C a p t i o n > C o m p a n y   H o m e   P a g e   C a p t i o n < / C o m p a n y H o m e P a g e C a p t i o n > + 
+             < C o m p a n y L o g o > C o m p a n y   L o g o < / C o m p a n y L o g o > + 
+             < C o m p a n y V A T R e g i s t r a t i o n N o > C o m p a n y   V A T   R e g i s t r a t i o n   N o . < / C o m p a n y V A T R e g i s t r a t i o n N o > + 
+             < C o m p a n y V A T R e g i s t r a t i o n N o C a p t i o n > C o m p a n y   V A T   R e g i s t r a t i o n   N o .   C a p t i o n < / C o m p a n y V A T R e g i s t r a t i o n N o C a p t i o n > + 
+             < C o m p a n y R e g i s t r a t i o n N o > C o m p a n y   R e g i s t r a t i o n   N o . < / C o m p a n y R e g i s t r a t i o n N o > + 
+             < C o m p a n y R e g i s t r a t i o n N o C a p t i o n > C o m p a n y   R e g i s t r a t i o n   N o .   C a p t i o n < / C o m p a n y R e g i s t r a t i o n N o C a p t i o n > + 
+             < C o m p a n y B a n k N a m e > C o m p a n y   B a n k   N a m e < / C o m p a n y B a n k N a m e > + 
+             < C o m p a n y B a n k N a m e C a p t i o n > C o m p a n y   B a n k   N a m e   C a p t i o n < / C o m p a n y B a n k N a m e C a p t i o n > + 
+             < C o m p a n y B a n k A c c o u n t N o > C o m p a n y   B a n k   A c c o u n t   N o . < / C o m p a n y B a n k A c c o u n t N o > + 
+             < C o m p a n y B a n k A c c o u n t N o C a p t i o n > C o m p a n y   B a n k   A c c o u n t   N o .   C a p t i o n < / C o m p a n y B a n k A c c o u n t N o C a p t i o n > + 
+             < C o m p a n y B a n k B r a n c h N o > C o m p a n y   B a n k   B r a n c h   N o . < / C o m p a n y B a n k B r a n c h N o > + 
+             < C o m p a n y B a n k B r a n c h N o C a p t i o n > C o m p a n y   B a n k   B r a n c h   N o .   C a p t i o n < / C o m p a n y B a n k B r a n c h N o C a p t i o n > + 
+             < C o m p a n y I B A N > C o m p a n y   I B A N < / C o m p a n y I B A N > + 
+             < C o m p a n y I B A N C a p t i o n > C o m p a n y   I B A N   C a p t i o n < / C o m p a n y I B A N C a p t i o n > + 
+             < C o m p a n y B a n k S W I F T > C o m p a n y   B a n k   S W I F T < / C o m p a n y B a n k S W I F T > + 
+             < C o m p a n y B a n k S W I F T C a p t i o n > C o m p a n y   B a n k   S W I F T   C a p t i o n < / C o m p a n y B a n k S W I F T C a p t i o n > + 
+             < C o m p a n y G i r o N o > C o m p a n y   G i r o   N o . < / C o m p a n y G i r o N o > + 
+             < C o m p a n y G i r o N o C a p t i o n > C o m p a n y   G i r o   N o .   C a p t i o n < / C o m p a n y G i r o N o C a p t i o n > + 
+         < / C o m p a n y M e t a d a t a > + 
+     < / B C R e p o r t I n f o r m a t i o n > + 
+     < T o o l t i p s > + 
+         < T o o l t i p   c o l u m n = " C o m p a n y H o m e P a g e "   E l e m e n t I d = " 1 9 8 9 1 8 8 7 0 " > + 
+             < T o o l t i p T e x t   l a n g = " e n - U S " > S p e c i f i e s   y o u r   c o m p a n y ' s   w e b   s i t e . < / T o o l t i p T e x t > + 
+         < / T o o l t i p > + 
+         < T o o l t i p   c o l u m n = " C o m p a n y E M a i l "   E l e m e n t I d = " 1 6 7 7 0 7 4 0 5 8 " > + 
+             < T o o l t i p T e x t   l a n g = " e n - U S " > S p e c i f i e s   t h e   c o m p a n y ' s   e m a i l   a d d r e s s . < / T o o l t i p T e x t > + 
+         < / T o o l t i p > + 
+         < T o o l t i p   c o l u m n = " C o m p a n y P i c t u r e "   E l e m e n t I d = " 1 3 9 7 4 1 1 0 7 4 " > + 
+             < T o o l t i p T e x t   l a n g = " e n - U S " > S p e c i f i e s   t h e   p i c t u r e   t h a t   h a s   b e e n   s e t   u p   f o r   t h e   c o m p a n y ,   s u c h   a s   a   c o m p a n y   l o g o . < / T o o l t i p T e x t > + 
+         < / T o o l t i p > + 
+         < T o o l t i p   c o l u m n = " C o m p a n y P h o n e N o "   E l e m e n t I d = " 2 5 0 4 4 0 6 5 5 " > + 
+             < T o o l t i p T e x t   l a n g = " e n - U S " > S p e c i f i e s   t h e   c o m p a n y ' s   t e l e p h o n e   n u m b e r . < / T o o l t i p T e x t > + 
+         < / T o o l t i p > + 
+         < T o o l t i p   c o l u m n = " C o m p a n y G i r o N o "   E l e m e n t I d = " 1 3 6 0 1 9 6 3 2 0 " > + 
+             < T o o l t i p T e x t   l a n g = " e n - U S " > S p e c i f i e s   t h e   c o m p a n y ' s   g i r o   n u m b e r . < / T o o l t i p T e x t > + 
+         < / T o o l t i p > + 
+         < T o o l t i p   c o l u m n = " C o m p a n y B a n k N a m e "   E l e m e n t I d = " 1 5 3 4 9 0 5 6 0 5 " > + 
+             < T o o l t i p T e x t   l a n g = " e n - U S " > S p e c i f i e s   t h e   n a m e   o f   t h e   b a n k   w h e r e   y o u   h a v e   t h e   b a n k   a c c o u n t . < / T o o l t i p T e x t > + 
+         < / T o o l t i p > + 
+         < T o o l t i p   c o l u m n = " C o m p a n y B a n k B r a n c h N o "   E l e m e n t I d = " 7 9 3 1 3 3 0 5 7 " > + 
+             < T o o l t i p T e x t   l a n g = " e n - U S " > S p e c i f i e s   a   n u m b e r   o f   t h e   b a n k   b r a n c h . < / T o o l t i p T e x t > + 
+         < / T o o l t i p > + 
+         < T o o l t i p   c o l u m n = " C o m p a n y B a n k A c c o u n t N o "   E l e m e n t I d = " 3 0 1 4 0 2 0 4 " > + 
+             < T o o l t i p T e x t   l a n g = " e n - U S " > S p e c i f i e s   t h e   n u m b e r   u s e d   b y   t h e   b a n k   f o r   t h e   b a n k   a c c o u n t . < / T o o l t i p T e x t > + 
+         < / T o o l t i p > + 
+         < T o o l t i p   c o l u m n = " C o m p a n y I B A N "   E l e m e n t I d = " 9 0 6 5 4 9 1 8 2 " > + 
+             < T o o l t i p T e x t   l a n g = " e n - U S " > S p e c i f i e s   t h e   b a n k   a c c o u n t ' s   i n t e r n a t i o n a l   b a n k   a c c o u n t   n u m b e r . < / T o o l t i p T e x t > + 
+         < / T o o l t i p > + 
+         < T o o l t i p   c o l u m n = " C o m p a n y S W I F T "   E l e m e n t I d = " 6 6 8 2 5 0 2 4 5 " > + 
+             < T o o l t i p T e x t   l a n g = " e n - U S " > S p e c i f i e s   t h e   i n t e r n a t i o n a l   b a n k   i d e n t i f i e r   c o d e   ( S W I F T )   o f   t h e   b a n k   w h e r e   y o u   h a v e   t h e   a c c o u n t . < / T o o l t i p T e x t > + 
+         < / T o o l t i p > + 
+         < T o o l t i p   c o l u m n = " S e l l T o C o n t a c t P h o n e N o "   E l e m e n t I d = " 1 6 1 3 8 2 2 4 8 3 " > + 
+             < T o o l t i p T e x t   l a n g = " e n - U S " > S p e c i f i e s   t h e   c o n t a c t ' s   p h o n e   n u m b e r . < / T o o l t i p T e x t > + 
+         < / T o o l t i p > + 
+         < T o o l t i p   c o l u m n = " S e l l T o C o n t a c t M o b i l e P h o n e N o "   E l e m e n t I d = " 1 8 4 3 5 8 7 4 7 " > + 
+             < T o o l t i p T e x t   l a n g = " e n - U S " > S p e c i f i e s   t h e   c o n t a c t ' s   m o b i l e   t e l e p h o n e   n u m b e r . < / T o o l t i p T e x t > + 
+         < / T o o l t i p > + 
+         < T o o l t i p   c o l u m n = " S e l l T o C o n t a c t E m a i l "   E l e m e n t I d = " 2 6 2 8 2 4 5 6 4 " > + 
+             < T o o l t i p T e x t   l a n g = " e n - U S " > S p e c i f i e s   t h e   e m a i l   a d d r e s s   o f   t h e   c o n t a c t . < / T o o l t i p T e x t > + 
+         < / T o o l t i p > + 
+         < T o o l t i p   c o l u m n = " B i l l T o C o n t a c t P h o n e N o "   E l e m e n t I d = " 3 6 2 4 7 7 4 8 8 " > + 
+             < T o o l t i p T e x t   l a n g = " e n - U S " > S p e c i f i e s   t h e   c o n t a c t ' s   p h o n e   n u m b e r . < / T o o l t i p T e x t > + 
+         < / T o o l t i p > + 
+         < T o o l t i p   c o l u m n = " B i l l T o C o n t a c t M o b i l e P h o n e N o "   E l e m e n t I d = " 2 4 8 4 8 8 6 9 6 " > + 
+             < T o o l t i p T e x t   l a n g = " e n - U S " > S p e c i f i e s   t h e   c o n t a c t ' s   m o b i l e   t e l e p h o n e   n u m b e r . < / T o o l t i p T e x t > + 
+         < / T o o l t i p > + 
+         < T o o l t i p   c o l u m n = " B i l l T o C o n t a c t E m a i l "   E l e m e n t I d = " 3 3 5 8 2 7 8 9 5 " > + 
+             < T o o l t i p T e x t   l a n g = " e n - U S " > S p e c i f i e s   t h e   e m a i l   a d d r e s s   o f   t h e   c o n t a c t . < / T o o l t i p T e x t > + 
+         < / T o o l t i p > + 
+         < T o o l t i p   c o l u m n = " Y o u r R e f e r e n c e "   E l e m e n t I d = " 1 1 0 3 9 9 5 1 " > + 
+             < T o o l t i p T e x t   l a n g = " e n - U S " > S p e c i f i e s   t h e   c u s t o m e r ' s   r e f e r e n c e .   T h e   c o n t e n t   w i l l   b e   p r i n t e d   o n   s a l e s   d o c u m e n t s . < / T o o l t i p T e x t > + 
+         < / T o o l t i p > + 
+         < T o o l t i p   c o l u m n = " E x t e r n a l D o c u m e n t N o "   E l e m e n t I d = " 7 3 3 9 5 3 9 6 6 " > + 
+             < T o o l t i p T e x t   l a n g = " e n - U S " > S p e c i f i e s   a   d o c u m e n t   n u m b e r   t h a t   r e f e r s   t o   t h e   c u s t o m e r ' s   o r   v e n d o r ' s   n u m b e r i n g   s y s t e m . < / T o o l t i p T e x t > + 
+         < / T o o l t i p > + 
+         < T o o l t i p   c o l u m n = " S h i p m e n t M e t h o d D e s c r i p t i o n "   E l e m e n t I d = " 2 0 5 9 4 0 3 2 6 0 " > + 
+             < T o o l t i p T e x t   l a n g = " e n - U S " > S p e c i f i e s   a   d e s c r i p t i o n   o f   t h e   s h i p m e n t   m e t h o d . < / T o o l t i p T e x t > + 
+         < / T o o l t i p > + 
+         < T o o l t i p   c o l u m n = " S h i p T o P h o n e N o "   E l e m e n t I d = " 3 6 9 7 0 2 2 5 5 " > + 
+             < T o o l t i p T e x t   l a n g = " e n - U S " > S p e c i f i e s   t h e   t e l e p h o n e   n u m b e r   o f   t h e   c o m p a n y ' s   s h i p p i n g   a d d r e s s . < / T o o l t i p T e x t > + 
+         < / T o o l t i p > + 
+         < T o o l t i p   c o l u m n = " P a y m e n t T e r m s D e s c r i p t i o n "   E l e m e n t I d = " 2 0 3 8 7 4 2 7 0 0 " > + 
+             < T o o l t i p T e x t   l a n g = " e n - U S " > S p e c i f i e s   a n   e x p l a n a t i o n   o f   t h e   p a y m e n t   t e r m s . < / T o o l t i p T e x t > + 
+         < / T o o l t i p > + 
+         < T o o l t i p   c o l u m n = " P a y m e n t M e t h o d D e s c r i p t i o n "   E l e m e n t I d = " 5 8 5 7 5 7 9 7 4 " > + 
+             < T o o l t i p T e x t   l a n g = " e n - U S " > S p e c i f i e s   a   t e x t   t h a t   d e s c r i b e s   t h e   p a y m e n t   m e t h o d . < / T o o l t i p T e x t > + 
+         < / T o o l t i p > + 
+         < T o o l t i p   c o l u m n = " B i l l t o C u s t u m e r N o "   E l e m e n t I d = " 2 8 0 4 7 3 0 5 8 " > + 
+             < T o o l t i p T e x t   l a n g = " e n - U S " > S p e c i f i e s   t h e   n u m b e r   o f   t h e   c u s t o m e r   t h a t   y o u   s e n d   o r   s e n t   t h e   i n v o i c e   o r   c r e d i t   m e m o   t o . < / T o o l t i p T e x t > + 
+         < / T o o l t i p > + 
+         < T o o l t i p   c o l u m n = " D o c u m e n t N o "   E l e m e n t I d = " 9 7 0 3 5 0 5 3 9 " > + 
+             < T o o l t i p T e x t   l a n g = " e n - U S " > S p e c i f i e s   a   u n i q u e   n u m b e r   t h a t   i d e n t i f i e s   t h e   s a l e s   d o c u m e n t .   T h e   n u m b e r   c a n   b e   g e n e r a t e d   a u t o m a t i c a l l y   f r o m   a   n u m b e r   s e r i e s ,   o r   y o u   c a n   n u m b e r   e a c h   o f   t h e m   m a n u a l l y . < / T o o l t i p T e x t > + 
+         < / T o o l t i p > + 
+         < T o o l t i p   c o l u m n = " P r i c e s I n c l u d i n g V A T "   E l e m e n t I d = " 5 1 8 8 1 7 1 6 7 " > + 
+             < T o o l t i p T e x t   l a n g = " e n - U S " > S p e c i f i e s   i f   t h e   U n i t   P r i c e   a n d   L i n e   A m o u n t   f i e l d s   o n   d o c u m e n t   l i n e s   s h o u l d   b e   s h o w n   w i t h   o r   w i t h o u t   V A T . < / T o o l t i p T e x t > + 
+         < / T o o l t i p > + 
+         < T o o l t i p   c o l u m n = " S a l e s P e r s o n N a m e "   E l e m e n t I d = " 8 7 1 4 9 2 9 8 3 " > + 
+             < T o o l t i p T e x t   l a n g = " e n - U S " > S p e c i f i e s   t h e   n a m e   o f   t h e   s a l e s p e r s o n   o r   p u r c h a s e r . < / T o o l t i p T e x t > + 
+         < / T o o l t i p > + 
+         < T o o l t i p   c o l u m n = " S e l l t o C u s t o m e r N o "   E l e m e n t I d = " 2 0 5 0 6 4 7 3 4 9 " > + 
+             < T o o l t i p T e x t   l a n g = " e n - U S " > S p e c i f i e s   t h e   n u m b e r   o f   t h e   c u s t o m e r   t h a t   y o u ' r e   s e l l i n g   t o .   B y   d e f a u l t ,   t h e   s a m e   c u s t o m e r   i s   s u g g e s t e d   a s   t h e   s h i p - t o   c u s t o m e r .   I f   n e e d e d ,   y o u   c a n   s p e c i f y   a   d i f f e r e n t   s h i p - t o   c u s t o m e r   o n   t h e   d o c u m e n t . < / T o o l t i p T e x t > + 
+         < / T o o l t i p > + 
+         < T o o l t i p   c o l u m n = " L i n e N o _ L i n e "   E l e m e n t I d = " 6 9 8 9 8 5 9 7 9 " > + 
+             < T o o l t i p T e x t   l a n g = " e n - U S " > S p e c i f i e s   t h e   l i n e   n u m b e r . < / T o o l t i p T e x t > + 
+         < / T o o l t i p > + 
+         < T o o l t i p   c o l u m n = " A m o u n t E x c l u d i n g V A T _ L i n e "   E l e m e n t I d = " 1 0 6 2 4 6 0 0 4 0 " > + 
+             < T o o l t i p T e x t   l a n g = " e n - U S " > S p e c i f i e s   t h e   s u m   o f   a m o u n t s   i n   t h e   L i n e   A m o u n t   f i e l d   o n   t h e   s a l e s   r e t u r n   o r d e r   l i n e s . < / T o o l t i p T e x t > + 
+         < / T o o l t i p > + 
+         < T o o l t i p   c o l u m n = " D e s c r i p t i o n _ L i n e "   E l e m e n t I d = " 1 4 0 6 8 2 2 3 1 0 " > + 
+             < T o o l t i p T e x t   l a n g = " e n - U S " > S p e c i f i e s   a   d e s c r i p t i o n   o f   t h e   e n t r y   o f   t h e   p r o d u c t   t o   b e   s o l d .   T o   a d d   a   n o n - t r a n s a c t i o n a l   t e x t   l i n e ,   f i l l   i n   t h e   D e s c r i p t i o n   f i e l d   o n l y . < / T o o l t i p T e x t > + 
+         < / T o o l t i p > + 
+         < T o o l t i p   c o l u m n = " L i n e D i s c o u n t P e r c e n t _ L i n e "   E l e m e n t I d = " 9 0 7 8 2 7 4 3 6 " > + 
+             < T o o l t i p T e x t   l a n g = " e n - U S " > S p e c i f i e s   t h e   d i s c o u n t   p e r c e n t a g e   t h a t   i s   g r a n t e d   f o r   t h e   i t e m   o n   t h e   l i n e . < / T o o l t i p T e x t > + 
+         < / T o o l t i p > + 
+         < T o o l t i p   c o l u m n = " I t e m N o _ L i n e "   E l e m e n t I d = " 1 9 1 0 2 9 6 2 8 8 " > + 
+             < T o o l t i p T e x t   l a n g = " e n - U S " > S p e c i f i e s   t h e   n u m b e r   o f   t h e   i n v o l v e d   e n t r y   o r   r e c o r d ,   a c c o r d i n g   t o   t h e   s p e c i f i e d   n u m b e r   s e r i e s . < / T o o l t i p T e x t > + 
+         < / T o o l t i p > + 
+         < T o o l t i p   c o l u m n = " I t e m R e f e r e n c e N o _ L i n e "   E l e m e n t I d = " 9 2 7 2 3 5 7 " > + 
+             < T o o l t i p T e x t   l a n g = " e n - U S " > S p e c i f i e s   t h e   r e f e r e n c e d   i t e m   n u m b e r . < / T o o l t i p T e x t > + 
+         < / T o o l t i p > + 
+         < T o o l t i p   c o l u m n = " U n i t O f M e a s u r e "   E l e m e n t I d = " 1 8 0 8 2 2 8 0 1 8 " > + 
+             < T o o l t i p T e x t   l a n g = " e n - U S " > S p e c i f i e s   t h e   u n i t   o f   m e a s u r e   f o r   t h e   i t e m   o r   r e s o u r c e   o n   t h e   s a l e s   l i n e . < / T o o l t i p T e x t > + 
+         < / T o o l t i p > + 
+         < T o o l t i p   c o l u m n = " I n v o i c e D i s c o u n t A m o u n t _ V A T A m o u n t L i n e "   E l e m e n t I d = " 8 2 4 7 3 0 1 4 1 " > + 
+             < T o o l t i p T e x t   l a n g = " e n - U S " > S p e c i f i e s   t h e   i n v o i c e   d i s c o u n t   a m o u n t   f o r   a   s p e c i f i c   V A T   i d e n t i f i e r . < / T o o l t i p T e x t > + 
+         < / T o o l t i p > + 
+         < T o o l t i p   c o l u m n = " I n v o i c e D i s c o u n t B a s e A m o u n t _ V A T A m o u n t L i n e "   E l e m e n t I d = " 2 0 4 0 3 3 2 2 6 6 " > + 
+             < T o o l t i p T e x t   l a n g = " e n - U S " > S p e c i f i e s   t h e   i n v o i c e   d i s c o u n t   b a s e   a m o u n t . < / T o o l t i p T e x t > + 
+         < / T o o l t i p > + 
+         < T o o l t i p   c o l u m n = " L i n e A m o u n t _ V a t A m o u n t L i n e "   E l e m e n t I d = " 2 1 4 6 5 4 0 1 " > + 
+             < T o o l t i p T e x t   l a n g = " e n - U S " > S p e c i f i e s   t h e   t o t a l   a m o u n t   f o r   s a l e s   o r   p u r c h a s e   l i n e s   w i t h   a   s p e c i f i c   V A T   i d e n t i f i e r . < / T o o l t i p T e x t > + 
+         < / T o o l t i p > + 
+         < T o o l t i p   c o l u m n = " V A T A m o u n t _ V a t A m o u n t L i n e "   E l e m e n t I d = " 1 8 9 1 8 2 0 6 2 0 " > + 
+             < T o o l t i p T e x t   l a n g = " e n - U S " > S p e c i f i e s   t h e   a m o u n t   o f   V A T   t h a t   i s   i n c l u d e d   i n   t h e   t o t a l   a m o u n t . < / T o o l t i p T e x t > + 
+         < / T o o l t i p > + 
+         < T o o l t i p   c o l u m n = " V A T B a s e _ V a t A m o u n t L i n e "   E l e m e n t I d = " 1 4 5 8 9 3 7 8 1 9 " > + 
+             < T o o l t i p T e x t   l a n g = " e n - U S " > S p e c i f i e s   t h e   t o t a l   n e t   a m o u n t   ( a m o u n t   e x c l u d i n g   V A T )   f o r   s a l e s   o r   p u r c h a s e   l i n e s   w i t h   a   s p e c i f i c   V A T   I d e n t i f i e r . < / T o o l t i p T e x t > + 
+         < / T o o l t i p > + 
+         < T o o l t i p   c o l u m n = " V A T I d e n t i f i e r _ V a t A m o u n t L i n e "   E l e m e n t I d = " 1 1 4 2 0 7 0 0 3 5 " > + 
+             < T o o l t i p T e x t   l a n g = " e n - U S " > S p e c i f i e s   t h e   V A T   I d e n t i f i e r   v a l u e . < / T o o l t i p T e x t > + 
+         < / T o o l t i p > + 
+         < T o o l t i p   c o l u m n = " V A T P c t _ V a t A m o u n t L i n e "   E l e m e n t I d = " 1 4 5 3 5 4 2 7 7 7 " > + 
+             < T o o l t i p T e x t   l a n g = " e n - U S " > S p e c i f i e s   t h e   V A T   %   t h a t   w a s   u s e d   o n   t h e   s a l e s   o r   p u r c h a s e   l i n e s   w i t h   t h i s   V A T   I d e n t i f i e r . < / T o o l t i p T e x t > + 
+         < / T o o l t i p > + 
+         < T o o l t i p   c o l u m n = " V A T I d e n t i f i e r _ V A T C l a u s e L i n e "   E l e m e n t I d = " 1 4 6 4 4 7 2 4 7 8 " > + 
+             < T o o l t i p T e x t   l a n g = " e n - U S " > S p e c i f i e s   t h e   V A T   I d e n t i f i e r   v a l u e . < / T o o l t i p T e x t > + 
+         < / T o o l t i p > + 
+         < T o o l t i p   c o l u m n = " C o d e _ V A T C l a u s e L i n e "   E l e m e n t I d = " 1 8 2 4 5 8 9 8 4 7 " > + 
+             < T o o l t i p T e x t   l a n g = " e n - U S " > S p e c i f i e s   t h e   c o d e   f o r   a   V A T   c l a u s e ,   w h i c h   i s   u s e d   t o   p r o v i d e   a   V A T   d e s c r i p t i o n   a s s o c i a t e d   w i t h   a   s a l e s   l i n e   o n   a   s a l e s   i n v o i c e ,   c r e d i t   m e m o ,   o r   o t h e r   s a l e s   d o c u m e n t . < / T o o l t i p T e x t > + 
+         < / T o o l t i p > + 
+         < T o o l t i p   c o l u m n = " D e s c r i p t i o n 2 _ V A T C l a u s e L i n e "   E l e m e n t I d = " 1 3 7 9 6 6 7 4 7 0 " > + 
+             < T o o l t i p T e x t   l a n g = " e n - U S " > S p e c i f i e s   a n   a d d i t i o n a l   d e s c r i p t i o n   o f   a   V A T   c l a u s e . < / T o o l t i p T e x t > + 
+         < / T o o l t i p > + 
+         < T o o l t i p   c o l u m n = " V A T A m o u n t _ V A T C l a u s e L i n e "   E l e m e n t I d = " 2 2 2 4 6 9 0 5 9 " > + 
+             < T o o l t i p T e x t   l a n g = " e n - U S " > S p e c i f i e s   t h e   a m o u n t   o f   V A T   t h a t   i s   i n c l u d e d   i n   t h e   t o t a l   a m o u n t . < / T o o l t i p T e x t > + 
+         < / T o o l t i p > + 
+     < / T o o l t i p s > + 
+     < H e a d e r   E l e m e n t T y p e = " D a t a I t e m "   E l e m e n t I d = " 1 2 4 0 3 7 3 8 8 6 " > + 
+         < B i l l e d T o _ L b l   E l e m e n t T y p e = " C o l u m n "   E l e m e n t I d = " 1 7 4 5 4 4 9 0 7 9 "   D a t a T y p e = " L a b e l " > B i l l e d T o _ L b l < / B i l l e d T o _ L b l > + 
+         < B i l l T o C o n t a c t E m a i l   E l e m e n t T y p e = " C o l u m n "   E l e m e n t I d = " 3 3 5 8 2 7 8 9 5 "   D a t a T y p e = " T e x t " > B i l l T o C o n t a c t E m a i l < / B i l l T o C o n t a c t E m a i l > + 
+         < B i l l T o C o n t a c t E m a i l L b l   E l e m e n t T y p e = " C o l u m n "   E l e m e n t I d = " 2 9 6 4 7 8 3 6 5 "   D a t a T y p e = " L a b e l " > B i l l T o C o n t a c t E m a i l L b l < / B i l l T o C o n t a c t E m a i l L b l > + 
+         < B i l l T o C o n t a c t M o b i l e P h o n e N o   E l e m e n t T y p e = " C o l u m n "   E l e m e n t I d = " 2 4 8 4 8 8 6 9 6 "   D a t a T y p e = " T e x t " > B i l l T o C o n t a c t M o b i l e P h o n e N o < / B i l l T o C o n t a c t M o b i l e P h o n e N o > + 
+         < B i l l T o C o n t a c t M o b i l e P h o n e N o L b l   E l e m e n t T y p e = " C o l u m n "   E l e m e n t I d = " 2 7 6 3 1 1 3 3 8 "   D a t a T y p e = " L a b e l " > B i l l T o C o n t a c t M o b i l e P h o n e N o L b l < / B i l l T o C o n t a c t M o b i l e P h o n e N o L b l > + 
+         < B i l l T o C o n t a c t P h o n e N o   E l e m e n t T y p e = " C o l u m n "   E l e m e n t I d = " 3 6 2 4 7 7 4 8 8 "   D a t a T y p e = " T e x t " > B i l l T o C o n t a c t P h o n e N o < / B i l l T o C o n t a c t P h o n e N o > + 
+         < B i l l T o C o n t a c t P h o n e N o L b l   E l e m e n t T y p e = " C o l u m n "   E l e m e n t I d = " 2 1 2 3 3 4 5 9 6 6 "   D a t a T y p e = " L a b e l " > B i l l T o C o n t a c t P h o n e N o L b l < / B i l l T o C o n t a c t P h o n e N o L b l > + 
+         < B i l l t o C u s t o m e r N o _ L b l   E l e m e n t T y p e = " C o l u m n "   E l e m e n t I d = " 3 6 9 3 0 7 8 1 3 "   D a t a T y p e = " S t r i n g " > B i l l t o C u s t o m e r N o _ L b l < / B i l l t o C u s t o m e r N o _ L b l > + 
+         < B i l l t o C u s t u m e r N o   E l e m e n t T y p e = " C o l u m n "   E l e m e n t I d = " 2 8 0 4 7 3 0 5 8 "   D a t a T y p e = " C o d e " > B i l l t o C u s t u m e r N o < / B i l l t o C u s t u m e r N o > + 
+         < C h e c k s P a y a b l e _ L b l   E l e m e n t T y p e = " C o l u m n "   E l e m e n t I d = " 1 0 5 3 1 5 6 0 6 5 "   D a t a T y p e = " T e x t " > C h e c k s P a y a b l e _ L b l < / C h e c k s P a y a b l e _ L b l > + 
+         < C o m p a n y A d d r e s s 1   E l e m e n t T y p e = " C o l u m n "   E l e m e n t I d = " 1 8 8 4 1 6 4 3 2 3 "   D a t a T y p e = " T e x t " > C o m p a n y A d d r e s s 1 < / C o m p a n y A d d r e s s 1 > + 
+         < C o m p a n y A d d r e s s 2   E l e m e n t T y p e = " C o l u m n "   E l e m e n t I d = " 1 2 4 6 4 6 7 7 0 6 "   D a t a T y p e = " T e x t " > C o m p a n y A d d r e s s 2 < / C o m p a n y A d d r e s s 2 > + 
+         < C o m p a n y A d d r e s s 3   E l e m e n t T y p e = " C o l u m n "   E l e m e n t I d = " 6 0 8 7 7 1 0 8 9 "   D a t a T y p e = " T e x t " > C o m p a n y A d d r e s s 3 < / C o m p a n y A d d r e s s 3 > + 
+         < C o m p a n y A d d r e s s 4   E l e m e n t T y p e = " C o l u m n "   E l e m e n t I d = " 7 7 7 6 8 0 1 1 2 "   D a t a T y p e = " T e x t " > C o m p a n y A d d r e s s 4 < / C o m p a n y A d d r e s s 4 > + 
+         < C o m p a n y A d d r e s s 5   E l e m e n t T y p e = " C o l u m n "   E l e m e n t I d = " 1 3 9 9 8 3 4 9 5 "   D a t a T y p e = " T e x t " > C o m p a n y A d d r e s s 5 < / C o m p a n y A d d r e s s 5 > + 
+         < C o m p a n y A d d r e s s 6   E l e m e n t T y p e = " C o l u m n "   E l e m e n t I d = " 4 9 7 7 1 3 1 2 2 "   D a t a T y p e = " T e x t " > C o m p a n y A d d r e s s 6 < / C o m p a n y A d d r e s s 6 > + 
+         < C o m p a n y A d d r e s s 7   E l e m e n t T y p e = " C o l u m n "   E l e m e n t I d = " 1 1 3 5 4 0 9 7 3 9 "   D a t a T y p e = " T e x t " > C o m p a n y A d d r e s s 7 < / C o m p a n y A d d r e s s 7 > + 
+         < C o m p a n y A d d r e s s 8   E l e m e n t T y p e = " C o l u m n "   E l e m e n t I d = " 1 7 1 5 2 5 5 3 0 0 "   D a t a T y p e = " T e x t " > C o m p a n y A d d r e s s 8 < / C o m p a n y A d d r e s s 8 > + 
+         < C o m p a n y B a n k A c c o u n t N o   E l e m e n t T y p e = " C o l u m n "   E l e m e n t I d = " 3 0 1 4 0 2 0 4 "   D a t a T y p e = " T e x t " > C o m p a n y B a n k A c c o u n t N o < / C o m p a n y B a n k A c c o u n t N o > + 
+         < C o m p a n y B a n k A c c o u n t N o _ L b l   E l e m e n t T y p e = " C o l u m n "   E l e m e n t I d = " 1 0 9 7 7 4 3 3 4 5 "   D a t a T y p e = " L a b e l " > C o m p a n y B a n k A c c o u n t N o _ L b l < / C o m p a n y B a n k A c c o u n t N o _ L b l > + 
+         < C o m p a n y B a n k B r a n c h N o   E l e m e n t T y p e = " C o l u m n "   E l e m e n t I d = " 7 9 3 1 3 3 0 5 7 "   D a t a T y p e = " T e x t " > C o m p a n y B a n k B r a n c h N o < / C o m p a n y B a n k B r a n c h N o > + 
+         < C o m p a n y B a n k B r a n c h N o _ L b l   E l e m e n t T y p e = " C o l u m n "   E l e m e n t I d = " 3 2 7 9 0 6 6 9 2 "   D a t a T y p e = " S t r i n g " > C o m p a n y B a n k B r a n c h N o _ L b l < / C o m p a n y B a n k B r a n c h N o _ L b l > + 
+         < C o m p a n y B a n k N a m e   E l e m e n t T y p e = " C o l u m n "   E l e m e n t I d = " 1 5 3 4 9 0 5 6 0 5 "   D a t a T y p e = " T e x t " > C o m p a n y B a n k N a m e < / C o m p a n y B a n k N a m e > + 
+         < C o m p a n y B a n k N a m e _ L b l   E l e m e n t T y p e = " C o l u m n "   E l e m e n t I d = " 1 2 0 4 3 0 7 0 1 4 "   D a t a T y p e = " L a b e l " > C o m p a n y B a n k N a m e _ L b l < / C o m p a n y B a n k N a m e _ L b l > + 
+         < C o m p a n y C u s t o m G i r o   E l e m e n t T y p e = " C o l u m n "   E l e m e n t I d = " 1 6 7 0 4 7 5 7 9 8 "   D a t a T y p e = " T e x t " > C o m p a n y C u s t o m G i r o < / C o m p a n y C u s t o m G i r o > + 
+         < C o m p a n y C u s t o m G i r o _ L b l   E l e m e n t T y p e = " C o l u m n "   E l e m e n t I d = " 8 9 1 4 3 9 6 2 5 "   D a t a T y p e = " T e x t " > C o m p a n y C u s t o m G i r o _ L b l < / C o m p a n y C u s t o m G i r o _ L b l > + 
+         < C o m p a n y E M a i l   E l e m e n t T y p e = " C o l u m n "   E l e m e n t I d = " 1 6 7 7 0 7 4 0 5 8 "   D a t a T y p e = " T e x t " > C o m p a n y E M a i l < / C o m p a n y E M a i l > + 
+         < C o m p a n y G i r o N o   E l e m e n t T y p e = " C o l u m n "   E l e m e n t I d = " 1 3 6 0 1 9 6 3 2 0 "   D a t a T y p e = " T e x t " > C o m p a n y G i r o N o < / C o m p a n y G i r o N o > + 
+         < C o m p a n y G i r o N o _ L b l   E l e m e n t T y p e = " C o l u m n "   E l e m e n t I d = " 8 6 1 6 0 2 1 1 5 "   D a t a T y p e = " L a b e l " > C o m p a n y G i r o N o _ L b l < / C o m p a n y G i r o N o _ L b l > + 
+         < C o m p a n y H o m e P a g e   E l e m e n t T y p e = " C o l u m n "   E l e m e n t I d = " 1 9 8 9 1 8 8 7 0 "   D a t a T y p e = " T e x t " > C o m p a n y H o m e P a g e < / C o m p a n y H o m e P a g e > + 
+         < C o m p a n y I B A N   E l e m e n t T y p e = " C o l u m n "   E l e m e n t I d = " 9 0 6 5 4 9 1 8 2 "   D a t a T y p e = " C o d e " > C o m p a n y I B A N < / C o m p a n y I B A N > + 
+         < C o m p a n y I B A N _ L b l   E l e m e n t T y p e = " C o l u m n "   E l e m e n t I d = " 1 2 6 7 9 5 2 2 2 7 "   D a t a T y p e = " S t r i n g " > C o m p a n y I B A N _ L b l < / C o m p a n y I B A N _ L b l > + 
+         < C o m p a n y L e g a l O f f i c e   E l e m e n t T y p e = " C o l u m n "   E l e m e n t I d = " 7 1 4 2 5 8 1 1 1 "   D a t a T y p e = " T e x t " > C o m p a n y L e g a l O f f i c e < / C o m p a n y L e g a l O f f i c e > + 
+         < C o m p a n y L e g a l O f f i c e _ L b l   E l e m e n t T y p e = " C o l u m n "   E l e m e n t I d = " 1 5 3 3 1 7 5 1 0 8 "   D a t a T y p e = " T e x t " > C o m p a n y L e g a l O f f i c e _ L b l < / C o m p a n y L e g a l O f f i c e _ L b l > + 
+         < C o m p a n y L e g a l S t a t e m e n t   E l e m e n t T y p e = " C o l u m n "   E l e m e n t I d = " 4 4 8 3 5 8 8 7 6 "   D a t a T y p e = " T e x t " > C o m p a n y L e g a l S t a t e m e n t < / C o m p a n y L e g a l S t a t e m e n t > + 
+         < C o m p a n y L o g o P o s i t i o n   E l e m e n t T y p e = " C o l u m n "   E l e m e n t I d = " 1 4 2 5 2 6 6 6 8 8 "   D a t a T y p e = " I n t e g e r " > C o m p a n y L o g o P o s i t i o n < / C o m p a n y L o g o P o s i t i o n > + 
+         < C o m p a n y P h o n e N o   E l e m e n t T y p e = " C o l u m n "   E l e m e n t I d = " 2 5 0 4 4 0 6 5 5 "   D a t a T y p e = " T e x t " > C o m p a n y P h o n e N o < / C o m p a n y P h o n e N o > + 
+         < C o m p a n y P h o n e N o _ L b l   E l e m e n t T y p e = " C o l u m n "   E l e m e n t I d = " 5 5 8 5 9 3 5 8 6 "   D a t a T y p e = " L a b e l " > C o m p a n y P h o n e N o _ L b l < / C o m p a n y P h o n e N o _ L b l > + 
+         < C o m p a n y P i c t u r e   E l e m e n t T y p e = " C o l u m n "   E l e m e n t I d = " 1 3 9 7 4 1 1 0 7 4 "   D a t a T y p e = " B l o b "   / > + 
+         < C o m p a n y R e g i s t r a t i o n N u m b e r   E l e m e n t T y p e = " C o l u m n "   E l e m e n t I d = " 2 0 2 3 6 3 9 4 2 4 "   D a t a T y p e = " T e x t " > C o m p a n y R e g i s t r a t i o n N u m b e r < / C o m p a n y R e g i s t r a t i o n N u m b e r > + 
+         < C o m p a n y R e g i s t r a t i o n N u m b e r _ L b l   E l e m e n t T y p e = " C o l u m n "   E l e m e n t I d = " 1 8 3 3 1 0 6 6 5 3 "   D a t a T y p e = " T e x t " > C o m p a n y R e g i s t r a t i o n N u m b e r _ L b l < / C o m p a n y R e g i s t r a t i o n N u m b e r _ L b l > + 
+         < C o m p a n y S W I F T   E l e m e n t T y p e = " C o l u m n "   E l e m e n t I d = " 6 6 8 2 5 0 2 4 5 "   D a t a T y p e = " C o d e " > C o m p a n y S W I F T < / C o m p a n y S W I F T > + 
+         < C o m p a n y S W I F T _ L b l   E l e m e n t T y p e = " C o l u m n "   E l e m e n t I d = " 2 0 2 9 5 9 7 3 8 4 "   D a t a T y p e = " S t r i n g " > C o m p a n y S W I F T _ L b l < / C o m p a n y S W I F T _ L b l > + 
+         < C o m p a n y V A T R e g i s t r a t i o n N o   E l e m e n t T y p e = " C o l u m n "   E l e m e n t I d = " 1 9 1 4 0 1 3 6 4 9 "   D a t a T y p e = " T e x t " > C o m p a n y V A T R e g i s t r a t i o n N o < / C o m p a n y V A T R e g i s t r a t i o n N o > + 
+         < C o m p a n y V A T R e g i s t r a t i o n N o _ L b l   E l e m e n t T y p e = " C o l u m n "   E l e m e n t I d = " 9 2 4 5 0 3 1 2 4 "   D a t a T y p e = " T e x t " > C o m p a n y V A T R e g i s t r a t i o n N o _ L b l < / C o m p a n y V A T R e g i s t r a t i o n N o _ L b l > + 
+         < C o m p a n y V A T R e g N o   E l e m e n t T y p e = " C o l u m n "   E l e m e n t I d = " 1 7 1 4 3 1 9 3 6 "   D a t a T y p e = " T e x t " > C o m p a n y V A T R e g N o < / C o m p a n y V A T R e g N o > + 
+         < C o m p a n y V A T R e g N o _ L b l   E l e m e n t T y p e = " C o l u m n "   E l e m e n t I d = " 7 7 3 2 0 1 5 0 1 "   D a t a T y p e = " T e x t " > C o m p a n y V A T R e g N o _ L b l < / C o m p a n y V A T R e g N o _ L b l > + 
+         < C o n t a c t _ L b l   E l e m e n t T y p e = " C o l u m n "   E l e m e n t I d = " 1 1 5 5 0 9 4 7 5 2 "   D a t a T y p e = " T e x t " > C o n t a c t _ L b l < / C o n t a c t _ L b l > + 
+         < C o p y _ L b l   E l e m e n t T y p e = " C o l u m n "   E l e m e n t I d = " 6 0 4 7 8 2 7 8 1 "   D a t a T y p e = " L a b e l " > C o p y _ L b l < / C o p y _ L b l > + 
+         < C u s t o m e r A d d r e s s 1   E l e m e n t T y p e = " C o l u m n "   E l e m e n t I d = " 1 8 0 1 9 6 6 4 5 4 "   D a t a T y p e = " T e x t " > C u s t o m e r A d d r e s s 1 < / C u s t o m e r A d d r e s s 1 > + 
+         < C u s t o m e r A d d r e s s 2   E l e m e n t T y p e = " C o l u m n "   E l e m e n t I d = " 1 1 6 4 2 6 9 8 3 7 "   D a t a T y p e = " T e x t " > C u s t o m e r A d d r e s s 2 < / C u s t o m e r A d d r e s s 2 > + 
+         < C u s t o m e r A d d r e s s 3   E l e m e n t T y p e = " C o l u m n "   E l e m e n t I d = " 5 2 6 5 7 3 2 2 0 "   D a t a T y p e = " T e x t " > C u s t o m e r A d d r e s s 3 < / C u s t o m e r A d d r e s s 3 > + 
+         < C u s t o m e r A d d r e s s 4   E l e m e n t T y p e = " C o l u m n "   E l e m e n t I d = " 1 1 1 1 2 3 3 9 7 "   D a t a T y p e = " T e x t " > C u s t o m e r A d d r e s s 4 < / C u s t o m e r A d d r e s s 4 > + 
+         < C u s t o m e r A d d r e s s 5   E l e m e n t T y p e = " C o l u m n "   E l e m e n t I d = " 7 4 8 8 2 0 0 1 4 "   D a t a T y p e = " T e x t " > C u s t o m e r A d d r e s s 5 < / C u s t o m e r A d d r e s s 5 > + 
+         < C u s t o m e r A d d r e s s 6   E l e m e n t T y p e = " C o l u m n "   E l e m e n t I d = " 1 3 8 6 5 1 6 6 3 1 "   D a t a T y p e = " T e x t " > C u s t o m e r A d d r e s s 6 < / C u s t o m e r A d d r e s s 6 > + 
+         < C u s t o m e r A d d r e s s 7   E l e m e n t T y p e = " C o l u m n "   E l e m e n t I d = " 2 0 2 4 2 1 3 2 4 8 "   D a t a T y p e = " T e x t " > C u s t o m e r A d d r e s s 7 < / C u s t o m e r A d d r e s s 7 > + 
+         < C u s t o m e r A d d r e s s 8   E l e m e n t T y p e = " C o l u m n "   E l e m e n t I d = " 1 0 4 8 6 9 8 5 8 5 "   D a t a T y p e = " T e x t " > C u s t o m e r A d d r e s s 8 < / C u s t o m e r A d d r e s s 8 > + 
+         < C u s t o m e r P o s t a l B a r C o d e   E l e m e n t T y p e = " C o l u m n "   E l e m e n t I d = " 3 9 8 5 8 0 6 8 8 "   D a t a T y p e = " T e x t " > C u s t o m e r P o s t a l B a r C o d e < / C u s t o m e r P o s t a l B a r C o d e > + 
+         < D o c u m e n t D a t e   E l e m e n t T y p e = " C o l u m n "   E l e m e n t I d = " 5 5 2 8 7 1 9 1 4 "   D a t a T y p e = " S t r i n g " > D o c u m e n t D a t e < / D o c u m e n t D a t e > + 
+         < D o c u m e n t D a t e _ L b l   E l e m e n t T y p e = " C o l u m n "   E l e m e n t I d = " 1 0 2 6 4 9 4 8 3 "   D a t a T y p e = " S t r i n g " > D o c u m e n t D a t e _ L b l < / D o c u m e n t D a t e _ L b l > + 
+         < D o c u m e n t N o   E l e m e n t T y p e = " C o l u m n "   E l e m e n t I d = " 9 7 0 3 5 0 5 3 9 "   D a t a T y p e = " C o d e " > D o c u m e n t N o < / D o c u m e n t N o > + 
+         < D o c u m e n t N o _ L b l   E l e m e n t T y p e = " C o l u m n "   E l e m e n t I d = " 7 8 9 7 9 5 9 7 8 "   D a t a T y p e = " T e x t " > D o c u m e n t N o _ L b l < / D o c u m e n t N o _ L b l > + 
+         < D o c u m e n t T i t l e _ L b l   E l e m e n t T y p e = " C o l u m n "   E l e m e n t I d = " 8 5 8 4 2 3 9 2 9 "   D a t a T y p e = " T e x t " > D o c u m e n t T i t l e _ L b l < / D o c u m e n t T i t l e _ L b l > + 
+         < D u e D a t e   E l e m e n t T y p e = " C o l u m n "   E l e m e n t I d = " 7 4 5 1 7 0 2 0 3 "   D a t a T y p e = " S t r i n g " > D u e D a t e < / D u e D a t e > + 
+         < D u e D a t e _ L b l   E l e m e n t T y p e = " C o l u m n "   E l e m e n t I d = " 1 6 4 8 2 8 4 6 4 8 "   D a t a T y p e = " S t r i n g " > D u e D a t e _ L b l < / D u e D a t e _ L b l > + 
+         < E M a i l _ L b l   E l e m e n t T y p e = " C o l u m n "   E l e m e n t I d = " 1 4 3 8 8 6 8 0 1 2 "   D a t a T y p e = " L a b e l " > E M a i l _ L b l < / E M a i l _ L b l > + 
+         < E x c h a n g e R a t e A s T e x t   E l e m e n t T y p e = " C o l u m n "   E l e m e n t I d = " 5 9 2 9 5 5 8 4 5 "   D a t a T y p e = " T e x t " > E x c h a n g e R a t e A s T e x t < / E x c h a n g e R a t e A s T e x t > + 
+         < E x t e r n a l D o c u m e n t N o   E l e m e n t T y p e = " C o l u m n "   E l e m e n t I d = " 7 3 3 9 5 3 9 6 6 "   D a t a T y p e = " C o d e " > E x t e r n a l D o c u m e n t N o < / E x t e r n a l D o c u m e n t N o > + 
+         < E x t e r n a l D o c u m e n t N o _ _ L b l   E l e m e n t T y p e = " C o l u m n "   E l e m e n t I d = " 2 2 3 4 3 3 3 2 "   D a t a T y p e = " S t r i n g " > E x t e r n a l D o c u m e n t N o _ _ L b l < / E x t e r n a l D o c u m e n t N o _ _ L b l > + 
+         < F r o m _ L b l   E l e m e n t T y p e = " C o l u m n "   E l e m e n t I d = " 4 8 5 4 2 6 1 3 8 "   D a t a T y p e = " L a b e l " > F r o m _ L b l < / F r o m _ L b l > + 
+         < H o m e P a g e _ L b l   E l e m e n t T y p e = " C o l u m n "   E l e m e n t I d = " 1 4 3 3 5 9 2 3 0 0 "   D a t a T y p e = " L a b e l " > H o m e P a g e _ L b l < / H o m e P a g e _ L b l > + 
+         < I n v o i c e D i s c o u n t A m o u n t _ L b l   E l e m e n t T y p e = " C o l u m n "   E l e m e n t I d = " 1 5 9 3 0 1 2 7 3 6 "   D a t a T y p e = " L a b e l " > I n v o i c e D i s c o u n t A m o u n t _ L b l < / I n v o i c e D i s c o u n t A m o u n t _ L b l > + 
+         < I n v o i c e D i s c o u n t B a s e A m o u n t _ L b l   E l e m e n t T y p e = " C o l u m n "   E l e m e n t I d = " 2 0 2 9 2 6 6 8 7 5 "   D a t a T y p e = " L a b e l " > I n v o i c e D i s c o u n t B a s e A m o u n t _ L b l < / I n v o i c e D i s c o u n t B a s e A m o u n t _ L b l > + 
+         < I n v o i c e N o P o s i t i o n _ L b l   E l e m e n t T y p e = " C o l u m n "   E l e m e n t I d = " 1 4 5 8 4 6 7 4 4 1 "   D a t a T y p e = " T e x t " > I n v o i c e N o P o s i t i o n _ L b l < / I n v o i c e N o P o s i t i o n _ L b l > + 
+         < L e g a l E n t i t y T y p e   E l e m e n t T y p e = " C o l u m n "   E l e m e n t I d = " 2 0 5 1 8 7 3 5 6 3 "   D a t a T y p e = " T e x t " > L e g a l E n t i t y T y p e < / L e g a l E n t i t y T y p e > + 
+         < L e g a l E n t i t y T y p e _ L b l   E l e m e n t T y p e = " C o l u m n "   E l e m e n t I d = " 2 0 8 0 2 2 4 7 9 2 "   D a t a T y p e = " T e x t " > L e g a l E n t i t y T y p e _ L b l < / L e g a l E n t i t y T y p e _ L b l > + 
+         < L i n e A m o u n t A f t e r I n v o i c e D i s c o u n t _ L b l   E l e m e n t T y p e = " C o l u m n "   E l e m e n t I d = " 6 7 3 7 2 1 0 9 4 "   D a t a T y p e = " L a b e l " > L i n e A m o u n t A f t e r I n v o i c e D i s c o u n t _ L b l < / L i n e A m o u n t A f t e r I n v o i c e D i s c o u n t _ L b l > + 
+         < L o c a l C u r r e n c y _ L b l   E l e m e n t T y p e = " C o l u m n "   E l e m e n t I d = " 1 5 5 9 6 9 3 4 2 2 "   D a t a T y p e = " L a b e l " > L o c a l C u r r e n c y _ L b l < / L o c a l C u r r e n c y _ L b l > + 
+         < P a g e _ L b l   E l e m e n t T y p e = " C o l u m n "   E l e m e n t I d = " 6 8 0 6 4 8 0 9 1 "   D a t a T y p e = " L a b e l " > P a g e _ L b l < / P a g e _ L b l > + 
+         < P a y m e n t I n s t r u c t i o n s _ T x t   E l e m e n t T y p e = " C o l u m n "   E l e m e n t I d = " 1 8 7 2 0 8 8 3 "   D a t a T y p e = " T e x t " > P a y m e n t I n s t r u c t i o n s _ T x t < / P a y m e n t I n s t r u c t i o n s _ T x t > + 
+         < P a y m e n t M e t h o d D e s c r i p t i o n   E l e m e n t T y p e = " C o l u m n "   E l e m e n t I d = " 5 8 5 7 5 7 9 7 4 "   D a t a T y p e = " T e x t " > P a y m e n t M e t h o d D e s c r i p t i o n < / P a y m e n t M e t h o d D e s c r i p t i o n > + 
+         < P a y m e n t M e t h o d D e s c r i p t i o n _ L b l   E l e m e n t T y p e = " C o l u m n "   E l e m e n t I d = " 7 9 7 1 1 7 3 2 3 "   D a t a T y p e = " L a b e l " > P a y m e n t M e t h o d D e s c r i p t i o n _ L b l < / P a y m e n t M e t h o d D e s c r i p t i o n _ L b l > + 
+         < P a y m e n t T e r m s D e s c r i p t i o n   E l e m e n t T y p e = " C o l u m n "   E l e m e n t I d = " 2 0 3 8 7 4 2 7 0 0 "   D a t a T y p e = " T e x t " > P a y m e n t T e r m s D e s c r i p t i o n < / P a y m e n t T e r m s D e s c r i p t i o n > + 
+         < P a y m e n t T e r m s D e s c r i p t i o n _ L b l   E l e m e n t T y p e = " C o l u m n "   E l e m e n t I d = " 1 8 7 4 4 9 4 3 2 1 "   D a t a T y p e = " L a b e l " > P a y m e n t T e r m s D e s c r i p t i o n _ L b l < / P a y m e n t T e r m s D e s c r i p t i o n _ L b l > + 
+         < P r i c e s I n c l u d i n g V A T   E l e m e n t T y p e = " C o l u m n "   E l e m e n t I d = " 5 1 8 8 1 7 1 6 7 "   D a t a T y p e = " B o o l e a n " > P r i c e s I n c l u d i n g V A T < / P r i c e s I n c l u d i n g V A T > + 
+         < P r i c e s I n c l u d i n g V A T Y e s N o   E l e m e n t T y p e = " C o l u m n "   E l e m e n t I d = " 1 4 1 1 1 4 7 5 9 9 "   D a t a T y p e = " S t r i n g " > P r i c e s I n c l u d i n g V A T Y e s N o < / P r i c e s I n c l u d i n g V A T Y e s N o > + 
+         < P r i c e s I n c l u d i n g V A T _ L b l   E l e m e n t T y p e = " C o l u m n "   E l e m e n t I d = " 1 3 7 7 9 7 9 4 4 4 "   D a t a T y p e = " S t r i n g " > P r i c e s I n c l u d i n g V A T _ L b l < / P r i c e s I n c l u d i n g V A T _ L b l > + 
+         < Q u e s t i o n s _ L b l   E l e m e n t T y p e = " C o l u m n "   E l e m e n t I d = " 2 0 7 0 8 9 0 0 1 9 "   D a t a T y p e = " L a b e l " > Q u e s t i o n s _ L b l < / Q u e s t i o n s _ L b l > + 
+         < S a l e s I n v o i c e L i n e D i s c o u n t _ L b l   E l e m e n t T y p e = " C o l u m n "   E l e m e n t I d = " 6 6 4 6 0 1 5 8 2 "   D a t a T y p e = " L a b e l " > S a l e s I n v o i c e L i n e D i s c o u n t _ L b l < / S a l e s I n v o i c e L i n e D i s c o u n t _ L b l > + 
+         < S a l e s P e r s o n B l a n k _ L b l   E l e m e n t T y p e = " C o l u m n "   E l e m e n t I d = " 6 5 4 6 2 4 6 0 1 "   D a t a T y p e = " T e x t " > S a l e s P e r s o n B l a n k _ L b l < / S a l e s P e r s o n B l a n k _ L b l > + 
+         < S a l e s P e r s o n N a m e   E l e m e n t T y p e = " C o l u m n "   E l e m e n t I d = " 8 7 1 4 9 2 9 8 3 "   D a t a T y p e = " T e x t " > S a l e s P e r s o n N a m e < / S a l e s P e r s o n N a m e > + 
+         < S a l e s P e r s o n _ L b l   E l e m e n t T y p e = " C o l u m n "   E l e m e n t I d = " 1 5 6 4 1 9 6 3 6 5 "   D a t a T y p e = " L a b e l " > S a l e s P e r s o n _ L b l < / S a l e s P e r s o n _ L b l > + 
+         < S e l l T o C o n t a c t E m a i l   E l e m e n t T y p e = " C o l u m n "   E l e m e n t I d = " 2 6 2 8 2 4 5 6 4 "   D a t a T y p e = " T e x t " > S e l l T o C o n t a c t E m a i l < / S e l l T o C o n t a c t E m a i l > + 
+         < S e l l T o C o n t a c t E m a i l L b l   E l e m e n t T y p e = " C o l u m n "   E l e m e n t I d = " 3 7 0 9 2 0 3 7 4 "   D a t a T y p e = " L a b e l " > S e l l T o C o n t a c t E m a i l L b l < / S e l l T o C o n t a c t E m a i l L b l > + 
+         < S e l l T o C o n t a c t M o b i l e P h o n e N o   E l e m e n t T y p e = " C o l u m n "   E l e m e n t I d = " 1 8 4 3 5 8 7 4 7 "   D a t a T y p e = " T e x t " > S e l l T o C o n t a c t M o b i l e P h o n e N o < / S e l l T o C o n t a c t M o b i l e P h o n e N o > + 
+         < S e l l T o C o n t a c t M o b i l e P h o n e N o L b l   E l e m e n t T y p e = " C o l u m n "   E l e m e n t I d = " 1 4 5 7 5 2 8 4 1 7 "   D a t a T y p e = " L a b e l " > S e l l T o C o n t a c t M o b i l e P h o n e N o L b l < / S e l l T o C o n t a c t M o b i l e P h o n e N o L b l > + 
+         < S e l l T o C o n t a c t P h o n e N o   E l e m e n t T y p e = " C o l u m n "   E l e m e n t I d = " 1 6 1 3 8 2 2 4 8 3 "   D a t a T y p e = " T e x t " > S e l l T o C o n t a c t P h o n e N o < / S e l l T o C o n t a c t P h o n e N o > + 
+         < S e l l T o C o n t a c t P h o n e N o L b l   E l e m e n t T y p e = " C o l u m n "   E l e m e n t I d = " 1 0 5 0 6 8 6 8 0 9 "   D a t a T y p e = " L a b e l " > S e l l T o C o n t a c t P h o n e N o L b l < / S e l l T o C o n t a c t P h o n e N o L b l > + 
+         < S e l l t o C u s t o m e r N o   E l e m e n t T y p e = " C o l u m n "   E l e m e n t I d = " 2 0 5 0 6 4 7 3 4 9 "   D a t a T y p e = " C o d e " > S e l l t o C u s t o m e r N o < / S e l l t o C u s t o m e r N o > + 
+         < S e l l t o C u s t o m e r N o _ L b l   E l e m e n t T y p e = " C o l u m n "   E l e m e n t I d = " 2 9 8 3 8 1 5 1 2 "   D a t a T y p e = " S t r i n g " > S e l l t o C u s t o m e r N o _ L b l < / S e l l t o C u s t o m e r N o _ L b l > + 
+         < S h i p m e n t M e t h o d D e s c r i p t i o n   E l e m e n t T y p e = " C o l u m n "   E l e m e n t I d = " 2 0 5 9 4 0 3 2 6 0 "   D a t a T y p e = " T e x t " > S h i p m e n t M e t h o d D e s c r i p t i o n < / S h i p m e n t M e t h o d D e s c r i p t i o n > + 
+         < S h i p m e n t M e t h o d D e s c r i p t i o n _ L b l   E l e m e n t T y p e = " C o l u m n "   E l e m e n t I d = " 1 1 7 9 9 7 8 4 6 5 "   D a t a T y p e = " L a b e l " > S h i p m e n t M e t h o d D e s c r i p t i o n _ L b l < / S h i p m e n t M e t h o d D e s c r i p t i o n _ L b l > + 
+         < S h i p m e n t _ L b l   E l e m e n t T y p e = " C o l u m n "   E l e m e n t I d = " 2 0 8 5 7 6 7 1 2 0 "   D a t a T y p e = " L a b e l " > S h i p m e n t _ L b l < / S h i p m e n t _ L b l > + 
+         < S h i p T o A d d r e s s 1   E l e m e n t T y p e = " C o l u m n "   E l e m e n t I d = " 1 3 5 7 6 7 2 8 6 1 "   D a t a T y p e = " T e x t " > S h i p T o A d d r e s s 1 < / S h i p T o A d d r e s s 1 > + 
+         < S h i p T o A d d r e s s 2   E l e m e n t T y p e = " C o l u m n "   E l e m e n t I d = " 1 0 2 4 2 0 4 5 8 4 "   D a t a T y p e = " T e x t " > S h i p T o A d d r e s s 2 < / S h i p T o A d d r e s s 2 > + 
+         < S h i p T o A d d r e s s 3   E l e m e n t T y p e = " C o l u m n "   E l e m e n t I d = " 1 6 6 1 9 0 1 2 0 1 "   D a t a T y p e = " T e x t " > S h i p T o A d d r e s s 3 < / S h i p T o A d d r e s s 3 > + 
+         < S h i p T o A d d r e s s 4   E l e m e n t T y p e = " C o l u m n "   E l e m e n t I d = " 5 5 5 4 1 6 9 9 0 "   D a t a T y p e = " T e x t " > S h i p T o A d d r e s s 4 < / S h i p T o A d d r e s s 4 > + 
+         < S h i p T o A d d r e s s 5   E l e m e n t T y p e = " C o l u m n "   E l e m e n t I d = " 1 1 9 3 1 1 3 6 0 7 "   D a t a T y p e = " T e x t " > S h i p T o A d d r e s s 5 < / S h i p T o A d d r e s s 5 > + 
+         < S h i p T o A d d r e s s 6   E l e m e n t T y p e = " C o l u m n "   E l e m e n t I d = " 7 1 9 9 7 6 2 4 4 "   D a t a T y p e = " T e x t " > S h i p T o A d d r e s s 6 < / S h i p T o A d d r e s s 6 > + 
+         < S h i p T o A d d r e s s 7   E l e m e n t T y p e = " C o l u m n "   E l e m e n t I d = " 8 2 2 7 9 6 2 7 "   D a t a T y p e = " T e x t " > S h i p T o A d d r e s s 7 < / S h i p T o A d d r e s s 7 > + 
+         < S h i p T o A d d r e s s 8   E l e m e n t T y p e = " C o l u m n "   E l e m e n t I d = " 1 4 9 2 9 9 2 1 7 8 "   D a t a T y p e = " T e x t " > S h i p T o A d d r e s s 8 < / S h i p T o A d d r e s s 8 > + 
+         < S h i p T o A d d r e s s _ L b l   E l e m e n t T y p e = " C o l u m n "   E l e m e n t I d = " 1 6 5 0 5 0 5 0 1 7 "   D a t a T y p e = " L a b e l " > S h i p T o A d d r e s s _ L b l < / S h i p T o A d d r e s s _ L b l > + 
+         < S h i p T o P h o n e N o   E l e m e n t T y p e = " C o l u m n "   E l e m e n t I d = " 3 6 9 7 0 2 2 5 5 "   D a t a T y p e = " T e x t " > S h i p T o P h o n e N o < / S h i p T o P h o n e N o > + 
+         < S h o w S h i p p i n g A d d r e s s   E l e m e n t T y p e = " C o l u m n "   E l e m e n t I d = " 1 1 2 0 0 7 1 2 6 6 "   D a t a T y p e = " B o o l e a n " > S h o w S h i p p i n g A d d r e s s < / S h o w S h i p p i n g A d d r e s s > + 
+         < S h o w W o r k D e s c r i p t i o n   E l e m e n t T y p e = " C o l u m n "   E l e m e n t I d = " 7 8 5 4 6 8 8 6 5 "   D a t a T y p e = " B o o l e a n " > S h o w W o r k D e s c r i p t i o n < / S h o w W o r k D e s c r i p t i o n > + 
+         < S u b t o t a l _ L b l   E l e m e n t T y p e = " C o l u m n "   E l e m e n t I d = " 1 9 6 7 7 9 5 1 4 2 "   D a t a T y p e = " L a b e l " > S u b t o t a l _ L b l < / S u b t o t a l _ L b l > + 
+         < T h a n k s _ L b l   E l e m e n t T y p e = " C o l u m n "   E l e m e n t I d = " 2 1 0 3 3 0 5 5 2 5 "   D a t a T y p e = " L a b e l " > T h a n k s _ L b l < / T h a n k s _ L b l > + 
+         < T o t a l _ L b l   E l e m e n t T y p e = " C o l u m n "   E l e m e n t I d = " 1 2 1 0 1 0 0 8 7 8 "   D a t a T y p e = " L a b e l " > T o t a l _ L b l < / T o t a l _ L b l > + 
+         < V A T A m o u n t S p e c i f i c a t i o n _ L b l   E l e m e n t T y p e = " C o l u m n "   E l e m e n t I d = " 8 7 8 7 0 6 8 4 6 "   D a t a T y p e = " L a b e l " > V A T A m o u n t S p e c i f i c a t i o n _ L b l < / V A T A m o u n t S p e c i f i c a t i o n _ L b l > + 
+         < V A T A m o u n t _ L b l   E l e m e n t T y p e = " C o l u m n "   E l e m e n t I d = " 1 0 9 4 6 5 7 2 9 "   D a t a T y p e = " L a b e l " > V A T A m o u n t _ L b l < / V A T A m o u n t _ L b l > + 
+         < V A T B a s e _ L b l   E l e m e n t T y p e = " C o l u m n "   E l e m e n t I d = " 1 8 6 6 1 5 8 2 7 8 "   D a t a T y p e = " L a b e l " > V A T B a s e _ L b l < / V A T B a s e _ L b l > + 
+         < V A T C l a u s e s _ L b l   E l e m e n t T y p e = " C o l u m n "   E l e m e n t I d = " 1 3 8 3 9 2 0 0 1 9 "   D a t a T y p e = " L a b e l " > V A T C l a u s e s _ L b l < / V A T C l a u s e s _ L b l > + 
+         < V A T C l a u s e _ L b l   E l e m e n t T y p e = " C o l u m n "   E l e m e n t I d = " 1 5 7 0 4 9 5 4 9 0 "   D a t a T y p e = " S t r i n g " > V A T C l a u s e _ L b l < / V A T C l a u s e _ L b l > + 
+         < V A T I d e n t i f i e r _ L b l   E l e m e n t T y p e = " C o l u m n "   E l e m e n t I d = " 1 6 8 6 6 2 3 9 8 4 "   D a t a T y p e = " L a b e l " > V A T I d e n t i f i e r _ L b l < / V A T I d e n t i f i e r _ L b l > + 
+         < V A T P e r c e n t a g e _ L b l   E l e m e n t T y p e = " C o l u m n "   E l e m e n t I d = " 6 7 6 6 5 4 5 6 5 "   D a t a T y p e = " L a b e l " > V A T P e r c e n t a g e _ L b l < / V A T P e r c e n t a g e _ L b l > + 
+         < V A T R e g i s t r a t i o n N o   E l e m e n t T y p e = " C o l u m n "   E l e m e n t I d = " 1 8 8 9 1 9 5 4 0 2 "   D a t a T y p e = " T e x t " > V A T R e g i s t r a t i o n N o < / V A T R e g i s t r a t i o n N o > + 
+         < V A T R e g i s t r a t i o n N o _ L b l   E l e m e n t T y p e = " C o l u m n "   E l e m e n t I d = " 1 4 2 4 6 1 6 0 8 5 "   D a t a T y p e = " T e x t " > V A T R e g i s t r a t i o n N o _ L b l < / V A T R e g i s t r a t i o n N o _ L b l > + 
+         < Y o u r D o c u m e n t T i t l e _ L b l   E l e m e n t T y p e = " C o l u m n "   E l e m e n t I d = " 1 8 2 1 7 1 6 9 3 4 "   D a t a T y p e = " T e x t " > Y o u r D o c u m e n t T i t l e _ L b l < / Y o u r D o c u m e n t T i t l e _ L b l > + 
+         < Y o u r R e f e r e n c e   E l e m e n t T y p e = " C o l u m n "   E l e m e n t I d = " 1 1 0 3 9 9 5 1 "   D a t a T y p e = " T e x t " > Y o u r R e f e r e n c e < / Y o u r R e f e r e n c e > + 
+         < Y o u r R e f e r e n c e _ _ L b l   E l e m e n t T y p e = " C o l u m n "   E l e m e n t I d = " 1 1 2 6 2 8 0 3 7 1 "   D a t a T y p e = " S t r i n g " > Y o u r R e f e r e n c e _ _ L b l < / Y o u r R e f e r e n c e _ _ L b l > + 
+         < L i n e   E l e m e n t T y p e = " D a t a I t e m "   E l e m e n t I d = " 4 1 1 9 7 6 1 3 3 " > + 
+             < A m o u n t E x c l u d i n g V A T _ L i n e   E l e m e n t T y p e = " C o l u m n "   E l e m e n t I d = " 1 0 6 2 4 6 0 0 4 0 "   D a t a T y p e = " D e c i m a l " > A m o u n t E x c l u d i n g V A T _ L i n e < / A m o u n t E x c l u d i n g V A T _ L i n e > + 
+             < A m o u n t E x c l u d i n g V A T _ L i n e _ L b l   E l e m e n t T y p e = " C o l u m n "   E l e m e n t I d = " 2 0 0 2 8 7 4 4 7 5 "   D a t a T y p e = " S t r i n g " > A m o u n t E x c l u d i n g V A T _ L i n e _ L b l < / A m o u n t E x c l u d i n g V A T _ L i n e _ L b l > + 
+             < A m o u n t I n c l u d i n g V A T _ L i n e   E l e m e n t T y p e = " C o l u m n "   E l e m e n t I d = " 7 7 0 9 2 8 4 0 2 "   D a t a T y p e = " D e c i m a l " > A m o u n t I n c l u d i n g V A T _ L i n e < / A m o u n t I n c l u d i n g V A T _ L i n e > + 
+             < A m o u n t I n c l u d i n g V A T _ L i n e _ L b l   E l e m e n t T y p e = " C o l u m n "   E l e m e n t I d = " 9 3 0 7 4 7 3 1 3 "   D a t a T y p e = " S t r i n g " > A m o u n t I n c l u d i n g V A T _ L i n e _ L b l < / A m o u n t I n c l u d i n g V A T _ L i n e _ L b l > + 
+             < D e s c r i p t i o n _ L i n e   E l e m e n t T y p e = " C o l u m n "   E l e m e n t I d = " 1 4 0 6 8 2 2 3 1 0 "   D a t a T y p e = " T e x t " > D e s c r i p t i o n _ L i n e < / D e s c r i p t i o n _ L i n e > + 
+             < D e s c r i p t i o n _ L i n e _ L b l   E l e m e n t T y p e = " C o l u m n "   E l e m e n t I d = " 2 1 1 8 9 5 1 4 9 5 "   D a t a T y p e = " S t r i n g " > D e s c r i p t i o n _ L i n e _ L b l < / D e s c r i p t i o n _ L i n e _ L b l > + 
+             < I t e m N o _ L i n e   E l e m e n t T y p e = " C o l u m n "   E l e m e n t I d = " 1 9 1 0 2 9 6 2 8 8 "   D a t a T y p e = " C o d e " > I t e m N o _ L i n e < / I t e m N o _ L i n e > + 
+             < I t e m N o _ L i n e _ L b l   E l e m e n t T y p e = " C o l u m n "   E l e m e n t I d = " 1 3 4 0 0 7 9 6 1 3 "   D a t a T y p e = " S t r i n g " > I t e m N o _ L i n e _ L b l < / I t e m N o _ L i n e _ L b l > + 
+             < I t e m R e f e r e n c e N o _ L i n e   E l e m e n t T y p e = " C o l u m n "   E l e m e n t I d = " 9 2 7 2 3 5 7 "   D a t a T y p e = " C o d e " > I t e m R e f e r e n c e N o _ L i n e < / I t e m R e f e r e n c e N o _ L i n e > + 
+             < I t e m R e f e r e n c e N o _ L i n e _ L b l   E l e m e n t T y p e = " C o l u m n "   E l e m e n t I d = " 1 9 8 0 6 3 1 1 3 0 "   D a t a T y p e = " S t r i n g " > I t e m R e f e r e n c e N o _ L i n e _ L b l < / I t e m R e f e r e n c e N o _ L i n e _ L b l > + 
+             < L i n e A m o u n t _ L i n e   E l e m e n t T y p e = " C o l u m n "   E l e m e n t I d = " 2 6 8 9 3 7 1 6 2 "   D a t a T y p e = " T e x t " > L i n e A m o u n t _ L i n e < / L i n e A m o u n t _ L i n e > + 
+             < L i n e A m o u n t _ L i n e _ L b l   E l e m e n t T y p e = " C o l u m n "   E l e m e n t I d = " 9 9 2 9 0 1 8 4 5 "   D a t a T y p e = " S t r i n g " > L i n e A m o u n t _ L i n e _ L b l < / L i n e A m o u n t _ L i n e _ L b l > + 
+             < L i n e D i s c o u n t P e r c e n t T e x t _ L i n e   E l e m e n t T y p e = " C o l u m n "   E l e m e n t I d = " 6 1 3 1 3 5 1 9 "   D a t a T y p e = " T e x t " > L i n e D i s c o u n t P e r c e n t T e x t _ L i n e < / L i n e D i s c o u n t P e r c e n t T e x t _ L i n e > + 
+             < L i n e D i s c o u n t P e r c e n t _ L i n e   E l e m e n t T y p e = " C o l u m n "   E l e m e n t I d = " 9 0 7 8 2 7 4 3 6 "   D a t a T y p e = " D e c i m a l " > L i n e D i s c o u n t P e r c e n t _ L i n e < / L i n e D i s c o u n t P e r c e n t _ L i n e > + 
+             < L i n e N o _ L i n e   E l e m e n t T y p e = " C o l u m n "   E l e m e n t I d = " 6 9 8 9 8 5 9 7 9 "   D a t a T y p e = " I n t e g e r " > L i n e N o _ L i n e < / L i n e N o _ L i n e > + 
+             < P r i c e P e r _ L b l   E l e m e n t T y p e = " C o l u m n "   E l e m e n t I d = " 9 7 3 2 8 0 1 3 4 "   D a t a T y p e = " L a b e l " > P r i c e P e r _ L b l < / P r i c e P e r _ L b l > + 
+             < P r i c e _ L b l   E l e m e n t T y p e = " C o l u m n "   E l e m e n t I d = " 2 1 2 6 7 6 4 9 2 5 "   D a t a T y p e = " L a b e l " > P r i c e _ L b l < / P r i c e _ L b l > + 
+             < Q t y _ L b l   E l e m e n t T y p e = " C o l u m n "   E l e m e n t I d = " 2 6 3 6 7 3 7 6 4 "   D a t a T y p e = " L a b e l " > Q t y _ L b l < / Q t y _ L b l > + 
+             < Q u a n t i t y _ L i n e   E l e m e n t T y p e = " C o l u m n "   E l e m e n t I d = " 1 0 6 8 5 4 3 5 3 7 "   D a t a T y p e = " T e x t " > Q u a n t i t y _ L i n e < / Q u a n t i t y _ L i n e > + 
+             < Q u a n t i t y _ L i n e _ L b l   E l e m e n t T y p e = " C o l u m n "   E l e m e n t I d = " 2 0 3 4 5 0 6 8 0 2 "   D a t a T y p e = " S t r i n g " > Q u a n t i t y _ L i n e _ L b l < / Q u a n t i t y _ L i n e _ L b l > + 
+             < S h i p m e n t D a t e _ L b l   E l e m e n t T y p e = " C o l u m n "   E l e m e n t I d = " 6 1 4 4 0 0 3 6 4 "   D a t a T y p e = " L a b e l " > S h i p m e n t D a t e _ L b l < / S h i p m e n t D a t e _ L b l > + 
+             < S h i p m e n t D a t e _ L i n e   E l e m e n t T y p e = " C o l u m n "   E l e m e n t I d = " 1 6 7 3 3 7 5 4 1 6 "   D a t a T y p e = " S t r i n g " > S h i p m e n t D a t e _ L i n e < / S h i p m e n t D a t e _ L i n e > + 
+             < T r a n s H e a d e r A m o u n t   E l e m e n t T y p e = " C o l u m n "   E l e m e n t I d = " 2 0 2 8 3 0 6 2 7 6 "   D a t a T y p e = " D e c i m a l " > T r a n s H e a d e r A m o u n t < / T r a n s H e a d e r A m o u n t > + 
+             < T y p e _ L i n e   E l e m e n t T y p e = " C o l u m n "   E l e m e n t I d = " 2 7 2 8 0 4 9 2 4 "   D a t a T y p e = " S t r i n g " > T y p e _ L i n e < / T y p e _ L i n e > + 
+             < U n i t O f M e a s u r e   E l e m e n t T y p e = " C o l u m n "   E l e m e n t I d = " 1 8 0 8 2 2 8 0 1 8 "   D a t a T y p e = " T e x t " > U n i t O f M e a s u r e < / U n i t O f M e a s u r e > + 
+             < U n i t O f M e a s u r e _ L b l   E l e m e n t T y p e = " C o l u m n "   E l e m e n t I d = " 9 8 1 9 5 1 2 4 9 "   D a t a T y p e = " S t r i n g " > U n i t O f M e a s u r e _ L b l < / U n i t O f M e a s u r e _ L b l > + 
+             < U n i t P r i c e   E l e m e n t T y p e = " C o l u m n "   E l e m e n t I d = " 1 4 7 8 2 2 1 5 2 6 "   D a t a T y p e = " T e x t " > U n i t P r i c e < / U n i t P r i c e > + 
+             < U n i t P r i c e _ L b l   E l e m e n t T y p e = " C o l u m n "   E l e m e n t I d = " 1 1 6 3 9 2 6 6 0 3 "   D a t a T y p e = " S t r i n g " > U n i t P r i c e _ L b l < / U n i t P r i c e _ L b l > + 
+             < U n i t _ L b l   E l e m e n t T y p e = " C o l u m n "   E l e m e n t I d = " 8 1 4 3 6 4 3 1 8 "   D a t a T y p e = " L a b e l " > U n i t _ L b l < / U n i t _ L b l > + 
+             < V A T I d e n t i f i e r _ L i n e   E l e m e n t T y p e = " C o l u m n "   E l e m e n t I d = " 1 7 7 3 6 2 2 4 1 2 "   D a t a T y p e = " C o d e " > V A T I d e n t i f i e r _ L i n e < / V A T I d e n t i f i e r _ L i n e > + 
+             < V A T I d e n t i f i e r _ L i n e _ L b l   E l e m e n t T y p e = " C o l u m n "   E l e m e n t I d = " 5 3 3 7 8 2 7 0 3 "   D a t a T y p e = " S t r i n g " > V A T I d e n t i f i e r _ L i n e _ L b l < / V A T I d e n t i f i e r _ L i n e _ L b l > + 
+             < V A T P c t _ L i n e   E l e m e n t T y p e = " C o l u m n "   E l e m e n t I d = " 1 9 7 4 0 0 1 9 4 4 "   D a t a T y p e = " T e x t " > V A T P c t _ L i n e < / V A T P c t _ L i n e > + 
+             < V A T P c t _ L i n e _ L b l   E l e m e n t T y p e = " C o l u m n "   E l e m e n t I d = " 1 2 0 7 5 2 9 9 1 5 "   D a t a T y p e = " S t r i n g " > V A T P c t _ L i n e _ L b l < / V A T P c t _ L i n e _ L b l > + 
+         < / L i n e > + 
+         < W o r k D e s c r i p t i o n L i n e s   E l e m e n t T y p e = " D a t a I t e m "   E l e m e n t I d = " 2 7 6 8 1 9 4 4 7 " > + 
+             < W o r k D e s c r i p t i o n L i n e   E l e m e n t T y p e = " C o l u m n "   E l e m e n t I d = " 1 9 4 7 6 2 1 6 7 6 "   D a t a T y p e = " T e x t " > W o r k D e s c r i p t i o n L i n e < / W o r k D e s c r i p t i o n L i n e > + 
+             < W o r k D e s c r i p t i o n L i n e N u m b e r   E l e m e n t T y p e = " C o l u m n "   E l e m e n t I d = " 7 9 7 3 0 7 2 2 3 "   D a t a T y p e = " I n t e g e r " > W o r k D e s c r i p t i o n L i n e N u m b e r < / W o r k D e s c r i p t i o n L i n e N u m b e r > + 
+         < / W o r k D e s c r i p t i o n L i n e s > + 
+         < V A T A m o u n t L i n e   E l e m e n t T y p e = " D a t a I t e m "   E l e m e n t I d = " 8 2 7 5 3 4 3 4 8 " > + 
+             < I n v o i c e D i s c o u n t A m o u n t _ V A T A m o u n t L i n e   E l e m e n t T y p e = " C o l u m n "   E l e m e n t I d = " 8 2 4 7 3 0 1 4 1 "   D a t a T y p e = " D e c i m a l " > I n v o i c e D i s c o u n t A m o u n t _ V A T A m o u n t L i n e < / I n v o i c e D i s c o u n t A m o u n t _ V A T A m o u n t L i n e > + 
+             < I n v o i c e D i s c o u n t A m o u n t _ V A T A m o u n t L i n e _ L b l   E l e m e n t T y p e = " C o l u m n "   E l e m e n t I d = " 1 5 6 2 2 0 0 0 3 4 "   D a t a T y p e = " S t r i n g " > I n v o i c e D i s c o u n t A m o u n t _ V A T A m o u n t L i n e _ L b l < / I n v o i c e D i s c o u n t A m o u n t _ V A T A m o u n t L i n e _ L b l > + 
+             < I n v o i c e D i s c o u n t B a s e A m o u n t _ V A T A m o u n t L i n e   E l e m e n t T y p e = " C o l u m n "   E l e m e n t I d = " 2 0 4 0 3 3 2 2 6 6 "   D a t a T y p e = " D e c i m a l " > I n v o i c e D i s c o u n t B a s e A m o u n t _ V A T A m o u n t L i n e < / I n v o i c e D i s c o u n t B a s e A m o u n t _ V A T A m o u n t L i n e > + 
+             < I n v o i c e D i s c o u n t B a s e A m o u n t _ V A T A m o u n t L i n e _ L b l   E l e m e n t T y p e = " C o l u m n "   E l e m e n t I d = " 4 0 5 9 6 0 3 3 1 "   D a t a T y p e = " S t r i n g " > I n v o i c e D i s c o u n t B a s e A m o u n t _ V A T A m o u n t L i n e _ L b l < / I n v o i c e D i s c o u n t B a s e A m o u n t _ V A T A m o u n t L i n e _ L b l > + 
+             < L i n e A m o u n t _ V a t A m o u n t L i n e   E l e m e n t T y p e = " C o l u m n "   E l e m e n t I d = " 2 1 4 6 5 4 0 1 "   D a t a T y p e = " D e c i m a l " > L i n e A m o u n t _ V a t A m o u n t L i n e < / L i n e A m o u n t _ V a t A m o u n t L i n e > + 
+             < L i n e A m o u n t _ V a t A m o u n t L i n e _ L b l   E l e m e n t T y p e = " C o l u m n "   E l e m e n t I d = " 1 1 1 0 9 1 2 1 2 4 "   D a t a T y p e = " S t r i n g " > L i n e A m o u n t _ V a t A m o u n t L i n e _ L b l < / L i n e A m o u n t _ V a t A m o u n t L i n e _ L b l > + 
+             < N o O f V A T I d e n t i f i e r s   E l e m e n t T y p e = " C o l u m n "   E l e m e n t I d = " 1 1 5 3 2 6 3 0 2 6 "   D a t a T y p e = " I n t e g e r " > N o O f V A T I d e n t i f i e r s < / N o O f V A T I d e n t i f i e r s > + 
+             < V A T A m o u n t L C Y _ V A T A m o u n t L i n e   E l e m e n t T y p e = " C o l u m n "   E l e m e n t I d = " 1 5 8 1 9 9 4 3 5 0 "   D a t a T y p e = " D e c i m a l " > V A T A m o u n t L C Y _ V A T A m o u n t L i n e < / V A T A m o u n t L C Y _ V A T A m o u n t L i n e > + 
+             < V A T A m o u n t L C Y _ V A T A m o u n t L i n e _ L b l   E l e m e n t T y p e = " C o l u m n "   E l e m e n t I d = " 9 2 3 0 0 3 3 7 "   D a t a T y p e = " L a b e l " > V A T A m o u n t L C Y _ V A T A m o u n t L i n e _ L b l < / V A T A m o u n t L C Y _ V A T A m o u n t L i n e _ L b l > + 
+             < V A T A m o u n t _ V a t A m o u n t L i n e   E l e m e n t T y p e = " C o l u m n "   E l e m e n t I d = " 1 8 9 1 8 2 0 6 2 0 "   D a t a T y p e = " D e c i m a l " > V A T A m o u n t _ V a t A m o u n t L i n e < / V A T A m o u n t _ V a t A m o u n t L i n e > + 
+             < V A T A m o u n t _ V a t A m o u n t L i n e _ L b l   E l e m e n t T y p e = " C o l u m n "   E l e m e n t I d = " 1 5 1 3 5 5 5 4 7 3 "   D a t a T y p e = " S t r i n g " > V A T A m o u n t _ V a t A m o u n t L i n e _ L b l < / V A T A m o u n t _ V a t A m o u n t L i n e _ L b l > + 
+             < V A T B a s e L C Y _ V A T A m o u n t L i n e   E l e m e n t T y p e = " C o l u m n "   E l e m e n t I d = " 1 8 6 0 9 4 5 6 3 5 "   D a t a T y p e = " D e c i m a l " > V A T B a s e L C Y _ V A T A m o u n t L i n e < / V A T B a s e L C Y _ V A T A m o u n t L i n e > + 
+             < V A T B a s e L C Y _ V A T A m o u n t L i n e _ L b l   E l e m e n t T y p e = " C o l u m n "   E l e m e n t I d = " 1 2 3 6 4 6 7 9 9 8 "   D a t a T y p e = " L a b e l " > V A T B a s e L C Y _ V A T A m o u n t L i n e _ L b l < / V A T B a s e L C Y _ V A T A m o u n t L i n e _ L b l > + 
+             < V A T B a s e _ V a t A m o u n t L i n e   E l e m e n t T y p e = " C o l u m n "   E l e m e n t I d = " 1 4 5 8 9 3 7 8 1 9 "   D a t a T y p e = " D e c i m a l " > V A T B a s e _ V a t A m o u n t L i n e < / V A T B a s e _ V a t A m o u n t L i n e > + 
+             < V A T B a s e _ V a t A m o u n t L i n e _ L b l   E l e m e n t T y p e = " C o l u m n "   E l e m e n t I d = " 1 6 9 1 3 0 2 4 8 8 "   D a t a T y p e = " S t r i n g " > V A T B a s e _ V a t A m o u n t L i n e _ L b l < / V A T B a s e _ V a t A m o u n t L i n e _ L b l > + 
+             < V A T I d e n t i f i e r _ V a t A m o u n t L i n e   E l e m e n t T y p e = " C o l u m n "   E l e m e n t I d = " 1 1 4 2 0 7 0 0 3 5 "   D a t a T y p e = " C o d e " > V A T I d e n t i f i e r _ V a t A m o u n t L i n e < / V A T I d e n t i f i e r _ V a t A m o u n t L i n e > + 
+             < V A T I d e n t i f i e r _ V a t A m o u n t L i n e _ L b l   E l e m e n t T y p e = " C o l u m n "   E l e m e n t I d = " 8 6 4 5 0 4 5 0 "   D a t a T y p e = " S t r i n g " > V A T I d e n t i f i e r _ V a t A m o u n t L i n e _ L b l < / V A T I d e n t i f i e r _ V a t A m o u n t L i n e _ L b l > + 
+             < V A T P c t _ V a t A m o u n t L i n e   E l e m e n t T y p e = " C o l u m n "   E l e m e n t I d = " 1 4 5 3 5 4 2 7 7 7 "   D a t a T y p e = " D e c i m a l " > V A T P c t _ V a t A m o u n t L i n e < / V A T P c t _ V a t A m o u n t L i n e > + 
+             < V A T P c t _ V a t A m o u n t L i n e _ L b l   E l e m e n t T y p e = " C o l u m n "   E l e m e n t I d = " 6 7 6 3 2 3 7 8 "   D a t a T y p e = " S t r i n g " > V A T P c t _ V a t A m o u n t L i n e _ L b l < / V A T P c t _ V a t A m o u n t L i n e _ L b l > + 
+         < / V A T A m o u n t L i n e > + 
+         < V A T C l a u s e L i n e   E l e m e n t T y p e = " D a t a I t e m "   E l e m e n t I d = " 1 6 6 5 5 0 0 1 6 3 " > + 
+             < C o d e _ V A T C l a u s e L i n e   E l e m e n t T y p e = " C o l u m n "   E l e m e n t I d = " 1 8 2 4 5 8 9 8 4 7 "   D a t a T y p e = " C o d e " > C o d e _ V A T C l a u s e L i n e < / C o d e _ V A T C l a u s e L i n e > + 
+             < C o d e _ V A T C l a u s e L i n e _ L b l   E l e m e n t T y p e = " C o l u m n "   E l e m e n t I d = " 4 6 1 5 3 3 0 2 "   D a t a T y p e = " S t r i n g " > C o d e _ V A T C l a u s e L i n e _ L b l < / C o d e _ V A T C l a u s e L i n e _ L b l > + 
+             < D e s c r i p t i o n 2 _ V A T C l a u s e L i n e   E l e m e n t T y p e = " C o l u m n "   E l e m e n t I d = " 1 3 7 9 6 6 7 4 7 0 "   D a t a T y p e = " T e x t " > D e s c r i p t i o n 2 _ V A T C l a u s e L i n e < / D e s c r i p t i o n 2 _ V A T C l a u s e L i n e > + 
+             < D e s c r i p t i o n _ V A T C l a u s e L i n e   E l e m e n t T y p e = " C o l u m n "   E l e m e n t I d = " 1 3 0 5 5 4 5 9 2 4 "   D a t a T y p e = " T e x t " > D e s c r i p t i o n _ V A T C l a u s e L i n e < / D e s c r i p t i o n _ V A T C l a u s e L i n e > + 
+             < N o O f V A T C l a u s e s   E l e m e n t T y p e = " C o l u m n "   E l e m e n t I d = " 7 5 6 4 1 7 3 9 2 "   D a t a T y p e = " I n t e g e r " > N o O f V A T C l a u s e s < / N o O f V A T C l a u s e s > + 
+             < V A T A m o u n t _ V A T C l a u s e L i n e   E l e m e n t T y p e = " C o l u m n "   E l e m e n t I d = " 2 2 2 4 6 9 0 5 9 "   D a t a T y p e = " D e c i m a l " > V A T A m o u n t _ V A T C l a u s e L i n e < / V A T A m o u n t _ V A T C l a u s e L i n e > + 
+             < V A T C l a u s e s H e a d e r   E l e m e n t T y p e = " C o l u m n "   E l e m e n t I d = " 1 9 7 2 4 0 9 9 2 9 "   D a t a T y p e = " T e x t " > V A T C l a u s e s H e a d e r < / V A T C l a u s e s H e a d e r > + 
+             < V A T I d e n t i f i e r _ V A T C l a u s e L i n e   E l e m e n t T y p e = " C o l u m n "   E l e m e n t I d = " 1 4 6 4 4 7 2 4 7 8 "   D a t a T y p e = " C o d e " > V A T I d e n t i f i e r _ V A T C l a u s e L i n e < / V A T I d e n t i f i e r _ V A T C l a u s e L i n e > + 
+         < / V A T C l a u s e L i n e > + 
+         < R e p o r t T o t a l s L i n e   E l e m e n t T y p e = " D a t a I t e m "   E l e m e n t I d = " 2 1 2 2 5 4 9 8 3 6 " > + 
+             < A m o u n t F o r m a t t e d _ R e p o r t T o t a l s L i n e   E l e m e n t T y p e = " C o l u m n "   E l e m e n t I d = " 1 5 0 6 1 3 6 8 2 5 "   D a t a T y p e = " T e x t " > A m o u n t F o r m a t t e d _ R e p o r t T o t a l s L i n e < / A m o u n t F o r m a t t e d _ R e p o r t T o t a l s L i n e > + 
+             < A m o u n t _ R e p o r t T o t a l s L i n e   E l e m e n t T y p e = " C o l u m n "   E l e m e n t I d = " 4 1 9 9 1 8 3 6 9 "   D a t a T y p e = " D e c i m a l " > A m o u n t _ R e p o r t T o t a l s L i n e < / A m o u n t _ R e p o r t T o t a l s L i n e > + 
+             < D e s c r i p t i o n _ R e p o r t T o t a l s L i n e   E l e m e n t T y p e = " C o l u m n "   E l e m e n t I d = " 5 8 1 9 9 6 0 6 7 "   D a t a T y p e = " T e x t " > D e s c r i p t i o n _ R e p o r t T o t a l s L i n e < / D e s c r i p t i o n _ R e p o r t T o t a l s L i n e > + 
+             < F o n t B o l d _ R e p o r t T o t a l s L i n e   E l e m e n t T y p e = " C o l u m n "   E l e m e n t I d = " 9 4 6 5 4 0 5 4 9 "   D a t a T y p e = " B o o l e a n " > F o n t B o l d _ R e p o r t T o t a l s L i n e < / F o n t B o l d _ R e p o r t T o t a l s L i n e > + 
+             < F o n t U n d e r l i n e _ R e p o r t T o t a l s L i n e   E l e m e n t T y p e = " C o l u m n "   E l e m e n t I d = " 2 0 2 1 5 3 3 6 9 4 "   D a t a T y p e = " B o o l e a n " > F o n t U n d e r l i n e _ R e p o r t T o t a l s L i n e < / F o n t U n d e r l i n e _ R e p o r t T o t a l s L i n e > + 
+         < / R e p o r t T o t a l s L i n e > + 
+         < P a y m e n t R e p o r t i n g A r g u m e n t   E l e m e n t T y p e = " D a t a I t e m "   E l e m e n t I d = " 3 1 3 7 4 4 1 9 4 " > + 
+             < P a y m e n t S e r v i c e L o g o   E l e m e n t T y p e = " C o l u m n "   E l e m e n t I d = " 4 1 6 7 9 0 7 6 7 "   D a t a T y p e = " B l o b "   / > + 
+             < P a y m e n t S e r v i c e L o g o _ U r l   E l e m e n t T y p e = " C o l u m n "   E l e m e n t I d = " 6 4 4 9 7 5 1 3 9 "   D a t a T y p e = " T e x t " > P a y m e n t S e r v i c e L o g o _ U r l < / P a y m e n t S e r v i c e L o g o _ U r l > + 
+             < P a y m e n t S e r v i c e L o g o _ U r l T e x t   E l e m e n t T y p e = " C o l u m n "   E l e m e n t I d = " 1 4 1 1 7 0 3 9 7 6 "   D a t a T y p e = " T e x t " > P a y m e n t S e r v i c e L o g o _ U r l T e x t < / P a y m e n t S e r v i c e L o g o _ U r l T e x t > + 
+             < P a y m e n t S e r v i c e T e x t _ U r l   E l e m e n t T y p e = " C o l u m n "   E l e m e n t I d = " 1 7 4 2 3 3 4 7 "   D a t a T y p e = " T e x t " > P a y m e n t S e r v i c e T e x t _ U r l < / P a y m e n t S e r v i c e T e x t _ U r l > + 
+             < P a y m e n t S e r v i c e T e x t _ U r l T e x t   E l e m e n t T y p e = " C o l u m n "   E l e m e n t I d = " 1 6 3 6 7 7 2 9 3 4 "   D a t a T y p e = " T e x t " > P a y m e n t S e r v i c e T e x t _ U r l T e x t < / P a y m e n t S e r v i c e T e x t _ U r l T e x t > + 
+         < / P a y m e n t R e p o r t i n g A r g u m e n t > + 
+         < L e t t e r T e x t   E l e m e n t T y p e = " D a t a I t e m "   E l e m e n t I d = " 1 5 1 0 3 5 3 8 3 4 " > + 
+             < B o d y T e x t   E l e m e n t T y p e = " C o l u m n "   E l e m e n t I d = " 1 4 9 7 5 9 8 0 8 "   D a t a T y p e = " T e x t " > B o d y T e x t < / B o d y T e x t > + 
+             < C l o s i n g T e x t   E l e m e n t T y p e = " C o l u m n "   E l e m e n t I d = " 5 1 2 1 3 5 9 0 9 "   D a t a T y p e = " L a b e l " > C l o s i n g T e x t < / C l o s i n g T e x t > + 
+             < G r e e t i n g T e x t   E l e m e n t T y p e = " C o l u m n "   E l e m e n t I d = " 1 1 7 5 2 7 9 2 8 9 "   D a t a T y p e = " L a b e l " > G r e e t i n g T e x t < / G r e e t i n g T e x t > + 
+             < P m t D i s c T e x t   E l e m e n t T y p e = " C o l u m n "   E l e m e n t I d = " 2 0 1 3 8 4 9 9 4 8 "   D a t a T y p e = " T e x t " > P m t D i s c T e x t < / P m t D i s c T e x t > + 
+         < / L e t t e r T e x t > + 
+         < T o t a l s   E l e m e n t T y p e = " D a t a I t e m "   E l e m e n t I d = " 1 8 2 3 9 5 0 0 4 4 " > + 
+             < T o t a l A m o u n t I n c l u d i n g V A T   E l e m e n t T y p e = " C o l u m n "   E l e m e n t I d = " 9 1 0 5 1 1 5 7 5 "   D a t a T y p e = " D e c i m a l " > T o t a l A m o u n t I n c l u d i n g V A T < / T o t a l A m o u n t I n c l u d i n g V A T > + 
+             < T o t a l E x c l u d i n g V A T T e x t   E l e m e n t T y p e = " C o l u m n "   E l e m e n t I d = " 1 9 2 2 9 4 6 3 1 0 "   D a t a T y p e = " T e x t " > T o t a l E x c l u d i n g V A T T e x t < / T o t a l E x c l u d i n g V A T T e x t > + 
+             < T o t a l I n c l u d i n g V A T T e x t   E l e m e n t T y p e = " C o l u m n "   E l e m e n t I d = " 1 2 0 4 0 1 6 3 5 2 "   D a t a T y p e = " T e x t " > T o t a l I n c l u d i n g V A T T e x t < / T o t a l I n c l u d i n g V A T T e x t > + 
+             < T o t a l I n v o i c e D i s c o u n t A m o u n t   E l e m e n t T y p e = " C o l u m n "   E l e m e n t I d = " 4 0 2 1 7 7 5 1 "   D a t a T y p e = " D e c i m a l " > T o t a l I n v o i c e D i s c o u n t A m o u n t < / T o t a l I n v o i c e D i s c o u n t A m o u n t > + 
+             < T o t a l N e t A m o u n t   E l e m e n t T y p e = " C o l u m n "   E l e m e n t I d = " 4 8 3 1 9 3 3 7 2 "   D a t a T y p e = " D e c i m a l " > T o t a l N e t A m o u n t < / T o t a l N e t A m o u n t > + 
+             < T o t a l P a y m e n t D i s c o u n t O n V A T   E l e m e n t T y p e = " C o l u m n "   E l e m e n t I d = " 7 3 6 0 4 1 8 8 6 "   D a t a T y p e = " D e c i m a l " > T o t a l P a y m e n t D i s c o u n t O n V A T < / T o t a l P a y m e n t D i s c o u n t O n V A T > + 
+             < T o t a l S u b T o t a l   E l e m e n t T y p e = " C o l u m n "   E l e m e n t I d = " 2 0 9 7 8 7 6 8 0 1 "   D a t a T y p e = " D e c i m a l " > T o t a l S u b T o t a l < / T o t a l S u b T o t a l > + 
+             < T o t a l S u b T o t a l M i n u s I n v o i c e D i s c o u n t   E l e m e n t T y p e = " C o l u m n "   E l e m e n t I d = " 7 6 9 4 3 1 8 8 7 "   D a t a T y p e = " D e c i m a l " > T o t a l S u b T o t a l M i n u s I n v o i c e D i s c o u n t < / T o t a l S u b T o t a l M i n u s I n v o i c e D i s c o u n t > + 
+             < T o t a l T e x t   E l e m e n t T y p e = " C o l u m n "   E l e m e n t I d = " 2 3 1 9 1 0 5 1 8 "   D a t a T y p e = " T e x t " > T o t a l T e x t < / T o t a l T e x t > + 
+             < T o t a l V A T A m o u n t   E l e m e n t T y p e = " C o l u m n "   E l e m e n t I d = " 1 6 2 7 1 0 2 3 2 8 "   D a t a T y p e = " D e c i m a l " > T o t a l V A T A m o u n t < / T o t a l V A T A m o u n t > + 
+             < T o t a l V A T A m o u n t L C Y   E l e m e n t T y p e = " C o l u m n "   E l e m e n t I d = " 1 5 0 6 5 7 0 2 1 8 "   D a t a T y p e = " D e c i m a l " > T o t a l V A T A m o u n t L C Y < / T o t a l V A T A m o u n t L C Y > + 
+             < T o t a l V A T A m o u n t T e x t   E l e m e n t T y p e = " C o l u m n "   E l e m e n t I d = " 9 7 3 6 6 6 3 3 9 "   D a t a T y p e = " T e x t " > T o t a l V A T A m o u n t T e x t < / T o t a l V A T A m o u n t T e x t > + 
+             < T o t a l V A T B a s e L C Y   E l e m e n t T y p e = " C o l u m n "   E l e m e n t I d = " 8 3 4 4 5 0 5 2 1 "   D a t a T y p e = " D e c i m a l " > T o t a l V A T B a s e L C Y < / T o t a l V A T B a s e L C Y >   
          < / T o t a l s >   

--- a/src/Layers/W1/BaseApp/Sales/Document/StandardDraftSalesInvoiceBlue.docx
+++ b/src/Layers/W1/BaseApp/Sales/Document/StandardDraftSalesInvoiceBlue.docx
@@ -7871,8 +7871,6 @@
  
              < R e p o r t N a m e > R e p o r t   N a m e < / R e p o r t N a m e >   
-             < R e p o r t C a p t i o n > R e p o r t   C a p t i o n < / R e p o r t C a p t i o n > - 
              < A b o u t T h i s R e p o r t T i t l e > A b o u t   T h i s   R e p o r t   T i t l e < / A b o u t T h i s R e p o r t T i t l e >   
              < A b o u t T h i s R e p o r t T e x t > A b o u t   T h i s   R e p o r t   T e x t < / A b o u t T h i s R e p o r t T e x t > @@ -7919,84 +7917,6 @@
  
          < / R e p o r t R e q u e s t >   
-         < C o m p a n y M e t a d a t a > - 
-             < C o m p a n y N a m e > C o m p a n y   N a m e < / C o m p a n y N a m e > - 
-             < C o m p a n y D i s p l a y N a m e > C o m p a n y   D i s p l a y   N a m e < / C o m p a n y D i s p l a y N a m e > - 
-             < C o m p a n y A d d r e s s L i n e s > - 
-                 < C o m p a n y A d d r e s s L i n e 1 > C o m p a n y   A d d r e s s   L i n e   1 < / C o m p a n y A d d r e s s L i n e 1 > - 
-                 < C o m p a n y A d d r e s s L i n e 2 > C o m p a n y   A d d r e s s   L i n e   2 < / C o m p a n y A d d r e s s L i n e 2 > - 
-                 < C o m p a n y A d d r e s s L i n e 3 > C o m p a n y   A d d r e s s   L i n e   3 < / C o m p a n y A d d r e s s L i n e 3 > - 
-                 < C o m p a n y A d d r e s s L i n e 4 > C o m p a n y   A d d r e s s   L i n e   4 < / C o m p a n y A d d r e s s L i n e 4 > - 
-                 < C o m p a n y A d d r e s s L i n e 5 > C o m p a n y   A d d r e s s   L i n e   5 < / C o m p a n y A d d r e s s L i n e 5 > - 
-                 < C o m p a n y A d d r e s s L i n e 6 > C o m p a n y   A d d r e s s   L i n e   6 < / C o m p a n y A d d r e s s L i n e 6 > - 
-                 < C o m p a n y A d d r e s s L i n e 7 > C o m p a n y   A d d r e s s   L i n e   7 < / C o m p a n y A d d r e s s L i n e 7 > - 
-                 < C o m p a n y A d d r e s s L i n e 8 > C o m p a n y   A d d r e s s   L i n e   8 < / C o m p a n y A d d r e s s L i n e 8 > - 
-             < / C o m p a n y A d d r e s s L i n e s > - 
-             < C o m p a n y P h o n e > C o m p a n y   P h o n e < / C o m p a n y P h o n e > - 
-             < C o m p a n y P h o n e C a p t i o n > C o m p a n y   P h o n e   C a p t i o n < / C o m p a n y P h o n e C a p t i o n > - 
-             < C o m p a n y F a x N o > C o m p a n y   F a x   N o . < / C o m p a n y F a x N o > - 
-             < C o m p a n y F a x N o C a p t i o n > C o m p a n y   F a x   N o .   C a p t i o n < / C o m p a n y F a x N o C a p t i o n > - 
-             < C o m p a n y E m a i l > C o m p a n y   E m a i l < / C o m p a n y E m a i l > - 
-             < C o m p a n y E m a i l C a p t i o n > C o m p a n y   E m a i l   C a p t i o n < / C o m p a n y E m a i l C a p t i o n > - 
-             < C o m p a n y H o m e P a g e > C o m p a n y   H o m e   P a g e < / C o m p a n y H o m e P a g e > - 
-             < C o m p a n y H o m e P a g e C a p t i o n > C o m p a n y   H o m e   P a g e   C a p t i o n < / C o m p a n y H o m e P a g e C a p t i o n > - 
-             < C o m p a n y L o g o > C o m p a n y   L o g o < / C o m p a n y L o g o > - 
-             < C o m p a n y V A T R e g i s t r a t i o n N o > C o m p a n y   V A T   R e g i s t r a t i o n   N o . < / C o m p a n y V A T R e g i s t r a t i o n N o > - 
-             < C o m p a n y V A T R e g i s t r a t i o n N o C a p t i o n > C o m p a n y   V A T   R e g i s t r a t i o n   N o .   C a p t i o n < / C o m p a n y V A T R e g i s t r a t i o n N o C a p t i o n > - 
-             < C o m p a n y R e g i s t r a t i o n N o > C o m p a n y   R e g i s t r a t i o n   N o . < / C o m p a n y R e g i s t r a t i o n N o > - 
-             < C o m p a n y R e g i s t r a t i o n N o C a p t i o n > C o m p a n y   R e g i s t r a t i o n   N o .   C a p t i o n < / C o m p a n y R e g i s t r a t i o n N o C a p t i o n > - 
-             < C o m p a n y B a n k N a m e > C o m p a n y   B a n k   N a m e < / C o m p a n y B a n k N a m e > - 
-             < C o m p a n y B a n k N a m e C a p t i o n > C o m p a n y   B a n k   N a m e   C a p t i o n < / C o m p a n y B a n k N a m e C a p t i o n > - 
-             < C o m p a n y B a n k A c c o u n t N o > C o m p a n y   B a n k   A c c o u n t   N o . < / C o m p a n y B a n k A c c o u n t N o > - 
-             < C o m p a n y B a n k A c c o u n t N o C a p t i o n > C o m p a n y   B a n k   A c c o u n t   N o .   C a p t i o n < / C o m p a n y B a n k A c c o u n t N o C a p t i o n > - 
-             < C o m p a n y B a n k B r a n c h N o > C o m p a n y   B a n k   B r a n c h   N o . < / C o m p a n y B a n k B r a n c h N o > - 
-             < C o m p a n y B a n k B r a n c h N o C a p t i o n > C o m p a n y   B a n k   B r a n c h   N o .   C a p t i o n < / C o m p a n y B a n k B r a n c h N o C a p t i o n > - 
-             < C o m p a n y I B A N > C o m p a n y   I B A N < / C o m p a n y I B A N > - 
-             < C o m p a n y I B A N C a p t i o n > C o m p a n y   I B A N   C a p t i o n < / C o m p a n y I B A N C a p t i o n > - 
-             < C o m p a n y B a n k S W I F T > C o m p a n y   B a n k   S W I F T < / C o m p a n y B a n k S W I F T > - 
-             < C o m p a n y B a n k S W I F T C a p t i o n > C o m p a n y   B a n k   S W I F T   C a p t i o n < / C o m p a n y B a n k S W I F T C a p t i o n > - 
-             < C o m p a n y G i r o N o > C o m p a n y   G i r o   N o . < / C o m p a n y G i r o N o > - 
-             < C o m p a n y G i r o N o C a p t i o n > C o m p a n y   G i r o   N o .   C a p t i o n < / C o m p a n y G i r o N o C a p t i o n > - 
-         < / C o m p a n y M e t a d a t a > - 
      < / B C R e p o r t I n f o r m a t i o n >   
      < H e a d e r > @@ -8141,6 +8061,10 @@
  
          < F r o m _ L b l > F r o m _ L b l < / F r o m _ L b l >   
+         < G l o b a l L o c a t i o n N u m b e r > G l o b a l L o c a t i o n N u m b e r < / G l o b a l L o c a t i o n N u m b e r > + 
+         < G l o b a l L o c a t i o n N u m b e r _ L b l > G l o b a l L o c a t i o n N u m b e r _ L b l < / G l o b a l L o c a t i o n N u m b e r _ L b l > + 
          < H o m e P a g e _ L b l > H o m e P a g e _ L b l < / H o m e P a g e _ L b l >   
          < I n v o i c e D i s c o u n t A m o u n t _ L b l > I n v o i c e D i s c o u n t A m o u n t _ L b l < / I n v o i c e D i s c o u n t A m o u n t _ L b l > @@ -8468,905 +8392,6 @@
              < T o t a l V A T A m o u n t T e x t > T o t a l V A T A m o u n t T e x t < / T o t a l V A T A m o u n t T e x t >   
              < T o t a l V A T B a s e L C Y > T o t a l V A T B a s e L C Y < / T o t a l V A T B a s e L C Y > - 
-         < / T o t a l s > - 
-     < / H e a d e r > - 
- < / N a v W o r d R e p o r t X m l P a r t > 
-</file>
-
-<file path=customXml/item3.xml>��< ? x m l   v e r s i o n = " 1 . 0 "   e n c o d i n g = " u t f - 1 6 " ? > - 
- < N a v W o r d R e p o r t X m l P a r t   x m l n s = " u r n : m i c r o s o f t - d y n a m i c s - b u s i n e s s c e n t r a l / i n t e r n a l / e x t e n d e d / r e p o r t s / S t a n d a r d _ S a l e s _ D r a f t _ I n v o i c e / 1 3 0 3 / " > - 
-     < B C R e p o r t I n f o r m a t i o n > - 
-         < R e p o r t M e t a d a t a > - 
-             < E x t e n s i o n I d > E x t e n s i o n   I D < / E x t e n s i o n I d > - 
-             < E x t e n s i o n N a m e > E x t e n s i o n   N a m e < / E x t e n s i o n N a m e > - 
-             < E x t e n s i o n P u b l i s h e r > E x t e n s i o n   P u b l i s h e r < / E x t e n s i o n P u b l i s h e r > - 
-             < E x t e n s i o n V e r s i o n > E x t e n s i o n   V e r s i o n < / E x t e n s i o n V e r s i o n > - 
-             < R e p o r t I d > R e p o r t   I D < / R e p o r t I d > - 
-             < R e p o r t N a m e > R e p o r t   N a m e < / R e p o r t N a m e > - 
-             < R e p o r t C a p t i o n > R e p o r t   C a p t i o n < / R e p o r t C a p t i o n > - 
-             < A b o u t T h i s R e p o r t T i t l e > A b o u t   T h i s   R e p o r t   T i t l e < / A b o u t T h i s R e p o r t T i t l e > - 
-             < A b o u t T h i s R e p o r t T e x t > A b o u t   T h i s   R e p o r t   T e x t < / A b o u t T h i s R e p o r t T e x t > - 
-             < R e p o r t H e l p L i n k > R e p o r t   H e l p   L i n k < / R e p o r t H e l p L i n k > - 
-         < / R e p o r t M e t a d a t a > - 
-         < R e p o r t R e q u e s t > - 
-             < T e n a n t E n t r a I d > T e n a n t   E n t r a   I d < / T e n a n t E n t r a I d > - 
-             < E n v i r o n m e n t N a m e > E n v i r o n m e n t   N a m e < / E n v i r o n m e n t N a m e > - 
-             < E n v i r o n m e n t T y p e > E n v i r o n m e n t   T y p e < / E n v i r o n m e n t T y p e > - 
-             < C o m p a n y N a m e > C o m p a n y   N a m e < / C o m p a n y N a m e > - 
-             < C o m p a n y D i s p l a y N a m e > C o m p a n y   D i s p l a y   N a m e < / C o m p a n y D i s p l a y N a m e > - 
-             < C o m p a n y I d > C o m p a n y   I D < / C o m p a n y I d > - 
-             < U s e r N a m e > U s e r   N a m e < / U s e r N a m e > - 
-             < D a t e A n d T i m e > D a t e   a n d   T i m e < / D a t e A n d T i m e > - 
-             < L a n g u a g e > L a n g u a g e < / L a n g u a g e > - 
-             < F o r m a t R e g i o n > F o r m a t   R e g i o n < / F o r m a t R e g i o n > - 
-             < D a t e T i m e V a l u e s > - 
-                 < Y e a r > Y e a r < / Y e a r > - 
-                 < M o n t h N u m b e r > M o n t h   N u m b e r < / M o n t h N u m b e r > - 
-                 < D a y N u m b e r > D a y   N u m b e r < / D a y N u m b e r > - 
-                 < H o u r > H o u r < / H o u r > - 
-                 < M i n u t e > M i n u t e < / M i n u t e > - 
-             < / D a t e T i m e V a l u e s > - 
-         < / R e p o r t R e q u e s t > - 
-         < C o m p a n y M e t a d a t a > - 
-             < C o m p a n y N a m e > C o m p a n y   N a m e < / C o m p a n y N a m e > - 
-             < C o m p a n y D i s p l a y N a m e > C o m p a n y   D i s p l a y   N a m e < / C o m p a n y D i s p l a y N a m e > - 
-             < C o m p a n y A d d r e s s L i n e s > - 
-                 < C o m p a n y A d d r e s s L i n e 1 > C o m p a n y   A d d r e s s   L i n e   1 < / C o m p a n y A d d r e s s L i n e 1 > - 
-                 < C o m p a n y A d d r e s s L i n e 2 > C o m p a n y   A d d r e s s   L i n e   2 < / C o m p a n y A d d r e s s L i n e 2 > - 
-                 < C o m p a n y A d d r e s s L i n e 3 > C o m p a n y   A d d r e s s   L i n e   3 < / C o m p a n y A d d r e s s L i n e 3 > - 
-                 < C o m p a n y A d d r e s s L i n e 4 > C o m p a n y   A d d r e s s   L i n e   4 < / C o m p a n y A d d r e s s L i n e 4 > - 
-                 < C o m p a n y A d d r e s s L i n e 5 > C o m p a n y   A d d r e s s   L i n e   5 < / C o m p a n y A d d r e s s L i n e 5 > - 
-                 < C o m p a n y A d d r e s s L i n e 6 > C o m p a n y   A d d r e s s   L i n e   6 < / C o m p a n y A d d r e s s L i n e 6 > - 
-                 < C o m p a n y A d d r e s s L i n e 7 > C o m p a n y   A d d r e s s   L i n e   7 < / C o m p a n y A d d r e s s L i n e 7 > - 
-                 < C o m p a n y A d d r e s s L i n e 8 > C o m p a n y   A d d r e s s   L i n e   8 < / C o m p a n y A d d r e s s L i n e 8 > - 
-             < / C o m p a n y A d d r e s s L i n e s > - 
-             < C o m p a n y P h o n e > C o m p a n y   P h o n e < / C o m p a n y P h o n e > - 
-             < C o m p a n y P h o n e C a p t i o n > C o m p a n y   P h o n e   C a p t i o n < / C o m p a n y P h o n e C a p t i o n > - 
-             < C o m p a n y F a x N o > C o m p a n y   F a x   N o . < / C o m p a n y F a x N o > - 
-             < C o m p a n y F a x N o C a p t i o n > C o m p a n y   F a x   N o .   C a p t i o n < / C o m p a n y F a x N o C a p t i o n > - 
-             < C o m p a n y E m a i l > C o m p a n y   E m a i l < / C o m p a n y E m a i l > - 
-             < C o m p a n y E m a i l C a p t i o n > C o m p a n y   E m a i l   C a p t i o n < / C o m p a n y E m a i l C a p t i o n > - 
-             < C o m p a n y H o m e P a g e > C o m p a n y   H o m e   P a g e < / C o m p a n y H o m e P a g e > - 
-             < C o m p a n y H o m e P a g e C a p t i o n > C o m p a n y   H o m e   P a g e   C a p t i o n < / C o m p a n y H o m e P a g e C a p t i o n > - 
-             < C o m p a n y L o g o > C o m p a n y   L o g o < / C o m p a n y L o g o > - 
-             < C o m p a n y V A T R e g i s t r a t i o n N o > C o m p a n y   V A T   R e g i s t r a t i o n   N o . < / C o m p a n y V A T R e g i s t r a t i o n N o > - 
-             < C o m p a n y V A T R e g i s t r a t i o n N o C a p t i o n > C o m p a n y   V A T   R e g i s t r a t i o n   N o .   C a p t i o n < / C o m p a n y V A T R e g i s t r a t i o n N o C a p t i o n > - 
-             < C o m p a n y R e g i s t r a t i o n N o > C o m p a n y   R e g i s t r a t i o n   N o . < / C o m p a n y R e g i s t r a t i o n N o > - 
-             < C o m p a n y R e g i s t r a t i o n N o C a p t i o n > C o m p a n y   R e g i s t r a t i o n   N o .   C a p t i o n < / C o m p a n y R e g i s t r a t i o n N o C a p t i o n > - 
-             < C o m p a n y B a n k N a m e > C o m p a n y   B a n k   N a m e < / C o m p a n y B a n k N a m e > - 
-             < C o m p a n y B a n k N a m e C a p t i o n > C o m p a n y   B a n k   N a m e   C a p t i o n < / C o m p a n y B a n k N a m e C a p t i o n > - 
-             < C o m p a n y B a n k A c c o u n t N o > C o m p a n y   B a n k   A c c o u n t   N o . < / C o m p a n y B a n k A c c o u n t N o > - 
-             < C o m p a n y B a n k A c c o u n t N o C a p t i o n > C o m p a n y   B a n k   A c c o u n t   N o .   C a p t i o n < / C o m p a n y B a n k A c c o u n t N o C a p t i o n > - 
-             < C o m p a n y B a n k B r a n c h N o > C o m p a n y   B a n k   B r a n c h   N o . < / C o m p a n y B a n k B r a n c h N o > - 
-             < C o m p a n y B a n k B r a n c h N o C a p t i o n > C o m p a n y   B a n k   B r a n c h   N o .   C a p t i o n < / C o m p a n y B a n k B r a n c h N o C a p t i o n > - 
-             < C o m p a n y I B A N > C o m p a n y   I B A N < / C o m p a n y I B A N > - 
-             < C o m p a n y I B A N C a p t i o n > C o m p a n y   I B A N   C a p t i o n < / C o m p a n y I B A N C a p t i o n > - 
-             < C o m p a n y B a n k S W I F T > C o m p a n y   B a n k   S W I F T < / C o m p a n y B a n k S W I F T > - 
-             < C o m p a n y B a n k S W I F T C a p t i o n > C o m p a n y   B a n k   S W I F T   C a p t i o n < / C o m p a n y B a n k S W I F T C a p t i o n > - 
-             < C o m p a n y G i r o N o > C o m p a n y   G i r o   N o . < / C o m p a n y G i r o N o > - 
-             < C o m p a n y G i r o N o C a p t i o n > C o m p a n y   G i r o   N o .   C a p t i o n < / C o m p a n y G i r o N o C a p t i o n > - 
-         < / C o m p a n y M e t a d a t a > - 
-     < / B C R e p o r t I n f o r m a t i o n > - 
-     < T o o l t i p s > - 
-         < T o o l t i p   c o l u m n = " C o m p a n y H o m e P a g e "   E l e m e n t I d = " 1 9 8 9 1 8 8 7 0 " > - 
-             < T o o l t i p T e x t   l a n g = " e n - U S " > S p e c i f i e s   y o u r   c o m p a n y ' s   w e b   s i t e . < / T o o l t i p T e x t > - 
-         < / T o o l t i p > - 
-         < T o o l t i p   c o l u m n = " C o m p a n y E M a i l "   E l e m e n t I d = " 1 6 7 7 0 7 4 0 5 8 " > - 
-             < T o o l t i p T e x t   l a n g = " e n - U S " > S p e c i f i e s   t h e   c o m p a n y ' s   e m a i l   a d d r e s s . < / T o o l t i p T e x t > - 
-         < / T o o l t i p > - 
-         < T o o l t i p   c o l u m n = " C o m p a n y P i c t u r e "   E l e m e n t I d = " 1 3 9 7 4 1 1 0 7 4 " > - 
-             < T o o l t i p T e x t   l a n g = " e n - U S " > S p e c i f i e s   t h e   p i c t u r e   t h a t   h a s   b e e n   s e t   u p   f o r   t h e   c o m p a n y ,   s u c h   a s   a   c o m p a n y   l o g o . < / T o o l t i p T e x t > - 
-         < / T o o l t i p > - 
-         < T o o l t i p   c o l u m n = " C o m p a n y P h o n e N o "   E l e m e n t I d = " 2 5 0 4 4 0 6 5 5 " > - 
-             < T o o l t i p T e x t   l a n g = " e n - U S " > S p e c i f i e s   t h e   c o m p a n y ' s   t e l e p h o n e   n u m b e r . < / T o o l t i p T e x t > - 
-         < / T o o l t i p > - 
-         < T o o l t i p   c o l u m n = " C o m p a n y G i r o N o "   E l e m e n t I d = " 1 3 6 0 1 9 6 3 2 0 " > - 
-             < T o o l t i p T e x t   l a n g = " e n - U S " > S p e c i f i e s   t h e   c o m p a n y ' s   g i r o   n u m b e r . < / T o o l t i p T e x t > - 
-         < / T o o l t i p > - 
-         < T o o l t i p   c o l u m n = " C o m p a n y B a n k N a m e "   E l e m e n t I d = " 1 5 3 4 9 0 5 6 0 5 " > - 
-             < T o o l t i p T e x t   l a n g = " e n - U S " > S p e c i f i e s   t h e   n a m e   o f   t h e   b a n k   w h e r e   y o u   h a v e   t h e   b a n k   a c c o u n t . < / T o o l t i p T e x t > - 
-         < / T o o l t i p > - 
-         < T o o l t i p   c o l u m n = " C o m p a n y B a n k B r a n c h N o "   E l e m e n t I d = " 7 9 3 1 3 3 0 5 7 " > - 
-             < T o o l t i p T e x t   l a n g = " e n - U S " > S p e c i f i e s   a   n u m b e r   o f   t h e   b a n k   b r a n c h . < / T o o l t i p T e x t > - 
-         < / T o o l t i p > - 
-         < T o o l t i p   c o l u m n = " C o m p a n y B a n k A c c o u n t N o "   E l e m e n t I d = " 3 0 1 4 0 2 0 4 " > - 
-             < T o o l t i p T e x t   l a n g = " e n - U S " > S p e c i f i e s   t h e   n u m b e r   u s e d   b y   t h e   b a n k   f o r   t h e   b a n k   a c c o u n t . < / T o o l t i p T e x t > - 
-         < / T o o l t i p > - 
-         < T o o l t i p   c o l u m n = " C o m p a n y I B A N "   E l e m e n t I d = " 9 0 6 5 4 9 1 8 2 " > - 
-             < T o o l t i p T e x t   l a n g = " e n - U S " > S p e c i f i e s   t h e   b a n k   a c c o u n t ' s   i n t e r n a t i o n a l   b a n k   a c c o u n t   n u m b e r . < / T o o l t i p T e x t > - 
-         < / T o o l t i p > - 
-         < T o o l t i p   c o l u m n = " C o m p a n y S W I F T "   E l e m e n t I d = " 6 6 8 2 5 0 2 4 5 " > - 
-             < T o o l t i p T e x t   l a n g = " e n - U S " > S p e c i f i e s   t h e   i n t e r n a t i o n a l   b a n k   i d e n t i f i e r   c o d e   ( S W I F T )   o f   t h e   b a n k   w h e r e   y o u   h a v e   t h e   a c c o u n t . < / T o o l t i p T e x t > - 
-         < / T o o l t i p > - 
-         < T o o l t i p   c o l u m n = " S e l l T o C o n t a c t P h o n e N o "   E l e m e n t I d = " 1 6 1 3 8 2 2 4 8 3 " > - 
-             < T o o l t i p T e x t   l a n g = " e n - U S " > S p e c i f i e s   t h e   c o n t a c t ' s   p h o n e   n u m b e r . < / T o o l t i p T e x t > - 
-         < / T o o l t i p > - 
-         < T o o l t i p   c o l u m n = " S e l l T o C o n t a c t M o b i l e P h o n e N o "   E l e m e n t I d = " 1 8 4 3 5 8 7 4 7 " > - 
-             < T o o l t i p T e x t   l a n g = " e n - U S " > S p e c i f i e s   t h e   c o n t a c t ' s   m o b i l e   t e l e p h o n e   n u m b e r . < / T o o l t i p T e x t > - 
-         < / T o o l t i p > - 
-         < T o o l t i p   c o l u m n = " S e l l T o C o n t a c t E m a i l "   E l e m e n t I d = " 2 6 2 8 2 4 5 6 4 " > - 
-             < T o o l t i p T e x t   l a n g = " e n - U S " > S p e c i f i e s   t h e   e m a i l   a d d r e s s   o f   t h e   c o n t a c t . < / T o o l t i p T e x t > - 
-         < / T o o l t i p > - 
-         < T o o l t i p   c o l u m n = " B i l l T o C o n t a c t P h o n e N o "   E l e m e n t I d = " 3 6 2 4 7 7 4 8 8 " > - 
-             < T o o l t i p T e x t   l a n g = " e n - U S " > S p e c i f i e s   t h e   c o n t a c t ' s   p h o n e   n u m b e r . < / T o o l t i p T e x t > - 
-         < / T o o l t i p > - 
-         < T o o l t i p   c o l u m n = " B i l l T o C o n t a c t M o b i l e P h o n e N o "   E l e m e n t I d = " 2 4 8 4 8 8 6 9 6 " > - 
-             < T o o l t i p T e x t   l a n g = " e n - U S " > S p e c i f i e s   t h e   c o n t a c t ' s   m o b i l e   t e l e p h o n e   n u m b e r . < / T o o l t i p T e x t > - 
-         < / T o o l t i p > - 
-         < T o o l t i p   c o l u m n = " B i l l T o C o n t a c t E m a i l "   E l e m e n t I d = " 3 3 5 8 2 7 8 9 5 " > - 
-             < T o o l t i p T e x t   l a n g = " e n - U S " > S p e c i f i e s   t h e   e m a i l   a d d r e s s   o f   t h e   c o n t a c t . < / T o o l t i p T e x t > - 
-         < / T o o l t i p > - 
-         < T o o l t i p   c o l u m n = " Y o u r R e f e r e n c e "   E l e m e n t I d = " 1 1 0 3 9 9 5 1 " > - 
-             < T o o l t i p T e x t   l a n g = " e n - U S " > S p e c i f i e s   t h e   c u s t o m e r ' s   r e f e r e n c e .   T h e   c o n t e n t   w i l l   b e   p r i n t e d   o n   s a l e s   d o c u m e n t s . < / T o o l t i p T e x t > - 
-         < / T o o l t i p > - 
-         < T o o l t i p   c o l u m n = " E x t e r n a l D o c u m e n t N o "   E l e m e n t I d = " 7 3 3 9 5 3 9 6 6 " > - 
-             < T o o l t i p T e x t   l a n g = " e n - U S " > S p e c i f i e s   a   d o c u m e n t   n u m b e r   t h a t   r e f e r s   t o   t h e   c u s t o m e r ' s   o r   v e n d o r ' s   n u m b e r i n g   s y s t e m . < / T o o l t i p T e x t > - 
-         < / T o o l t i p > - 
-         < T o o l t i p   c o l u m n = " S h i p m e n t M e t h o d D e s c r i p t i o n "   E l e m e n t I d = " 2 0 5 9 4 0 3 2 6 0 " > - 
-             < T o o l t i p T e x t   l a n g = " e n - U S " > S p e c i f i e s   a   d e s c r i p t i o n   o f   t h e   s h i p m e n t   m e t h o d . < / T o o l t i p T e x t > - 
-         < / T o o l t i p > - 
-         < T o o l t i p   c o l u m n = " S h i p T o P h o n e N o "   E l e m e n t I d = " 3 6 9 7 0 2 2 5 5 " > - 
-             < T o o l t i p T e x t   l a n g = " e n - U S " > S p e c i f i e s   t h e   t e l e p h o n e   n u m b e r   o f   t h e   c o m p a n y ' s   s h i p p i n g   a d d r e s s . < / T o o l t i p T e x t > - 
-         < / T o o l t i p > - 
-         < T o o l t i p   c o l u m n = " P a y m e n t T e r m s D e s c r i p t i o n "   E l e m e n t I d = " 2 0 3 8 7 4 2 7 0 0 " > - 
-             < T o o l t i p T e x t   l a n g = " e n - U S " > S p e c i f i e s   a n   e x p l a n a t i o n   o f   t h e   p a y m e n t   t e r m s . < / T o o l t i p T e x t > - 
-         < / T o o l t i p > - 
-         < T o o l t i p   c o l u m n = " P a y m e n t M e t h o d D e s c r i p t i o n "   E l e m e n t I d = " 5 8 5 7 5 7 9 7 4 " > - 
-             < T o o l t i p T e x t   l a n g = " e n - U S " > S p e c i f i e s   a   t e x t   t h a t   d e s c r i b e s   t h e   p a y m e n t   m e t h o d . < / T o o l t i p T e x t > - 
-         < / T o o l t i p > - 
-         < T o o l t i p   c o l u m n = " B i l l t o C u s t u m e r N o "   E l e m e n t I d = " 2 8 0 4 7 3 0 5 8 " > - 
-             < T o o l t i p T e x t   l a n g = " e n - U S " > S p e c i f i e s   t h e   n u m b e r   o f   t h e   c u s t o m e r   t h a t   y o u   s e n d   o r   s e n t   t h e   i n v o i c e   o r   c r e d i t   m e m o   t o . < / T o o l t i p T e x t > - 
-         < / T o o l t i p > - 
-         < T o o l t i p   c o l u m n = " D o c u m e n t N o "   E l e m e n t I d = " 9 7 0 3 5 0 5 3 9 " > - 
-             < T o o l t i p T e x t   l a n g = " e n - U S " > S p e c i f i e s   a   u n i q u e   n u m b e r   t h a t   i d e n t i f i e s   t h e   s a l e s   d o c u m e n t .   T h e   n u m b e r   c a n   b e   g e n e r a t e d   a u t o m a t i c a l l y   f r o m   a   n u m b e r   s e r i e s ,   o r   y o u   c a n   n u m b e r   e a c h   o f   t h e m   m a n u a l l y . < / T o o l t i p T e x t > - 
-         < / T o o l t i p > - 
-         < T o o l t i p   c o l u m n = " P r i c e s I n c l u d i n g V A T "   E l e m e n t I d = " 5 1 8 8 1 7 1 6 7 " > - 
-             < T o o l t i p T e x t   l a n g = " e n - U S " > S p e c i f i e s   i f   t h e   U n i t   P r i c e   a n d   L i n e   A m o u n t   f i e l d s   o n   d o c u m e n t   l i n e s   s h o u l d   b e   s h o w n   w i t h   o r   w i t h o u t   V A T . < / T o o l t i p T e x t > - 
-         < / T o o l t i p > - 
-         < T o o l t i p   c o l u m n = " S a l e s P e r s o n N a m e "   E l e m e n t I d = " 8 7 1 4 9 2 9 8 3 " > - 
-             < T o o l t i p T e x t   l a n g = " e n - U S " > S p e c i f i e s   t h e   n a m e   o f   t h e   s a l e s p e r s o n   o r   p u r c h a s e r . < / T o o l t i p T e x t > - 
-         < / T o o l t i p > - 
-         < T o o l t i p   c o l u m n = " S e l l t o C u s t o m e r N o "   E l e m e n t I d = " 2 0 5 0 6 4 7 3 4 9 " > - 
-             < T o o l t i p T e x t   l a n g = " e n - U S " > S p e c i f i e s   t h e   n u m b e r   o f   t h e   c u s t o m e r   t h a t   y o u ' r e   s e l l i n g   t o .   B y   d e f a u l t ,   t h e   s a m e   c u s t o m e r   i s   s u g g e s t e d   a s   t h e   s h i p - t o   c u s t o m e r .   I f   n e e d e d ,   y o u   c a n   s p e c i f y   a   d i f f e r e n t   s h i p - t o   c u s t o m e r   o n   t h e   d o c u m e n t . < / T o o l t i p T e x t > - 
-         < / T o o l t i p > - 
-         < T o o l t i p   c o l u m n = " L i n e N o _ L i n e "   E l e m e n t I d = " 6 9 8 9 8 5 9 7 9 " > - 
-             < T o o l t i p T e x t   l a n g = " e n - U S " > S p e c i f i e s   t h e   l i n e   n u m b e r . < / T o o l t i p T e x t > - 
-         < / T o o l t i p > - 
-         < T o o l t i p   c o l u m n = " A m o u n t E x c l u d i n g V A T _ L i n e "   E l e m e n t I d = " 1 0 6 2 4 6 0 0 4 0 " > - 
-             < T o o l t i p T e x t   l a n g = " e n - U S " > S p e c i f i e s   t h e   s u m   o f   a m o u n t s   i n   t h e   L i n e   A m o u n t   f i e l d   o n   t h e   s a l e s   r e t u r n   o r d e r   l i n e s . < / T o o l t i p T e x t > - 
-         < / T o o l t i p > - 
-         < T o o l t i p   c o l u m n = " D e s c r i p t i o n _ L i n e "   E l e m e n t I d = " 1 4 0 6 8 2 2 3 1 0 " > - 
-             < T o o l t i p T e x t   l a n g = " e n - U S " > S p e c i f i e s   a   d e s c r i p t i o n   o f   t h e   e n t r y   o f   t h e   p r o d u c t   t o   b e   s o l d .   T o   a d d   a   n o n - t r a n s a c t i o n a l   t e x t   l i n e ,   f i l l   i n   t h e   D e s c r i p t i o n   f i e l d   o n l y . < / T o o l t i p T e x t > - 
-         < / T o o l t i p > - 
-         < T o o l t i p   c o l u m n = " L i n e D i s c o u n t P e r c e n t _ L i n e "   E l e m e n t I d = " 9 0 7 8 2 7 4 3 6 " > - 
-             < T o o l t i p T e x t   l a n g = " e n - U S " > S p e c i f i e s   t h e   d i s c o u n t   p e r c e n t a g e   t h a t   i s   g r a n t e d   f o r   t h e   i t e m   o n   t h e   l i n e . < / T o o l t i p T e x t > - 
-         < / T o o l t i p > - 
-         < T o o l t i p   c o l u m n = " I t e m N o _ L i n e "   E l e m e n t I d = " 1 9 1 0 2 9 6 2 8 8 " > - 
-             < T o o l t i p T e x t   l a n g = " e n - U S " > S p e c i f i e s   t h e   n u m b e r   o f   t h e   i n v o l v e d   e n t r y   o r   r e c o r d ,   a c c o r d i n g   t o   t h e   s p e c i f i e d   n u m b e r   s e r i e s . < / T o o l t i p T e x t > - 
-         < / T o o l t i p > - 
-         < T o o l t i p   c o l u m n = " I t e m R e f e r e n c e N o _ L i n e "   E l e m e n t I d = " 9 2 7 2 3 5 7 " > - 
-             < T o o l t i p T e x t   l a n g = " e n - U S " > S p e c i f i e s   t h e   r e f e r e n c e d   i t e m   n u m b e r . < / T o o l t i p T e x t > - 
-         < / T o o l t i p > - 
-         < T o o l t i p   c o l u m n = " U n i t O f M e a s u r e "   E l e m e n t I d = " 1 8 0 8 2 2 8 0 1 8 " > - 
-             < T o o l t i p T e x t   l a n g = " e n - U S " > S p e c i f i e s   t h e   u n i t   o f   m e a s u r e   f o r   t h e   i t e m   o r   r e s o u r c e   o n   t h e   s a l e s   l i n e . < / T o o l t i p T e x t > - 
-         < / T o o l t i p > - 
-         < T o o l t i p   c o l u m n = " I n v o i c e D i s c o u n t A m o u n t _ V A T A m o u n t L i n e "   E l e m e n t I d = " 8 2 4 7 3 0 1 4 1 " > - 
-             < T o o l t i p T e x t   l a n g = " e n - U S " > S p e c i f i e s   t h e   i n v o i c e   d i s c o u n t   a m o u n t   f o r   a   s p e c i f i c   V A T   i d e n t i f i e r . < / T o o l t i p T e x t > - 
-         < / T o o l t i p > - 
-         < T o o l t i p   c o l u m n = " I n v o i c e D i s c o u n t B a s e A m o u n t _ V A T A m o u n t L i n e "   E l e m e n t I d = " 2 0 4 0 3 3 2 2 6 6 " > - 
-             < T o o l t i p T e x t   l a n g = " e n - U S " > S p e c i f i e s   t h e   i n v o i c e   d i s c o u n t   b a s e   a m o u n t . < / T o o l t i p T e x t > - 
-         < / T o o l t i p > - 
-         < T o o l t i p   c o l u m n = " L i n e A m o u n t _ V a t A m o u n t L i n e "   E l e m e n t I d = " 2 1 4 6 5 4 0 1 " > - 
-             < T o o l t i p T e x t   l a n g = " e n - U S " > S p e c i f i e s   t h e   t o t a l   a m o u n t   f o r   s a l e s   o r   p u r c h a s e   l i n e s   w i t h   a   s p e c i f i c   V A T   i d e n t i f i e r . < / T o o l t i p T e x t > - 
-         < / T o o l t i p > - 
-         < T o o l t i p   c o l u m n = " V A T A m o u n t _ V a t A m o u n t L i n e "   E l e m e n t I d = " 1 8 9 1 8 2 0 6 2 0 " > - 
-             < T o o l t i p T e x t   l a n g = " e n - U S " > S p e c i f i e s   t h e   a m o u n t   o f   V A T   t h a t   i s   i n c l u d e d   i n   t h e   t o t a l   a m o u n t . < / T o o l t i p T e x t > - 
-         < / T o o l t i p > - 
-         < T o o l t i p   c o l u m n = " V A T B a s e _ V a t A m o u n t L i n e "   E l e m e n t I d = " 1 4 5 8 9 3 7 8 1 9 " > - 
-             < T o o l t i p T e x t   l a n g = " e n - U S " > S p e c i f i e s   t h e   t o t a l   n e t   a m o u n t   ( a m o u n t   e x c l u d i n g   V A T )   f o r   s a l e s   o r   p u r c h a s e   l i n e s   w i t h   a   s p e c i f i c   V A T   I d e n t i f i e r . < / T o o l t i p T e x t > - 
-         < / T o o l t i p > - 
-         < T o o l t i p   c o l u m n = " V A T I d e n t i f i e r _ V a t A m o u n t L i n e "   E l e m e n t I d = " 1 1 4 2 0 7 0 0 3 5 " > - 
-             < T o o l t i p T e x t   l a n g = " e n - U S " > S p e c i f i e s   t h e   V A T   I d e n t i f i e r   v a l u e . < / T o o l t i p T e x t > - 
-         < / T o o l t i p > - 
-         < T o o l t i p   c o l u m n = " V A T P c t _ V a t A m o u n t L i n e "   E l e m e n t I d = " 1 4 5 3 5 4 2 7 7 7 " > - 
-             < T o o l t i p T e x t   l a n g = " e n - U S " > S p e c i f i e s   t h e   V A T   %   t h a t   w a s   u s e d   o n   t h e   s a l e s   o r   p u r c h a s e   l i n e s   w i t h   t h i s   V A T   I d e n t i f i e r . < / T o o l t i p T e x t > - 
-         < / T o o l t i p > - 
-         < T o o l t i p   c o l u m n = " V A T I d e n t i f i e r _ V A T C l a u s e L i n e "   E l e m e n t I d = " 1 4 6 4 4 7 2 4 7 8 " > - 
-             < T o o l t i p T e x t   l a n g = " e n - U S " > S p e c i f i e s   t h e   V A T   I d e n t i f i e r   v a l u e . < / T o o l t i p T e x t > - 
-         < / T o o l t i p > - 
-         < T o o l t i p   c o l u m n = " C o d e _ V A T C l a u s e L i n e "   E l e m e n t I d = " 1 8 2 4 5 8 9 8 4 7 " > - 
-             < T o o l t i p T e x t   l a n g = " e n - U S " > S p e c i f i e s   t h e   c o d e   f o r   a   V A T   c l a u s e ,   w h i c h   i s   u s e d   t o   p r o v i d e   a   V A T   d e s c r i p t i o n   a s s o c i a t e d   w i t h   a   s a l e s   l i n e   o n   a   s a l e s   i n v o i c e ,   c r e d i t   m e m o ,   o r   o t h e r   s a l e s   d o c u m e n t . < / T o o l t i p T e x t > - 
-         < / T o o l t i p > - 
-         < T o o l t i p   c o l u m n = " D e s c r i p t i o n 2 _ V A T C l a u s e L i n e "   E l e m e n t I d = " 1 3 7 9 6 6 7 4 7 0 " > - 
-             < T o o l t i p T e x t   l a n g = " e n - U S " > S p e c i f i e s   a n   a d d i t i o n a l   d e s c r i p t i o n   o f   a   V A T   c l a u s e . < / T o o l t i p T e x t > - 
-         < / T o o l t i p > - 
-         < T o o l t i p   c o l u m n = " V A T A m o u n t _ V A T C l a u s e L i n e "   E l e m e n t I d = " 2 2 2 4 6 9 0 5 9 " > - 
-             < T o o l t i p T e x t   l a n g = " e n - U S " > S p e c i f i e s   t h e   a m o u n t   o f   V A T   t h a t   i s   i n c l u d e d   i n   t h e   t o t a l   a m o u n t . < / T o o l t i p T e x t > - 
-         < / T o o l t i p > - 
-     < / T o o l t i p s > - 
-     < H e a d e r   E l e m e n t T y p e = " D a t a I t e m "   E l e m e n t I d = " 1 2 4 0 3 7 3 8 8 6 " > - 
-         < B i l l e d T o _ L b l   E l e m e n t T y p e = " C o l u m n "   E l e m e n t I d = " 1 7 4 5 4 4 9 0 7 9 "   D a t a T y p e = " L a b e l " > B i l l e d T o _ L b l < / B i l l e d T o _ L b l > - 
-         < B i l l T o C o n t a c t E m a i l   E l e m e n t T y p e = " C o l u m n "   E l e m e n t I d = " 3 3 5 8 2 7 8 9 5 "   D a t a T y p e = " T e x t " > B i l l T o C o n t a c t E m a i l < / B i l l T o C o n t a c t E m a i l > - 
-         < B i l l T o C o n t a c t E m a i l L b l   E l e m e n t T y p e = " C o l u m n "   E l e m e n t I d = " 2 9 6 4 7 8 3 6 5 "   D a t a T y p e = " L a b e l " > B i l l T o C o n t a c t E m a i l L b l < / B i l l T o C o n t a c t E m a i l L b l > - 
-         < B i l l T o C o n t a c t M o b i l e P h o n e N o   E l e m e n t T y p e = " C o l u m n "   E l e m e n t I d = " 2 4 8 4 8 8 6 9 6 "   D a t a T y p e = " T e x t " > B i l l T o C o n t a c t M o b i l e P h o n e N o < / B i l l T o C o n t a c t M o b i l e P h o n e N o > - 
-         < B i l l T o C o n t a c t M o b i l e P h o n e N o L b l   E l e m e n t T y p e = " C o l u m n "   E l e m e n t I d = " 2 7 6 3 1 1 3 3 8 "   D a t a T y p e = " L a b e l " > B i l l T o C o n t a c t M o b i l e P h o n e N o L b l < / B i l l T o C o n t a c t M o b i l e P h o n e N o L b l > - 
-         < B i l l T o C o n t a c t P h o n e N o   E l e m e n t T y p e = " C o l u m n "   E l e m e n t I d = " 3 6 2 4 7 7 4 8 8 "   D a t a T y p e = " T e x t " > B i l l T o C o n t a c t P h o n e N o < / B i l l T o C o n t a c t P h o n e N o > - 
-         < B i l l T o C o n t a c t P h o n e N o L b l   E l e m e n t T y p e = " C o l u m n "   E l e m e n t I d = " 2 1 2 3 3 4 5 9 6 6 "   D a t a T y p e = " L a b e l " > B i l l T o C o n t a c t P h o n e N o L b l < / B i l l T o C o n t a c t P h o n e N o L b l > - 
-         < B i l l t o C u s t o m e r N o _ L b l   E l e m e n t T y p e = " C o l u m n "   E l e m e n t I d = " 3 6 9 3 0 7 8 1 3 "   D a t a T y p e = " S t r i n g " > B i l l t o C u s t o m e r N o _ L b l < / B i l l t o C u s t o m e r N o _ L b l > - 
-         < B i l l t o C u s t u m e r N o   E l e m e n t T y p e = " C o l u m n "   E l e m e n t I d = " 2 8 0 4 7 3 0 5 8 "   D a t a T y p e = " C o d e " > B i l l t o C u s t u m e r N o < / B i l l t o C u s t u m e r N o > - 
-         < C h e c k s P a y a b l e _ L b l   E l e m e n t T y p e = " C o l u m n "   E l e m e n t I d = " 1 0 5 3 1 5 6 0 6 5 "   D a t a T y p e = " T e x t " > C h e c k s P a y a b l e _ L b l < / C h e c k s P a y a b l e _ L b l > - 
-         < C o m p a n y A d d r e s s 1   E l e m e n t T y p e = " C o l u m n "   E l e m e n t I d = " 1 8 8 4 1 6 4 3 2 3 "   D a t a T y p e = " T e x t " > C o m p a n y A d d r e s s 1 < / C o m p a n y A d d r e s s 1 > - 
-         < C o m p a n y A d d r e s s 2   E l e m e n t T y p e = " C o l u m n "   E l e m e n t I d = " 1 2 4 6 4 6 7 7 0 6 "   D a t a T y p e = " T e x t " > C o m p a n y A d d r e s s 2 < / C o m p a n y A d d r e s s 2 > - 
-         < C o m p a n y A d d r e s s 3   E l e m e n t T y p e = " C o l u m n "   E l e m e n t I d = " 6 0 8 7 7 1 0 8 9 "   D a t a T y p e = " T e x t " > C o m p a n y A d d r e s s 3 < / C o m p a n y A d d r e s s 3 > - 
-         < C o m p a n y A d d r e s s 4   E l e m e n t T y p e = " C o l u m n "   E l e m e n t I d = " 7 7 7 6 8 0 1 1 2 "   D a t a T y p e = " T e x t " > C o m p a n y A d d r e s s 4 < / C o m p a n y A d d r e s s 4 > - 
-         < C o m p a n y A d d r e s s 5   E l e m e n t T y p e = " C o l u m n "   E l e m e n t I d = " 1 3 9 9 8 3 4 9 5 "   D a t a T y p e = " T e x t " > C o m p a n y A d d r e s s 5 < / C o m p a n y A d d r e s s 5 > - 
-         < C o m p a n y A d d r e s s 6   E l e m e n t T y p e = " C o l u m n "   E l e m e n t I d = " 4 9 7 7 1 3 1 2 2 "   D a t a T y p e = " T e x t " > C o m p a n y A d d r e s s 6 < / C o m p a n y A d d r e s s 6 > - 
-         < C o m p a n y A d d r e s s 7   E l e m e n t T y p e = " C o l u m n "   E l e m e n t I d = " 1 1 3 5 4 0 9 7 3 9 "   D a t a T y p e = " T e x t " > C o m p a n y A d d r e s s 7 < / C o m p a n y A d d r e s s 7 > - 
-         < C o m p a n y A d d r e s s 8   E l e m e n t T y p e = " C o l u m n "   E l e m e n t I d = " 1 7 1 5 2 5 5 3 0 0 "   D a t a T y p e = " T e x t " > C o m p a n y A d d r e s s 8 < / C o m p a n y A d d r e s s 8 > - 
-         < C o m p a n y B a n k A c c o u n t N o   E l e m e n t T y p e = " C o l u m n "   E l e m e n t I d = " 3 0 1 4 0 2 0 4 "   D a t a T y p e = " T e x t " > C o m p a n y B a n k A c c o u n t N o < / C o m p a n y B a n k A c c o u n t N o > - 
-         < C o m p a n y B a n k A c c o u n t N o _ L b l   E l e m e n t T y p e = " C o l u m n "   E l e m e n t I d = " 1 0 9 7 7 4 3 3 4 5 "   D a t a T y p e = " L a b e l " > C o m p a n y B a n k A c c o u n t N o _ L b l < / C o m p a n y B a n k A c c o u n t N o _ L b l > - 
-         < C o m p a n y B a n k B r a n c h N o   E l e m e n t T y p e = " C o l u m n "   E l e m e n t I d = " 7 9 3 1 3 3 0 5 7 "   D a t a T y p e = " T e x t " > C o m p a n y B a n k B r a n c h N o < / C o m p a n y B a n k B r a n c h N o > - 
-         < C o m p a n y B a n k B r a n c h N o _ L b l   E l e m e n t T y p e = " C o l u m n "   E l e m e n t I d = " 3 2 7 9 0 6 6 9 2 "   D a t a T y p e = " S t r i n g " > C o m p a n y B a n k B r a n c h N o _ L b l < / C o m p a n y B a n k B r a n c h N o _ L b l > - 
-         < C o m p a n y B a n k N a m e   E l e m e n t T y p e = " C o l u m n "   E l e m e n t I d = " 1 5 3 4 9 0 5 6 0 5 "   D a t a T y p e = " T e x t " > C o m p a n y B a n k N a m e < / C o m p a n y B a n k N a m e > - 
-         < C o m p a n y B a n k N a m e _ L b l   E l e m e n t T y p e = " C o l u m n "   E l e m e n t I d = " 1 2 0 4 3 0 7 0 1 4 "   D a t a T y p e = " L a b e l " > C o m p a n y B a n k N a m e _ L b l < / C o m p a n y B a n k N a m e _ L b l > - 
-         < C o m p a n y C u s t o m G i r o   E l e m e n t T y p e = " C o l u m n "   E l e m e n t I d = " 1 6 7 0 4 7 5 7 9 8 "   D a t a T y p e = " T e x t " > C o m p a n y C u s t o m G i r o < / C o m p a n y C u s t o m G i r o > - 
-         < C o m p a n y C u s t o m G i r o _ L b l   E l e m e n t T y p e = " C o l u m n "   E l e m e n t I d = " 8 9 1 4 3 9 6 2 5 "   D a t a T y p e = " T e x t " > C o m p a n y C u s t o m G i r o _ L b l < / C o m p a n y C u s t o m G i r o _ L b l > - 
-         < C o m p a n y E M a i l   E l e m e n t T y p e = " C o l u m n "   E l e m e n t I d = " 1 6 7 7 0 7 4 0 5 8 "   D a t a T y p e = " T e x t " > C o m p a n y E M a i l < / C o m p a n y E M a i l > - 
-         < C o m p a n y G i r o N o   E l e m e n t T y p e = " C o l u m n "   E l e m e n t I d = " 1 3 6 0 1 9 6 3 2 0 "   D a t a T y p e = " T e x t " > C o m p a n y G i r o N o < / C o m p a n y G i r o N o > - 
-         < C o m p a n y G i r o N o _ L b l   E l e m e n t T y p e = " C o l u m n "   E l e m e n t I d = " 8 6 1 6 0 2 1 1 5 "   D a t a T y p e = " L a b e l " > C o m p a n y G i r o N o _ L b l < / C o m p a n y G i r o N o _ L b l > - 
-         < C o m p a n y H o m e P a g e   E l e m e n t T y p e = " C o l u m n "   E l e m e n t I d = " 1 9 8 9 1 8 8 7 0 "   D a t a T y p e = " T e x t " > C o m p a n y H o m e P a g e < / C o m p a n y H o m e P a g e > - 
-         < C o m p a n y I B A N   E l e m e n t T y p e = " C o l u m n "   E l e m e n t I d = " 9 0 6 5 4 9 1 8 2 "   D a t a T y p e = " C o d e " > C o m p a n y I B A N < / C o m p a n y I B A N > - 
-         < C o m p a n y I B A N _ L b l   E l e m e n t T y p e = " C o l u m n "   E l e m e n t I d = " 1 2 6 7 9 5 2 2 2 7 "   D a t a T y p e = " S t r i n g " > C o m p a n y I B A N _ L b l < / C o m p a n y I B A N _ L b l > - 
-         < C o m p a n y L e g a l O f f i c e   E l e m e n t T y p e = " C o l u m n "   E l e m e n t I d = " 7 1 4 2 5 8 1 1 1 "   D a t a T y p e = " T e x t " > C o m p a n y L e g a l O f f i c e < / C o m p a n y L e g a l O f f i c e > - 
-         < C o m p a n y L e g a l O f f i c e _ L b l   E l e m e n t T y p e = " C o l u m n "   E l e m e n t I d = " 1 5 3 3 1 7 5 1 0 8 "   D a t a T y p e = " T e x t " > C o m p a n y L e g a l O f f i c e _ L b l < / C o m p a n y L e g a l O f f i c e _ L b l > - 
-         < C o m p a n y L e g a l S t a t e m e n t   E l e m e n t T y p e = " C o l u m n "   E l e m e n t I d = " 4 4 8 3 5 8 8 7 6 "   D a t a T y p e = " T e x t " > C o m p a n y L e g a l S t a t e m e n t < / C o m p a n y L e g a l S t a t e m e n t > - 
-         < C o m p a n y L o g o P o s i t i o n   E l e m e n t T y p e = " C o l u m n "   E l e m e n t I d = " 1 4 2 5 2 6 6 6 8 8 "   D a t a T y p e = " I n t e g e r " > C o m p a n y L o g o P o s i t i o n < / C o m p a n y L o g o P o s i t i o n > - 
-         < C o m p a n y P h o n e N o   E l e m e n t T y p e = " C o l u m n "   E l e m e n t I d = " 2 5 0 4 4 0 6 5 5 "   D a t a T y p e = " T e x t " > C o m p a n y P h o n e N o < / C o m p a n y P h o n e N o > - 
-         < C o m p a n y P h o n e N o _ L b l   E l e m e n t T y p e = " C o l u m n "   E l e m e n t I d = " 5 5 8 5 9 3 5 8 6 "   D a t a T y p e = " L a b e l " > C o m p a n y P h o n e N o _ L b l < / C o m p a n y P h o n e N o _ L b l > - 
-         < C o m p a n y P i c t u r e   E l e m e n t T y p e = " C o l u m n "   E l e m e n t I d = " 1 3 9 7 4 1 1 0 7 4 "   D a t a T y p e = " B l o b "   / > - 
-         < C o m p a n y R e g i s t r a t i o n N u m b e r   E l e m e n t T y p e = " C o l u m n "   E l e m e n t I d = " 2 0 2 3 6 3 9 4 2 4 "   D a t a T y p e = " T e x t " > C o m p a n y R e g i s t r a t i o n N u m b e r < / C o m p a n y R e g i s t r a t i o n N u m b e r > - 
-         < C o m p a n y R e g i s t r a t i o n N u m b e r _ L b l   E l e m e n t T y p e = " C o l u m n "   E l e m e n t I d = " 1 8 3 3 1 0 6 6 5 3 "   D a t a T y p e = " T e x t " > C o m p a n y R e g i s t r a t i o n N u m b e r _ L b l < / C o m p a n y R e g i s t r a t i o n N u m b e r _ L b l > - 
-         < C o m p a n y S W I F T   E l e m e n t T y p e = " C o l u m n "   E l e m e n t I d = " 6 6 8 2 5 0 2 4 5 "   D a t a T y p e = " C o d e " > C o m p a n y S W I F T < / C o m p a n y S W I F T > - 
-         < C o m p a n y S W I F T _ L b l   E l e m e n t T y p e = " C o l u m n "   E l e m e n t I d = " 2 0 2 9 5 9 7 3 8 4 "   D a t a T y p e = " S t r i n g " > C o m p a n y S W I F T _ L b l < / C o m p a n y S W I F T _ L b l > - 
-         < C o m p a n y V A T R e g i s t r a t i o n N o   E l e m e n t T y p e = " C o l u m n "   E l e m e n t I d = " 1 9 1 4 0 1 3 6 4 9 "   D a t a T y p e = " T e x t " > C o m p a n y V A T R e g i s t r a t i o n N o < / C o m p a n y V A T R e g i s t r a t i o n N o > - 
-         < C o m p a n y V A T R e g i s t r a t i o n N o _ L b l   E l e m e n t T y p e = " C o l u m n "   E l e m e n t I d = " 9 2 4 5 0 3 1 2 4 "   D a t a T y p e = " T e x t " > C o m p a n y V A T R e g i s t r a t i o n N o _ L b l < / C o m p a n y V A T R e g i s t r a t i o n N o _ L b l > - 
-         < C o m p a n y V A T R e g N o   E l e m e n t T y p e = " C o l u m n "   E l e m e n t I d = " 1 7 1 4 3 1 9 3 6 "   D a t a T y p e = " T e x t " > C o m p a n y V A T R e g N o < / C o m p a n y V A T R e g N o > - 
-         < C o m p a n y V A T R e g N o _ L b l   E l e m e n t T y p e = " C o l u m n "   E l e m e n t I d = " 7 7 3 2 0 1 5 0 1 "   D a t a T y p e = " T e x t " > C o m p a n y V A T R e g N o _ L b l < / C o m p a n y V A T R e g N o _ L b l > - 
-         < C o n t a c t _ L b l   E l e m e n t T y p e = " C o l u m n "   E l e m e n t I d = " 1 1 5 5 0 9 4 7 5 2 "   D a t a T y p e = " T e x t " > C o n t a c t _ L b l < / C o n t a c t _ L b l > - 
-         < C o p y _ L b l   E l e m e n t T y p e = " C o l u m n "   E l e m e n t I d = " 6 0 4 7 8 2 7 8 1 "   D a t a T y p e = " L a b e l " > C o p y _ L b l < / C o p y _ L b l > - 
-         < C u s t o m e r A d d r e s s 1   E l e m e n t T y p e = " C o l u m n "   E l e m e n t I d = " 1 8 0 1 9 6 6 4 5 4 "   D a t a T y p e = " T e x t " > C u s t o m e r A d d r e s s 1 < / C u s t o m e r A d d r e s s 1 > - 
-         < C u s t o m e r A d d r e s s 2   E l e m e n t T y p e = " C o l u m n "   E l e m e n t I d = " 1 1 6 4 2 6 9 8 3 7 "   D a t a T y p e = " T e x t " > C u s t o m e r A d d r e s s 2 < / C u s t o m e r A d d r e s s 2 > - 
-         < C u s t o m e r A d d r e s s 3   E l e m e n t T y p e = " C o l u m n "   E l e m e n t I d = " 5 2 6 5 7 3 2 2 0 "   D a t a T y p e = " T e x t " > C u s t o m e r A d d r e s s 3 < / C u s t o m e r A d d r e s s 3 > - 
-         < C u s t o m e r A d d r e s s 4   E l e m e n t T y p e = " C o l u m n "   E l e m e n t I d = " 1 1 1 1 2 3 3 9 7 "   D a t a T y p e = " T e x t " > C u s t o m e r A d d r e s s 4 < / C u s t o m e r A d d r e s s 4 > - 
-         < C u s t o m e r A d d r e s s 5   E l e m e n t T y p e = " C o l u m n "   E l e m e n t I d = " 7 4 8 8 2 0 0 1 4 "   D a t a T y p e = " T e x t " > C u s t o m e r A d d r e s s 5 < / C u s t o m e r A d d r e s s 5 > - 
-         < C u s t o m e r A d d r e s s 6   E l e m e n t T y p e = " C o l u m n "   E l e m e n t I d = " 1 3 8 6 5 1 6 6 3 1 "   D a t a T y p e = " T e x t " > C u s t o m e r A d d r e s s 6 < / C u s t o m e r A d d r e s s 6 > - 
-         < C u s t o m e r A d d r e s s 7   E l e m e n t T y p e = " C o l u m n "   E l e m e n t I d = " 2 0 2 4 2 1 3 2 4 8 "   D a t a T y p e = " T e x t " > C u s t o m e r A d d r e s s 7 < / C u s t o m e r A d d r e s s 7 > - 
-         < C u s t o m e r A d d r e s s 8   E l e m e n t T y p e = " C o l u m n "   E l e m e n t I d = " 1 0 4 8 6 9 8 5 8 5 "   D a t a T y p e = " T e x t " > C u s t o m e r A d d r e s s 8 < / C u s t o m e r A d d r e s s 8 > - 
-         < C u s t o m e r P o s t a l B a r C o d e   E l e m e n t T y p e = " C o l u m n "   E l e m e n t I d = " 3 9 8 5 8 0 6 8 8 "   D a t a T y p e = " T e x t " > C u s t o m e r P o s t a l B a r C o d e < / C u s t o m e r P o s t a l B a r C o d e > - 
-         < D o c u m e n t D a t e   E l e m e n t T y p e = " C o l u m n "   E l e m e n t I d = " 5 5 2 8 7 1 9 1 4 "   D a t a T y p e = " S t r i n g " > D o c u m e n t D a t e < / D o c u m e n t D a t e > - 
-         < D o c u m e n t D a t e _ L b l   E l e m e n t T y p e = " C o l u m n "   E l e m e n t I d = " 1 0 2 6 4 9 4 8 3 "   D a t a T y p e = " S t r i n g " > D o c u m e n t D a t e _ L b l < / D o c u m e n t D a t e _ L b l > - 
-         < D o c u m e n t N o   E l e m e n t T y p e = " C o l u m n "   E l e m e n t I d = " 9 7 0 3 5 0 5 3 9 "   D a t a T y p e = " C o d e " > D o c u m e n t N o < / D o c u m e n t N o > - 
-         < D o c u m e n t N o _ L b l   E l e m e n t T y p e = " C o l u m n "   E l e m e n t I d = " 7 8 9 7 9 5 9 7 8 "   D a t a T y p e = " T e x t " > D o c u m e n t N o _ L b l < / D o c u m e n t N o _ L b l > - 
-         < D o c u m e n t T i t l e _ L b l   E l e m e n t T y p e = " C o l u m n "   E l e m e n t I d = " 8 5 8 4 2 3 9 2 9 "   D a t a T y p e = " T e x t " > D o c u m e n t T i t l e _ L b l < / D o c u m e n t T i t l e _ L b l > - 
-         < D u e D a t e   E l e m e n t T y p e = " C o l u m n "   E l e m e n t I d = " 7 4 5 1 7 0 2 0 3 "   D a t a T y p e = " S t r i n g " > D u e D a t e < / D u e D a t e > - 
-         < D u e D a t e _ L b l   E l e m e n t T y p e = " C o l u m n "   E l e m e n t I d = " 1 6 4 8 2 8 4 6 4 8 "   D a t a T y p e = " S t r i n g " > D u e D a t e _ L b l < / D u e D a t e _ L b l > - 
-         < E M a i l _ L b l   E l e m e n t T y p e = " C o l u m n "   E l e m e n t I d = " 1 4 3 8 8 6 8 0 1 2 "   D a t a T y p e = " L a b e l " > E M a i l _ L b l < / E M a i l _ L b l > - 
-         < E x c h a n g e R a t e A s T e x t   E l e m e n t T y p e = " C o l u m n "   E l e m e n t I d = " 5 9 2 9 5 5 8 4 5 "   D a t a T y p e = " T e x t " > E x c h a n g e R a t e A s T e x t < / E x c h a n g e R a t e A s T e x t > - 
-         < E x t e r n a l D o c u m e n t N o   E l e m e n t T y p e = " C o l u m n "   E l e m e n t I d = " 7 3 3 9 5 3 9 6 6 "   D a t a T y p e = " C o d e " > E x t e r n a l D o c u m e n t N o < / E x t e r n a l D o c u m e n t N o > - 
-         < E x t e r n a l D o c u m e n t N o _ _ L b l   E l e m e n t T y p e = " C o l u m n "   E l e m e n t I d = " 2 2 3 4 3 3 3 2 "   D a t a T y p e = " S t r i n g " > E x t e r n a l D o c u m e n t N o _ _ L b l < / E x t e r n a l D o c u m e n t N o _ _ L b l > - 
-         < F r o m _ L b l   E l e m e n t T y p e = " C o l u m n "   E l e m e n t I d = " 4 8 5 4 2 6 1 3 8 "   D a t a T y p e = " L a b e l " > F r o m _ L b l < / F r o m _ L b l > - 
-         < H o m e P a g e _ L b l   E l e m e n t T y p e = " C o l u m n "   E l e m e n t I d = " 1 4 3 3 5 9 2 3 0 0 "   D a t a T y p e = " L a b e l " > H o m e P a g e _ L b l < / H o m e P a g e _ L b l > - 
-         < I n v o i c e D i s c o u n t A m o u n t _ L b l   E l e m e n t T y p e = " C o l u m n "   E l e m e n t I d = " 1 5 9 3 0 1 2 7 3 6 "   D a t a T y p e = " L a b e l " > I n v o i c e D i s c o u n t A m o u n t _ L b l < / I n v o i c e D i s c o u n t A m o u n t _ L b l > - 
-         < I n v o i c e D i s c o u n t B a s e A m o u n t _ L b l   E l e m e n t T y p e = " C o l u m n "   E l e m e n t I d = " 2 0 2 9 2 6 6 8 7 5 "   D a t a T y p e = " L a b e l " > I n v o i c e D i s c o u n t B a s e A m o u n t _ L b l < / I n v o i c e D i s c o u n t B a s e A m o u n t _ L b l > - 
-         < I n v o i c e N o P o s i t i o n _ L b l   E l e m e n t T y p e = " C o l u m n "   E l e m e n t I d = " 1 4 5 8 4 6 7 4 4 1 "   D a t a T y p e = " T e x t " > I n v o i c e N o P o s i t i o n _ L b l < / I n v o i c e N o P o s i t i o n _ L b l > - 
-         < L e g a l E n t i t y T y p e   E l e m e n t T y p e = " C o l u m n "   E l e m e n t I d = " 2 0 5 1 8 7 3 5 6 3 "   D a t a T y p e = " T e x t " > L e g a l E n t i t y T y p e < / L e g a l E n t i t y T y p e > - 
-         < L e g a l E n t i t y T y p e _ L b l   E l e m e n t T y p e = " C o l u m n "   E l e m e n t I d = " 2 0 8 0 2 2 4 7 9 2 "   D a t a T y p e = " T e x t " > L e g a l E n t i t y T y p e _ L b l < / L e g a l E n t i t y T y p e _ L b l > - 
-         < L i n e A m o u n t A f t e r I n v o i c e D i s c o u n t _ L b l   E l e m e n t T y p e = " C o l u m n "   E l e m e n t I d = " 6 7 3 7 2 1 0 9 4 "   D a t a T y p e = " L a b e l " > L i n e A m o u n t A f t e r I n v o i c e D i s c o u n t _ L b l < / L i n e A m o u n t A f t e r I n v o i c e D i s c o u n t _ L b l > - 
-         < L o c a l C u r r e n c y _ L b l   E l e m e n t T y p e = " C o l u m n "   E l e m e n t I d = " 1 5 5 9 6 9 3 4 2 2 "   D a t a T y p e = " L a b e l " > L o c a l C u r r e n c y _ L b l < / L o c a l C u r r e n c y _ L b l > - 
-         < P a g e _ L b l   E l e m e n t T y p e = " C o l u m n "   E l e m e n t I d = " 6 8 0 6 4 8 0 9 1 "   D a t a T y p e = " L a b e l " > P a g e _ L b l < / P a g e _ L b l > - 
-         < P a y m e n t I n s t r u c t i o n s _ T x t   E l e m e n t T y p e = " C o l u m n "   E l e m e n t I d = " 1 8 7 2 0 8 8 3 "   D a t a T y p e = " T e x t " > P a y m e n t I n s t r u c t i o n s _ T x t < / P a y m e n t I n s t r u c t i o n s _ T x t > - 
-         < P a y m e n t M e t h o d D e s c r i p t i o n   E l e m e n t T y p e = " C o l u m n "   E l e m e n t I d = " 5 8 5 7 5 7 9 7 4 "   D a t a T y p e = " T e x t " > P a y m e n t M e t h o d D e s c r i p t i o n < / P a y m e n t M e t h o d D e s c r i p t i o n > - 
-         < P a y m e n t M e t h o d D e s c r i p t i o n _ L b l   E l e m e n t T y p e = " C o l u m n "   E l e m e n t I d = " 7 9 7 1 1 7 3 2 3 "   D a t a T y p e = " L a b e l " > P a y m e n t M e t h o d D e s c r i p t i o n _ L b l < / P a y m e n t M e t h o d D e s c r i p t i o n _ L b l > - 
-         < P a y m e n t T e r m s D e s c r i p t i o n   E l e m e n t T y p e = " C o l u m n "   E l e m e n t I d = " 2 0 3 8 7 4 2 7 0 0 "   D a t a T y p e = " T e x t " > P a y m e n t T e r m s D e s c r i p t i o n < / P a y m e n t T e r m s D e s c r i p t i o n > - 
-         < P a y m e n t T e r m s D e s c r i p t i o n _ L b l   E l e m e n t T y p e = " C o l u m n "   E l e m e n t I d = " 1 8 7 4 4 9 4 3 2 1 "   D a t a T y p e = " L a b e l " > P a y m e n t T e r m s D e s c r i p t i o n _ L b l < / P a y m e n t T e r m s D e s c r i p t i o n _ L b l > - 
-         < P r i c e s I n c l u d i n g V A T   E l e m e n t T y p e = " C o l u m n "   E l e m e n t I d = " 5 1 8 8 1 7 1 6 7 "   D a t a T y p e = " B o o l e a n " > P r i c e s I n c l u d i n g V A T < / P r i c e s I n c l u d i n g V A T > - 
-         < P r i c e s I n c l u d i n g V A T Y e s N o   E l e m e n t T y p e = " C o l u m n "   E l e m e n t I d = " 1 4 1 1 1 4 7 5 9 9 "   D a t a T y p e = " S t r i n g " > P r i c e s I n c l u d i n g V A T Y e s N o < / P r i c e s I n c l u d i n g V A T Y e s N o > - 
-         < P r i c e s I n c l u d i n g V A T _ L b l   E l e m e n t T y p e = " C o l u m n "   E l e m e n t I d = " 1 3 7 7 9 7 9 4 4 4 "   D a t a T y p e = " S t r i n g " > P r i c e s I n c l u d i n g V A T _ L b l < / P r i c e s I n c l u d i n g V A T _ L b l > - 
-         < Q u e s t i o n s _ L b l   E l e m e n t T y p e = " C o l u m n "   E l e m e n t I d = " 2 0 7 0 8 9 0 0 1 9 "   D a t a T y p e = " L a b e l " > Q u e s t i o n s _ L b l < / Q u e s t i o n s _ L b l > - 
-         < S a l e s I n v o i c e L i n e D i s c o u n t _ L b l   E l e m e n t T y p e = " C o l u m n "   E l e m e n t I d = " 6 6 4 6 0 1 5 8 2 "   D a t a T y p e = " L a b e l " > S a l e s I n v o i c e L i n e D i s c o u n t _ L b l < / S a l e s I n v o i c e L i n e D i s c o u n t _ L b l > - 
-         < S a l e s P e r s o n B l a n k _ L b l   E l e m e n t T y p e = " C o l u m n "   E l e m e n t I d = " 6 5 4 6 2 4 6 0 1 "   D a t a T y p e = " T e x t " > S a l e s P e r s o n B l a n k _ L b l < / S a l e s P e r s o n B l a n k _ L b l > - 
-         < S a l e s P e r s o n N a m e   E l e m e n t T y p e = " C o l u m n "   E l e m e n t I d = " 8 7 1 4 9 2 9 8 3 "   D a t a T y p e = " T e x t " > S a l e s P e r s o n N a m e < / S a l e s P e r s o n N a m e > - 
-         < S a l e s P e r s o n _ L b l   E l e m e n t T y p e = " C o l u m n "   E l e m e n t I d = " 1 5 6 4 1 9 6 3 6 5 "   D a t a T y p e = " L a b e l " > S a l e s P e r s o n _ L b l < / S a l e s P e r s o n _ L b l > - 
-         < S e l l T o C o n t a c t E m a i l   E l e m e n t T y p e = " C o l u m n "   E l e m e n t I d = " 2 6 2 8 2 4 5 6 4 "   D a t a T y p e = " T e x t " > S e l l T o C o n t a c t E m a i l < / S e l l T o C o n t a c t E m a i l > - 
-         < S e l l T o C o n t a c t E m a i l L b l   E l e m e n t T y p e = " C o l u m n "   E l e m e n t I d = " 3 7 0 9 2 0 3 7 4 "   D a t a T y p e = " L a b e l " > S e l l T o C o n t a c t E m a i l L b l < / S e l l T o C o n t a c t E m a i l L b l > - 
-         < S e l l T o C o n t a c t M o b i l e P h o n e N o   E l e m e n t T y p e = " C o l u m n "   E l e m e n t I d = " 1 8 4 3 5 8 7 4 7 "   D a t a T y p e = " T e x t " > S e l l T o C o n t a c t M o b i l e P h o n e N o < / S e l l T o C o n t a c t M o b i l e P h o n e N o > - 
-         < S e l l T o C o n t a c t M o b i l e P h o n e N o L b l   E l e m e n t T y p e = " C o l u m n "   E l e m e n t I d = " 1 4 5 7 5 2 8 4 1 7 "   D a t a T y p e = " L a b e l " > S e l l T o C o n t a c t M o b i l e P h o n e N o L b l < / S e l l T o C o n t a c t M o b i l e P h o n e N o L b l > - 
-         < S e l l T o C o n t a c t P h o n e N o   E l e m e n t T y p e = " C o l u m n "   E l e m e n t I d = " 1 6 1 3 8 2 2 4 8 3 "   D a t a T y p e = " T e x t " > S e l l T o C o n t a c t P h o n e N o < / S e l l T o C o n t a c t P h o n e N o > - 
-         < S e l l T o C o n t a c t P h o n e N o L b l   E l e m e n t T y p e = " C o l u m n "   E l e m e n t I d = " 1 0 5 0 6 8 6 8 0 9 "   D a t a T y p e = " L a b e l " > S e l l T o C o n t a c t P h o n e N o L b l < / S e l l T o C o n t a c t P h o n e N o L b l > - 
-         < S e l l t o C u s t o m e r N o   E l e m e n t T y p e = " C o l u m n "   E l e m e n t I d = " 2 0 5 0 6 4 7 3 4 9 "   D a t a T y p e = " C o d e " > S e l l t o C u s t o m e r N o < / S e l l t o C u s t o m e r N o > - 
-         < S e l l t o C u s t o m e r N o _ L b l   E l e m e n t T y p e = " C o l u m n "   E l e m e n t I d = " 2 9 8 3 8 1 5 1 2 "   D a t a T y p e = " S t r i n g " > S e l l t o C u s t o m e r N o _ L b l < / S e l l t o C u s t o m e r N o _ L b l > - 
-         < S h i p m e n t M e t h o d D e s c r i p t i o n   E l e m e n t T y p e = " C o l u m n "   E l e m e n t I d = " 2 0 5 9 4 0 3 2 6 0 "   D a t a T y p e = " T e x t " > S h i p m e n t M e t h o d D e s c r i p t i o n < / S h i p m e n t M e t h o d D e s c r i p t i o n > - 
-         < S h i p m e n t M e t h o d D e s c r i p t i o n _ L b l   E l e m e n t T y p e = " C o l u m n "   E l e m e n t I d = " 1 1 7 9 9 7 8 4 6 5 "   D a t a T y p e = " L a b e l " > S h i p m e n t M e t h o d D e s c r i p t i o n _ L b l < / S h i p m e n t M e t h o d D e s c r i p t i o n _ L b l > - 
-         < S h i p m e n t _ L b l   E l e m e n t T y p e = " C o l u m n "   E l e m e n t I d = " 2 0 8 5 7 6 7 1 2 0 "   D a t a T y p e = " L a b e l " > S h i p m e n t _ L b l < / S h i p m e n t _ L b l > - 
-         < S h i p T o A d d r e s s 1   E l e m e n t T y p e = " C o l u m n "   E l e m e n t I d = " 1 3 5 7 6 7 2 8 6 1 "   D a t a T y p e = " T e x t " > S h i p T o A d d r e s s 1 < / S h i p T o A d d r e s s 1 > - 
-         < S h i p T o A d d r e s s 2   E l e m e n t T y p e = " C o l u m n "   E l e m e n t I d = " 1 0 2 4 2 0 4 5 8 4 "   D a t a T y p e = " T e x t " > S h i p T o A d d r e s s 2 < / S h i p T o A d d r e s s 2 > - 
-         < S h i p T o A d d r e s s 3   E l e m e n t T y p e = " C o l u m n "   E l e m e n t I d = " 1 6 6 1 9 0 1 2 0 1 "   D a t a T y p e = " T e x t " > S h i p T o A d d r e s s 3 < / S h i p T o A d d r e s s 3 > - 
-         < S h i p T o A d d r e s s 4   E l e m e n t T y p e = " C o l u m n "   E l e m e n t I d = " 5 5 5 4 1 6 9 9 0 "   D a t a T y p e = " T e x t " > S h i p T o A d d r e s s 4 < / S h i p T o A d d r e s s 4 > - 
-         < S h i p T o A d d r e s s 5   E l e m e n t T y p e = " C o l u m n "   E l e m e n t I d = " 1 1 9 3 1 1 3 6 0 7 "   D a t a T y p e = " T e x t " > S h i p T o A d d r e s s 5 < / S h i p T o A d d r e s s 5 > - 
-         < S h i p T o A d d r e s s 6   E l e m e n t T y p e = " C o l u m n "   E l e m e n t I d = " 7 1 9 9 7 6 2 4 4 "   D a t a T y p e = " T e x t " > S h i p T o A d d r e s s 6 < / S h i p T o A d d r e s s 6 > - 
-         < S h i p T o A d d r e s s 7   E l e m e n t T y p e = " C o l u m n "   E l e m e n t I d = " 8 2 2 7 9 6 2 7 "   D a t a T y p e = " T e x t " > S h i p T o A d d r e s s 7 < / S h i p T o A d d r e s s 7 > - 
-         < S h i p T o A d d r e s s 8   E l e m e n t T y p e = " C o l u m n "   E l e m e n t I d = " 1 4 9 2 9 9 2 1 7 8 "   D a t a T y p e = " T e x t " > S h i p T o A d d r e s s 8 < / S h i p T o A d d r e s s 8 > - 
-         < S h i p T o A d d r e s s _ L b l   E l e m e n t T y p e = " C o l u m n "   E l e m e n t I d = " 1 6 5 0 5 0 5 0 1 7 "   D a t a T y p e = " L a b e l " > S h i p T o A d d r e s s _ L b l < / S h i p T o A d d r e s s _ L b l > - 
-         < S h i p T o P h o n e N o   E l e m e n t T y p e = " C o l u m n "   E l e m e n t I d = " 3 6 9 7 0 2 2 5 5 "   D a t a T y p e = " T e x t " > S h i p T o P h o n e N o < / S h i p T o P h o n e N o > - 
-         < S h o w S h i p p i n g A d d r e s s   E l e m e n t T y p e = " C o l u m n "   E l e m e n t I d = " 1 1 2 0 0 7 1 2 6 6 "   D a t a T y p e = " B o o l e a n " > S h o w S h i p p i n g A d d r e s s < / S h o w S h i p p i n g A d d r e s s > - 
-         < S h o w W o r k D e s c r i p t i o n   E l e m e n t T y p e = " C o l u m n "   E l e m e n t I d = " 7 8 5 4 6 8 8 6 5 "   D a t a T y p e = " B o o l e a n " > S h o w W o r k D e s c r i p t i o n < / S h o w W o r k D e s c r i p t i o n > - 
-         < S u b t o t a l _ L b l   E l e m e n t T y p e = " C o l u m n "   E l e m e n t I d = " 1 9 6 7 7 9 5 1 4 2 "   D a t a T y p e = " L a b e l " > S u b t o t a l _ L b l < / S u b t o t a l _ L b l > - 
-         < T h a n k s _ L b l   E l e m e n t T y p e = " C o l u m n "   E l e m e n t I d = " 2 1 0 3 3 0 5 5 2 5 "   D a t a T y p e = " L a b e l " > T h a n k s _ L b l < / T h a n k s _ L b l > - 
-         < T o t a l _ L b l   E l e m e n t T y p e = " C o l u m n "   E l e m e n t I d = " 1 2 1 0 1 0 0 8 7 8 "   D a t a T y p e = " L a b e l " > T o t a l _ L b l < / T o t a l _ L b l > - 
-         < V A T A m o u n t S p e c i f i c a t i o n _ L b l   E l e m e n t T y p e = " C o l u m n "   E l e m e n t I d = " 8 7 8 7 0 6 8 4 6 "   D a t a T y p e = " L a b e l " > V A T A m o u n t S p e c i f i c a t i o n _ L b l < / V A T A m o u n t S p e c i f i c a t i o n _ L b l > - 
-         < V A T A m o u n t _ L b l   E l e m e n t T y p e = " C o l u m n "   E l e m e n t I d = " 1 0 9 4 6 5 7 2 9 "   D a t a T y p e = " L a b e l " > V A T A m o u n t _ L b l < / V A T A m o u n t _ L b l > - 
-         < V A T B a s e _ L b l   E l e m e n t T y p e = " C o l u m n "   E l e m e n t I d = " 1 8 6 6 1 5 8 2 7 8 "   D a t a T y p e = " L a b e l " > V A T B a s e _ L b l < / V A T B a s e _ L b l > - 
-         < V A T C l a u s e s _ L b l   E l e m e n t T y p e = " C o l u m n "   E l e m e n t I d = " 1 3 8 3 9 2 0 0 1 9 "   D a t a T y p e = " L a b e l " > V A T C l a u s e s _ L b l < / V A T C l a u s e s _ L b l > - 
-         < V A T C l a u s e _ L b l   E l e m e n t T y p e = " C o l u m n "   E l e m e n t I d = " 1 5 7 0 4 9 5 4 9 0 "   D a t a T y p e = " S t r i n g " > V A T C l a u s e _ L b l < / V A T C l a u s e _ L b l > - 
-         < V A T I d e n t i f i e r _ L b l   E l e m e n t T y p e = " C o l u m n "   E l e m e n t I d = " 1 6 8 6 6 2 3 9 8 4 "   D a t a T y p e = " L a b e l " > V A T I d e n t i f i e r _ L b l < / V A T I d e n t i f i e r _ L b l > - 
-         < V A T P e r c e n t a g e _ L b l   E l e m e n t T y p e = " C o l u m n "   E l e m e n t I d = " 6 7 6 6 5 4 5 6 5 "   D a t a T y p e = " L a b e l " > V A T P e r c e n t a g e _ L b l < / V A T P e r c e n t a g e _ L b l > - 
-         < V A T R e g i s t r a t i o n N o   E l e m e n t T y p e = " C o l u m n "   E l e m e n t I d = " 1 8 8 9 1 9 5 4 0 2 "   D a t a T y p e = " T e x t " > V A T R e g i s t r a t i o n N o < / V A T R e g i s t r a t i o n N o > - 
-         < V A T R e g i s t r a t i o n N o _ L b l   E l e m e n t T y p e = " C o l u m n "   E l e m e n t I d = " 1 4 2 4 6 1 6 0 8 5 "   D a t a T y p e = " T e x t " > V A T R e g i s t r a t i o n N o _ L b l < / V A T R e g i s t r a t i o n N o _ L b l > - 
-         < Y o u r D o c u m e n t T i t l e _ L b l   E l e m e n t T y p e = " C o l u m n "   E l e m e n t I d = " 1 8 2 1 7 1 6 9 3 4 "   D a t a T y p e = " T e x t " > Y o u r D o c u m e n t T i t l e _ L b l < / Y o u r D o c u m e n t T i t l e _ L b l > - 
-         < Y o u r R e f e r e n c e   E l e m e n t T y p e = " C o l u m n "   E l e m e n t I d = " 1 1 0 3 9 9 5 1 "   D a t a T y p e = " T e x t " > Y o u r R e f e r e n c e < / Y o u r R e f e r e n c e > - 
-         < Y o u r R e f e r e n c e _ _ L b l   E l e m e n t T y p e = " C o l u m n "   E l e m e n t I d = " 1 1 2 6 2 8 0 3 7 1 "   D a t a T y p e = " S t r i n g " > Y o u r R e f e r e n c e _ _ L b l < / Y o u r R e f e r e n c e _ _ L b l > - 
-         < L i n e   E l e m e n t T y p e = " D a t a I t e m "   E l e m e n t I d = " 4 1 1 9 7 6 1 3 3 " > - 
-             < A m o u n t E x c l u d i n g V A T _ L i n e   E l e m e n t T y p e = " C o l u m n "   E l e m e n t I d = " 1 0 6 2 4 6 0 0 4 0 "   D a t a T y p e = " D e c i m a l " > A m o u n t E x c l u d i n g V A T _ L i n e < / A m o u n t E x c l u d i n g V A T _ L i n e > - 
-             < A m o u n t E x c l u d i n g V A T _ L i n e _ L b l   E l e m e n t T y p e = " C o l u m n "   E l e m e n t I d = " 2 0 0 2 8 7 4 4 7 5 "   D a t a T y p e = " S t r i n g " > A m o u n t E x c l u d i n g V A T _ L i n e _ L b l < / A m o u n t E x c l u d i n g V A T _ L i n e _ L b l > - 
-             < A m o u n t I n c l u d i n g V A T _ L i n e   E l e m e n t T y p e = " C o l u m n "   E l e m e n t I d = " 7 7 0 9 2 8 4 0 2 "   D a t a T y p e = " D e c i m a l " > A m o u n t I n c l u d i n g V A T _ L i n e < / A m o u n t I n c l u d i n g V A T _ L i n e > - 
-             < A m o u n t I n c l u d i n g V A T _ L i n e _ L b l   E l e m e n t T y p e = " C o l u m n "   E l e m e n t I d = " 9 3 0 7 4 7 3 1 3 "   D a t a T y p e = " S t r i n g " > A m o u n t I n c l u d i n g V A T _ L i n e _ L b l < / A m o u n t I n c l u d i n g V A T _ L i n e _ L b l > - 
-             < D e s c r i p t i o n _ L i n e   E l e m e n t T y p e = " C o l u m n "   E l e m e n t I d = " 1 4 0 6 8 2 2 3 1 0 "   D a t a T y p e = " T e x t " > D e s c r i p t i o n _ L i n e < / D e s c r i p t i o n _ L i n e > - 
-             < D e s c r i p t i o n _ L i n e _ L b l   E l e m e n t T y p e = " C o l u m n "   E l e m e n t I d = " 2 1 1 8 9 5 1 4 9 5 "   D a t a T y p e = " S t r i n g " > D e s c r i p t i o n _ L i n e _ L b l < / D e s c r i p t i o n _ L i n e _ L b l > - 
-             < I t e m N o _ L i n e   E l e m e n t T y p e = " C o l u m n "   E l e m e n t I d = " 1 9 1 0 2 9 6 2 8 8 "   D a t a T y p e = " C o d e " > I t e m N o _ L i n e < / I t e m N o _ L i n e > - 
-             < I t e m N o _ L i n e _ L b l   E l e m e n t T y p e = " C o l u m n "   E l e m e n t I d = " 1 3 4 0 0 7 9 6 1 3 "   D a t a T y p e = " S t r i n g " > I t e m N o _ L i n e _ L b l < / I t e m N o _ L i n e _ L b l > - 
-             < I t e m R e f e r e n c e N o _ L i n e   E l e m e n t T y p e = " C o l u m n "   E l e m e n t I d = " 9 2 7 2 3 5 7 "   D a t a T y p e = " C o d e " > I t e m R e f e r e n c e N o _ L i n e < / I t e m R e f e r e n c e N o _ L i n e > - 
-             < I t e m R e f e r e n c e N o _ L i n e _ L b l   E l e m e n t T y p e = " C o l u m n "   E l e m e n t I d = " 1 9 8 0 6 3 1 1 3 0 "   D a t a T y p e = " S t r i n g " > I t e m R e f e r e n c e N o _ L i n e _ L b l < / I t e m R e f e r e n c e N o _ L i n e _ L b l > - 
-             < L i n e A m o u n t _ L i n e   E l e m e n t T y p e = " C o l u m n "   E l e m e n t I d = " 2 6 8 9 3 7 1 6 2 "   D a t a T y p e = " T e x t " > L i n e A m o u n t _ L i n e < / L i n e A m o u n t _ L i n e > - 
-             < L i n e A m o u n t _ L i n e _ L b l   E l e m e n t T y p e = " C o l u m n "   E l e m e n t I d = " 9 9 2 9 0 1 8 4 5 "   D a t a T y p e = " S t r i n g " > L i n e A m o u n t _ L i n e _ L b l < / L i n e A m o u n t _ L i n e _ L b l > - 
-             < L i n e D i s c o u n t P e r c e n t T e x t _ L i n e   E l e m e n t T y p e = " C o l u m n "   E l e m e n t I d = " 6 1 3 1 3 5 1 9 "   D a t a T y p e = " T e x t " > L i n e D i s c o u n t P e r c e n t T e x t _ L i n e < / L i n e D i s c o u n t P e r c e n t T e x t _ L i n e > - 
-             < L i n e D i s c o u n t P e r c e n t _ L i n e   E l e m e n t T y p e = " C o l u m n "   E l e m e n t I d = " 9 0 7 8 2 7 4 3 6 "   D a t a T y p e = " D e c i m a l " > L i n e D i s c o u n t P e r c e n t _ L i n e < / L i n e D i s c o u n t P e r c e n t _ L i n e > - 
-             < L i n e N o _ L i n e   E l e m e n t T y p e = " C o l u m n "   E l e m e n t I d = " 6 9 8 9 8 5 9 7 9 "   D a t a T y p e = " I n t e g e r " > L i n e N o _ L i n e < / L i n e N o _ L i n e > - 
-             < P r i c e P e r _ L b l   E l e m e n t T y p e = " C o l u m n "   E l e m e n t I d = " 9 7 3 2 8 0 1 3 4 "   D a t a T y p e = " L a b e l " > P r i c e P e r _ L b l < / P r i c e P e r _ L b l > - 
-             < P r i c e _ L b l   E l e m e n t T y p e = " C o l u m n "   E l e m e n t I d = " 2 1 2 6 7 6 4 9 2 5 "   D a t a T y p e = " L a b e l " > P r i c e _ L b l < / P r i c e _ L b l > - 
-             < Q t y _ L b l   E l e m e n t T y p e = " C o l u m n "   E l e m e n t I d = " 2 6 3 6 7 3 7 6 4 "   D a t a T y p e = " L a b e l " > Q t y _ L b l < / Q t y _ L b l > - 
-             < Q u a n t i t y _ L i n e   E l e m e n t T y p e = " C o l u m n "   E l e m e n t I d = " 1 0 6 8 5 4 3 5 3 7 "   D a t a T y p e = " T e x t " > Q u a n t i t y _ L i n e < / Q u a n t i t y _ L i n e > - 
-             < Q u a n t i t y _ L i n e _ L b l   E l e m e n t T y p e = " C o l u m n "   E l e m e n t I d = " 2 0 3 4 5 0 6 8 0 2 "   D a t a T y p e = " S t r i n g " > Q u a n t i t y _ L i n e _ L b l < / Q u a n t i t y _ L i n e _ L b l > - 
-             < S h i p m e n t D a t e _ L b l   E l e m e n t T y p e = " C o l u m n "   E l e m e n t I d = " 6 1 4 4 0 0 3 6 4 "   D a t a T y p e = " L a b e l " > S h i p m e n t D a t e _ L b l < / S h i p m e n t D a t e _ L b l > - 
-             < S h i p m e n t D a t e _ L i n e   E l e m e n t T y p e = " C o l u m n "   E l e m e n t I d = " 1 6 7 3 3 7 5 4 1 6 "   D a t a T y p e = " S t r i n g " > S h i p m e n t D a t e _ L i n e < / S h i p m e n t D a t e _ L i n e > - 
-             < T r a n s H e a d e r A m o u n t   E l e m e n t T y p e = " C o l u m n "   E l e m e n t I d = " 2 0 2 8 3 0 6 2 7 6 "   D a t a T y p e = " D e c i m a l " > T r a n s H e a d e r A m o u n t < / T r a n s H e a d e r A m o u n t > - 
-             < T y p e _ L i n e   E l e m e n t T y p e = " C o l u m n "   E l e m e n t I d = " 2 7 2 8 0 4 9 2 4 "   D a t a T y p e = " S t r i n g " > T y p e _ L i n e < / T y p e _ L i n e > - 
-             < U n i t O f M e a s u r e   E l e m e n t T y p e = " C o l u m n "   E l e m e n t I d = " 1 8 0 8 2 2 8 0 1 8 "   D a t a T y p e = " T e x t " > U n i t O f M e a s u r e < / U n i t O f M e a s u r e > - 
-             < U n i t O f M e a s u r e _ L b l   E l e m e n t T y p e = " C o l u m n "   E l e m e n t I d = " 9 8 1 9 5 1 2 4 9 "   D a t a T y p e = " S t r i n g " > U n i t O f M e a s u r e _ L b l < / U n i t O f M e a s u r e _ L b l > - 
-             < U n i t P r i c e   E l e m e n t T y p e = " C o l u m n "   E l e m e n t I d = " 1 4 7 8 2 2 1 5 2 6 "   D a t a T y p e = " T e x t " > U n i t P r i c e < / U n i t P r i c e > - 
-             < U n i t P r i c e _ L b l   E l e m e n t T y p e = " C o l u m n "   E l e m e n t I d = " 1 1 6 3 9 2 6 6 0 3 "   D a t a T y p e = " S t r i n g " > U n i t P r i c e _ L b l < / U n i t P r i c e _ L b l > - 
-             < U n i t _ L b l   E l e m e n t T y p e = " C o l u m n "   E l e m e n t I d = " 8 1 4 3 6 4 3 1 8 "   D a t a T y p e = " L a b e l " > U n i t _ L b l < / U n i t _ L b l > - 
-             < V A T I d e n t i f i e r _ L i n e   E l e m e n t T y p e = " C o l u m n "   E l e m e n t I d = " 1 7 7 3 6 2 2 4 1 2 "   D a t a T y p e = " C o d e " > V A T I d e n t i f i e r _ L i n e < / V A T I d e n t i f i e r _ L i n e > - 
-             < V A T I d e n t i f i e r _ L i n e _ L b l   E l e m e n t T y p e = " C o l u m n "   E l e m e n t I d = " 5 3 3 7 8 2 7 0 3 "   D a t a T y p e = " S t r i n g " > V A T I d e n t i f i e r _ L i n e _ L b l < / V A T I d e n t i f i e r _ L i n e _ L b l > - 
-             < V A T P c t _ L i n e   E l e m e n t T y p e = " C o l u m n "   E l e m e n t I d = " 1 9 7 4 0 0 1 9 4 4 "   D a t a T y p e = " T e x t " > V A T P c t _ L i n e < / V A T P c t _ L i n e > - 
-             < V A T P c t _ L i n e _ L b l   E l e m e n t T y p e = " C o l u m n "   E l e m e n t I d = " 1 2 0 7 5 2 9 9 1 5 "   D a t a T y p e = " S t r i n g " > V A T P c t _ L i n e _ L b l < / V A T P c t _ L i n e _ L b l > - 
-         < / L i n e > - 
-         < W o r k D e s c r i p t i o n L i n e s   E l e m e n t T y p e = " D a t a I t e m "   E l e m e n t I d = " 2 7 6 8 1 9 4 4 7 " > - 
-             < W o r k D e s c r i p t i o n L i n e   E l e m e n t T y p e = " C o l u m n "   E l e m e n t I d = " 1 9 4 7 6 2 1 6 7 6 "   D a t a T y p e = " T e x t " > W o r k D e s c r i p t i o n L i n e < / W o r k D e s c r i p t i o n L i n e > - 
-             < W o r k D e s c r i p t i o n L i n e N u m b e r   E l e m e n t T y p e = " C o l u m n "   E l e m e n t I d = " 7 9 7 3 0 7 2 2 3 "   D a t a T y p e = " I n t e g e r " > W o r k D e s c r i p t i o n L i n e N u m b e r < / W o r k D e s c r i p t i o n L i n e N u m b e r > - 
-         < / W o r k D e s c r i p t i o n L i n e s > - 
-         < V A T A m o u n t L i n e   E l e m e n t T y p e = " D a t a I t e m "   E l e m e n t I d = " 8 2 7 5 3 4 3 4 8 " > - 
-             < I n v o i c e D i s c o u n t A m o u n t _ V A T A m o u n t L i n e   E l e m e n t T y p e = " C o l u m n "   E l e m e n t I d = " 8 2 4 7 3 0 1 4 1 "   D a t a T y p e = " D e c i m a l " > I n v o i c e D i s c o u n t A m o u n t _ V A T A m o u n t L i n e < / I n v o i c e D i s c o u n t A m o u n t _ V A T A m o u n t L i n e > - 
-             < I n v o i c e D i s c o u n t A m o u n t _ V A T A m o u n t L i n e _ L b l   E l e m e n t T y p e = " C o l u m n "   E l e m e n t I d = " 1 5 6 2 2 0 0 0 3 4 "   D a t a T y p e = " S t r i n g " > I n v o i c e D i s c o u n t A m o u n t _ V A T A m o u n t L i n e _ L b l < / I n v o i c e D i s c o u n t A m o u n t _ V A T A m o u n t L i n e _ L b l > - 
-             < I n v o i c e D i s c o u n t B a s e A m o u n t _ V A T A m o u n t L i n e   E l e m e n t T y p e = " C o l u m n "   E l e m e n t I d = " 2 0 4 0 3 3 2 2 6 6 "   D a t a T y p e = " D e c i m a l " > I n v o i c e D i s c o u n t B a s e A m o u n t _ V A T A m o u n t L i n e < / I n v o i c e D i s c o u n t B a s e A m o u n t _ V A T A m o u n t L i n e > - 
-             < I n v o i c e D i s c o u n t B a s e A m o u n t _ V A T A m o u n t L i n e _ L b l   E l e m e n t T y p e = " C o l u m n "   E l e m e n t I d = " 4 0 5 9 6 0 3 3 1 "   D a t a T y p e = " S t r i n g " > I n v o i c e D i s c o u n t B a s e A m o u n t _ V A T A m o u n t L i n e _ L b l < / I n v o i c e D i s c o u n t B a s e A m o u n t _ V A T A m o u n t L i n e _ L b l > - 
-             < L i n e A m o u n t _ V a t A m o u n t L i n e   E l e m e n t T y p e = " C o l u m n "   E l e m e n t I d = " 2 1 4 6 5 4 0 1 "   D a t a T y p e = " D e c i m a l " > L i n e A m o u n t _ V a t A m o u n t L i n e < / L i n e A m o u n t _ V a t A m o u n t L i n e > - 
-             < L i n e A m o u n t _ V a t A m o u n t L i n e _ L b l   E l e m e n t T y p e = " C o l u m n "   E l e m e n t I d = " 1 1 1 0 9 1 2 1 2 4 "   D a t a T y p e = " S t r i n g " > L i n e A m o u n t _ V a t A m o u n t L i n e _ L b l < / L i n e A m o u n t _ V a t A m o u n t L i n e _ L b l > - 
-             < N o O f V A T I d e n t i f i e r s   E l e m e n t T y p e = " C o l u m n "   E l e m e n t I d = " 1 1 5 3 2 6 3 0 2 6 "   D a t a T y p e = " I n t e g e r " > N o O f V A T I d e n t i f i e r s < / N o O f V A T I d e n t i f i e r s > - 
-             < V A T A m o u n t L C Y _ V A T A m o u n t L i n e   E l e m e n t T y p e = " C o l u m n "   E l e m e n t I d = " 1 5 8 1 9 9 4 3 5 0 "   D a t a T y p e = " D e c i m a l " > V A T A m o u n t L C Y _ V A T A m o u n t L i n e < / V A T A m o u n t L C Y _ V A T A m o u n t L i n e > - 
-             < V A T A m o u n t L C Y _ V A T A m o u n t L i n e _ L b l   E l e m e n t T y p e = " C o l u m n "   E l e m e n t I d = " 9 2 3 0 0 3 3 7 "   D a t a T y p e = " L a b e l " > V A T A m o u n t L C Y _ V A T A m o u n t L i n e _ L b l < / V A T A m o u n t L C Y _ V A T A m o u n t L i n e _ L b l > - 
-             < V A T A m o u n t _ V a t A m o u n t L i n e   E l e m e n t T y p e = " C o l u m n "   E l e m e n t I d = " 1 8 9 1 8 2 0 6 2 0 "   D a t a T y p e = " D e c i m a l " > V A T A m o u n t _ V a t A m o u n t L i n e < / V A T A m o u n t _ V a t A m o u n t L i n e > - 
-             < V A T A m o u n t _ V a t A m o u n t L i n e _ L b l   E l e m e n t T y p e = " C o l u m n "   E l e m e n t I d = " 1 5 1 3 5 5 5 4 7 3 "   D a t a T y p e = " S t r i n g " > V A T A m o u n t _ V a t A m o u n t L i n e _ L b l < / V A T A m o u n t _ V a t A m o u n t L i n e _ L b l > - 
-             < V A T B a s e L C Y _ V A T A m o u n t L i n e   E l e m e n t T y p e = " C o l u m n "   E l e m e n t I d = " 1 8 6 0 9 4 5 6 3 5 "   D a t a T y p e = " D e c i m a l " > V A T B a s e L C Y _ V A T A m o u n t L i n e < / V A T B a s e L C Y _ V A T A m o u n t L i n e > - 
-             < V A T B a s e L C Y _ V A T A m o u n t L i n e _ L b l   E l e m e n t T y p e = " C o l u m n "   E l e m e n t I d = " 1 2 3 6 4 6 7 9 9 8 "   D a t a T y p e = " L a b e l " > V A T B a s e L C Y _ V A T A m o u n t L i n e _ L b l < / V A T B a s e L C Y _ V A T A m o u n t L i n e _ L b l > - 
-             < V A T B a s e _ V a t A m o u n t L i n e   E l e m e n t T y p e = " C o l u m n "   E l e m e n t I d = " 1 4 5 8 9 3 7 8 1 9 "   D a t a T y p e = " D e c i m a l " > V A T B a s e _ V a t A m o u n t L i n e < / V A T B a s e _ V a t A m o u n t L i n e > - 
-             < V A T B a s e _ V a t A m o u n t L i n e _ L b l   E l e m e n t T y p e = " C o l u m n "   E l e m e n t I d = " 1 6 9 1 3 0 2 4 8 8 "   D a t a T y p e = " S t r i n g " > V A T B a s e _ V a t A m o u n t L i n e _ L b l < / V A T B a s e _ V a t A m o u n t L i n e _ L b l > - 
-             < V A T I d e n t i f i e r _ V a t A m o u n t L i n e   E l e m e n t T y p e = " C o l u m n "   E l e m e n t I d = " 1 1 4 2 0 7 0 0 3 5 "   D a t a T y p e = " C o d e " > V A T I d e n t i f i e r _ V a t A m o u n t L i n e < / V A T I d e n t i f i e r _ V a t A m o u n t L i n e > - 
-             < V A T I d e n t i f i e r _ V a t A m o u n t L i n e _ L b l   E l e m e n t T y p e = " C o l u m n "   E l e m e n t I d = " 8 6 4 5 0 4 5 0 "   D a t a T y p e = " S t r i n g " > V A T I d e n t i f i e r _ V a t A m o u n t L i n e _ L b l < / V A T I d e n t i f i e r _ V a t A m o u n t L i n e _ L b l > - 
-             < V A T P c t _ V a t A m o u n t L i n e   E l e m e n t T y p e = " C o l u m n "   E l e m e n t I d = " 1 4 5 3 5 4 2 7 7 7 "   D a t a T y p e = " D e c i m a l " > V A T P c t _ V a t A m o u n t L i n e < / V A T P c t _ V a t A m o u n t L i n e > - 
-             < V A T P c t _ V a t A m o u n t L i n e _ L b l   E l e m e n t T y p e = " C o l u m n "   E l e m e n t I d = " 6 7 6 3 2 3 7 8 "   D a t a T y p e = " S t r i n g " > V A T P c t _ V a t A m o u n t L i n e _ L b l < / V A T P c t _ V a t A m o u n t L i n e _ L b l > - 
-         < / V A T A m o u n t L i n e > - 
-         < V A T C l a u s e L i n e   E l e m e n t T y p e = " D a t a I t e m "   E l e m e n t I d = " 1 6 6 5 5 0 0 1 6 3 " > - 
-             < C o d e _ V A T C l a u s e L i n e   E l e m e n t T y p e = " C o l u m n "   E l e m e n t I d = " 1 8 2 4 5 8 9 8 4 7 "   D a t a T y p e = " C o d e " > C o d e _ V A T C l a u s e L i n e < / C o d e _ V A T C l a u s e L i n e > - 
-             < C o d e _ V A T C l a u s e L i n e _ L b l   E l e m e n t T y p e = " C o l u m n "   E l e m e n t I d = " 4 6 1 5 3 3 0 2 "   D a t a T y p e = " S t r i n g " > C o d e _ V A T C l a u s e L i n e _ L b l < / C o d e _ V A T C l a u s e L i n e _ L b l > - 
-             < D e s c r i p t i o n 2 _ V A T C l a u s e L i n e   E l e m e n t T y p e = " C o l u m n "   E l e m e n t I d = " 1 3 7 9 6 6 7 4 7 0 "   D a t a T y p e = " T e x t " > D e s c r i p t i o n 2 _ V A T C l a u s e L i n e < / D e s c r i p t i o n 2 _ V A T C l a u s e L i n e > - 
-             < D e s c r i p t i o n _ V A T C l a u s e L i n e   E l e m e n t T y p e = " C o l u m n "   E l e m e n t I d = " 1 3 0 5 5 4 5 9 2 4 "   D a t a T y p e = " T e x t " > D e s c r i p t i o n _ V A T C l a u s e L i n e < / D e s c r i p t i o n _ V A T C l a u s e L i n e > - 
-             < N o O f V A T C l a u s e s   E l e m e n t T y p e = " C o l u m n "   E l e m e n t I d = " 7 5 6 4 1 7 3 9 2 "   D a t a T y p e = " I n t e g e r " > N o O f V A T C l a u s e s < / N o O f V A T C l a u s e s > - 
-             < V A T A m o u n t _ V A T C l a u s e L i n e   E l e m e n t T y p e = " C o l u m n "   E l e m e n t I d = " 2 2 2 4 6 9 0 5 9 "   D a t a T y p e = " D e c i m a l " > V A T A m o u n t _ V A T C l a u s e L i n e < / V A T A m o u n t _ V A T C l a u s e L i n e > - 
-             < V A T C l a u s e s H e a d e r   E l e m e n t T y p e = " C o l u m n "   E l e m e n t I d = " 1 9 7 2 4 0 9 9 2 9 "   D a t a T y p e = " T e x t " > V A T C l a u s e s H e a d e r < / V A T C l a u s e s H e a d e r > - 
-             < V A T I d e n t i f i e r _ V A T C l a u s e L i n e   E l e m e n t T y p e = " C o l u m n "   E l e m e n t I d = " 1 4 6 4 4 7 2 4 7 8 "   D a t a T y p e = " C o d e " > V A T I d e n t i f i e r _ V A T C l a u s e L i n e < / V A T I d e n t i f i e r _ V A T C l a u s e L i n e > - 
-         < / V A T C l a u s e L i n e > - 
-         < R e p o r t T o t a l s L i n e   E l e m e n t T y p e = " D a t a I t e m "   E l e m e n t I d = " 2 1 2 2 5 4 9 8 3 6 " > - 
-             < A m o u n t F o r m a t t e d _ R e p o r t T o t a l s L i n e   E l e m e n t T y p e = " C o l u m n "   E l e m e n t I d = " 1 5 0 6 1 3 6 8 2 5 "   D a t a T y p e = " T e x t " > A m o u n t F o r m a t t e d _ R e p o r t T o t a l s L i n e < / A m o u n t F o r m a t t e d _ R e p o r t T o t a l s L i n e > - 
-             < A m o u n t _ R e p o r t T o t a l s L i n e   E l e m e n t T y p e = " C o l u m n "   E l e m e n t I d = " 4 1 9 9 1 8 3 6 9 "   D a t a T y p e = " D e c i m a l " > A m o u n t _ R e p o r t T o t a l s L i n e < / A m o u n t _ R e p o r t T o t a l s L i n e > - 
-             < D e s c r i p t i o n _ R e p o r t T o t a l s L i n e   E l e m e n t T y p e = " C o l u m n "   E l e m e n t I d = " 5 8 1 9 9 6 0 6 7 "   D a t a T y p e = " T e x t " > D e s c r i p t i o n _ R e p o r t T o t a l s L i n e < / D e s c r i p t i o n _ R e p o r t T o t a l s L i n e > - 
-             < F o n t B o l d _ R e p o r t T o t a l s L i n e   E l e m e n t T y p e = " C o l u m n "   E l e m e n t I d = " 9 4 6 5 4 0 5 4 9 "   D a t a T y p e = " B o o l e a n " > F o n t B o l d _ R e p o r t T o t a l s L i n e < / F o n t B o l d _ R e p o r t T o t a l s L i n e > - 
-             < F o n t U n d e r l i n e _ R e p o r t T o t a l s L i n e   E l e m e n t T y p e = " C o l u m n "   E l e m e n t I d = " 2 0 2 1 5 3 3 6 9 4 "   D a t a T y p e = " B o o l e a n " > F o n t U n d e r l i n e _ R e p o r t T o t a l s L i n e < / F o n t U n d e r l i n e _ R e p o r t T o t a l s L i n e > - 
-         < / R e p o r t T o t a l s L i n e > - 
-         < P a y m e n t R e p o r t i n g A r g u m e n t   E l e m e n t T y p e = " D a t a I t e m "   E l e m e n t I d = " 3 1 3 7 4 4 1 9 4 " > - 
-             < P a y m e n t S e r v i c e L o g o   E l e m e n t T y p e = " C o l u m n "   E l e m e n t I d = " 4 1 6 7 9 0 7 6 7 "   D a t a T y p e = " B l o b "   / > - 
-             < P a y m e n t S e r v i c e L o g o _ U r l   E l e m e n t T y p e = " C o l u m n "   E l e m e n t I d = " 6 4 4 9 7 5 1 3 9 "   D a t a T y p e = " T e x t " > P a y m e n t S e r v i c e L o g o _ U r l < / P a y m e n t S e r v i c e L o g o _ U r l > - 
-             < P a y m e n t S e r v i c e L o g o _ U r l T e x t   E l e m e n t T y p e = " C o l u m n "   E l e m e n t I d = " 1 4 1 1 7 0 3 9 7 6 "   D a t a T y p e = " T e x t " > P a y m e n t S e r v i c e L o g o _ U r l T e x t < / P a y m e n t S e r v i c e L o g o _ U r l T e x t > - 
-             < P a y m e n t S e r v i c e T e x t _ U r l   E l e m e n t T y p e = " C o l u m n "   E l e m e n t I d = " 1 7 4 2 3 3 4 7 "   D a t a T y p e = " T e x t " > P a y m e n t S e r v i c e T e x t _ U r l < / P a y m e n t S e r v i c e T e x t _ U r l > - 
-             < P a y m e n t S e r v i c e T e x t _ U r l T e x t   E l e m e n t T y p e = " C o l u m n "   E l e m e n t I d = " 1 6 3 6 7 7 2 9 3 4 "   D a t a T y p e = " T e x t " > P a y m e n t S e r v i c e T e x t _ U r l T e x t < / P a y m e n t S e r v i c e T e x t _ U r l T e x t > - 
-         < / P a y m e n t R e p o r t i n g A r g u m e n t > - 
-         < L e t t e r T e x t   E l e m e n t T y p e = " D a t a I t e m "   E l e m e n t I d = " 1 5 1 0 3 5 3 8 3 4 " > - 
-             < B o d y T e x t   E l e m e n t T y p e = " C o l u m n "   E l e m e n t I d = " 1 4 9 7 5 9 8 0 8 "   D a t a T y p e = " T e x t " > B o d y T e x t < / B o d y T e x t > - 
-             < C l o s i n g T e x t   E l e m e n t T y p e = " C o l u m n "   E l e m e n t I d = " 5 1 2 1 3 5 9 0 9 "   D a t a T y p e = " L a b e l " > C l o s i n g T e x t < / C l o s i n g T e x t > - 
-             < G r e e t i n g T e x t   E l e m e n t T y p e = " C o l u m n "   E l e m e n t I d = " 1 1 7 5 2 7 9 2 8 9 "   D a t a T y p e = " L a b e l " > G r e e t i n g T e x t < / G r e e t i n g T e x t > - 
-             < P m t D i s c T e x t   E l e m e n t T y p e = " C o l u m n "   E l e m e n t I d = " 2 0 1 3 8 4 9 9 4 8 "   D a t a T y p e = " T e x t " > P m t D i s c T e x t < / P m t D i s c T e x t > - 
-         < / L e t t e r T e x t > - 
-         < T o t a l s   E l e m e n t T y p e = " D a t a I t e m "   E l e m e n t I d = " 1 8 2 3 9 5 0 0 4 4 " > - 
-             < T o t a l A m o u n t I n c l u d i n g V A T   E l e m e n t T y p e = " C o l u m n "   E l e m e n t I d = " 9 1 0 5 1 1 5 7 5 "   D a t a T y p e = " D e c i m a l " > T o t a l A m o u n t I n c l u d i n g V A T < / T o t a l A m o u n t I n c l u d i n g V A T > - 
-             < T o t a l E x c l u d i n g V A T T e x t   E l e m e n t T y p e = " C o l u m n "   E l e m e n t I d = " 1 9 2 2 9 4 6 3 1 0 "   D a t a T y p e = " T e x t " > T o t a l E x c l u d i n g V A T T e x t < / T o t a l E x c l u d i n g V A T T e x t > - 
-             < T o t a l I n c l u d i n g V A T T e x t   E l e m e n t T y p e = " C o l u m n "   E l e m e n t I d = " 1 2 0 4 0 1 6 3 5 2 "   D a t a T y p e = " T e x t " > T o t a l I n c l u d i n g V A T T e x t < / T o t a l I n c l u d i n g V A T T e x t > - 
-             < T o t a l I n v o i c e D i s c o u n t A m o u n t   E l e m e n t T y p e = " C o l u m n "   E l e m e n t I d = " 4 0 2 1 7 7 5 1 "   D a t a T y p e = " D e c i m a l " > T o t a l I n v o i c e D i s c o u n t A m o u n t < / T o t a l I n v o i c e D i s c o u n t A m o u n t > - 
-             < T o t a l N e t A m o u n t   E l e m e n t T y p e = " C o l u m n "   E l e m e n t I d = " 4 8 3 1 9 3 3 7 2 "   D a t a T y p e = " D e c i m a l " > T o t a l N e t A m o u n t < / T o t a l N e t A m o u n t > - 
-             < T o t a l P a y m e n t D i s c o u n t O n V A T   E l e m e n t T y p e = " C o l u m n "   E l e m e n t I d = " 7 3 6 0 4 1 8 8 6 "   D a t a T y p e = " D e c i m a l " > T o t a l P a y m e n t D i s c o u n t O n V A T < / T o t a l P a y m e n t D i s c o u n t O n V A T > - 
-             < T o t a l S u b T o t a l   E l e m e n t T y p e = " C o l u m n "   E l e m e n t I d = " 2 0 9 7 8 7 6 8 0 1 "   D a t a T y p e = " D e c i m a l " > T o t a l S u b T o t a l < / T o t a l S u b T o t a l > - 
-             < T o t a l S u b T o t a l M i n u s I n v o i c e D i s c o u n t   E l e m e n t T y p e = " C o l u m n "   E l e m e n t I d = " 7 6 9 4 3 1 8 8 7 "   D a t a T y p e = " D e c i m a l " > T o t a l S u b T o t a l M i n u s I n v o i c e D i s c o u n t < / T o t a l S u b T o t a l M i n u s I n v o i c e D i s c o u n t > - 
-             < T o t a l T e x t   E l e m e n t T y p e = " C o l u m n "   E l e m e n t I d = " 2 3 1 9 1 0 5 1 8 "   D a t a T y p e = " T e x t " > T o t a l T e x t < / T o t a l T e x t > - 
-             < T o t a l V A T A m o u n t   E l e m e n t T y p e = " C o l u m n "   E l e m e n t I d = " 1 6 2 7 1 0 2 3 2 8 "   D a t a T y p e = " D e c i m a l " > T o t a l V A T A m o u n t < / T o t a l V A T A m o u n t > - 
-             < T o t a l V A T A m o u n t L C Y   E l e m e n t T y p e = " C o l u m n "   E l e m e n t I d = " 1 5 0 6 5 7 0 2 1 8 "   D a t a T y p e = " D e c i m a l " > T o t a l V A T A m o u n t L C Y < / T o t a l V A T A m o u n t L C Y > - 
-             < T o t a l V A T A m o u n t T e x t   E l e m e n t T y p e = " C o l u m n "   E l e m e n t I d = " 9 7 3 6 6 6 3 3 9 "   D a t a T y p e = " T e x t " > T o t a l V A T A m o u n t T e x t < / T o t a l V A T A m o u n t T e x t > - 
-             < T o t a l V A T B a s e L C Y   E l e m e n t T y p e = " C o l u m n "   E l e m e n t I d = " 8 3 4 4 5 0 5 2 1 "   D a t a T y p e = " D e c i m a l " > T o t a l V A T B a s e L C Y < / T o t a l V A T B a s e L C Y >   
          < / T o t a l s >   
